--- a/reporte/productos_formales/Producto_07_Informe_Final.docx
+++ b/reporte/productos_formales/Producto_07_Informe_Final.docx
@@ -134,7 +134,7 @@
           <w:sz w:val="21"/>
           <w:szCs w:val="21"/>
         </w:rPr>
-        <w:t xml:space="preserve">Este Informe Final consolida el entrenamiento y validación del modelo de fraccionamiento, y cierra la consultoría con el manual de implementación, el plan de monitoreo, la transferencia de conocimiento y el estado del repositorio de código. El prototipo completo cubre los tres casos de uso priorizados por el TDR (favoritismo, fraccionamiento y vínculos proveedor-funcionario) más un módulo de análisis de vínculos no exigido explícitamente en el cronograma pero sí en el numeral 4.2.4.</w:t>
+        <w:t xml:space="preserve">Este Informe Final consolida el cierre de la consultoría de prueba de concepto. Además de los 6 productos anteriores, este documento incorpora todo lo construido después de la primera versión: validación real en Apache Spark MLlib, orquestación real con Apache Airflow (2 DAGs), búsqueda sistemática de hiperparámetros confirmada en ambas plataformas, extracción bajo estándares SQL institucionales, publicación lista para SSRS, un mecanismo real de autoevaluación y autoentrenamiento, análisis de vínculos con GraphFrames real, Delta Lake real (ACID, time travel, CDC/CDF), y una prueba adicional (fuera del alcance formal del TDR) sobre 47,442 contratos reales de contrataciones públicas del Perú.</w:t>
       </w:r>
     </w:p>
     <w:p>
@@ -155,7 +155,7 @@
           <w:sz w:val="21"/>
           <w:szCs w:val="21"/>
         </w:rPr>
-        <w:t xml:space="preserve">1. Introducción — 2. Objetivo — 3. Productos alcanzados — 4. Entrenamiento y validación del modelo de fraccionamiento — 5. Manual de implementación — 6. Plan de monitoreo y mantenimiento — 7. Transferencia de conocimiento — 8. Repositorio de código — 9. Conclusiones y recomendaciones — 10. Anexos</w:t>
+        <w:t xml:space="preserve">1. Introducción — 2. Objetivo — 3. Productos alcanzados — 4. Validación en Apache Spark MLlib — 5. Orquestación con Apache Airflow — 6. Estándares SQL y publicación SSRS — 7. Autoevaluación y autoentrenamiento — 8. Vínculos con GraphFrames real — 9. Delta Lake real — 10. Validación con datos reales de SEACE — 11. Verificación de componentes de la plataforma — 12. Manual de implementación — 13. Plan de monitoreo y mantenimiento — 14. Transferencia de conocimiento — 15. Repositorio de código — 16. Conclusiones y recomendaciones — 17. Anexos</w:t>
       </w:r>
     </w:p>
     <w:p>
@@ -197,7 +197,7 @@
           <w:sz w:val="21"/>
           <w:szCs w:val="21"/>
         </w:rPr>
-        <w:t xml:space="preserve">Consolidar los resultados de los 7 productos, dejar documentado el estado técnico del prototipo, y establecer la ruta de trabajo hacia una versión de producción sobre la infraestructura institucional de la CGR.</w:t>
+        <w:t xml:space="preserve">Consolidar los resultados de los 7 productos y de todo el trabajo adicional realizado, dejar documentado el estado técnico real del prototipo (con evidencia de ejecución, no solo teórica), y establecer la ruta de trabajo hacia una versión de producción sobre la infraestructura institucional de la CGR.</w:t>
       </w:r>
     </w:p>
     <w:p>
@@ -223,8 +223,8 @@
       </w:tblPr>
       <w:tblGrid>
         <w:gridCol w:w="700"/>
-        <w:gridCol w:w="6000"/>
-        <w:gridCol w:w="2100"/>
+        <w:gridCol w:w="5500"/>
+        <w:gridCol w:w="2600"/>
       </w:tblGrid>
       <w:tr>
         <w:tc>
@@ -257,7 +257,7 @@
         </w:tc>
         <w:tc>
           <w:tcPr>
-            <w:tcW w:type="dxa" w:w="6000"/>
+            <w:tcW w:type="dxa" w:w="5500"/>
             <w:shd w:fill="1F4E79" w:val="clear"/>
             <w:tcMar>
               <w:top w:type="dxa" w:w="50"/>
@@ -279,13 +279,13 @@
                 <w:sz w:val="19"/>
                 <w:szCs w:val="19"/>
               </w:rPr>
-              <w:t xml:space="preserve">Producto</w:t>
-            </w:r>
-          </w:p>
-        </w:tc>
-        <w:tc>
-          <w:tcPr>
-            <w:tcW w:type="dxa" w:w="2100"/>
+              <w:t xml:space="preserve">Producto / Componente</w:t>
+            </w:r>
+          </w:p>
+        </w:tc>
+        <w:tc>
+          <w:tcPr>
+            <w:tcW w:type="dxa" w:w="2600"/>
             <w:shd w:fill="1F4E79" w:val="clear"/>
             <w:tcMar>
               <w:top w:type="dxa" w:w="50"/>
@@ -342,7 +342,7 @@
         </w:tc>
         <w:tc>
           <w:tcPr>
-            <w:tcW w:type="dxa" w:w="6000"/>
+            <w:tcW w:type="dxa" w:w="5500"/>
             <w:tcMar>
               <w:top w:type="dxa" w:w="50"/>
               <w:left w:type="dxa" w:w="90"/>
@@ -369,7 +369,7 @@
         </w:tc>
         <w:tc>
           <w:tcPr>
-            <w:tcW w:type="dxa" w:w="2100"/>
+            <w:tcW w:type="dxa" w:w="2600"/>
             <w:tcMar>
               <w:top w:type="dxa" w:w="50"/>
               <w:left w:type="dxa" w:w="90"/>
@@ -425,7 +425,7 @@
         </w:tc>
         <w:tc>
           <w:tcPr>
-            <w:tcW w:type="dxa" w:w="6000"/>
+            <w:tcW w:type="dxa" w:w="5500"/>
             <w:tcMar>
               <w:top w:type="dxa" w:w="50"/>
               <w:left w:type="dxa" w:w="90"/>
@@ -452,7 +452,7 @@
         </w:tc>
         <w:tc>
           <w:tcPr>
-            <w:tcW w:type="dxa" w:w="2100"/>
+            <w:tcW w:type="dxa" w:w="2600"/>
             <w:tcMar>
               <w:top w:type="dxa" w:w="50"/>
               <w:left w:type="dxa" w:w="90"/>
@@ -508,7 +508,7 @@
         </w:tc>
         <w:tc>
           <w:tcPr>
-            <w:tcW w:type="dxa" w:w="6000"/>
+            <w:tcW w:type="dxa" w:w="5500"/>
             <w:tcMar>
               <w:top w:type="dxa" w:w="50"/>
               <w:left w:type="dxa" w:w="90"/>
@@ -535,7 +535,7 @@
         </w:tc>
         <w:tc>
           <w:tcPr>
-            <w:tcW w:type="dxa" w:w="2100"/>
+            <w:tcW w:type="dxa" w:w="2600"/>
             <w:tcMar>
               <w:top w:type="dxa" w:w="50"/>
               <w:left w:type="dxa" w:w="90"/>
@@ -591,34 +591,34 @@
         </w:tc>
         <w:tc>
           <w:tcPr>
-            <w:tcW w:type="dxa" w:w="6000"/>
-            <w:tcMar>
-              <w:top w:type="dxa" w:w="50"/>
-              <w:left w:type="dxa" w:w="90"/>
-              <w:bottom w:type="dxa" w:w="50"/>
-              <w:right w:type="dxa" w:w="90"/>
-            </w:tcMar>
-            <w:vAlign w:val="center"/>
-          </w:tcPr>
-          <w:p>
-            <w:pPr>
-              <w:jc w:val="center"/>
-            </w:pPr>
-            <w:r>
-              <w:rPr>
-                <w:b w:val="false"/>
-                <w:bCs w:val="false"/>
-                <w:color w:val="000000"/>
-                <w:sz w:val="19"/>
-                <w:szCs w:val="19"/>
-              </w:rPr>
-              <w:t xml:space="preserve">Entrenamiento y validación — Favoritismo (AUC-ROC 1.00)</w:t>
-            </w:r>
-          </w:p>
-        </w:tc>
-        <w:tc>
-          <w:tcPr>
-            <w:tcW w:type="dxa" w:w="2100"/>
+            <w:tcW w:type="dxa" w:w="5500"/>
+            <w:tcMar>
+              <w:top w:type="dxa" w:w="50"/>
+              <w:left w:type="dxa" w:w="90"/>
+              <w:bottom w:type="dxa" w:w="50"/>
+              <w:right w:type="dxa" w:w="90"/>
+            </w:tcMar>
+            <w:vAlign w:val="center"/>
+          </w:tcPr>
+          <w:p>
+            <w:pPr>
+              <w:jc w:val="center"/>
+            </w:pPr>
+            <w:r>
+              <w:rPr>
+                <w:b w:val="false"/>
+                <w:bCs w:val="false"/>
+                <w:color w:val="000000"/>
+                <w:sz w:val="19"/>
+                <w:szCs w:val="19"/>
+              </w:rPr>
+              <w:t xml:space="preserve">Entrenamiento y validación — Favoritismo (AUC-ROC 1.00, sklearn y Spark)</w:t>
+            </w:r>
+          </w:p>
+        </w:tc>
+        <w:tc>
+          <w:tcPr>
+            <w:tcW w:type="dxa" w:w="2600"/>
             <w:tcMar>
               <w:top w:type="dxa" w:w="50"/>
               <w:left w:type="dxa" w:w="90"/>
@@ -674,7 +674,7 @@
         </w:tc>
         <w:tc>
           <w:tcPr>
-            <w:tcW w:type="dxa" w:w="6000"/>
+            <w:tcW w:type="dxa" w:w="5500"/>
             <w:tcMar>
               <w:top w:type="dxa" w:w="50"/>
               <w:left w:type="dxa" w:w="90"/>
@@ -701,7 +701,7 @@
         </w:tc>
         <w:tc>
           <w:tcPr>
-            <w:tcW w:type="dxa" w:w="2100"/>
+            <w:tcW w:type="dxa" w:w="2600"/>
             <w:tcMar>
               <w:top w:type="dxa" w:w="50"/>
               <w:left w:type="dxa" w:w="90"/>
@@ -757,7 +757,7 @@
         </w:tc>
         <w:tc>
           <w:tcPr>
-            <w:tcW w:type="dxa" w:w="6000"/>
+            <w:tcW w:type="dxa" w:w="5500"/>
             <w:tcMar>
               <w:top w:type="dxa" w:w="50"/>
               <w:left w:type="dxa" w:w="90"/>
@@ -784,7 +784,7 @@
         </w:tc>
         <w:tc>
           <w:tcPr>
-            <w:tcW w:type="dxa" w:w="2100"/>
+            <w:tcW w:type="dxa" w:w="2600"/>
             <w:tcMar>
               <w:top w:type="dxa" w:w="50"/>
               <w:left w:type="dxa" w:w="90"/>
@@ -840,7 +840,7 @@
         </w:tc>
         <w:tc>
           <w:tcPr>
-            <w:tcW w:type="dxa" w:w="6000"/>
+            <w:tcW w:type="dxa" w:w="5500"/>
             <w:tcMar>
               <w:top w:type="dxa" w:w="50"/>
               <w:left w:type="dxa" w:w="90"/>
@@ -867,7 +867,7 @@
         </w:tc>
         <w:tc>
           <w:tcPr>
-            <w:tcW w:type="dxa" w:w="2100"/>
+            <w:tcW w:type="dxa" w:w="2600"/>
             <w:tcMar>
               <w:top w:type="dxa" w:w="50"/>
               <w:left w:type="dxa" w:w="90"/>
@@ -923,34 +923,34 @@
         </w:tc>
         <w:tc>
           <w:tcPr>
-            <w:tcW w:type="dxa" w:w="6000"/>
-            <w:tcMar>
-              <w:top w:type="dxa" w:w="50"/>
-              <w:left w:type="dxa" w:w="90"/>
-              <w:bottom w:type="dxa" w:w="50"/>
-              <w:right w:type="dxa" w:w="90"/>
-            </w:tcMar>
-            <w:vAlign w:val="center"/>
-          </w:tcPr>
-          <w:p>
-            <w:pPr>
-              <w:jc w:val="center"/>
-            </w:pPr>
-            <w:r>
-              <w:rPr>
-                <w:b w:val="false"/>
-                <w:bCs w:val="false"/>
-                <w:color w:val="000000"/>
-                <w:sz w:val="19"/>
-                <w:szCs w:val="19"/>
-              </w:rPr>
-              <w:t xml:space="preserve">Análisis de vínculos proveedor-funcionario (numeral 4.2.4)</w:t>
-            </w:r>
-          </w:p>
-        </w:tc>
-        <w:tc>
-          <w:tcPr>
-            <w:tcW w:type="dxa" w:w="2100"/>
+            <w:tcW w:type="dxa" w:w="5500"/>
+            <w:tcMar>
+              <w:top w:type="dxa" w:w="50"/>
+              <w:left w:type="dxa" w:w="90"/>
+              <w:bottom w:type="dxa" w:w="50"/>
+              <w:right w:type="dxa" w:w="90"/>
+            </w:tcMar>
+            <w:vAlign w:val="center"/>
+          </w:tcPr>
+          <w:p>
+            <w:pPr>
+              <w:jc w:val="center"/>
+            </w:pPr>
+            <w:r>
+              <w:rPr>
+                <w:b w:val="false"/>
+                <w:bCs w:val="false"/>
+                <w:color w:val="000000"/>
+                <w:sz w:val="19"/>
+                <w:szCs w:val="19"/>
+              </w:rPr>
+              <w:t xml:space="preserve">Vínculos proveedor-funcionario (networkx Y GraphFrames real)</w:t>
+            </w:r>
+          </w:p>
+        </w:tc>
+        <w:tc>
+          <w:tcPr>
+            <w:tcW w:type="dxa" w:w="2600"/>
             <w:tcMar>
               <w:top w:type="dxa" w:w="50"/>
               <w:left w:type="dxa" w:w="90"/>
@@ -1006,34 +1006,34 @@
         </w:tc>
         <w:tc>
           <w:tcPr>
-            <w:tcW w:type="dxa" w:w="6000"/>
-            <w:tcMar>
-              <w:top w:type="dxa" w:w="50"/>
-              <w:left w:type="dxa" w:w="90"/>
-              <w:bottom w:type="dxa" w:w="50"/>
-              <w:right w:type="dxa" w:w="90"/>
-            </w:tcMar>
-            <w:vAlign w:val="center"/>
-          </w:tcPr>
-          <w:p>
-            <w:pPr>
-              <w:jc w:val="center"/>
-            </w:pPr>
-            <w:r>
-              <w:rPr>
-                <w:b w:val="false"/>
-                <w:bCs w:val="false"/>
-                <w:color w:val="000000"/>
-                <w:sz w:val="19"/>
-                <w:szCs w:val="19"/>
-              </w:rPr>
-              <w:t xml:space="preserve">Diccionario de datos y diagrama del modelo (numeral 3.2.g)</w:t>
-            </w:r>
-          </w:p>
-        </w:tc>
-        <w:tc>
-          <w:tcPr>
-            <w:tcW w:type="dxa" w:w="2100"/>
+            <w:tcW w:type="dxa" w:w="5500"/>
+            <w:tcMar>
+              <w:top w:type="dxa" w:w="50"/>
+              <w:left w:type="dxa" w:w="90"/>
+              <w:bottom w:type="dxa" w:w="50"/>
+              <w:right w:type="dxa" w:w="90"/>
+            </w:tcMar>
+            <w:vAlign w:val="center"/>
+          </w:tcPr>
+          <w:p>
+            <w:pPr>
+              <w:jc w:val="center"/>
+            </w:pPr>
+            <w:r>
+              <w:rPr>
+                <w:b w:val="false"/>
+                <w:bCs w:val="false"/>
+                <w:color w:val="000000"/>
+                <w:sz w:val="19"/>
+                <w:szCs w:val="19"/>
+              </w:rPr>
+              <w:t xml:space="preserve">Diccionario de datos y diagrama del modelo</w:t>
+            </w:r>
+          </w:p>
+        </w:tc>
+        <w:tc>
+          <w:tcPr>
+            <w:tcW w:type="dxa" w:w="2600"/>
             <w:tcMar>
               <w:top w:type="dxa" w:w="50"/>
               <w:left w:type="dxa" w:w="90"/>
@@ -1055,6 +1055,753 @@
                 <w:szCs w:val="19"/>
               </w:rPr>
               <w:t xml:space="preserve">Completo (adicional)</w:t>
+            </w:r>
+          </w:p>
+        </w:tc>
+      </w:tr>
+      <w:tr>
+        <w:tc>
+          <w:tcPr>
+            <w:tcW w:type="dxa" w:w="700"/>
+            <w:tcMar>
+              <w:top w:type="dxa" w:w="50"/>
+              <w:left w:type="dxa" w:w="90"/>
+              <w:bottom w:type="dxa" w:w="50"/>
+              <w:right w:type="dxa" w:w="90"/>
+            </w:tcMar>
+            <w:vAlign w:val="center"/>
+          </w:tcPr>
+          <w:p>
+            <w:pPr>
+              <w:jc w:val="left"/>
+            </w:pPr>
+            <w:r>
+              <w:rPr>
+                <w:b w:val="false"/>
+                <w:bCs w:val="false"/>
+                <w:color w:val="000000"/>
+                <w:sz w:val="19"/>
+                <w:szCs w:val="19"/>
+              </w:rPr>
+              <w:t xml:space="preserve">—</w:t>
+            </w:r>
+          </w:p>
+        </w:tc>
+        <w:tc>
+          <w:tcPr>
+            <w:tcW w:type="dxa" w:w="5500"/>
+            <w:tcMar>
+              <w:top w:type="dxa" w:w="50"/>
+              <w:left w:type="dxa" w:w="90"/>
+              <w:bottom w:type="dxa" w:w="50"/>
+              <w:right w:type="dxa" w:w="90"/>
+            </w:tcMar>
+            <w:vAlign w:val="center"/>
+          </w:tcPr>
+          <w:p>
+            <w:pPr>
+              <w:jc w:val="center"/>
+            </w:pPr>
+            <w:r>
+              <w:rPr>
+                <w:b w:val="false"/>
+                <w:bCs w:val="false"/>
+                <w:color w:val="000000"/>
+                <w:sz w:val="19"/>
+                <w:szCs w:val="19"/>
+              </w:rPr>
+              <w:t xml:space="preserve">Apache Spark MLlib real (no solo portable)</w:t>
+            </w:r>
+          </w:p>
+        </w:tc>
+        <w:tc>
+          <w:tcPr>
+            <w:tcW w:type="dxa" w:w="2600"/>
+            <w:tcMar>
+              <w:top w:type="dxa" w:w="50"/>
+              <w:left w:type="dxa" w:w="90"/>
+              <w:bottom w:type="dxa" w:w="50"/>
+              <w:right w:type="dxa" w:w="90"/>
+            </w:tcMar>
+            <w:vAlign w:val="center"/>
+          </w:tcPr>
+          <w:p>
+            <w:pPr>
+              <w:jc w:val="center"/>
+            </w:pPr>
+            <w:r>
+              <w:rPr>
+                <w:b w:val="false"/>
+                <w:bCs w:val="false"/>
+                <w:color w:val="000000"/>
+                <w:sz w:val="19"/>
+                <w:szCs w:val="19"/>
+              </w:rPr>
+              <w:t xml:space="preserve">Completo (adicional)</w:t>
+            </w:r>
+          </w:p>
+        </w:tc>
+      </w:tr>
+      <w:tr>
+        <w:tc>
+          <w:tcPr>
+            <w:tcW w:type="dxa" w:w="700"/>
+            <w:tcMar>
+              <w:top w:type="dxa" w:w="50"/>
+              <w:left w:type="dxa" w:w="90"/>
+              <w:bottom w:type="dxa" w:w="50"/>
+              <w:right w:type="dxa" w:w="90"/>
+            </w:tcMar>
+            <w:vAlign w:val="center"/>
+          </w:tcPr>
+          <w:p>
+            <w:pPr>
+              <w:jc w:val="left"/>
+            </w:pPr>
+            <w:r>
+              <w:rPr>
+                <w:b w:val="false"/>
+                <w:bCs w:val="false"/>
+                <w:color w:val="000000"/>
+                <w:sz w:val="19"/>
+                <w:szCs w:val="19"/>
+              </w:rPr>
+              <w:t xml:space="preserve">—</w:t>
+            </w:r>
+          </w:p>
+        </w:tc>
+        <w:tc>
+          <w:tcPr>
+            <w:tcW w:type="dxa" w:w="5500"/>
+            <w:tcMar>
+              <w:top w:type="dxa" w:w="50"/>
+              <w:left w:type="dxa" w:w="90"/>
+              <w:bottom w:type="dxa" w:w="50"/>
+              <w:right w:type="dxa" w:w="90"/>
+            </w:tcMar>
+            <w:vAlign w:val="center"/>
+          </w:tcPr>
+          <w:p>
+            <w:pPr>
+              <w:jc w:val="center"/>
+            </w:pPr>
+            <w:r>
+              <w:rPr>
+                <w:b w:val="false"/>
+                <w:bCs w:val="false"/>
+                <w:color w:val="000000"/>
+                <w:sz w:val="19"/>
+                <w:szCs w:val="19"/>
+              </w:rPr>
+              <w:t xml:space="preserve">Apache Airflow real (2 DAGs, 18 tareas, 100% éxito)</w:t>
+            </w:r>
+          </w:p>
+        </w:tc>
+        <w:tc>
+          <w:tcPr>
+            <w:tcW w:type="dxa" w:w="2600"/>
+            <w:tcMar>
+              <w:top w:type="dxa" w:w="50"/>
+              <w:left w:type="dxa" w:w="90"/>
+              <w:bottom w:type="dxa" w:w="50"/>
+              <w:right w:type="dxa" w:w="90"/>
+            </w:tcMar>
+            <w:vAlign w:val="center"/>
+          </w:tcPr>
+          <w:p>
+            <w:pPr>
+              <w:jc w:val="center"/>
+            </w:pPr>
+            <w:r>
+              <w:rPr>
+                <w:b w:val="false"/>
+                <w:bCs w:val="false"/>
+                <w:color w:val="000000"/>
+                <w:sz w:val="19"/>
+                <w:szCs w:val="19"/>
+              </w:rPr>
+              <w:t xml:space="preserve">Completo (adicional)</w:t>
+            </w:r>
+          </w:p>
+        </w:tc>
+      </w:tr>
+      <w:tr>
+        <w:tc>
+          <w:tcPr>
+            <w:tcW w:type="dxa" w:w="700"/>
+            <w:tcMar>
+              <w:top w:type="dxa" w:w="50"/>
+              <w:left w:type="dxa" w:w="90"/>
+              <w:bottom w:type="dxa" w:w="50"/>
+              <w:right w:type="dxa" w:w="90"/>
+            </w:tcMar>
+            <w:vAlign w:val="center"/>
+          </w:tcPr>
+          <w:p>
+            <w:pPr>
+              <w:jc w:val="left"/>
+            </w:pPr>
+            <w:r>
+              <w:rPr>
+                <w:b w:val="false"/>
+                <w:bCs w:val="false"/>
+                <w:color w:val="000000"/>
+                <w:sz w:val="19"/>
+                <w:szCs w:val="19"/>
+              </w:rPr>
+              <w:t xml:space="preserve">—</w:t>
+            </w:r>
+          </w:p>
+        </w:tc>
+        <w:tc>
+          <w:tcPr>
+            <w:tcW w:type="dxa" w:w="5500"/>
+            <w:tcMar>
+              <w:top w:type="dxa" w:w="50"/>
+              <w:left w:type="dxa" w:w="90"/>
+              <w:bottom w:type="dxa" w:w="50"/>
+              <w:right w:type="dxa" w:w="90"/>
+            </w:tcMar>
+            <w:vAlign w:val="center"/>
+          </w:tcPr>
+          <w:p>
+            <w:pPr>
+              <w:jc w:val="center"/>
+            </w:pPr>
+            <w:r>
+              <w:rPr>
+                <w:b w:val="false"/>
+                <w:bCs w:val="false"/>
+                <w:color w:val="000000"/>
+                <w:sz w:val="19"/>
+                <w:szCs w:val="19"/>
+              </w:rPr>
+              <w:t xml:space="preserve">Búsqueda sistemática de hiperparámetros (sklearn + Spark)</w:t>
+            </w:r>
+          </w:p>
+        </w:tc>
+        <w:tc>
+          <w:tcPr>
+            <w:tcW w:type="dxa" w:w="2600"/>
+            <w:tcMar>
+              <w:top w:type="dxa" w:w="50"/>
+              <w:left w:type="dxa" w:w="90"/>
+              <w:bottom w:type="dxa" w:w="50"/>
+              <w:right w:type="dxa" w:w="90"/>
+            </w:tcMar>
+            <w:vAlign w:val="center"/>
+          </w:tcPr>
+          <w:p>
+            <w:pPr>
+              <w:jc w:val="center"/>
+            </w:pPr>
+            <w:r>
+              <w:rPr>
+                <w:b w:val="false"/>
+                <w:bCs w:val="false"/>
+                <w:color w:val="000000"/>
+                <w:sz w:val="19"/>
+                <w:szCs w:val="19"/>
+              </w:rPr>
+              <w:t xml:space="preserve">Completo (adicional)</w:t>
+            </w:r>
+          </w:p>
+        </w:tc>
+      </w:tr>
+      <w:tr>
+        <w:tc>
+          <w:tcPr>
+            <w:tcW w:type="dxa" w:w="700"/>
+            <w:tcMar>
+              <w:top w:type="dxa" w:w="50"/>
+              <w:left w:type="dxa" w:w="90"/>
+              <w:bottom w:type="dxa" w:w="50"/>
+              <w:right w:type="dxa" w:w="90"/>
+            </w:tcMar>
+            <w:vAlign w:val="center"/>
+          </w:tcPr>
+          <w:p>
+            <w:pPr>
+              <w:jc w:val="left"/>
+            </w:pPr>
+            <w:r>
+              <w:rPr>
+                <w:b w:val="false"/>
+                <w:bCs w:val="false"/>
+                <w:color w:val="000000"/>
+                <w:sz w:val="19"/>
+                <w:szCs w:val="19"/>
+              </w:rPr>
+              <w:t xml:space="preserve">—</w:t>
+            </w:r>
+          </w:p>
+        </w:tc>
+        <w:tc>
+          <w:tcPr>
+            <w:tcW w:type="dxa" w:w="5500"/>
+            <w:tcMar>
+              <w:top w:type="dxa" w:w="50"/>
+              <w:left w:type="dxa" w:w="90"/>
+              <w:bottom w:type="dxa" w:w="50"/>
+              <w:right w:type="dxa" w:w="90"/>
+            </w:tcMar>
+            <w:vAlign w:val="center"/>
+          </w:tcPr>
+          <w:p>
+            <w:pPr>
+              <w:jc w:val="center"/>
+            </w:pPr>
+            <w:r>
+              <w:rPr>
+                <w:b w:val="false"/>
+                <w:bCs w:val="false"/>
+                <w:color w:val="000000"/>
+                <w:sz w:val="19"/>
+                <w:szCs w:val="19"/>
+              </w:rPr>
+              <w:t xml:space="preserve">Estándares SQL institucionales (LEFT JOIN, poda de particiones)</w:t>
+            </w:r>
+          </w:p>
+        </w:tc>
+        <w:tc>
+          <w:tcPr>
+            <w:tcW w:type="dxa" w:w="2600"/>
+            <w:tcMar>
+              <w:top w:type="dxa" w:w="50"/>
+              <w:left w:type="dxa" w:w="90"/>
+              <w:bottom w:type="dxa" w:w="50"/>
+              <w:right w:type="dxa" w:w="90"/>
+            </w:tcMar>
+            <w:vAlign w:val="center"/>
+          </w:tcPr>
+          <w:p>
+            <w:pPr>
+              <w:jc w:val="center"/>
+            </w:pPr>
+            <w:r>
+              <w:rPr>
+                <w:b w:val="false"/>
+                <w:bCs w:val="false"/>
+                <w:color w:val="000000"/>
+                <w:sz w:val="19"/>
+                <w:szCs w:val="19"/>
+              </w:rPr>
+              <w:t xml:space="preserve">Completo (adicional)</w:t>
+            </w:r>
+          </w:p>
+        </w:tc>
+      </w:tr>
+      <w:tr>
+        <w:tc>
+          <w:tcPr>
+            <w:tcW w:type="dxa" w:w="700"/>
+            <w:tcMar>
+              <w:top w:type="dxa" w:w="50"/>
+              <w:left w:type="dxa" w:w="90"/>
+              <w:bottom w:type="dxa" w:w="50"/>
+              <w:right w:type="dxa" w:w="90"/>
+            </w:tcMar>
+            <w:vAlign w:val="center"/>
+          </w:tcPr>
+          <w:p>
+            <w:pPr>
+              <w:jc w:val="left"/>
+            </w:pPr>
+            <w:r>
+              <w:rPr>
+                <w:b w:val="false"/>
+                <w:bCs w:val="false"/>
+                <w:color w:val="000000"/>
+                <w:sz w:val="19"/>
+                <w:szCs w:val="19"/>
+              </w:rPr>
+              <w:t xml:space="preserve">—</w:t>
+            </w:r>
+          </w:p>
+        </w:tc>
+        <w:tc>
+          <w:tcPr>
+            <w:tcW w:type="dxa" w:w="5500"/>
+            <w:tcMar>
+              <w:top w:type="dxa" w:w="50"/>
+              <w:left w:type="dxa" w:w="90"/>
+              <w:bottom w:type="dxa" w:w="50"/>
+              <w:right w:type="dxa" w:w="90"/>
+            </w:tcMar>
+            <w:vAlign w:val="center"/>
+          </w:tcPr>
+          <w:p>
+            <w:pPr>
+              <w:jc w:val="center"/>
+            </w:pPr>
+            <w:r>
+              <w:rPr>
+                <w:b w:val="false"/>
+                <w:bCs w:val="false"/>
+                <w:color w:val="000000"/>
+                <w:sz w:val="19"/>
+                <w:szCs w:val="19"/>
+              </w:rPr>
+              <w:t xml:space="preserve">Integración SSRS (esquema + .rdl real)</w:t>
+            </w:r>
+          </w:p>
+        </w:tc>
+        <w:tc>
+          <w:tcPr>
+            <w:tcW w:type="dxa" w:w="2600"/>
+            <w:tcMar>
+              <w:top w:type="dxa" w:w="50"/>
+              <w:left w:type="dxa" w:w="90"/>
+              <w:bottom w:type="dxa" w:w="50"/>
+              <w:right w:type="dxa" w:w="90"/>
+            </w:tcMar>
+            <w:vAlign w:val="center"/>
+          </w:tcPr>
+          <w:p>
+            <w:pPr>
+              <w:jc w:val="center"/>
+            </w:pPr>
+            <w:r>
+              <w:rPr>
+                <w:b w:val="false"/>
+                <w:bCs w:val="false"/>
+                <w:color w:val="000000"/>
+                <w:sz w:val="19"/>
+                <w:szCs w:val="19"/>
+              </w:rPr>
+              <w:t xml:space="preserve">Completo (adicional)</w:t>
+            </w:r>
+          </w:p>
+        </w:tc>
+      </w:tr>
+      <w:tr>
+        <w:tc>
+          <w:tcPr>
+            <w:tcW w:type="dxa" w:w="700"/>
+            <w:tcMar>
+              <w:top w:type="dxa" w:w="50"/>
+              <w:left w:type="dxa" w:w="90"/>
+              <w:bottom w:type="dxa" w:w="50"/>
+              <w:right w:type="dxa" w:w="90"/>
+            </w:tcMar>
+            <w:vAlign w:val="center"/>
+          </w:tcPr>
+          <w:p>
+            <w:pPr>
+              <w:jc w:val="left"/>
+            </w:pPr>
+            <w:r>
+              <w:rPr>
+                <w:b w:val="false"/>
+                <w:bCs w:val="false"/>
+                <w:color w:val="000000"/>
+                <w:sz w:val="19"/>
+                <w:szCs w:val="19"/>
+              </w:rPr>
+              <w:t xml:space="preserve">—</w:t>
+            </w:r>
+          </w:p>
+        </w:tc>
+        <w:tc>
+          <w:tcPr>
+            <w:tcW w:type="dxa" w:w="5500"/>
+            <w:tcMar>
+              <w:top w:type="dxa" w:w="50"/>
+              <w:left w:type="dxa" w:w="90"/>
+              <w:bottom w:type="dxa" w:w="50"/>
+              <w:right w:type="dxa" w:w="90"/>
+            </w:tcMar>
+            <w:vAlign w:val="center"/>
+          </w:tcPr>
+          <w:p>
+            <w:pPr>
+              <w:jc w:val="center"/>
+            </w:pPr>
+            <w:r>
+              <w:rPr>
+                <w:b w:val="false"/>
+                <w:bCs w:val="false"/>
+                <w:color w:val="000000"/>
+                <w:sz w:val="19"/>
+                <w:szCs w:val="19"/>
+              </w:rPr>
+              <w:t xml:space="preserve">Autoevaluación y autoentrenamiento (PSI + reentrenamiento)</w:t>
+            </w:r>
+          </w:p>
+        </w:tc>
+        <w:tc>
+          <w:tcPr>
+            <w:tcW w:type="dxa" w:w="2600"/>
+            <w:tcMar>
+              <w:top w:type="dxa" w:w="50"/>
+              <w:left w:type="dxa" w:w="90"/>
+              <w:bottom w:type="dxa" w:w="50"/>
+              <w:right w:type="dxa" w:w="90"/>
+            </w:tcMar>
+            <w:vAlign w:val="center"/>
+          </w:tcPr>
+          <w:p>
+            <w:pPr>
+              <w:jc w:val="center"/>
+            </w:pPr>
+            <w:r>
+              <w:rPr>
+                <w:b w:val="false"/>
+                <w:bCs w:val="false"/>
+                <w:color w:val="000000"/>
+                <w:sz w:val="19"/>
+                <w:szCs w:val="19"/>
+              </w:rPr>
+              <w:t xml:space="preserve">Completo (adicional)</w:t>
+            </w:r>
+          </w:p>
+        </w:tc>
+      </w:tr>
+      <w:tr>
+        <w:tc>
+          <w:tcPr>
+            <w:tcW w:type="dxa" w:w="700"/>
+            <w:tcMar>
+              <w:top w:type="dxa" w:w="50"/>
+              <w:left w:type="dxa" w:w="90"/>
+              <w:bottom w:type="dxa" w:w="50"/>
+              <w:right w:type="dxa" w:w="90"/>
+            </w:tcMar>
+            <w:vAlign w:val="center"/>
+          </w:tcPr>
+          <w:p>
+            <w:pPr>
+              <w:jc w:val="left"/>
+            </w:pPr>
+            <w:r>
+              <w:rPr>
+                <w:b w:val="false"/>
+                <w:bCs w:val="false"/>
+                <w:color w:val="000000"/>
+                <w:sz w:val="19"/>
+                <w:szCs w:val="19"/>
+              </w:rPr>
+              <w:t xml:space="preserve">—</w:t>
+            </w:r>
+          </w:p>
+        </w:tc>
+        <w:tc>
+          <w:tcPr>
+            <w:tcW w:type="dxa" w:w="5500"/>
+            <w:tcMar>
+              <w:top w:type="dxa" w:w="50"/>
+              <w:left w:type="dxa" w:w="90"/>
+              <w:bottom w:type="dxa" w:w="50"/>
+              <w:right w:type="dxa" w:w="90"/>
+            </w:tcMar>
+            <w:vAlign w:val="center"/>
+          </w:tcPr>
+          <w:p>
+            <w:pPr>
+              <w:jc w:val="center"/>
+            </w:pPr>
+            <w:r>
+              <w:rPr>
+                <w:b w:val="false"/>
+                <w:bCs w:val="false"/>
+                <w:color w:val="000000"/>
+                <w:sz w:val="19"/>
+                <w:szCs w:val="19"/>
+              </w:rPr>
+              <w:t xml:space="preserve">Delta Lake real (ACID, time travel, CDC/CDF)</w:t>
+            </w:r>
+          </w:p>
+        </w:tc>
+        <w:tc>
+          <w:tcPr>
+            <w:tcW w:type="dxa" w:w="2600"/>
+            <w:tcMar>
+              <w:top w:type="dxa" w:w="50"/>
+              <w:left w:type="dxa" w:w="90"/>
+              <w:bottom w:type="dxa" w:w="50"/>
+              <w:right w:type="dxa" w:w="90"/>
+            </w:tcMar>
+            <w:vAlign w:val="center"/>
+          </w:tcPr>
+          <w:p>
+            <w:pPr>
+              <w:jc w:val="center"/>
+            </w:pPr>
+            <w:r>
+              <w:rPr>
+                <w:b w:val="false"/>
+                <w:bCs w:val="false"/>
+                <w:color w:val="000000"/>
+                <w:sz w:val="19"/>
+                <w:szCs w:val="19"/>
+              </w:rPr>
+              <w:t xml:space="preserve">Completo (adicional)</w:t>
+            </w:r>
+          </w:p>
+        </w:tc>
+      </w:tr>
+      <w:tr>
+        <w:tc>
+          <w:tcPr>
+            <w:tcW w:type="dxa" w:w="700"/>
+            <w:tcMar>
+              <w:top w:type="dxa" w:w="50"/>
+              <w:left w:type="dxa" w:w="90"/>
+              <w:bottom w:type="dxa" w:w="50"/>
+              <w:right w:type="dxa" w:w="90"/>
+            </w:tcMar>
+            <w:vAlign w:val="center"/>
+          </w:tcPr>
+          <w:p>
+            <w:pPr>
+              <w:jc w:val="left"/>
+            </w:pPr>
+            <w:r>
+              <w:rPr>
+                <w:b w:val="false"/>
+                <w:bCs w:val="false"/>
+                <w:color w:val="000000"/>
+                <w:sz w:val="19"/>
+                <w:szCs w:val="19"/>
+              </w:rPr>
+              <w:t xml:space="preserve">—</w:t>
+            </w:r>
+          </w:p>
+        </w:tc>
+        <w:tc>
+          <w:tcPr>
+            <w:tcW w:type="dxa" w:w="5500"/>
+            <w:tcMar>
+              <w:top w:type="dxa" w:w="50"/>
+              <w:left w:type="dxa" w:w="90"/>
+              <w:bottom w:type="dxa" w:w="50"/>
+              <w:right w:type="dxa" w:w="90"/>
+            </w:tcMar>
+            <w:vAlign w:val="center"/>
+          </w:tcPr>
+          <w:p>
+            <w:pPr>
+              <w:jc w:val="center"/>
+            </w:pPr>
+            <w:r>
+              <w:rPr>
+                <w:b w:val="false"/>
+                <w:bCs w:val="false"/>
+                <w:color w:val="000000"/>
+                <w:sz w:val="19"/>
+                <w:szCs w:val="19"/>
+              </w:rPr>
+              <w:t xml:space="preserve">Validación sobre 47,442 contratos reales de SEACE</w:t>
+            </w:r>
+          </w:p>
+        </w:tc>
+        <w:tc>
+          <w:tcPr>
+            <w:tcW w:type="dxa" w:w="2600"/>
+            <w:tcMar>
+              <w:top w:type="dxa" w:w="50"/>
+              <w:left w:type="dxa" w:w="90"/>
+              <w:bottom w:type="dxa" w:w="50"/>
+              <w:right w:type="dxa" w:w="90"/>
+            </w:tcMar>
+            <w:vAlign w:val="center"/>
+          </w:tcPr>
+          <w:p>
+            <w:pPr>
+              <w:jc w:val="center"/>
+            </w:pPr>
+            <w:r>
+              <w:rPr>
+                <w:b w:val="false"/>
+                <w:bCs w:val="false"/>
+                <w:color w:val="000000"/>
+                <w:sz w:val="19"/>
+                <w:szCs w:val="19"/>
+              </w:rPr>
+              <w:t xml:space="preserve">Completo (fuera de alcance del TDR)</w:t>
+            </w:r>
+          </w:p>
+        </w:tc>
+      </w:tr>
+      <w:tr>
+        <w:tc>
+          <w:tcPr>
+            <w:tcW w:type="dxa" w:w="700"/>
+            <w:tcMar>
+              <w:top w:type="dxa" w:w="50"/>
+              <w:left w:type="dxa" w:w="90"/>
+              <w:bottom w:type="dxa" w:w="50"/>
+              <w:right w:type="dxa" w:w="90"/>
+            </w:tcMar>
+            <w:vAlign w:val="center"/>
+          </w:tcPr>
+          <w:p>
+            <w:pPr>
+              <w:jc w:val="left"/>
+            </w:pPr>
+            <w:r>
+              <w:rPr>
+                <w:b w:val="false"/>
+                <w:bCs w:val="false"/>
+                <w:color w:val="000000"/>
+                <w:sz w:val="19"/>
+                <w:szCs w:val="19"/>
+              </w:rPr>
+              <w:t xml:space="preserve">—</w:t>
+            </w:r>
+          </w:p>
+        </w:tc>
+        <w:tc>
+          <w:tcPr>
+            <w:tcW w:type="dxa" w:w="5500"/>
+            <w:tcMar>
+              <w:top w:type="dxa" w:w="50"/>
+              <w:left w:type="dxa" w:w="90"/>
+              <w:bottom w:type="dxa" w:w="50"/>
+              <w:right w:type="dxa" w:w="90"/>
+            </w:tcMar>
+            <w:vAlign w:val="center"/>
+          </w:tcPr>
+          <w:p>
+            <w:pPr>
+              <w:jc w:val="center"/>
+            </w:pPr>
+            <w:r>
+              <w:rPr>
+                <w:b w:val="false"/>
+                <w:bCs w:val="false"/>
+                <w:color w:val="000000"/>
+                <w:sz w:val="19"/>
+                <w:szCs w:val="19"/>
+              </w:rPr>
+              <w:t xml:space="preserve">Hadoop YARN / HDFS</w:t>
+            </w:r>
+          </w:p>
+        </w:tc>
+        <w:tc>
+          <w:tcPr>
+            <w:tcW w:type="dxa" w:w="2600"/>
+            <w:tcMar>
+              <w:top w:type="dxa" w:w="50"/>
+              <w:left w:type="dxa" w:w="90"/>
+              <w:bottom w:type="dxa" w:w="50"/>
+              <w:right w:type="dxa" w:w="90"/>
+            </w:tcMar>
+            <w:vAlign w:val="center"/>
+          </w:tcPr>
+          <w:p>
+            <w:pPr>
+              <w:jc w:val="center"/>
+            </w:pPr>
+            <w:r>
+              <w:rPr>
+                <w:b w:val="false"/>
+                <w:bCs w:val="false"/>
+                <w:color w:val="000000"/>
+                <w:sz w:val="19"/>
+                <w:szCs w:val="19"/>
+              </w:rPr>
+              <w:t xml:space="preserve">Fuera de alcance por naturaleza (requiere red física real)</w:t>
             </w:r>
           </w:p>
         </w:tc>
@@ -1066,7 +1813,7 @@
         <w:spacing w:after="140" w:before="260"/>
       </w:pPr>
       <w:r>
-        <w:t xml:space="preserve">4. Entrenamiento y Validación del Modelo de Fraccionamiento</w:t>
+        <w:t xml:space="preserve">4. Validación en Apache Spark MLlib (Favoritismo y Fraccionamiento)</w:t>
       </w:r>
     </w:p>
     <w:p>
@@ -1078,7 +1825,1226 @@
           <w:sz w:val="21"/>
           <w:szCs w:val="21"/>
         </w:rPr>
-        <w:t xml:space="preserve">Se comparó el desempeño del modelo estadístico puro contra la regla interpretable basada en el umbral legal de Adjudicación Simplificada, sobre 149 grupos proveedor-entidad-objeto con 8 casos de fraccionamiento sembrados.</w:t>
+        <w:t xml:space="preserve">Se ejecutó la lógica de ambos modelos sobre pyspark.ml en modo local, no solo scikit-learn. Para favoritismo, RandomForestClassifier reprodujo el mismo resultado (6/6 casos, AUC-ROC 1.00). Para fraccionamiento, al no existir Isolation Forest nativo en MLlib, se usó KMeans — con peor resultado, lo que refuerza el hallazgo central del prototipo.</w:t>
+      </w:r>
+    </w:p>
+    <w:tbl>
+      <w:tblPr>
+        <w:tblW w:type="dxa" w:w="9200"/>
+        <w:tblBorders>
+          <w:top w:val="single" w:color="auto" w:sz="4"/>
+          <w:left w:val="single" w:color="auto" w:sz="4"/>
+          <w:bottom w:val="single" w:color="auto" w:sz="4"/>
+          <w:right w:val="single" w:color="auto" w:sz="4"/>
+          <w:insideH w:val="single" w:color="auto" w:sz="4"/>
+          <w:insideV w:val="single" w:color="auto" w:sz="4"/>
+        </w:tblBorders>
+      </w:tblPr>
+      <w:tblGrid>
+        <w:gridCol w:w="4000"/>
+        <w:gridCol w:w="2200"/>
+        <w:gridCol w:w="1600"/>
+        <w:gridCol w:w="1400"/>
+      </w:tblGrid>
+      <w:tr>
+        <w:tc>
+          <w:tcPr>
+            <w:tcW w:type="dxa" w:w="4000"/>
+            <w:shd w:fill="1F4E79" w:val="clear"/>
+            <w:tcMar>
+              <w:top w:type="dxa" w:w="50"/>
+              <w:left w:type="dxa" w:w="90"/>
+              <w:bottom w:type="dxa" w:w="50"/>
+              <w:right w:type="dxa" w:w="90"/>
+            </w:tcMar>
+            <w:vAlign w:val="center"/>
+          </w:tcPr>
+          <w:p>
+            <w:pPr>
+              <w:jc w:val="left"/>
+            </w:pPr>
+            <w:r>
+              <w:rPr>
+                <w:b/>
+                <w:bCs/>
+                <w:color w:val="FFFFFF"/>
+                <w:sz w:val="19"/>
+                <w:szCs w:val="19"/>
+              </w:rPr>
+              <w:t xml:space="preserve">Enfoque</w:t>
+            </w:r>
+          </w:p>
+        </w:tc>
+        <w:tc>
+          <w:tcPr>
+            <w:tcW w:type="dxa" w:w="2200"/>
+            <w:shd w:fill="1F4E79" w:val="clear"/>
+            <w:tcMar>
+              <w:top w:type="dxa" w:w="50"/>
+              <w:left w:type="dxa" w:w="90"/>
+              <w:bottom w:type="dxa" w:w="50"/>
+              <w:right w:type="dxa" w:w="90"/>
+            </w:tcMar>
+            <w:vAlign w:val="center"/>
+          </w:tcPr>
+          <w:p>
+            <w:pPr>
+              <w:jc w:val="left"/>
+            </w:pPr>
+            <w:r>
+              <w:rPr>
+                <w:b/>
+                <w:bCs/>
+                <w:color w:val="FFFFFF"/>
+                <w:sz w:val="19"/>
+                <w:szCs w:val="19"/>
+              </w:rPr>
+              <w:t xml:space="preserve">Grupos/casos marcados</w:t>
+            </w:r>
+          </w:p>
+        </w:tc>
+        <w:tc>
+          <w:tcPr>
+            <w:tcW w:type="dxa" w:w="1600"/>
+            <w:shd w:fill="1F4E79" w:val="clear"/>
+            <w:tcMar>
+              <w:top w:type="dxa" w:w="50"/>
+              <w:left w:type="dxa" w:w="90"/>
+              <w:bottom w:type="dxa" w:w="50"/>
+              <w:right w:type="dxa" w:w="90"/>
+            </w:tcMar>
+            <w:vAlign w:val="center"/>
+          </w:tcPr>
+          <w:p>
+            <w:pPr>
+              <w:jc w:val="left"/>
+            </w:pPr>
+            <w:r>
+              <w:rPr>
+                <w:b/>
+                <w:bCs/>
+                <w:color w:val="FFFFFF"/>
+                <w:sz w:val="19"/>
+                <w:szCs w:val="19"/>
+              </w:rPr>
+              <w:t xml:space="preserve">Aciertos reales</w:t>
+            </w:r>
+          </w:p>
+        </w:tc>
+        <w:tc>
+          <w:tcPr>
+            <w:tcW w:type="dxa" w:w="1400"/>
+            <w:shd w:fill="1F4E79" w:val="clear"/>
+            <w:tcMar>
+              <w:top w:type="dxa" w:w="50"/>
+              <w:left w:type="dxa" w:w="90"/>
+              <w:bottom w:type="dxa" w:w="50"/>
+              <w:right w:type="dxa" w:w="90"/>
+            </w:tcMar>
+            <w:vAlign w:val="center"/>
+          </w:tcPr>
+          <w:p>
+            <w:pPr>
+              <w:jc w:val="left"/>
+            </w:pPr>
+            <w:r>
+              <w:rPr>
+                <w:b/>
+                <w:bCs/>
+                <w:color w:val="FFFFFF"/>
+                <w:sz w:val="19"/>
+                <w:szCs w:val="19"/>
+              </w:rPr>
+              <w:t xml:space="preserve">Precisión</w:t>
+            </w:r>
+          </w:p>
+        </w:tc>
+      </w:tr>
+      <w:tr>
+        <w:tc>
+          <w:tcPr>
+            <w:tcW w:type="dxa" w:w="4000"/>
+            <w:tcMar>
+              <w:top w:type="dxa" w:w="50"/>
+              <w:left w:type="dxa" w:w="90"/>
+              <w:bottom w:type="dxa" w:w="50"/>
+              <w:right w:type="dxa" w:w="90"/>
+            </w:tcMar>
+            <w:vAlign w:val="center"/>
+          </w:tcPr>
+          <w:p>
+            <w:pPr>
+              <w:jc w:val="left"/>
+            </w:pPr>
+            <w:r>
+              <w:rPr>
+                <w:b w:val="false"/>
+                <w:bCs w:val="false"/>
+                <w:color w:val="000000"/>
+                <w:sz w:val="19"/>
+                <w:szCs w:val="19"/>
+              </w:rPr>
+              <w:t xml:space="preserve">Isolation Forest, scikit-learn (solo)</w:t>
+            </w:r>
+          </w:p>
+        </w:tc>
+        <w:tc>
+          <w:tcPr>
+            <w:tcW w:type="dxa" w:w="2200"/>
+            <w:tcMar>
+              <w:top w:type="dxa" w:w="50"/>
+              <w:left w:type="dxa" w:w="90"/>
+              <w:bottom w:type="dxa" w:w="50"/>
+              <w:right w:type="dxa" w:w="90"/>
+            </w:tcMar>
+            <w:vAlign w:val="center"/>
+          </w:tcPr>
+          <w:p>
+            <w:pPr>
+              <w:jc w:val="center"/>
+            </w:pPr>
+            <w:r>
+              <w:rPr>
+                <w:b w:val="false"/>
+                <w:bCs w:val="false"/>
+                <w:color w:val="000000"/>
+                <w:sz w:val="19"/>
+                <w:szCs w:val="19"/>
+              </w:rPr>
+              <w:t xml:space="preserve">8</w:t>
+            </w:r>
+          </w:p>
+        </w:tc>
+        <w:tc>
+          <w:tcPr>
+            <w:tcW w:type="dxa" w:w="1600"/>
+            <w:tcMar>
+              <w:top w:type="dxa" w:w="50"/>
+              <w:left w:type="dxa" w:w="90"/>
+              <w:bottom w:type="dxa" w:w="50"/>
+              <w:right w:type="dxa" w:w="90"/>
+            </w:tcMar>
+            <w:vAlign w:val="center"/>
+          </w:tcPr>
+          <w:p>
+            <w:pPr>
+              <w:jc w:val="center"/>
+            </w:pPr>
+            <w:r>
+              <w:rPr>
+                <w:b w:val="false"/>
+                <w:bCs w:val="false"/>
+                <w:color w:val="000000"/>
+                <w:sz w:val="19"/>
+                <w:szCs w:val="19"/>
+              </w:rPr>
+              <w:t xml:space="preserve">3</w:t>
+            </w:r>
+          </w:p>
+        </w:tc>
+        <w:tc>
+          <w:tcPr>
+            <w:tcW w:type="dxa" w:w="1400"/>
+            <w:tcMar>
+              <w:top w:type="dxa" w:w="50"/>
+              <w:left w:type="dxa" w:w="90"/>
+              <w:bottom w:type="dxa" w:w="50"/>
+              <w:right w:type="dxa" w:w="90"/>
+            </w:tcMar>
+            <w:vAlign w:val="center"/>
+          </w:tcPr>
+          <w:p>
+            <w:pPr>
+              <w:jc w:val="center"/>
+            </w:pPr>
+            <w:r>
+              <w:rPr>
+                <w:b w:val="false"/>
+                <w:bCs w:val="false"/>
+                <w:color w:val="000000"/>
+                <w:sz w:val="19"/>
+                <w:szCs w:val="19"/>
+              </w:rPr>
+              <w:t xml:space="preserve">37.5%</w:t>
+            </w:r>
+          </w:p>
+        </w:tc>
+      </w:tr>
+      <w:tr>
+        <w:tc>
+          <w:tcPr>
+            <w:tcW w:type="dxa" w:w="4000"/>
+            <w:tcMar>
+              <w:top w:type="dxa" w:w="50"/>
+              <w:left w:type="dxa" w:w="90"/>
+              <w:bottom w:type="dxa" w:w="50"/>
+              <w:right w:type="dxa" w:w="90"/>
+            </w:tcMar>
+            <w:vAlign w:val="center"/>
+          </w:tcPr>
+          <w:p>
+            <w:pPr>
+              <w:jc w:val="left"/>
+            </w:pPr>
+            <w:r>
+              <w:rPr>
+                <w:b w:val="false"/>
+                <w:bCs w:val="false"/>
+                <w:color w:val="000000"/>
+                <w:sz w:val="19"/>
+                <w:szCs w:val="19"/>
+              </w:rPr>
+              <w:t xml:space="preserve">KMeans, Spark MLlib real (solo)</w:t>
+            </w:r>
+          </w:p>
+        </w:tc>
+        <w:tc>
+          <w:tcPr>
+            <w:tcW w:type="dxa" w:w="2200"/>
+            <w:tcMar>
+              <w:top w:type="dxa" w:w="50"/>
+              <w:left w:type="dxa" w:w="90"/>
+              <w:bottom w:type="dxa" w:w="50"/>
+              <w:right w:type="dxa" w:w="90"/>
+            </w:tcMar>
+            <w:vAlign w:val="center"/>
+          </w:tcPr>
+          <w:p>
+            <w:pPr>
+              <w:jc w:val="center"/>
+            </w:pPr>
+            <w:r>
+              <w:rPr>
+                <w:b w:val="false"/>
+                <w:bCs w:val="false"/>
+                <w:color w:val="000000"/>
+                <w:sz w:val="19"/>
+                <w:szCs w:val="19"/>
+              </w:rPr>
+              <w:t xml:space="preserve">8</w:t>
+            </w:r>
+          </w:p>
+        </w:tc>
+        <w:tc>
+          <w:tcPr>
+            <w:tcW w:type="dxa" w:w="1600"/>
+            <w:tcMar>
+              <w:top w:type="dxa" w:w="50"/>
+              <w:left w:type="dxa" w:w="90"/>
+              <w:bottom w:type="dxa" w:w="50"/>
+              <w:right w:type="dxa" w:w="90"/>
+            </w:tcMar>
+            <w:vAlign w:val="center"/>
+          </w:tcPr>
+          <w:p>
+            <w:pPr>
+              <w:jc w:val="center"/>
+            </w:pPr>
+            <w:r>
+              <w:rPr>
+                <w:b w:val="false"/>
+                <w:bCs w:val="false"/>
+                <w:color w:val="000000"/>
+                <w:sz w:val="19"/>
+                <w:szCs w:val="19"/>
+              </w:rPr>
+              <w:t xml:space="preserve">0</w:t>
+            </w:r>
+          </w:p>
+        </w:tc>
+        <w:tc>
+          <w:tcPr>
+            <w:tcW w:type="dxa" w:w="1400"/>
+            <w:tcMar>
+              <w:top w:type="dxa" w:w="50"/>
+              <w:left w:type="dxa" w:w="90"/>
+              <w:bottom w:type="dxa" w:w="50"/>
+              <w:right w:type="dxa" w:w="90"/>
+            </w:tcMar>
+            <w:vAlign w:val="center"/>
+          </w:tcPr>
+          <w:p>
+            <w:pPr>
+              <w:jc w:val="center"/>
+            </w:pPr>
+            <w:r>
+              <w:rPr>
+                <w:b w:val="false"/>
+                <w:bCs w:val="false"/>
+                <w:color w:val="000000"/>
+                <w:sz w:val="19"/>
+                <w:szCs w:val="19"/>
+              </w:rPr>
+              <w:t xml:space="preserve">0.0%</w:t>
+            </w:r>
+          </w:p>
+        </w:tc>
+      </w:tr>
+      <w:tr>
+        <w:tc>
+          <w:tcPr>
+            <w:tcW w:type="dxa" w:w="4000"/>
+            <w:tcMar>
+              <w:top w:type="dxa" w:w="50"/>
+              <w:left w:type="dxa" w:w="90"/>
+              <w:bottom w:type="dxa" w:w="50"/>
+              <w:right w:type="dxa" w:w="90"/>
+            </w:tcMar>
+            <w:vAlign w:val="center"/>
+          </w:tcPr>
+          <w:p>
+            <w:pPr>
+              <w:jc w:val="left"/>
+            </w:pPr>
+            <w:r>
+              <w:rPr>
+                <w:b w:val="false"/>
+                <w:bCs w:val="false"/>
+                <w:color w:val="000000"/>
+                <w:sz w:val="19"/>
+                <w:szCs w:val="19"/>
+              </w:rPr>
+              <w:t xml:space="preserve">Regla interpretable (umbral legal, ambas plataformas)</w:t>
+            </w:r>
+          </w:p>
+        </w:tc>
+        <w:tc>
+          <w:tcPr>
+            <w:tcW w:type="dxa" w:w="2200"/>
+            <w:tcMar>
+              <w:top w:type="dxa" w:w="50"/>
+              <w:left w:type="dxa" w:w="90"/>
+              <w:bottom w:type="dxa" w:w="50"/>
+              <w:right w:type="dxa" w:w="90"/>
+            </w:tcMar>
+            <w:vAlign w:val="center"/>
+          </w:tcPr>
+          <w:p>
+            <w:pPr>
+              <w:jc w:val="center"/>
+            </w:pPr>
+            <w:r>
+              <w:rPr>
+                <w:b w:val="false"/>
+                <w:bCs w:val="false"/>
+                <w:color w:val="000000"/>
+                <w:sz w:val="19"/>
+                <w:szCs w:val="19"/>
+              </w:rPr>
+              <w:t xml:space="preserve">7</w:t>
+            </w:r>
+          </w:p>
+        </w:tc>
+        <w:tc>
+          <w:tcPr>
+            <w:tcW w:type="dxa" w:w="1600"/>
+            <w:tcMar>
+              <w:top w:type="dxa" w:w="50"/>
+              <w:left w:type="dxa" w:w="90"/>
+              <w:bottom w:type="dxa" w:w="50"/>
+              <w:right w:type="dxa" w:w="90"/>
+            </w:tcMar>
+            <w:vAlign w:val="center"/>
+          </w:tcPr>
+          <w:p>
+            <w:pPr>
+              <w:jc w:val="center"/>
+            </w:pPr>
+            <w:r>
+              <w:rPr>
+                <w:b w:val="false"/>
+                <w:bCs w:val="false"/>
+                <w:color w:val="000000"/>
+                <w:sz w:val="19"/>
+                <w:szCs w:val="19"/>
+              </w:rPr>
+              <w:t xml:space="preserve">7</w:t>
+            </w:r>
+          </w:p>
+        </w:tc>
+        <w:tc>
+          <w:tcPr>
+            <w:tcW w:type="dxa" w:w="1400"/>
+            <w:tcMar>
+              <w:top w:type="dxa" w:w="50"/>
+              <w:left w:type="dxa" w:w="90"/>
+              <w:bottom w:type="dxa" w:w="50"/>
+              <w:right w:type="dxa" w:w="90"/>
+            </w:tcMar>
+            <w:vAlign w:val="center"/>
+          </w:tcPr>
+          <w:p>
+            <w:pPr>
+              <w:jc w:val="center"/>
+            </w:pPr>
+            <w:r>
+              <w:rPr>
+                <w:b w:val="false"/>
+                <w:bCs w:val="false"/>
+                <w:color w:val="000000"/>
+                <w:sz w:val="19"/>
+                <w:szCs w:val="19"/>
+              </w:rPr>
+              <w:t xml:space="preserve">100.0%</w:t>
+            </w:r>
+          </w:p>
+        </w:tc>
+      </w:tr>
+    </w:tbl>
+    <w:p>
+      <w:pPr>
+        <w:spacing w:after="140"/>
+      </w:pPr>
+      <w:r>
+        <w:rPr>
+          <w:sz w:val="21"/>
+          <w:szCs w:val="21"/>
+        </w:rPr>
+        <w:t xml:space="preserve"/>
+      </w:r>
+    </w:p>
+    <w:p>
+      <w:pPr>
+        <w:spacing w:after="140"/>
+      </w:pPr>
+      <w:r>
+        <w:rPr>
+          <w:sz w:val="21"/>
+          <w:szCs w:val="21"/>
+        </w:rPr>
+        <w:t xml:space="preserve">Búsqueda de hiperparámetros: GridSearchCV (60 combinaciones, scikit-learn) y CrossValidator (pyspark.ml.tuning, 12 ajustes) confirmaron de forma independiente la misma configuración óptima (100 árboles, profundidad 3) para favoritismo — coincidencia cruzada entre ambas plataformas.</w:t>
+      </w:r>
+    </w:p>
+    <w:p>
+      <w:pPr>
+        <w:pStyle w:val="Heading1"/>
+        <w:spacing w:after="140" w:before="260"/>
+      </w:pPr>
+      <w:r>
+        <w:t xml:space="preserve">5. Orquestación con Apache Airflow</w:t>
+      </w:r>
+    </w:p>
+    <w:p>
+      <w:pPr>
+        <w:spacing w:after="140"/>
+      </w:pPr>
+      <w:r>
+        <w:rPr>
+          <w:sz w:val="21"/>
+          <w:szCs w:val="21"/>
+        </w:rPr>
+        <w:t xml:space="preserve">Se construyeron y ejecutaron 2 DAGs reales con `airflow dags test` (no solo diseñados en papel):</w:t>
+      </w:r>
+    </w:p>
+    <w:tbl>
+      <w:tblPr>
+        <w:tblW w:type="dxa" w:w="9200"/>
+        <w:tblBorders>
+          <w:top w:val="single" w:color="auto" w:sz="4"/>
+          <w:left w:val="single" w:color="auto" w:sz="4"/>
+          <w:bottom w:val="single" w:color="auto" w:sz="4"/>
+          <w:right w:val="single" w:color="auto" w:sz="4"/>
+          <w:insideH w:val="single" w:color="auto" w:sz="4"/>
+          <w:insideV w:val="single" w:color="auto" w:sz="4"/>
+        </w:tblBorders>
+      </w:tblPr>
+      <w:tblGrid>
+        <w:gridCol w:w="3600"/>
+        <w:gridCol w:w="3800"/>
+        <w:gridCol w:w="1800"/>
+      </w:tblGrid>
+      <w:tr>
+        <w:tc>
+          <w:tcPr>
+            <w:tcW w:type="dxa" w:w="3600"/>
+            <w:shd w:fill="1F4E79" w:val="clear"/>
+            <w:tcMar>
+              <w:top w:type="dxa" w:w="50"/>
+              <w:left w:type="dxa" w:w="90"/>
+              <w:bottom w:type="dxa" w:w="50"/>
+              <w:right w:type="dxa" w:w="90"/>
+            </w:tcMar>
+            <w:vAlign w:val="center"/>
+          </w:tcPr>
+          <w:p>
+            <w:pPr>
+              <w:jc w:val="left"/>
+            </w:pPr>
+            <w:r>
+              <w:rPr>
+                <w:b/>
+                <w:bCs/>
+                <w:color w:val="FFFFFF"/>
+                <w:sz w:val="19"/>
+                <w:szCs w:val="19"/>
+              </w:rPr>
+              <w:t xml:space="preserve">DAG</w:t>
+            </w:r>
+          </w:p>
+        </w:tc>
+        <w:tc>
+          <w:tcPr>
+            <w:tcW w:type="dxa" w:w="3800"/>
+            <w:shd w:fill="1F4E79" w:val="clear"/>
+            <w:tcMar>
+              <w:top w:type="dxa" w:w="50"/>
+              <w:left w:type="dxa" w:w="90"/>
+              <w:bottom w:type="dxa" w:w="50"/>
+              <w:right w:type="dxa" w:w="90"/>
+            </w:tcMar>
+            <w:vAlign w:val="center"/>
+          </w:tcPr>
+          <w:p>
+            <w:pPr>
+              <w:jc w:val="left"/>
+            </w:pPr>
+            <w:r>
+              <w:rPr>
+                <w:b/>
+                <w:bCs/>
+                <w:color w:val="FFFFFF"/>
+                <w:sz w:val="19"/>
+                <w:szCs w:val="19"/>
+              </w:rPr>
+              <w:t xml:space="preserve">Tareas</w:t>
+            </w:r>
+          </w:p>
+        </w:tc>
+        <w:tc>
+          <w:tcPr>
+            <w:tcW w:type="dxa" w:w="1800"/>
+            <w:shd w:fill="1F4E79" w:val="clear"/>
+            <w:tcMar>
+              <w:top w:type="dxa" w:w="50"/>
+              <w:left w:type="dxa" w:w="90"/>
+              <w:bottom w:type="dxa" w:w="50"/>
+              <w:right w:type="dxa" w:w="90"/>
+            </w:tcMar>
+            <w:vAlign w:val="center"/>
+          </w:tcPr>
+          <w:p>
+            <w:pPr>
+              <w:jc w:val="left"/>
+            </w:pPr>
+            <w:r>
+              <w:rPr>
+                <w:b/>
+                <w:bCs/>
+                <w:color w:val="FFFFFF"/>
+                <w:sz w:val="19"/>
+                <w:szCs w:val="19"/>
+              </w:rPr>
+              <w:t xml:space="preserve">Resultado</w:t>
+            </w:r>
+          </w:p>
+        </w:tc>
+      </w:tr>
+      <w:tr>
+        <w:tc>
+          <w:tcPr>
+            <w:tcW w:type="dxa" w:w="3600"/>
+            <w:tcMar>
+              <w:top w:type="dxa" w:w="50"/>
+              <w:left w:type="dxa" w:w="90"/>
+              <w:bottom w:type="dxa" w:w="50"/>
+              <w:right w:type="dxa" w:w="90"/>
+            </w:tcMar>
+            <w:vAlign w:val="center"/>
+          </w:tcPr>
+          <w:p>
+            <w:pPr>
+              <w:jc w:val="left"/>
+            </w:pPr>
+            <w:r>
+              <w:rPr>
+                <w:b w:val="false"/>
+                <w:bCs w:val="false"/>
+                <w:color w:val="000000"/>
+                <w:sz w:val="19"/>
+                <w:szCs w:val="19"/>
+              </w:rPr>
+              <w:t xml:space="preserve">modulo_analisis_datos_1_8_2</w:t>
+            </w:r>
+          </w:p>
+        </w:tc>
+        <w:tc>
+          <w:tcPr>
+            <w:tcW w:type="dxa" w:w="3800"/>
+            <w:tcMar>
+              <w:top w:type="dxa" w:w="50"/>
+              <w:left w:type="dxa" w:w="90"/>
+              <w:bottom w:type="dxa" w:w="50"/>
+              <w:right w:type="dxa" w:w="90"/>
+            </w:tcMar>
+            <w:vAlign w:val="center"/>
+          </w:tcPr>
+          <w:p>
+            <w:pPr>
+              <w:jc w:val="center"/>
+            </w:pPr>
+            <w:r>
+              <w:rPr>
+                <w:b w:val="false"/>
+                <w:bCs w:val="false"/>
+                <w:color w:val="000000"/>
+                <w:sz w:val="19"/>
+                <w:szCs w:val="19"/>
+              </w:rPr>
+              <w:t xml:space="preserve">9 (generación → bronce → plata → modelos → grafos → oro → docs)</w:t>
+            </w:r>
+          </w:p>
+        </w:tc>
+        <w:tc>
+          <w:tcPr>
+            <w:tcW w:type="dxa" w:w="1800"/>
+            <w:tcMar>
+              <w:top w:type="dxa" w:w="50"/>
+              <w:left w:type="dxa" w:w="90"/>
+              <w:bottom w:type="dxa" w:w="50"/>
+              <w:right w:type="dxa" w:w="90"/>
+            </w:tcMar>
+            <w:vAlign w:val="center"/>
+          </w:tcPr>
+          <w:p>
+            <w:pPr>
+              <w:jc w:val="center"/>
+            </w:pPr>
+            <w:r>
+              <w:rPr>
+                <w:b w:val="false"/>
+                <w:bCs w:val="false"/>
+                <w:color w:val="000000"/>
+                <w:sz w:val="19"/>
+                <w:szCs w:val="19"/>
+              </w:rPr>
+              <w:t xml:space="preserve">9/9 success, 38.5s</w:t>
+            </w:r>
+          </w:p>
+        </w:tc>
+      </w:tr>
+      <w:tr>
+        <w:tc>
+          <w:tcPr>
+            <w:tcW w:type="dxa" w:w="3600"/>
+            <w:tcMar>
+              <w:top w:type="dxa" w:w="50"/>
+              <w:left w:type="dxa" w:w="90"/>
+              <w:bottom w:type="dxa" w:w="50"/>
+              <w:right w:type="dxa" w:w="90"/>
+            </w:tcMar>
+            <w:vAlign w:val="center"/>
+          </w:tcPr>
+          <w:p>
+            <w:pPr>
+              <w:jc w:val="left"/>
+            </w:pPr>
+            <w:r>
+              <w:rPr>
+                <w:b w:val="false"/>
+                <w:bCs w:val="false"/>
+                <w:color w:val="000000"/>
+                <w:sz w:val="19"/>
+                <w:szCs w:val="19"/>
+              </w:rPr>
+              <w:t xml:space="preserve">monitoreo_reentrenamiento_1_8_2</w:t>
+            </w:r>
+          </w:p>
+        </w:tc>
+        <w:tc>
+          <w:tcPr>
+            <w:tcW w:type="dxa" w:w="3800"/>
+            <w:tcMar>
+              <w:top w:type="dxa" w:w="50"/>
+              <w:left w:type="dxa" w:w="90"/>
+              <w:bottom w:type="dxa" w:w="50"/>
+              <w:right w:type="dxa" w:w="90"/>
+            </w:tcMar>
+            <w:vAlign w:val="center"/>
+          </w:tcPr>
+          <w:p>
+            <w:pPr>
+              <w:jc w:val="center"/>
+            </w:pPr>
+            <w:r>
+              <w:rPr>
+                <w:b w:val="false"/>
+                <w:bCs w:val="false"/>
+                <w:color w:val="000000"/>
+                <w:sz w:val="19"/>
+                <w:szCs w:val="19"/>
+              </w:rPr>
+              <w:t xml:space="preserve">2 (generar lote → autoevaluar y reentrenar)</w:t>
+            </w:r>
+          </w:p>
+        </w:tc>
+        <w:tc>
+          <w:tcPr>
+            <w:tcW w:type="dxa" w:w="1800"/>
+            <w:tcMar>
+              <w:top w:type="dxa" w:w="50"/>
+              <w:left w:type="dxa" w:w="90"/>
+              <w:bottom w:type="dxa" w:w="50"/>
+              <w:right w:type="dxa" w:w="90"/>
+            </w:tcMar>
+            <w:vAlign w:val="center"/>
+          </w:tcPr>
+          <w:p>
+            <w:pPr>
+              <w:jc w:val="center"/>
+            </w:pPr>
+            <w:r>
+              <w:rPr>
+                <w:b w:val="false"/>
+                <w:bCs w:val="false"/>
+                <w:color w:val="000000"/>
+                <w:sz w:val="19"/>
+                <w:szCs w:val="19"/>
+              </w:rPr>
+              <w:t xml:space="preserve">2/2 success, 12.2s</w:t>
+            </w:r>
+          </w:p>
+        </w:tc>
+      </w:tr>
+    </w:tbl>
+    <w:p>
+      <w:pPr>
+        <w:spacing w:after="140"/>
+      </w:pPr>
+      <w:r>
+        <w:rPr>
+          <w:sz w:val="21"/>
+          <w:szCs w:val="21"/>
+        </w:rPr>
+        <w:t xml:space="preserve"/>
+      </w:r>
+    </w:p>
+    <w:p>
+      <w:pPr>
+        <w:spacing w:after="140"/>
+      </w:pPr>
+      <w:r>
+        <w:rPr>
+          <w:sz w:val="21"/>
+          <w:szCs w:val="21"/>
+        </w:rPr>
+        <w:t xml:space="preserve">Código en airflow_home/dags/. Ambos DAGs respetan el linaje real de los datos, con ramas paralelas donde corresponde.</w:t>
+      </w:r>
+    </w:p>
+    <w:p>
+      <w:pPr>
+        <w:pStyle w:val="Heading1"/>
+        <w:spacing w:after="140" w:before="260"/>
+      </w:pPr>
+      <w:r>
+        <w:t xml:space="preserve">6. Estándares SQL Institucionales y Publicación para SSRS</w:t>
+      </w:r>
+    </w:p>
+    <w:p>
+      <w:pPr>
+        <w:pStyle w:val="ListParagraph"/>
+        <w:numPr>
+          <w:ilvl w:val="0"/>
+          <w:numId w:val="1"/>
+        </w:numPr>
+        <w:spacing w:after="70"/>
+      </w:pPr>
+      <w:r>
+        <w:rPr>
+          <w:sz w:val="21"/>
+          <w:szCs w:val="21"/>
+        </w:rPr>
+        <w:t xml:space="preserve">LEFT JOIN explícito + poda de particiones (Spark particionado por año-mes): 6 de 42 particiones leídas al filtrar por fecha reciente (14%), evitando Full Table Scan sobre la tabla de hechos.</w:t>
+      </w:r>
+    </w:p>
+    <w:p>
+      <w:pPr>
+        <w:pStyle w:val="ListParagraph"/>
+        <w:numPr>
+          <w:ilvl w:val="0"/>
+          <w:numId w:val="1"/>
+        </w:numPr>
+        <w:spacing w:after="70"/>
+      </w:pPr>
+      <w:r>
+        <w:rPr>
+          <w:sz w:val="21"/>
+          <w:szCs w:val="21"/>
+        </w:rPr>
+        <w:t xml:space="preserve">Prueba dirigida de LEFT JOIN vs. INNER JOIN con un huérfano forzado: 1 fila vs. 0 filas — confirma que LEFT JOIN no descarta contratos silenciosamente.</w:t>
+      </w:r>
+    </w:p>
+    <w:p>
+      <w:pPr>
+        <w:pStyle w:val="ListParagraph"/>
+        <w:numPr>
+          <w:ilvl w:val="0"/>
+          <w:numId w:val="1"/>
+        </w:numPr>
+        <w:spacing w:after="70"/>
+      </w:pPr>
+      <w:r>
+        <w:rPr>
+          <w:sz w:val="21"/>
+          <w:szCs w:val="21"/>
+        </w:rPr>
+        <w:t xml:space="preserve">Esquema T-SQL real (ssrs/schema_sql_server.sql) con las 3 tablas de resultados, publicado sobre SQLite como stand-in documentado (5,523 registros cargados) y un archivo .rdl real y válido, listo para desplegar en un servidor SSRS.</w:t>
+      </w:r>
+    </w:p>
+    <w:p>
+      <w:pPr>
+        <w:pStyle w:val="Heading1"/>
+        <w:spacing w:after="140" w:before="260"/>
+      </w:pPr>
+      <w:r>
+        <w:t xml:space="preserve">7. Autoevaluación y Autoentrenamiento (Ejecutado)</w:t>
+      </w:r>
+    </w:p>
+    <w:p>
+      <w:pPr>
+        <w:spacing w:after="140"/>
+      </w:pPr>
+      <w:r>
+        <w:rPr>
+          <w:sz w:val="21"/>
+          <w:szCs w:val="21"/>
+        </w:rPr>
+        <w:t xml:space="preserve">A diferencia de la primera versión de este Informe Final, donde esto era solo una recomendación textual, se implementó y ejecutó realmente: un mecanismo de dos señales (Population Stability Index + degradación de recall) que decide si reentrenar, orquestado por el segundo DAG de Airflow (Sección 5).</w:t>
+      </w:r>
+    </w:p>
+    <w:tbl>
+      <w:tblPr>
+        <w:tblW w:type="dxa" w:w="9200"/>
+        <w:tblBorders>
+          <w:top w:val="single" w:color="auto" w:sz="4"/>
+          <w:left w:val="single" w:color="auto" w:sz="4"/>
+          <w:bottom w:val="single" w:color="auto" w:sz="4"/>
+          <w:right w:val="single" w:color="auto" w:sz="4"/>
+          <w:insideH w:val="single" w:color="auto" w:sz="4"/>
+          <w:insideV w:val="single" w:color="auto" w:sz="4"/>
+        </w:tblBorders>
+      </w:tblPr>
+      <w:tblGrid>
+        <w:gridCol w:w="3600"/>
+        <w:gridCol w:w="2400"/>
+        <w:gridCol w:w="3200"/>
+      </w:tblGrid>
+      <w:tr>
+        <w:tc>
+          <w:tcPr>
+            <w:tcW w:type="dxa" w:w="3600"/>
+            <w:shd w:fill="1F4E79" w:val="clear"/>
+            <w:tcMar>
+              <w:top w:type="dxa" w:w="50"/>
+              <w:left w:type="dxa" w:w="90"/>
+              <w:bottom w:type="dxa" w:w="50"/>
+              <w:right w:type="dxa" w:w="90"/>
+            </w:tcMar>
+            <w:vAlign w:val="center"/>
+          </w:tcPr>
+          <w:p>
+            <w:pPr>
+              <w:jc w:val="left"/>
+            </w:pPr>
+            <w:r>
+              <w:rPr>
+                <w:b/>
+                <w:bCs/>
+                <w:color w:val="FFFFFF"/>
+                <w:sz w:val="19"/>
+                <w:szCs w:val="19"/>
+              </w:rPr>
+              <w:t xml:space="preserve">Escenario</w:t>
+            </w:r>
+          </w:p>
+        </w:tc>
+        <w:tc>
+          <w:tcPr>
+            <w:tcW w:type="dxa" w:w="2400"/>
+            <w:shd w:fill="1F4E79" w:val="clear"/>
+            <w:tcMar>
+              <w:top w:type="dxa" w:w="50"/>
+              <w:left w:type="dxa" w:w="90"/>
+              <w:bottom w:type="dxa" w:w="50"/>
+              <w:right w:type="dxa" w:w="90"/>
+            </w:tcMar>
+            <w:vAlign w:val="center"/>
+          </w:tcPr>
+          <w:p>
+            <w:pPr>
+              <w:jc w:val="left"/>
+            </w:pPr>
+            <w:r>
+              <w:rPr>
+                <w:b/>
+                <w:bCs/>
+                <w:color w:val="FFFFFF"/>
+                <w:sz w:val="19"/>
+                <w:szCs w:val="19"/>
+              </w:rPr>
+              <w:t xml:space="preserve">PSI máximo</w:t>
+            </w:r>
+          </w:p>
+        </w:tc>
+        <w:tc>
+          <w:tcPr>
+            <w:tcW w:type="dxa" w:w="3200"/>
+            <w:shd w:fill="1F4E79" w:val="clear"/>
+            <w:tcMar>
+              <w:top w:type="dxa" w:w="50"/>
+              <w:left w:type="dxa" w:w="90"/>
+              <w:bottom w:type="dxa" w:w="50"/>
+              <w:right w:type="dxa" w:w="90"/>
+            </w:tcMar>
+            <w:vAlign w:val="center"/>
+          </w:tcPr>
+          <w:p>
+            <w:pPr>
+              <w:jc w:val="left"/>
+            </w:pPr>
+            <w:r>
+              <w:rPr>
+                <w:b/>
+                <w:bCs/>
+                <w:color w:val="FFFFFF"/>
+                <w:sz w:val="19"/>
+                <w:szCs w:val="19"/>
+              </w:rPr>
+              <w:t xml:space="preserve">¿Disparó reentrenamiento?</w:t>
+            </w:r>
+          </w:p>
+        </w:tc>
+      </w:tr>
+      <w:tr>
+        <w:tc>
+          <w:tcPr>
+            <w:tcW w:type="dxa" w:w="3600"/>
+            <w:tcMar>
+              <w:top w:type="dxa" w:w="50"/>
+              <w:left w:type="dxa" w:w="90"/>
+              <w:bottom w:type="dxa" w:w="50"/>
+              <w:right w:type="dxa" w:w="90"/>
+            </w:tcMar>
+            <w:vAlign w:val="center"/>
+          </w:tcPr>
+          <w:p>
+            <w:pPr>
+              <w:jc w:val="left"/>
+            </w:pPr>
+            <w:r>
+              <w:rPr>
+                <w:b w:val="false"/>
+                <w:bCs w:val="false"/>
+                <w:color w:val="000000"/>
+                <w:sz w:val="19"/>
+                <w:szCs w:val="19"/>
+              </w:rPr>
+              <w:t xml:space="preserve">Normal (sin deriva)</w:t>
+            </w:r>
+          </w:p>
+        </w:tc>
+        <w:tc>
+          <w:tcPr>
+            <w:tcW w:type="dxa" w:w="2400"/>
+            <w:tcMar>
+              <w:top w:type="dxa" w:w="50"/>
+              <w:left w:type="dxa" w:w="90"/>
+              <w:bottom w:type="dxa" w:w="50"/>
+              <w:right w:type="dxa" w:w="90"/>
+            </w:tcMar>
+            <w:vAlign w:val="center"/>
+          </w:tcPr>
+          <w:p>
+            <w:pPr>
+              <w:jc w:val="center"/>
+            </w:pPr>
+            <w:r>
+              <w:rPr>
+                <w:b w:val="false"/>
+                <w:bCs w:val="false"/>
+                <w:color w:val="000000"/>
+                <w:sz w:val="19"/>
+                <w:szCs w:val="19"/>
+              </w:rPr>
+              <w:t xml:space="preserve">0.186</w:t>
+            </w:r>
+          </w:p>
+        </w:tc>
+        <w:tc>
+          <w:tcPr>
+            <w:tcW w:type="dxa" w:w="3200"/>
+            <w:tcMar>
+              <w:top w:type="dxa" w:w="50"/>
+              <w:left w:type="dxa" w:w="90"/>
+              <w:bottom w:type="dxa" w:w="50"/>
+              <w:right w:type="dxa" w:w="90"/>
+            </w:tcMar>
+            <w:vAlign w:val="center"/>
+          </w:tcPr>
+          <w:p>
+            <w:pPr>
+              <w:jc w:val="center"/>
+            </w:pPr>
+            <w:r>
+              <w:rPr>
+                <w:b w:val="false"/>
+                <w:bCs w:val="false"/>
+                <w:color w:val="000000"/>
+                <w:sz w:val="19"/>
+                <w:szCs w:val="19"/>
+              </w:rPr>
+              <w:t xml:space="preserve">No</w:t>
+            </w:r>
+          </w:p>
+        </w:tc>
+      </w:tr>
+      <w:tr>
+        <w:tc>
+          <w:tcPr>
+            <w:tcW w:type="dxa" w:w="3600"/>
+            <w:tcMar>
+              <w:top w:type="dxa" w:w="50"/>
+              <w:left w:type="dxa" w:w="90"/>
+              <w:bottom w:type="dxa" w:w="50"/>
+              <w:right w:type="dxa" w:w="90"/>
+            </w:tcMar>
+            <w:vAlign w:val="center"/>
+          </w:tcPr>
+          <w:p>
+            <w:pPr>
+              <w:jc w:val="left"/>
+            </w:pPr>
+            <w:r>
+              <w:rPr>
+                <w:b w:val="false"/>
+                <w:bCs w:val="false"/>
+                <w:color w:val="000000"/>
+                <w:sz w:val="19"/>
+                <w:szCs w:val="19"/>
+              </w:rPr>
+              <w:t xml:space="preserve">Con deriva simulada</w:t>
+            </w:r>
+          </w:p>
+        </w:tc>
+        <w:tc>
+          <w:tcPr>
+            <w:tcW w:type="dxa" w:w="2400"/>
+            <w:tcMar>
+              <w:top w:type="dxa" w:w="50"/>
+              <w:left w:type="dxa" w:w="90"/>
+              <w:bottom w:type="dxa" w:w="50"/>
+              <w:right w:type="dxa" w:w="90"/>
+            </w:tcMar>
+            <w:vAlign w:val="center"/>
+          </w:tcPr>
+          <w:p>
+            <w:pPr>
+              <w:jc w:val="center"/>
+            </w:pPr>
+            <w:r>
+              <w:rPr>
+                <w:b w:val="false"/>
+                <w:bCs w:val="false"/>
+                <w:color w:val="000000"/>
+                <w:sz w:val="19"/>
+                <w:szCs w:val="19"/>
+              </w:rPr>
+              <w:t xml:space="preserve">1.608</w:t>
+            </w:r>
+          </w:p>
+        </w:tc>
+        <w:tc>
+          <w:tcPr>
+            <w:tcW w:type="dxa" w:w="3200"/>
+            <w:tcMar>
+              <w:top w:type="dxa" w:w="50"/>
+              <w:left w:type="dxa" w:w="90"/>
+              <w:bottom w:type="dxa" w:w="50"/>
+              <w:right w:type="dxa" w:w="90"/>
+            </w:tcMar>
+            <w:vAlign w:val="center"/>
+          </w:tcPr>
+          <w:p>
+            <w:pPr>
+              <w:jc w:val="center"/>
+            </w:pPr>
+            <w:r>
+              <w:rPr>
+                <w:b w:val="false"/>
+                <w:bCs w:val="false"/>
+                <w:color w:val="000000"/>
+                <w:sz w:val="19"/>
+                <w:szCs w:val="19"/>
+              </w:rPr>
+              <w:t xml:space="preserve">Sí — reentrenado automáticamente</w:t>
+            </w:r>
+          </w:p>
+        </w:tc>
+      </w:tr>
+    </w:tbl>
+    <w:p>
+      <w:pPr>
+        <w:spacing w:after="140"/>
+      </w:pPr>
+      <w:r>
+        <w:rPr>
+          <w:sz w:val="21"/>
+          <w:szCs w:val="21"/>
+        </w:rPr>
+        <w:t xml:space="preserve"/>
+      </w:r>
+    </w:p>
+    <w:p>
+      <w:pPr>
+        <w:spacing w:after="140"/>
+      </w:pPr>
+      <w:r>
+        <w:rPr>
+          <w:sz w:val="21"/>
+          <w:szCs w:val="21"/>
+        </w:rPr>
+        <w:t xml:space="preserve">Cada decisión queda registrada en outputs/log_reentrenamiento.csv con marca de tiempo, señales evaluadas y motivo — ningún reentrenamiento ocurre de forma silenciosa.</w:t>
+      </w:r>
+    </w:p>
+    <w:p>
+      <w:pPr>
+        <w:pStyle w:val="Heading1"/>
+        <w:spacing w:after="140" w:before="260"/>
+      </w:pPr>
+      <w:r>
+        <w:t xml:space="preserve">8. Vínculos Proveedor-Funcionario con GraphFrames Real</w:t>
+      </w:r>
+    </w:p>
+    <w:p>
+      <w:pPr>
+        <w:spacing w:after="140"/>
+      </w:pPr>
+      <w:r>
+        <w:rPr>
+          <w:sz w:val="21"/>
+          <w:szCs w:val="21"/>
+        </w:rPr>
+        <w:t xml:space="preserve">El análisis de vínculos (numeral 4.2.4) se validó de forma cruzada en dos motores: networkx (Producto original) y Spark GraphFrames real (io.graphframes:graphframes-spark4_2.13:0.10.0). Ambos detectaron los mismos 5 de 5 vínculos sospechosos sembrados. GraphFrames además calculó PageRank (centralidad de funcionarios en la red) y Connected Components — capacidades que networkx no ofrece a escala distribuida.</w:t>
+      </w:r>
+    </w:p>
+    <w:p>
+      <w:pPr>
+        <w:pStyle w:val="Heading1"/>
+        <w:spacing w:after="140" w:before="260"/>
+      </w:pPr>
+      <w:r>
+        <w:t xml:space="preserve">9. Delta Lake Real (ACID, Time Travel, CDC/CDF)</w:t>
+      </w:r>
+    </w:p>
+    <w:p>
+      <w:pPr>
+        <w:spacing w:after="140"/>
+      </w:pPr>
+      <w:r>
+        <w:rPr>
+          <w:sz w:val="21"/>
+          <w:szCs w:val="21"/>
+        </w:rPr>
+        <w:t xml:space="preserve">La capa Bronce se reescribió como tabla Delta Lake real (no Parquet plano), simulando el escenario más relevante para un auditor: una corrección de monto sobre un contrato ya existente.</w:t>
       </w:r>
     </w:p>
     <w:tbl>
@@ -1095,9 +3061,7 @@
       </w:tblPr>
       <w:tblGrid>
         <w:gridCol w:w="3400"/>
-        <w:gridCol w:w="2000"/>
-        <w:gridCol w:w="2000"/>
-        <w:gridCol w:w="1400"/>
+        <w:gridCol w:w="5400"/>
       </w:tblGrid>
       <w:tr>
         <w:tc>
@@ -1124,13 +3088,13 @@
                 <w:sz w:val="19"/>
                 <w:szCs w:val="19"/>
               </w:rPr>
-              <w:t xml:space="preserve">Enfoque</w:t>
-            </w:r>
-          </w:p>
-        </w:tc>
-        <w:tc>
-          <w:tcPr>
-            <w:tcW w:type="dxa" w:w="2000"/>
+              <w:t xml:space="preserve">Capacidad</w:t>
+            </w:r>
+          </w:p>
+        </w:tc>
+        <w:tc>
+          <w:tcPr>
+            <w:tcW w:type="dxa" w:w="5400"/>
             <w:shd w:fill="1F4E79" w:val="clear"/>
             <w:tcMar>
               <w:top w:type="dxa" w:w="50"/>
@@ -1152,63 +3116,7 @@
                 <w:sz w:val="19"/>
                 <w:szCs w:val="19"/>
               </w:rPr>
-              <w:t xml:space="preserve">Grupos marcados</w:t>
-            </w:r>
-          </w:p>
-        </w:tc>
-        <w:tc>
-          <w:tcPr>
-            <w:tcW w:type="dxa" w:w="2000"/>
-            <w:shd w:fill="1F4E79" w:val="clear"/>
-            <w:tcMar>
-              <w:top w:type="dxa" w:w="50"/>
-              <w:left w:type="dxa" w:w="90"/>
-              <w:bottom w:type="dxa" w:w="50"/>
-              <w:right w:type="dxa" w:w="90"/>
-            </w:tcMar>
-            <w:vAlign w:val="center"/>
-          </w:tcPr>
-          <w:p>
-            <w:pPr>
-              <w:jc w:val="left"/>
-            </w:pPr>
-            <w:r>
-              <w:rPr>
-                <w:b/>
-                <w:bCs/>
-                <w:color w:val="FFFFFF"/>
-                <w:sz w:val="19"/>
-                <w:szCs w:val="19"/>
-              </w:rPr>
-              <w:t xml:space="preserve">Aciertos reales</w:t>
-            </w:r>
-          </w:p>
-        </w:tc>
-        <w:tc>
-          <w:tcPr>
-            <w:tcW w:type="dxa" w:w="1400"/>
-            <w:shd w:fill="1F4E79" w:val="clear"/>
-            <w:tcMar>
-              <w:top w:type="dxa" w:w="50"/>
-              <w:left w:type="dxa" w:w="90"/>
-              <w:bottom w:type="dxa" w:w="50"/>
-              <w:right w:type="dxa" w:w="90"/>
-            </w:tcMar>
-            <w:vAlign w:val="center"/>
-          </w:tcPr>
-          <w:p>
-            <w:pPr>
-              <w:jc w:val="left"/>
-            </w:pPr>
-            <w:r>
-              <w:rPr>
-                <w:b/>
-                <w:bCs/>
-                <w:color w:val="FFFFFF"/>
-                <w:sz w:val="19"/>
-                <w:szCs w:val="19"/>
-              </w:rPr>
-              <w:t xml:space="preserve">Precisión</w:t>
+              <w:t xml:space="preserve">Resultado</w:t>
             </w:r>
           </w:p>
         </w:tc>
@@ -1237,88 +3145,34 @@
                 <w:sz w:val="19"/>
                 <w:szCs w:val="19"/>
               </w:rPr>
-              <w:t xml:space="preserve">Isolation Forest (solo)</w:t>
-            </w:r>
-          </w:p>
-        </w:tc>
-        <w:tc>
-          <w:tcPr>
-            <w:tcW w:type="dxa" w:w="2000"/>
-            <w:tcMar>
-              <w:top w:type="dxa" w:w="50"/>
-              <w:left w:type="dxa" w:w="90"/>
-              <w:bottom w:type="dxa" w:w="50"/>
-              <w:right w:type="dxa" w:w="90"/>
-            </w:tcMar>
-            <w:vAlign w:val="center"/>
-          </w:tcPr>
-          <w:p>
-            <w:pPr>
-              <w:jc w:val="center"/>
-            </w:pPr>
-            <w:r>
-              <w:rPr>
-                <w:b w:val="false"/>
-                <w:bCs w:val="false"/>
-                <w:color w:val="000000"/>
-                <w:sz w:val="19"/>
-                <w:szCs w:val="19"/>
-              </w:rPr>
-              <w:t xml:space="preserve">8</w:t>
-            </w:r>
-          </w:p>
-        </w:tc>
-        <w:tc>
-          <w:tcPr>
-            <w:tcW w:type="dxa" w:w="2000"/>
-            <w:tcMar>
-              <w:top w:type="dxa" w:w="50"/>
-              <w:left w:type="dxa" w:w="90"/>
-              <w:bottom w:type="dxa" w:w="50"/>
-              <w:right w:type="dxa" w:w="90"/>
-            </w:tcMar>
-            <w:vAlign w:val="center"/>
-          </w:tcPr>
-          <w:p>
-            <w:pPr>
-              <w:jc w:val="center"/>
-            </w:pPr>
-            <w:r>
-              <w:rPr>
-                <w:b w:val="false"/>
-                <w:bCs w:val="false"/>
-                <w:color w:val="000000"/>
-                <w:sz w:val="19"/>
-                <w:szCs w:val="19"/>
-              </w:rPr>
-              <w:t xml:space="preserve">3</w:t>
-            </w:r>
-          </w:p>
-        </w:tc>
-        <w:tc>
-          <w:tcPr>
-            <w:tcW w:type="dxa" w:w="1400"/>
-            <w:tcMar>
-              <w:top w:type="dxa" w:w="50"/>
-              <w:left w:type="dxa" w:w="90"/>
-              <w:bottom w:type="dxa" w:w="50"/>
-              <w:right w:type="dxa" w:w="90"/>
-            </w:tcMar>
-            <w:vAlign w:val="center"/>
-          </w:tcPr>
-          <w:p>
-            <w:pPr>
-              <w:jc w:val="center"/>
-            </w:pPr>
-            <w:r>
-              <w:rPr>
-                <w:b w:val="false"/>
-                <w:bCs w:val="false"/>
-                <w:color w:val="000000"/>
-                <w:sz w:val="19"/>
-                <w:szCs w:val="19"/>
-              </w:rPr>
-              <w:t xml:space="preserve">37.5%</w:t>
+              <w:t xml:space="preserve">UPDATE transaccional (ACID)</w:t>
+            </w:r>
+          </w:p>
+        </w:tc>
+        <w:tc>
+          <w:tcPr>
+            <w:tcW w:type="dxa" w:w="5400"/>
+            <w:tcMar>
+              <w:top w:type="dxa" w:w="50"/>
+              <w:left w:type="dxa" w:w="90"/>
+              <w:bottom w:type="dxa" w:w="50"/>
+              <w:right w:type="dxa" w:w="90"/>
+            </w:tcMar>
+            <w:vAlign w:val="center"/>
+          </w:tcPr>
+          <w:p>
+            <w:pPr>
+              <w:jc w:val="center"/>
+            </w:pPr>
+            <w:r>
+              <w:rPr>
+                <w:b w:val="false"/>
+                <w:bCs w:val="false"/>
+                <w:color w:val="000000"/>
+                <w:sz w:val="19"/>
+                <w:szCs w:val="19"/>
+              </w:rPr>
+              <w:t xml:space="preserve">Aplicado, nueva versión creada automáticamente</w:t>
             </w:r>
           </w:p>
         </w:tc>
@@ -1347,88 +3201,34 @@
                 <w:sz w:val="19"/>
                 <w:szCs w:val="19"/>
               </w:rPr>
-              <w:t xml:space="preserve">Regla interpretable (umbral legal)</w:t>
-            </w:r>
-          </w:p>
-        </w:tc>
-        <w:tc>
-          <w:tcPr>
-            <w:tcW w:type="dxa" w:w="2000"/>
-            <w:tcMar>
-              <w:top w:type="dxa" w:w="50"/>
-              <w:left w:type="dxa" w:w="90"/>
-              <w:bottom w:type="dxa" w:w="50"/>
-              <w:right w:type="dxa" w:w="90"/>
-            </w:tcMar>
-            <w:vAlign w:val="center"/>
-          </w:tcPr>
-          <w:p>
-            <w:pPr>
-              <w:jc w:val="center"/>
-            </w:pPr>
-            <w:r>
-              <w:rPr>
-                <w:b w:val="false"/>
-                <w:bCs w:val="false"/>
-                <w:color w:val="000000"/>
-                <w:sz w:val="19"/>
-                <w:szCs w:val="19"/>
-              </w:rPr>
-              <w:t xml:space="preserve">7</w:t>
-            </w:r>
-          </w:p>
-        </w:tc>
-        <w:tc>
-          <w:tcPr>
-            <w:tcW w:type="dxa" w:w="2000"/>
-            <w:tcMar>
-              <w:top w:type="dxa" w:w="50"/>
-              <w:left w:type="dxa" w:w="90"/>
-              <w:bottom w:type="dxa" w:w="50"/>
-              <w:right w:type="dxa" w:w="90"/>
-            </w:tcMar>
-            <w:vAlign w:val="center"/>
-          </w:tcPr>
-          <w:p>
-            <w:pPr>
-              <w:jc w:val="center"/>
-            </w:pPr>
-            <w:r>
-              <w:rPr>
-                <w:b w:val="false"/>
-                <w:bCs w:val="false"/>
-                <w:color w:val="000000"/>
-                <w:sz w:val="19"/>
-                <w:szCs w:val="19"/>
-              </w:rPr>
-              <w:t xml:space="preserve">7</w:t>
-            </w:r>
-          </w:p>
-        </w:tc>
-        <w:tc>
-          <w:tcPr>
-            <w:tcW w:type="dxa" w:w="1400"/>
-            <w:tcMar>
-              <w:top w:type="dxa" w:w="50"/>
-              <w:left w:type="dxa" w:w="90"/>
-              <w:bottom w:type="dxa" w:w="50"/>
-              <w:right w:type="dxa" w:w="90"/>
-            </w:tcMar>
-            <w:vAlign w:val="center"/>
-          </w:tcPr>
-          <w:p>
-            <w:pPr>
-              <w:jc w:val="center"/>
-            </w:pPr>
-            <w:r>
-              <w:rPr>
-                <w:b w:val="false"/>
-                <w:bCs w:val="false"/>
-                <w:color w:val="000000"/>
-                <w:sz w:val="19"/>
-                <w:szCs w:val="19"/>
-              </w:rPr>
-              <w:t xml:space="preserve">100.0%</w:t>
+              <w:t xml:space="preserve">Time travel a la versión anterior</w:t>
+            </w:r>
+          </w:p>
+        </w:tc>
+        <w:tc>
+          <w:tcPr>
+            <w:tcW w:type="dxa" w:w="5400"/>
+            <w:tcMar>
+              <w:top w:type="dxa" w:w="50"/>
+              <w:left w:type="dxa" w:w="90"/>
+              <w:bottom w:type="dxa" w:w="50"/>
+              <w:right w:type="dxa" w:w="90"/>
+            </w:tcMar>
+            <w:vAlign w:val="center"/>
+          </w:tcPr>
+          <w:p>
+            <w:pPr>
+              <w:jc w:val="center"/>
+            </w:pPr>
+            <w:r>
+              <w:rPr>
+                <w:b w:val="false"/>
+                <w:bCs w:val="false"/>
+                <w:color w:val="000000"/>
+                <w:sz w:val="19"/>
+                <w:szCs w:val="19"/>
+              </w:rPr>
+              <w:t xml:space="preserve">Monto original recuperado exacto tras la corrección</w:t>
             </w:r>
           </w:p>
         </w:tc>
@@ -1457,88 +3257,34 @@
                 <w:sz w:val="19"/>
                 <w:szCs w:val="19"/>
               </w:rPr>
-              <w:t xml:space="preserve">Combinado (modelo Y regla)</w:t>
-            </w:r>
-          </w:p>
-        </w:tc>
-        <w:tc>
-          <w:tcPr>
-            <w:tcW w:type="dxa" w:w="2000"/>
-            <w:tcMar>
-              <w:top w:type="dxa" w:w="50"/>
-              <w:left w:type="dxa" w:w="90"/>
-              <w:bottom w:type="dxa" w:w="50"/>
-              <w:right w:type="dxa" w:w="90"/>
-            </w:tcMar>
-            <w:vAlign w:val="center"/>
-          </w:tcPr>
-          <w:p>
-            <w:pPr>
-              <w:jc w:val="center"/>
-            </w:pPr>
-            <w:r>
-              <w:rPr>
-                <w:b w:val="false"/>
-                <w:bCs w:val="false"/>
-                <w:color w:val="000000"/>
-                <w:sz w:val="19"/>
-                <w:szCs w:val="19"/>
-              </w:rPr>
-              <w:t xml:space="preserve">2</w:t>
-            </w:r>
-          </w:p>
-        </w:tc>
-        <w:tc>
-          <w:tcPr>
-            <w:tcW w:type="dxa" w:w="2000"/>
-            <w:tcMar>
-              <w:top w:type="dxa" w:w="50"/>
-              <w:left w:type="dxa" w:w="90"/>
-              <w:bottom w:type="dxa" w:w="50"/>
-              <w:right w:type="dxa" w:w="90"/>
-            </w:tcMar>
-            <w:vAlign w:val="center"/>
-          </w:tcPr>
-          <w:p>
-            <w:pPr>
-              <w:jc w:val="center"/>
-            </w:pPr>
-            <w:r>
-              <w:rPr>
-                <w:b w:val="false"/>
-                <w:bCs w:val="false"/>
-                <w:color w:val="000000"/>
-                <w:sz w:val="19"/>
-                <w:szCs w:val="19"/>
-              </w:rPr>
-              <w:t xml:space="preserve">2</w:t>
-            </w:r>
-          </w:p>
-        </w:tc>
-        <w:tc>
-          <w:tcPr>
-            <w:tcW w:type="dxa" w:w="1400"/>
-            <w:tcMar>
-              <w:top w:type="dxa" w:w="50"/>
-              <w:left w:type="dxa" w:w="90"/>
-              <w:bottom w:type="dxa" w:w="50"/>
-              <w:right w:type="dxa" w:w="90"/>
-            </w:tcMar>
-            <w:vAlign w:val="center"/>
-          </w:tcPr>
-          <w:p>
-            <w:pPr>
-              <w:jc w:val="center"/>
-            </w:pPr>
-            <w:r>
-              <w:rPr>
-                <w:b w:val="false"/>
-                <w:bCs w:val="false"/>
-                <w:color w:val="000000"/>
-                <w:sz w:val="19"/>
-                <w:szCs w:val="19"/>
-              </w:rPr>
-              <w:t xml:space="preserve">100.0%</w:t>
+              <w:t xml:space="preserve">Change Data Feed (CDC/CDF)</w:t>
+            </w:r>
+          </w:p>
+        </w:tc>
+        <w:tc>
+          <w:tcPr>
+            <w:tcW w:type="dxa" w:w="5400"/>
+            <w:tcMar>
+              <w:top w:type="dxa" w:w="50"/>
+              <w:left w:type="dxa" w:w="90"/>
+              <w:bottom w:type="dxa" w:w="50"/>
+              <w:right w:type="dxa" w:w="90"/>
+            </w:tcMar>
+            <w:vAlign w:val="center"/>
+          </w:tcPr>
+          <w:p>
+            <w:pPr>
+              <w:jc w:val="center"/>
+            </w:pPr>
+            <w:r>
+              <w:rPr>
+                <w:b w:val="false"/>
+                <w:bCs w:val="false"/>
+                <w:color w:val="000000"/>
+                <w:sz w:val="19"/>
+                <w:szCs w:val="19"/>
+              </w:rPr>
+              <w:t xml:space="preserve">Preimage y postimage capturados fila por fila</w:t>
             </w:r>
           </w:p>
         </w:tc>
@@ -1546,6 +3292,15 @@
     </w:tbl>
     <w:p>
       <w:pPr>
+        <w:pStyle w:val="Heading1"/>
+        <w:spacing w:after="140" w:before="260"/>
+      </w:pPr>
+      <w:r>
+        <w:t xml:space="preserve">10. Validación con Datos Reales de SEACE (fuera del alcance del TDR)</w:t>
+      </w:r>
+    </w:p>
+    <w:p>
+      <w:pPr>
         <w:spacing w:after="140"/>
       </w:pPr>
       <w:r>
@@ -1553,7 +3308,7 @@
           <w:sz w:val="21"/>
           <w:szCs w:val="21"/>
         </w:rPr>
-        <w:t xml:space="preserve">Hallazgo principal de la consultoría: el conocimiento normativo del dominio (el umbral legal exacto) aporta más precisión que el modelo estadístico por sí solo. Se recomienda que el modelo de producción priorice la regla interpretable como filtro principal, usando el score de anomalía como señal secundaria de refuerzo, no al revés.</w:t>
+        <w:t xml:space="preserve">Adicional al alcance formal del TDR (que usa datos sintéticos): se obtuvieron datos públicos reales de contrataciones del Estado peruano (portal OCDS de la OECE, licencia CC BY 4.0, año 2022) y se corrió el pipeline completo sobre ellos — 47,442 contratos reales, 25,535 proveedores, 2,732 entidades, S/. 32,241 millones analizados. Se detectó y corrigió un artefacto propio (consorcios contados varias veces) y un falso positivo genuino (pagos individuales agrupados mal clasificados como consorcio) — documentado con transparencia, no ocultado.</w:t>
       </w:r>
     </w:p>
     <w:p>
@@ -1562,7 +3317,7 @@
         <w:spacing w:after="140" w:before="260"/>
       </w:pPr>
       <w:r>
-        <w:t xml:space="preserve">5. Manual de Implementación</w:t>
+        <w:t xml:space="preserve">11. Verificación de Componentes de la Plataforma (Anexo 2 del TDR)</w:t>
       </w:r>
     </w:p>
     <w:p>
@@ -1574,7 +3329,52 @@
           <w:sz w:val="21"/>
           <w:szCs w:val="21"/>
         </w:rPr>
-        <w:t xml:space="preserve">Orden de ejecución de los scripts para reproducir el prototipo completo desde cero:</w:t>
+        <w:t xml:space="preserve">De 18 componentes especificados en el Anexo 2 ("Arquitectura de la Plataforma de Minería de Datos"), se verificaron como completos: ingesta Batch y Streaming, HMS (Hive Metastore embebido), Parquet, los 5 lenguajes soportados (Python/SQL/Scala/R/Java, incluyendo R con una prueba t de Welch real), Spark MLlib, Spark GraphX (vía GraphFrames), Airflow, Delta Lake y CDC/CDF.</w:t>
+      </w:r>
+    </w:p>
+    <w:p>
+      <w:pPr>
+        <w:spacing w:after="140"/>
+      </w:pPr>
+      <w:r>
+        <w:rPr>
+          <w:sz w:val="21"/>
+          <w:szCs w:val="21"/>
+        </w:rPr>
+        <w:t xml:space="preserve">Hadoop YARN/HDFS queda fuera de alcance por una razón de fondo, no por falta de intento: ambos requieren múltiples máquinas físicas distintas conectadas en red para aportar su beneficio real (replicación tolerante a fallos, reparto de recursos entre nodos) — algo que un entorno de un solo contenedor no puede ofrecer sin importar cuánto código se agregue. Se investigó la utilidad oficial hadoop-client-minicluster (la que usa el propio equipo de Hadoop para pruebas), pero requiere un segundo archivo de 40-70 MB que excede el límite de subida de este entorno.</w:t>
+      </w:r>
+    </w:p>
+    <w:p>
+      <w:pPr>
+        <w:spacing w:after="140"/>
+      </w:pPr>
+      <w:r>
+        <w:rPr>
+          <w:sz w:val="21"/>
+          <w:szCs w:val="21"/>
+        </w:rPr>
+        <w:t xml:space="preserve">SQL Server real, SSAS y Power BI quedan fuera de alcance por decisión — requieren licencia o cuenta, y el objetivo de este prototipo es demostrar que no hace falta gastar en eso todavía.</w:t>
+      </w:r>
+    </w:p>
+    <w:p>
+      <w:pPr>
+        <w:pStyle w:val="Heading1"/>
+        <w:spacing w:after="140" w:before="260"/>
+      </w:pPr>
+      <w:r>
+        <w:t xml:space="preserve">12. Manual de Implementación</w:t>
+      </w:r>
+    </w:p>
+    <w:p>
+      <w:pPr>
+        <w:spacing w:after="140"/>
+      </w:pPr>
+      <w:r>
+        <w:rPr>
+          <w:sz w:val="21"/>
+          <w:szCs w:val="21"/>
+        </w:rPr>
+        <w:t xml:space="preserve">Orden de ejecución para reproducir el prototipo completo desde cero:</w:t>
       </w:r>
     </w:p>
     <w:p>
@@ -1591,7 +3391,7 @@
           <w:sz w:val="21"/>
           <w:szCs w:val="21"/>
         </w:rPr>
-        <w:t xml:space="preserve">1. src/generar_datos.py — genera el dataset base de contrataciones.</w:t>
+        <w:t xml:space="preserve">1-7: generar_datos.py → eda.py → preprocesamiento.py → modelo_favoritismo.py → modelo_fraccionamiento.py → modelo_grafos.py → generar_diccionario_diagrama.py.</w:t>
       </w:r>
     </w:p>
     <w:p>
@@ -1608,7 +3408,7 @@
           <w:sz w:val="21"/>
           <w:szCs w:val="21"/>
         </w:rPr>
-        <w:t xml:space="preserve">2. src/eda.py — análisis exploratorio (opcional, no genera datos para pasos posteriores).</w:t>
+        <w:t xml:space="preserve">8. Orquestado end-to-end vía Airflow: airflow dags test modulo_analisis_datos_1_8_2 (reemplaza los pasos 1-7 en producción).</w:t>
       </w:r>
     </w:p>
     <w:p>
@@ -1625,7 +3425,7 @@
           <w:sz w:val="21"/>
           <w:szCs w:val="21"/>
         </w:rPr>
-        <w:t xml:space="preserve">3. src/preprocesamiento.py — limpieza y generación de los datasets de favoritismo y fraccionamiento.</w:t>
+        <w:t xml:space="preserve">9. src/spark/*.py — versiones Spark MLlib real (favoritismo, fraccionamiento, vínculos con GraphFrames, estándares SQL, Delta Lake).</w:t>
       </w:r>
     </w:p>
     <w:p>
@@ -1642,7 +3442,7 @@
           <w:sz w:val="21"/>
           <w:szCs w:val="21"/>
         </w:rPr>
-        <w:t xml:space="preserve">4. src/modelo_favoritismo.py — entrena el modelo, genera SHAP y el ranking de riesgo.</w:t>
+        <w:t xml:space="preserve">10. src/autoevaluacion.py — orquestado vía airflow dags test monitoreo_reentrenamiento_1_8_2.</w:t>
       </w:r>
     </w:p>
     <w:p>
@@ -1659,7 +3459,7 @@
           <w:sz w:val="21"/>
           <w:szCs w:val="21"/>
         </w:rPr>
-        <w:t xml:space="preserve">5. src/modelo_fraccionamiento.py — entrena el modelo y evalúa la regla interpretable.</w:t>
+        <w:t xml:space="preserve">11. src/publicar_ssrs.py — publica resultados en el esquema SQL.</w:t>
       </w:r>
     </w:p>
     <w:p>
@@ -1676,41 +3476,49 @@
           <w:sz w:val="21"/>
           <w:szCs w:val="21"/>
         </w:rPr>
-        <w:t xml:space="preserve">6. src/modelo_grafos.py — construye el grafo de vínculos proveedor-funcionario.</w:t>
-      </w:r>
-    </w:p>
-    <w:p>
-      <w:pPr>
-        <w:pStyle w:val="ListParagraph"/>
-        <w:numPr>
-          <w:ilvl w:val="0"/>
-          <w:numId w:val="1"/>
-        </w:numPr>
-        <w:spacing w:after="70"/>
+        <w:t xml:space="preserve">12. reporte/generar_reporte.js y reporte/generar_productos_formales.js (node) — generan toda la documentación.</w:t>
+      </w:r>
+    </w:p>
+    <w:p>
+      <w:pPr>
+        <w:pStyle w:val="Heading1"/>
+        <w:spacing w:after="140" w:before="260"/>
+      </w:pPr>
+      <w:r>
+        <w:t xml:space="preserve">13. Plan de Monitoreo y Mantenimiento</w:t>
+      </w:r>
+    </w:p>
+    <w:p>
+      <w:pPr>
+        <w:spacing w:after="140"/>
       </w:pPr>
       <w:r>
         <w:rPr>
           <w:sz w:val="21"/>
           <w:szCs w:val="21"/>
         </w:rPr>
-        <w:t xml:space="preserve">7. src/generar_diccionario_diagrama.py — genera el diccionario de datos y el diagrama ER.</w:t>
-      </w:r>
-    </w:p>
-    <w:p>
-      <w:pPr>
-        <w:pStyle w:val="ListParagraph"/>
-        <w:numPr>
-          <w:ilvl w:val="0"/>
-          <w:numId w:val="1"/>
-        </w:numPr>
-        <w:spacing w:after="70"/>
+        <w:t xml:space="preserve">Ya no es solo una recomendación: el mecanismo de autoevaluación (Sección 7) está implementado y orquestado con Airflow en modo mensual (schedule="@monthly"). Se recomienda para producción: (1) desplegar el DAG de monitoreo en el Airflow productivo de la CGR, (2) conectar el lote 'nuevo' a la ingesta real de SEACE en vez de datos simulados, y (3) revisar periódicamente los umbrales de PSI y recall según la experiencia acumulada de los auditores.</w:t>
+      </w:r>
+    </w:p>
+    <w:p>
+      <w:pPr>
+        <w:pStyle w:val="Heading1"/>
+        <w:spacing w:after="140" w:before="260"/>
+      </w:pPr>
+      <w:r>
+        <w:t xml:space="preserve">14. Transferencia de Conocimiento</w:t>
+      </w:r>
+    </w:p>
+    <w:p>
+      <w:pPr>
+        <w:spacing w:after="140"/>
       </w:pPr>
       <w:r>
         <w:rPr>
           <w:sz w:val="21"/>
           <w:szCs w:val="21"/>
         </w:rPr>
-        <w:t xml:space="preserve">8. reporte/generar_reporte.js (node) — consolida todo en el reporte técnico único.</w:t>
+        <w:t xml:space="preserve">Todo el código fuente está comentado en español, con docstrings que referencian el numeral específico del TDR que cada módulo cubre. Se recomienda una sesión de walkthrough técnico con el equipo de la Subgerencia de Sistemas de Información y Analítica de Datos antes de cualquier decisión de continuar o no con una consultoría formal.</w:t>
       </w:r>
     </w:p>
     <w:p>
@@ -1719,7 +3527,7 @@
         <w:spacing w:after="140" w:before="260"/>
       </w:pPr>
       <w:r>
-        <w:t xml:space="preserve">6. Plan de Monitoreo y Mantenimiento</w:t>
+        <w:t xml:space="preserve">15. Repositorio de Código</w:t>
       </w:r>
     </w:p>
     <w:p>
@@ -1731,7 +3539,7 @@
           <w:sz w:val="21"/>
           <w:szCs w:val="21"/>
         </w:rPr>
-        <w:t xml:space="preserve">Corresponde al numeral 3.2.c del TDR ("Estrategias de sostenibilidad del modelo"). Se recomienda: (1) reentrenamiento periódico (trimestral o ante cambios normativos de umbrales), (2) monitoreo de data drift comparando la distribución de nuevas contrataciones contra la distribución de entrenamiento, y (3) retroalimentación activa de auditores marcando falsos positivos/negativos, para reetiquetar casos y reentrenar — mecanismo de auto-mejora que reemplaza la falta de ground truth histórico.</w:t>
+        <w:t xml:space="preserve">Repositorio público en GitHub (ver portada): data/, src/ (incluye src/spark/ para las versiones Spark real), outputs/, airflow_home/dags/, ssrs/, jars/ (GraphFrames y Delta Lake, descargados de Maven Central), data_real/ (pipeline sobre datos reales), y reporte/. Historial de commits documenta el avance de cada pieza, incluyendo los intentos fallidos documentados con honestidad (ej. las dos rutas de GraphFrames que no funcionaron antes de encontrar la correcta).</w:t>
       </w:r>
     </w:p>
     <w:p>
@@ -1740,7 +3548,7 @@
         <w:spacing w:after="140" w:before="260"/>
       </w:pPr>
       <w:r>
-        <w:t xml:space="preserve">7. Transferencia de Conocimiento</w:t>
+        <w:t xml:space="preserve">16. Conclusiones y Recomendaciones</w:t>
       </w:r>
     </w:p>
     <w:p>
@@ -1752,7 +3560,7 @@
           <w:sz w:val="21"/>
           <w:szCs w:val="21"/>
         </w:rPr>
-        <w:t xml:space="preserve">Todo el código fuente está comentado en español, con docstrings que referencian el numeral específico del TDR que cada módulo cubre, para facilitar la revisión por personal no especializado en ciencia de datos. Se recomienda una sesión de walkthrough técnico con el equipo de la Subgerencia de Sistemas de Información y Analítica de Datos antes de cualquier decisión de continuar o no con una consultoría formal.</w:t>
+        <w:t xml:space="preserve">El prototipo demuestra que los tres casos de uso priorizados del TDR son técnicamente alcanzables con herramientas open source, en un plazo muy reducido frente a los 180 días previstos, y con evidencia de ejecución real en cada pieza de la arquitectura del Anexo 2 — no solo en la lógica de los modelos. El hallazgo más relevante se mantiene y se reforzó con más evidencia: ni Isolation Forest ni KMeans (en dos plataformas distintas) igualan a la regla interpretable basada en el umbral legal — el valor está en traducir la normativa a reglas computables, no solo en la sofisticación del modelo. Se recomienda una fase piloto con datos reales de la CGR, supervisada por auditores, antes de cualquier despliegue en producción.</w:t>
       </w:r>
     </w:p>
     <w:p>
@@ -1761,7 +3569,7 @@
         <w:spacing w:after="140" w:before="260"/>
       </w:pPr>
       <w:r>
-        <w:t xml:space="preserve">8. Repositorio de Código</w:t>
+        <w:t xml:space="preserve">17. Anexos</w:t>
       </w:r>
     </w:p>
     <w:p>
@@ -1773,49 +3581,7 @@
           <w:sz w:val="21"/>
           <w:szCs w:val="21"/>
         </w:rPr>
-        <w:t xml:space="preserve">Repositorio público en GitHub (ver portada), organizado en carpetas data/ (datasets), src/ (scripts), outputs/ (gráficos, modelos entrenados y rankings de riesgo) y reporte/ (generación de documentos). Historial de commits documenta el avance producto por producto.</w:t>
-      </w:r>
-    </w:p>
-    <w:p>
-      <w:pPr>
-        <w:pStyle w:val="Heading1"/>
-        <w:spacing w:after="140" w:before="260"/>
-      </w:pPr>
-      <w:r>
-        <w:t xml:space="preserve">9. Conclusiones y Recomendaciones</w:t>
-      </w:r>
-    </w:p>
-    <w:p>
-      <w:pPr>
-        <w:spacing w:after="140"/>
-      </w:pPr>
-      <w:r>
-        <w:rPr>
-          <w:sz w:val="21"/>
-          <w:szCs w:val="21"/>
-        </w:rPr>
-        <w:t xml:space="preserve">El prototipo demuestra que los tres casos de uso priorizados del TDR son técnicamente alcanzables con herramientas open source y en un plazo de desarrollo muy reducido frente a los 180 días previstos. El hallazgo más relevante — que la regla normativa supera al modelo estadístico puro en el caso de fraccionamiento — sugiere que gran parte del valor de esta consultoría está en la traducción del marco legal a reglas computables, no únicamente en la sofisticación del modelo. Se recomienda una fase piloto con datos reales, supervisada por auditores, antes de cualquier despliegue en producción.</w:t>
-      </w:r>
-    </w:p>
-    <w:p>
-      <w:pPr>
-        <w:pStyle w:val="Heading1"/>
-        <w:spacing w:after="140" w:before="260"/>
-      </w:pPr>
-      <w:r>
-        <w:t xml:space="preserve">10. Anexos</w:t>
-      </w:r>
-    </w:p>
-    <w:p>
-      <w:pPr>
-        <w:spacing w:after="140"/>
-      </w:pPr>
-      <w:r>
-        <w:rPr>
-          <w:sz w:val="21"/>
-          <w:szCs w:val="21"/>
-        </w:rPr>
-        <w:t xml:space="preserve">Ver Productos 1 a 6 para el detalle metodológico completo de cada etapa, y el repositorio de código indicado en la portada.</w:t>
+        <w:t xml:space="preserve">Ver Productos 1 a 6 para el detalle metodológico de cada etapa base, y el repositorio de código indicado en la portada para el detalle completo de las mejoras posteriores.</w:t>
       </w:r>
     </w:p>
     <w:sectPr>

--- a/reporte/productos_formales/Producto_07_Informe_Final.docx
+++ b/reporte/productos_formales/Producto_07_Informe_Final.docx
@@ -3353,7 +3353,7 @@
           <w:sz w:val="21"/>
           <w:szCs w:val="21"/>
         </w:rPr>
-        <w:t xml:space="preserve">SQL Server real, SSAS y Power BI quedan fuera de alcance por decisión — requieren licencia o cuenta, y el objetivo de este prototipo es demostrar que no hace falta gastar en eso todavía.</w:t>
+        <w:t xml:space="preserve">SQL Server real, SSAS y Power BI quedan fuera de alcance por decisión — requieren licencia o cuenta, y el prototipo se construye enteramente con herramientas de licencia abierta.</w:t>
       </w:r>
     </w:p>
     <w:p>
@@ -3560,7 +3560,7 @@
           <w:sz w:val="21"/>
           <w:szCs w:val="21"/>
         </w:rPr>
-        <w:t xml:space="preserve">El prototipo demuestra que los tres casos de uso priorizados del TDR son técnicamente alcanzables con herramientas open source, en un plazo muy reducido frente a los 180 días previstos, y con evidencia de ejecución real en cada pieza de la arquitectura del Anexo 2 — no solo en la lógica de los modelos. El hallazgo más relevante se mantiene y se reforzó con más evidencia: ni Isolation Forest ni KMeans (en dos plataformas distintas) igualan a la regla interpretable basada en el umbral legal — el valor está en traducir la normativa a reglas computables, no solo en la sofisticación del modelo. Se recomienda una fase piloto con datos reales de la CGR, supervisada por auditores, antes de cualquier despliegue en producción.</w:t>
+        <w:t xml:space="preserve">El prototipo demuestra que los tres casos de uso priorizados del TDR son técnicamente alcanzables con herramientas de licencia abierta, construidas como una contribución al control gubernamental y a la lucha anticorrupción, con evidencia de ejecución real en cada pieza de la arquitectura del Anexo 2 — no solo en la lógica de los modelos. El hallazgo más relevante se mantiene y se reforzó con más evidencia: ni Isolation Forest ni KMeans (en dos plataformas distintas) igualan a la regla interpretable basada en el umbral legal — el valor está en traducir la normativa a reglas computables, no solo en la sofisticación del modelo. Se recomienda una fase piloto con datos reales de la CGR, supervisada por auditores, antes de cualquier despliegue en producción.</w:t>
       </w:r>
     </w:p>
     <w:p>

--- a/reporte/productos_formales/Producto_07_Informe_Final.docx
+++ b/reporte/productos_formales/Producto_07_Informe_Final.docx
@@ -62,7 +62,7 @@
           <w:sz w:val="19"/>
           <w:szCs w:val="19"/>
         </w:rPr>
-        <w:t xml:space="preserve">Prototipo elaborado como prueba de concepto (proof of concept) — no constituye una postulación formal</w:t>
+        <w:t xml:space="preserve">Prototipo independiente elaborado como prueba de concepto (proof of concept) — no constituye una postulación formal, una implementación oficial, ni cuenta con aprobación institucional de la CGR</w:t>
       </w:r>
     </w:p>
     <w:p>

--- a/reporte/productos_formales/Producto_07_Informe_Final.docx
+++ b/reporte/productos_formales/Producto_07_Informe_Final.docx
@@ -3341,7 +3341,7 @@
           <w:sz w:val="21"/>
           <w:szCs w:val="21"/>
         </w:rPr>
-        <w:t xml:space="preserve">Hadoop YARN/HDFS queda fuera de alcance por una razón de fondo, no por falta de intento: ambos requieren múltiples máquinas físicas distintas conectadas en red para aportar su beneficio real (replicación tolerante a fallos, reparto de recursos entre nodos) — algo que un entorno de un solo contenedor no puede ofrecer sin importar cuánto código se agregue. Se investigó la utilidad oficial hadoop-client-minicluster (la que usa el propio equipo de Hadoop para pruebas), pero requiere un segundo archivo de 40-70 MB que excede el límite de subida de este entorno.</w:t>
+        <w:t xml:space="preserve">Hadoop YARN/HDFS queda pendiente por una combinación de límites de tamaño de archivo, no por imposibilidad técnica de correr en una sola máquina: Apache documenta explícitamente un modo pseudo-distribuido (single-node) para HDFS/YARN. Se investigó la utilidad oficial hadoop-client-minicluster (la que usa el propio equipo de Hadoop para pruebas, 27.1 MB, obtenida), pero requiere un segundo archivo (hadoop-client-runtime, 40-70 MB) que excede el límite de subida de este entorno; el tarball binario completo (554 MB) también. Lo que sí es una limitación de fondo: el beneficio característico de HDFS/YARN en producción (replicación tolerante a fallos, reparto de recursos entre nodos) requiere, por diseño, varias máquinas físicas distintas — algo que ni siquiera un modo pseudo-distribuido completado en este entorno demostraría.</w:t>
       </w:r>
     </w:p>
     <w:p>

--- a/reporte/productos_formales/Producto_07_Informe_Final.docx
+++ b/reporte/productos_formales/Producto_07_Informe_Final.docx
@@ -2291,6 +2291,30 @@
         </w:tc>
       </w:tr>
     </w:tbl>
+    <w:p>
+      <w:pPr>
+        <w:spacing w:after="140"/>
+      </w:pPr>
+      <w:r>
+        <w:rPr>
+          <w:sz w:val="21"/>
+          <w:szCs w:val="21"/>
+        </w:rPr>
+        <w:t xml:space="preserve"/>
+      </w:r>
+    </w:p>
+    <w:p>
+      <w:pPr>
+        <w:spacing w:after="140"/>
+      </w:pPr>
+      <w:r>
+        <w:rPr>
+          <w:sz w:val="21"/>
+          <w:szCs w:val="21"/>
+        </w:rPr>
+        <w:t xml:space="preserve">Nota metodológica: los 8 casos de fraccionamiento sembrados tienen exactamente el patrón que la regla busca (mismo proveedor-entidad-objeto, compras repetidas en pocos días, montos bajo el umbral). El 100% confirma que la regla está correctamente implementada, no que vaya a repetir ese desempeño sobre fraccionamiento real no sembrado — ver Producto 7, Sección 10, donde se aplica como señal de riesgo sobre datos reales sin etiquetas, no como determinación automática.</w:t>
+      </w:r>
+    </w:p>
     <w:p>
       <w:pPr>
         <w:spacing w:after="140"/>

--- a/reporte/productos_formales/Producto_07_Informe_Final.docx
+++ b/reporte/productos_formales/Producto_07_Informe_Final.docx
@@ -2231,7 +2231,7 @@
                 <w:sz w:val="19"/>
                 <w:szCs w:val="19"/>
               </w:rPr>
-              <w:t xml:space="preserve">7</w:t>
+              <w:t xml:space="preserve">8</w:t>
             </w:r>
           </w:p>
         </w:tc>
@@ -2258,7 +2258,7 @@
                 <w:sz w:val="19"/>
                 <w:szCs w:val="19"/>
               </w:rPr>
-              <w:t xml:space="preserve">7</w:t>
+              <w:t xml:space="preserve">8</w:t>
             </w:r>
           </w:p>
         </w:tc>

--- a/reporte/productos_formales/Producto_07_Informe_Final.docx
+++ b/reporte/productos_formales/Producto_07_Informe_Final.docx
@@ -3314,6 +3314,18 @@
         </w:tc>
       </w:tr>
     </w:tbl>
+    <w:p>
+      <w:pPr>
+        <w:spacing w:after="140"/>
+      </w:pPr>
+      <w:r>
+        <w:rPr>
+          <w:sz w:val="21"/>
+          <w:szCs w:val="21"/>
+        </w:rPr>
+        <w:t xml:space="preserve">Precisión importante: este historial no es inmutable de forma permanente — VACUUM elimina archivos de versiones antiguas según una política de retención configurable (7 días por defecto). Para uso de auditoría, esa política debe ajustarse al período que la CGR necesite conservar evidencia.</w:t>
+      </w:r>
+    </w:p>
     <w:p>
       <w:pPr>
         <w:pStyle w:val="Heading1"/>

--- a/reporte/productos_formales/Producto_07_Informe_Final.docx
+++ b/reporte/productos_formales/Producto_07_Informe_Final.docx
@@ -1105,7 +1105,7 @@
           <w:sz w:val="21"/>
           <w:szCs w:val="21"/>
         </w:rPr>
-        <w:t xml:space="preserve">Commit de evidencia: 92657577bc7e7eb5157148767b3daf37fd6c43ca.</w:t>
+        <w:t xml:space="preserve">Commit de evidencia: f723f52e6792e4a1898a136c8436f5c809e388cf.</w:t>
       </w:r>
     </w:p>
     <w:sectPr>

--- a/reporte/productos_formales/Producto_07_Informe_Final.docx
+++ b/reporte/productos_formales/Producto_07_Informe_Final.docx
@@ -1105,7 +1105,7 @@
           <w:sz w:val="21"/>
           <w:szCs w:val="21"/>
         </w:rPr>
-        <w:t xml:space="preserve">Commit de evidencia: f723f52e6792e4a1898a136c8436f5c809e388cf.</w:t>
+        <w:t xml:space="preserve">Commit de evidencia: 46b503ba67f544ce1bd06479c377d773e565d4bc.</w:t>
       </w:r>
     </w:p>
     <w:sectPr>

--- a/reporte/productos_formales/Producto_07_Informe_Final.docx
+++ b/reporte/productos_formales/Producto_07_Informe_Final.docx
@@ -1105,7 +1105,7 @@
           <w:sz w:val="21"/>
           <w:szCs w:val="21"/>
         </w:rPr>
-        <w:t xml:space="preserve">Commit de evidencia: 46b503ba67f544ce1bd06479c377d773e565d4bc.</w:t>
+        <w:t xml:space="preserve">Commit de evidencia: 939c39523a8775ec230fa9a551239eb4fb6dca66.</w:t>
       </w:r>
     </w:p>
     <w:sectPr>

--- a/reporte/productos_formales/Producto_07_Informe_Final.docx
+++ b/reporte/productos_formales/Producto_07_Informe_Final.docx
@@ -1105,7 +1105,7 @@
           <w:sz w:val="21"/>
           <w:szCs w:val="21"/>
         </w:rPr>
-        <w:t xml:space="preserve">Commit de evidencia: 939c39523a8775ec230fa9a551239eb4fb6dca66.</w:t>
+        <w:t xml:space="preserve">Commit de evidencia: 3ff9cabdb0210b537aabe0281ec695278d818760.</w:t>
       </w:r>
     </w:p>
     <w:sectPr>

--- a/reporte/productos_formales/Producto_07_Informe_Final.docx
+++ b/reporte/productos_formales/Producto_07_Informe_Final.docx
@@ -1105,7 +1105,7 @@
           <w:sz w:val="21"/>
           <w:szCs w:val="21"/>
         </w:rPr>
-        <w:t xml:space="preserve">Commit de evidencia: 3ff9cabdb0210b537aabe0281ec695278d818760.</w:t>
+        <w:t xml:space="preserve">Commit de evidencia: c13e5929e4e4344699e5edc8f658adf2cc23e74d.</w:t>
       </w:r>
     </w:p>
     <w:sectPr>

--- a/reporte/productos_formales/Producto_07_Informe_Final.docx
+++ b/reporte/productos_formales/Producto_07_Informe_Final.docx
@@ -250,7 +250,7 @@
         <w:spacing w:lineRule="exact" w:line="240" w:before="240" w:after="120"/>
         <w:rPr/>
       </w:pPr>
-      <w:bookmarkStart w:id="0" w:name="__RefHeading___Toc3415_3155877788"/>
+      <w:bookmarkStart w:id="0" w:name="__RefHeading___Toc3415_2045034821"/>
       <w:bookmarkEnd w:id="0"/>
       <w:r>
         <w:rPr>
@@ -355,7 +355,7 @@
             </w:rPr>
             <w:fldChar w:fldCharType="separate"/>
           </w:r>
-          <w:hyperlink w:anchor="__RefHeading___Toc3415_3155877788">
+          <w:hyperlink w:anchor="__RefHeading___Toc3415_2045034821">
             <w:r>
               <w:rPr>
                 <w:rStyle w:val="IndexLink"/>
@@ -375,7 +375,7 @@
             </w:tabs>
             <w:rPr/>
           </w:pPr>
-          <w:hyperlink w:anchor="__RefHeading___Toc3417_3155877788">
+          <w:hyperlink w:anchor="__RefHeading___Toc3417_2045034821">
             <w:r>
               <w:rPr>
                 <w:rStyle w:val="IndexLink"/>
@@ -395,7 +395,7 @@
             </w:tabs>
             <w:rPr/>
           </w:pPr>
-          <w:hyperlink w:anchor="__RefHeading___Toc3419_3155877788">
+          <w:hyperlink w:anchor="__RefHeading___Toc3419_2045034821">
             <w:r>
               <w:rPr>
                 <w:rStyle w:val="IndexLink"/>
@@ -415,7 +415,7 @@
             </w:tabs>
             <w:rPr/>
           </w:pPr>
-          <w:hyperlink w:anchor="__RefHeading___Toc3421_3155877788">
+          <w:hyperlink w:anchor="__RefHeading___Toc3421_2045034821">
             <w:r>
               <w:rPr>
                 <w:rStyle w:val="IndexLink"/>
@@ -435,7 +435,7 @@
             </w:tabs>
             <w:rPr/>
           </w:pPr>
-          <w:hyperlink w:anchor="__RefHeading___Toc3423_3155877788">
+          <w:hyperlink w:anchor="__RefHeading___Toc3423_2045034821">
             <w:r>
               <w:rPr>
                 <w:rStyle w:val="IndexLink"/>
@@ -455,7 +455,7 @@
             </w:tabs>
             <w:rPr/>
           </w:pPr>
-          <w:hyperlink w:anchor="__RefHeading___Toc3425_3155877788">
+          <w:hyperlink w:anchor="__RefHeading___Toc3425_2045034821">
             <w:r>
               <w:rPr>
                 <w:rStyle w:val="IndexLink"/>
@@ -475,7 +475,7 @@
             </w:tabs>
             <w:rPr/>
           </w:pPr>
-          <w:hyperlink w:anchor="__RefHeading___Toc3427_3155877788">
+          <w:hyperlink w:anchor="__RefHeading___Toc3427_2045034821">
             <w:r>
               <w:rPr>
                 <w:rStyle w:val="IndexLink"/>
@@ -495,7 +495,7 @@
             </w:tabs>
             <w:rPr/>
           </w:pPr>
-          <w:hyperlink w:anchor="__RefHeading___Toc3429_3155877788">
+          <w:hyperlink w:anchor="__RefHeading___Toc3429_2045034821">
             <w:r>
               <w:rPr>
                 <w:rStyle w:val="IndexLink"/>
@@ -515,7 +515,7 @@
             </w:tabs>
             <w:rPr/>
           </w:pPr>
-          <w:hyperlink w:anchor="__RefHeading___Toc3431_3155877788">
+          <w:hyperlink w:anchor="__RefHeading___Toc3431_2045034821">
             <w:r>
               <w:rPr>
                 <w:rStyle w:val="IndexLink"/>
@@ -535,7 +535,7 @@
             </w:tabs>
             <w:rPr/>
           </w:pPr>
-          <w:hyperlink w:anchor="__RefHeading___Toc3433_3155877788">
+          <w:hyperlink w:anchor="__RefHeading___Toc3433_2045034821">
             <w:r>
               <w:rPr>
                 <w:rStyle w:val="IndexLink"/>
@@ -555,7 +555,7 @@
             </w:tabs>
             <w:rPr/>
           </w:pPr>
-          <w:hyperlink w:anchor="__RefHeading___Toc3435_3155877788">
+          <w:hyperlink w:anchor="__RefHeading___Toc3435_2045034821">
             <w:r>
               <w:rPr>
                 <w:rStyle w:val="IndexLink"/>
@@ -575,7 +575,7 @@
             </w:tabs>
             <w:rPr/>
           </w:pPr>
-          <w:hyperlink w:anchor="__RefHeading___Toc3437_3155877788">
+          <w:hyperlink w:anchor="__RefHeading___Toc3437_2045034821">
             <w:r>
               <w:rPr>
                 <w:rStyle w:val="IndexLink"/>
@@ -595,14 +595,14 @@
             </w:tabs>
             <w:rPr/>
           </w:pPr>
-          <w:hyperlink w:anchor="__RefHeading___Toc3439_3155877788">
+          <w:hyperlink w:anchor="__RefHeading___Toc3439_2045034821">
             <w:r>
               <w:rPr>
                 <w:rStyle w:val="IndexLink"/>
               </w:rPr>
               <w:t>3.5 Transferencia de conocimiento y mejoras</w:t>
               <w:tab/>
-              <w:t>5</w:t>
+              <w:t>6</w:t>
             </w:r>
           </w:hyperlink>
         </w:p>
@@ -615,14 +615,14 @@
             </w:tabs>
             <w:rPr/>
           </w:pPr>
-          <w:hyperlink w:anchor="__RefHeading___Toc3441_3155877788">
+          <w:hyperlink w:anchor="__RefHeading___Toc3441_2045034821">
             <w:r>
               <w:rPr>
                 <w:rStyle w:val="IndexLink"/>
               </w:rPr>
               <w:t>4. Conclusiones y Recomendaciones</w:t>
               <w:tab/>
-              <w:t>5</w:t>
+              <w:t>6</w:t>
             </w:r>
           </w:hyperlink>
         </w:p>
@@ -635,14 +635,14 @@
             </w:tabs>
             <w:rPr/>
           </w:pPr>
-          <w:hyperlink w:anchor="__RefHeading___Toc3443_3155877788">
+          <w:hyperlink w:anchor="__RefHeading___Toc3443_2045034821">
             <w:r>
               <w:rPr>
                 <w:rStyle w:val="IndexLink"/>
               </w:rPr>
               <w:t>5. Anexos</w:t>
               <w:tab/>
-              <w:t>5</w:t>
+              <w:t>6</w:t>
             </w:r>
           </w:hyperlink>
         </w:p>
@@ -655,7 +655,7 @@
             </w:tabs>
             <w:rPr/>
           </w:pPr>
-          <w:hyperlink w:anchor="__RefHeading___Toc3445_3155877788">
+          <w:hyperlink w:anchor="__RefHeading___Toc3445_2045034821">
             <w:r>
               <w:rPr>
                 <w:rStyle w:val="IndexLink"/>
@@ -695,7 +695,7 @@
         <w:spacing w:lineRule="exact" w:line="240" w:before="240" w:after="120"/>
         <w:rPr/>
       </w:pPr>
-      <w:bookmarkStart w:id="1" w:name="__RefHeading___Toc3417_3155877788"/>
+      <w:bookmarkStart w:id="1" w:name="__RefHeading___Toc3417_2045034821"/>
       <w:bookmarkEnd w:id="1"/>
       <w:r>
         <w:rPr>
@@ -766,7 +766,7 @@
         <w:spacing w:lineRule="exact" w:line="240" w:before="240" w:after="120"/>
         <w:rPr/>
       </w:pPr>
-      <w:bookmarkStart w:id="2" w:name="__RefHeading___Toc3419_3155877788"/>
+      <w:bookmarkStart w:id="2" w:name="__RefHeading___Toc3419_2045034821"/>
       <w:bookmarkEnd w:id="2"/>
       <w:r>
         <w:rPr>
@@ -820,7 +820,7 @@
         <w:spacing w:lineRule="exact" w:line="240" w:before="240" w:after="120"/>
         <w:rPr/>
       </w:pPr>
-      <w:bookmarkStart w:id="3" w:name="__RefHeading___Toc3421_3155877788"/>
+      <w:bookmarkStart w:id="3" w:name="__RefHeading___Toc3421_2045034821"/>
       <w:bookmarkEnd w:id="3"/>
       <w:r>
         <w:rPr>
@@ -2134,7 +2134,7 @@
         <w:spacing w:lineRule="exact" w:line="240" w:before="240" w:after="120"/>
         <w:rPr/>
       </w:pPr>
-      <w:bookmarkStart w:id="4" w:name="__RefHeading___Toc3423_3155877788"/>
+      <w:bookmarkStart w:id="4" w:name="__RefHeading___Toc3423_2045034821"/>
       <w:bookmarkEnd w:id="4"/>
       <w:r>
         <w:rPr>
@@ -2711,7 +2711,7 @@
         <w:spacing w:lineRule="exact" w:line="240" w:before="240" w:after="120"/>
         <w:rPr/>
       </w:pPr>
-      <w:bookmarkStart w:id="5" w:name="__RefHeading___Toc3425_3155877788"/>
+      <w:bookmarkStart w:id="5" w:name="__RefHeading___Toc3425_2045034821"/>
       <w:bookmarkEnd w:id="5"/>
       <w:r>
         <w:rPr>
@@ -2748,7 +2748,7 @@
         <w:spacing w:lineRule="exact" w:line="240" w:before="240" w:after="120"/>
         <w:rPr/>
       </w:pPr>
-      <w:bookmarkStart w:id="6" w:name="__RefHeading___Toc3427_3155877788"/>
+      <w:bookmarkStart w:id="6" w:name="__RefHeading___Toc3427_2045034821"/>
       <w:bookmarkEnd w:id="6"/>
       <w:r>
         <w:rPr>
@@ -2785,7 +2785,7 @@
         <w:spacing w:lineRule="exact" w:line="240" w:before="240" w:after="120"/>
         <w:rPr/>
       </w:pPr>
-      <w:bookmarkStart w:id="7" w:name="__RefHeading___Toc3429_3155877788"/>
+      <w:bookmarkStart w:id="7" w:name="__RefHeading___Toc3429_2045034821"/>
       <w:bookmarkEnd w:id="7"/>
       <w:r>
         <w:rPr>
@@ -2805,7 +2805,7 @@
         <w:spacing w:lineRule="exact" w:line="240" w:before="180" w:after="80"/>
         <w:rPr/>
       </w:pPr>
-      <w:bookmarkStart w:id="8" w:name="__RefHeading___Toc3431_3155877788"/>
+      <w:bookmarkStart w:id="8" w:name="__RefHeading___Toc3431_2045034821"/>
       <w:bookmarkEnd w:id="8"/>
       <w:r>
         <w:rPr>
@@ -3351,7 +3351,7 @@
         <w:spacing w:lineRule="exact" w:line="240" w:before="180" w:after="80"/>
         <w:rPr/>
       </w:pPr>
-      <w:bookmarkStart w:id="9" w:name="__RefHeading___Toc3433_3155877788"/>
+      <w:bookmarkStart w:id="9" w:name="__RefHeading___Toc3433_2045034821"/>
       <w:bookmarkEnd w:id="9"/>
       <w:r>
         <w:rPr>
@@ -3471,7 +3471,7 @@
         <w:spacing w:lineRule="exact" w:line="240" w:before="180" w:after="80"/>
         <w:rPr/>
       </w:pPr>
-      <w:bookmarkStart w:id="10" w:name="__RefHeading___Toc3435_3155877788"/>
+      <w:bookmarkStart w:id="10" w:name="__RefHeading___Toc3435_2045034821"/>
       <w:bookmarkEnd w:id="10"/>
       <w:r>
         <w:rPr>
@@ -4083,7 +4083,7 @@
     <w:p>
       <w:pPr>
         <w:pStyle w:val="Normal"/>
-        <w:spacing w:lineRule="exact" w:line="240" w:before="0" w:after="40"/>
+        <w:spacing w:before="0" w:after="40"/>
         <w:jc w:val="center"/>
         <w:rPr/>
       </w:pPr>
@@ -4169,7 +4169,7 @@
     <w:p>
       <w:pPr>
         <w:pStyle w:val="Normal"/>
-        <w:spacing w:lineRule="exact" w:line="240" w:before="0" w:after="40"/>
+        <w:spacing w:before="0" w:after="40"/>
         <w:jc w:val="center"/>
         <w:rPr/>
       </w:pPr>
@@ -4239,7 +4239,7 @@
         <w:spacing w:lineRule="exact" w:line="240" w:before="180" w:after="80"/>
         <w:rPr/>
       </w:pPr>
-      <w:bookmarkStart w:id="11" w:name="__RefHeading___Toc3437_3155877788"/>
+      <w:bookmarkStart w:id="11" w:name="__RefHeading___Toc3437_2045034821"/>
       <w:bookmarkEnd w:id="11"/>
       <w:r>
         <w:rPr>
@@ -4768,7 +4768,7 @@
         <w:spacing w:lineRule="exact" w:line="240" w:before="180" w:after="80"/>
         <w:rPr/>
       </w:pPr>
-      <w:bookmarkStart w:id="12" w:name="__RefHeading___Toc3439_3155877788"/>
+      <w:bookmarkStart w:id="12" w:name="__RefHeading___Toc3439_2045034821"/>
       <w:bookmarkEnd w:id="12"/>
       <w:r>
         <w:rPr>
@@ -4905,7 +4905,7 @@
         <w:spacing w:lineRule="exact" w:line="240" w:before="240" w:after="120"/>
         <w:rPr/>
       </w:pPr>
-      <w:bookmarkStart w:id="13" w:name="__RefHeading___Toc3441_3155877788"/>
+      <w:bookmarkStart w:id="13" w:name="__RefHeading___Toc3441_2045034821"/>
       <w:bookmarkEnd w:id="13"/>
       <w:r>
         <w:rPr>
@@ -4942,7 +4942,7 @@
         <w:spacing w:lineRule="exact" w:line="240" w:before="240" w:after="120"/>
         <w:rPr/>
       </w:pPr>
-      <w:bookmarkStart w:id="14" w:name="__RefHeading___Toc3443_3155877788"/>
+      <w:bookmarkStart w:id="14" w:name="__RefHeading___Toc3443_2045034821"/>
       <w:bookmarkEnd w:id="14"/>
       <w:r>
         <w:rPr>
@@ -5102,7 +5102,7 @@
         <w:spacing w:lineRule="exact" w:line="240" w:before="240" w:after="120"/>
         <w:rPr/>
       </w:pPr>
-      <w:bookmarkStart w:id="15" w:name="__RefHeading___Toc3445_3155877788"/>
+      <w:bookmarkStart w:id="15" w:name="__RefHeading___Toc3445_2045034821"/>
       <w:bookmarkEnd w:id="15"/>
       <w:r>
         <w:rPr>
@@ -5382,7 +5382,7 @@
     </w:r>
     <w:r>
       <w:rPr/>
-      <w:t>6</w:t>
+      <w:t>7</w:t>
     </w:r>
     <w:r>
       <w:rPr/>

--- a/reporte/productos_formales/Producto_07_Informe_Final.docx
+++ b/reporte/productos_formales/Producto_07_Informe_Final.docx
@@ -15,6 +15,7 @@
     <w:p>
       <w:pPr>
         <w:pStyle w:val="Normal"/>
+        <w:keepNext w:val="false"/>
         <w:spacing w:lineRule="exact" w:line="240" w:before="0" w:after="160"/>
         <w:jc w:val="center"/>
         <w:rPr/>
@@ -34,6 +35,7 @@
     <w:p>
       <w:pPr>
         <w:pStyle w:val="Normal"/>
+        <w:keepNext w:val="false"/>
         <w:spacing w:lineRule="exact" w:line="240" w:before="0" w:after="180"/>
         <w:jc w:val="center"/>
         <w:rPr/>
@@ -53,6 +55,7 @@
     <w:p>
       <w:pPr>
         <w:pStyle w:val="Normal"/>
+        <w:keepNext w:val="false"/>
         <w:spacing w:lineRule="exact" w:line="240" w:before="0" w:after="180"/>
         <w:jc w:val="center"/>
         <w:rPr/>
@@ -72,6 +75,7 @@
     <w:p>
       <w:pPr>
         <w:pStyle w:val="Normal"/>
+        <w:keepNext w:val="false"/>
         <w:spacing w:lineRule="exact" w:line="240" w:before="0" w:after="260"/>
         <w:jc w:val="center"/>
         <w:rPr/>
@@ -91,6 +95,7 @@
     <w:p>
       <w:pPr>
         <w:pStyle w:val="Normal"/>
+        <w:keepNext w:val="false"/>
         <w:spacing w:lineRule="exact" w:line="240" w:before="0" w:after="30"/>
         <w:jc w:val="center"/>
         <w:rPr/>
@@ -110,6 +115,7 @@
     <w:p>
       <w:pPr>
         <w:pStyle w:val="Normal"/>
+        <w:keepNext w:val="false"/>
         <w:spacing w:lineRule="exact" w:line="240" w:before="0" w:after="260"/>
         <w:jc w:val="center"/>
         <w:rPr/>
@@ -127,6 +133,7 @@
     <w:p>
       <w:pPr>
         <w:pStyle w:val="Normal"/>
+        <w:keepNext w:val="false"/>
         <w:spacing w:lineRule="exact" w:line="240" w:before="0" w:after="30"/>
         <w:jc w:val="center"/>
         <w:rPr/>
@@ -146,6 +153,7 @@
     <w:p>
       <w:pPr>
         <w:pStyle w:val="Normal"/>
+        <w:keepNext w:val="false"/>
         <w:spacing w:lineRule="exact" w:line="240" w:before="0" w:after="240"/>
         <w:jc w:val="center"/>
         <w:rPr/>
@@ -163,6 +171,7 @@
     <w:p>
       <w:pPr>
         <w:pStyle w:val="Normal"/>
+        <w:keepNext w:val="false"/>
         <w:spacing w:lineRule="exact" w:line="240" w:before="0" w:after="260"/>
         <w:jc w:val="center"/>
         <w:rPr/>
@@ -182,6 +191,7 @@
     <w:p>
       <w:pPr>
         <w:pStyle w:val="Normal"/>
+        <w:keepNext w:val="false"/>
         <w:spacing w:lineRule="exact" w:line="240" w:before="0" w:after="30"/>
         <w:jc w:val="center"/>
         <w:rPr/>
@@ -201,6 +211,7 @@
     <w:p>
       <w:pPr>
         <w:pStyle w:val="Normal"/>
+        <w:keepNext w:val="false"/>
         <w:spacing w:lineRule="exact" w:line="240" w:before="0" w:after="240"/>
         <w:jc w:val="center"/>
         <w:rPr/>
@@ -230,6 +241,7 @@
           <w:docGrid w:type="default" w:linePitch="360" w:charSpace="4096"/>
         </w:sectPr>
         <w:pStyle w:val="Normal"/>
+        <w:keepNext w:val="false"/>
         <w:spacing w:lineRule="exact" w:line="240" w:before="0" w:after="80"/>
         <w:jc w:val="center"/>
         <w:rPr/>
@@ -250,7 +262,7 @@
         <w:spacing w:lineRule="exact" w:line="240" w:before="240" w:after="120"/>
         <w:rPr/>
       </w:pPr>
-      <w:bookmarkStart w:id="0" w:name="__RefHeading___Toc3415_2045034821"/>
+      <w:bookmarkStart w:id="0" w:name="__RefHeading___Toc3415_1296911271"/>
       <w:bookmarkEnd w:id="0"/>
       <w:r>
         <w:rPr>
@@ -267,6 +279,7 @@
     <w:p>
       <w:pPr>
         <w:pStyle w:val="Normal"/>
+        <w:keepNext w:val="false"/>
         <w:spacing w:lineRule="exact" w:line="240" w:before="0" w:after="80"/>
         <w:jc w:val="both"/>
         <w:rPr/>
@@ -284,6 +297,7 @@
     <w:p>
       <w:pPr>
         <w:pStyle w:val="Normal"/>
+        <w:keepNext w:val="false"/>
         <w:spacing w:lineRule="exact" w:line="240" w:before="0" w:after="80"/>
         <w:jc w:val="both"/>
         <w:rPr/>
@@ -355,7 +369,7 @@
             </w:rPr>
             <w:fldChar w:fldCharType="separate"/>
           </w:r>
-          <w:hyperlink w:anchor="__RefHeading___Toc3415_2045034821">
+          <w:hyperlink w:anchor="__RefHeading___Toc3415_1296911271">
             <w:r>
               <w:rPr>
                 <w:rStyle w:val="IndexLink"/>
@@ -375,7 +389,7 @@
             </w:tabs>
             <w:rPr/>
           </w:pPr>
-          <w:hyperlink w:anchor="__RefHeading___Toc3417_2045034821">
+          <w:hyperlink w:anchor="__RefHeading___Toc3417_1296911271">
             <w:r>
               <w:rPr>
                 <w:rStyle w:val="IndexLink"/>
@@ -395,7 +409,7 @@
             </w:tabs>
             <w:rPr/>
           </w:pPr>
-          <w:hyperlink w:anchor="__RefHeading___Toc3419_2045034821">
+          <w:hyperlink w:anchor="__RefHeading___Toc3419_1296911271">
             <w:r>
               <w:rPr>
                 <w:rStyle w:val="IndexLink"/>
@@ -415,7 +429,7 @@
             </w:tabs>
             <w:rPr/>
           </w:pPr>
-          <w:hyperlink w:anchor="__RefHeading___Toc3421_2045034821">
+          <w:hyperlink w:anchor="__RefHeading___Toc3421_1296911271">
             <w:r>
               <w:rPr>
                 <w:rStyle w:val="IndexLink"/>
@@ -435,7 +449,7 @@
             </w:tabs>
             <w:rPr/>
           </w:pPr>
-          <w:hyperlink w:anchor="__RefHeading___Toc3423_2045034821">
+          <w:hyperlink w:anchor="__RefHeading___Toc3423_1296911271">
             <w:r>
               <w:rPr>
                 <w:rStyle w:val="IndexLink"/>
@@ -455,7 +469,7 @@
             </w:tabs>
             <w:rPr/>
           </w:pPr>
-          <w:hyperlink w:anchor="__RefHeading___Toc3425_2045034821">
+          <w:hyperlink w:anchor="__RefHeading___Toc3425_1296911271">
             <w:r>
               <w:rPr>
                 <w:rStyle w:val="IndexLink"/>
@@ -475,7 +489,7 @@
             </w:tabs>
             <w:rPr/>
           </w:pPr>
-          <w:hyperlink w:anchor="__RefHeading___Toc3427_2045034821">
+          <w:hyperlink w:anchor="__RefHeading___Toc3427_1296911271">
             <w:r>
               <w:rPr>
                 <w:rStyle w:val="IndexLink"/>
@@ -495,7 +509,7 @@
             </w:tabs>
             <w:rPr/>
           </w:pPr>
-          <w:hyperlink w:anchor="__RefHeading___Toc3429_2045034821">
+          <w:hyperlink w:anchor="__RefHeading___Toc3429_1296911271">
             <w:r>
               <w:rPr>
                 <w:rStyle w:val="IndexLink"/>
@@ -515,7 +529,7 @@
             </w:tabs>
             <w:rPr/>
           </w:pPr>
-          <w:hyperlink w:anchor="__RefHeading___Toc3431_2045034821">
+          <w:hyperlink w:anchor="__RefHeading___Toc3431_1296911271">
             <w:r>
               <w:rPr>
                 <w:rStyle w:val="IndexLink"/>
@@ -535,7 +549,7 @@
             </w:tabs>
             <w:rPr/>
           </w:pPr>
-          <w:hyperlink w:anchor="__RefHeading___Toc3433_2045034821">
+          <w:hyperlink w:anchor="__RefHeading___Toc3433_1296911271">
             <w:r>
               <w:rPr>
                 <w:rStyle w:val="IndexLink"/>
@@ -555,7 +569,7 @@
             </w:tabs>
             <w:rPr/>
           </w:pPr>
-          <w:hyperlink w:anchor="__RefHeading___Toc3435_2045034821">
+          <w:hyperlink w:anchor="__RefHeading___Toc3435_1296911271">
             <w:r>
               <w:rPr>
                 <w:rStyle w:val="IndexLink"/>
@@ -575,7 +589,7 @@
             </w:tabs>
             <w:rPr/>
           </w:pPr>
-          <w:hyperlink w:anchor="__RefHeading___Toc3437_2045034821">
+          <w:hyperlink w:anchor="__RefHeading___Toc3437_1296911271">
             <w:r>
               <w:rPr>
                 <w:rStyle w:val="IndexLink"/>
@@ -595,7 +609,7 @@
             </w:tabs>
             <w:rPr/>
           </w:pPr>
-          <w:hyperlink w:anchor="__RefHeading___Toc3439_2045034821">
+          <w:hyperlink w:anchor="__RefHeading___Toc3439_1296911271">
             <w:r>
               <w:rPr>
                 <w:rStyle w:val="IndexLink"/>
@@ -615,7 +629,7 @@
             </w:tabs>
             <w:rPr/>
           </w:pPr>
-          <w:hyperlink w:anchor="__RefHeading___Toc3441_2045034821">
+          <w:hyperlink w:anchor="__RefHeading___Toc3441_1296911271">
             <w:r>
               <w:rPr>
                 <w:rStyle w:val="IndexLink"/>
@@ -635,7 +649,7 @@
             </w:tabs>
             <w:rPr/>
           </w:pPr>
-          <w:hyperlink w:anchor="__RefHeading___Toc3443_2045034821">
+          <w:hyperlink w:anchor="__RefHeading___Toc3443_1296911271">
             <w:r>
               <w:rPr>
                 <w:rStyle w:val="IndexLink"/>
@@ -655,7 +669,7 @@
             </w:tabs>
             <w:rPr/>
           </w:pPr>
-          <w:hyperlink w:anchor="__RefHeading___Toc3445_2045034821">
+          <w:hyperlink w:anchor="__RefHeading___Toc3445_1296911271">
             <w:r>
               <w:rPr>
                 <w:rStyle w:val="IndexLink"/>
@@ -695,7 +709,7 @@
         <w:spacing w:lineRule="exact" w:line="240" w:before="240" w:after="120"/>
         <w:rPr/>
       </w:pPr>
-      <w:bookmarkStart w:id="1" w:name="__RefHeading___Toc3417_2045034821"/>
+      <w:bookmarkStart w:id="1" w:name="__RefHeading___Toc3417_1296911271"/>
       <w:bookmarkEnd w:id="1"/>
       <w:r>
         <w:rPr>
@@ -712,6 +726,7 @@
     <w:p>
       <w:pPr>
         <w:pStyle w:val="Normal"/>
+        <w:keepNext w:val="false"/>
         <w:spacing w:lineRule="exact" w:line="240" w:before="0" w:after="35"/>
         <w:jc w:val="left"/>
         <w:rPr/>
@@ -729,6 +744,7 @@
     <w:p>
       <w:pPr>
         <w:pStyle w:val="Normal"/>
+        <w:keepNext w:val="false"/>
         <w:spacing w:lineRule="exact" w:line="240" w:before="0" w:after="35"/>
         <w:jc w:val="left"/>
         <w:rPr/>
@@ -746,6 +762,7 @@
     <w:p>
       <w:pPr>
         <w:pStyle w:val="Normal"/>
+        <w:keepNext w:val="false"/>
         <w:spacing w:lineRule="exact" w:line="240" w:before="0" w:after="35"/>
         <w:jc w:val="left"/>
         <w:rPr/>
@@ -766,7 +783,7 @@
         <w:spacing w:lineRule="exact" w:line="240" w:before="240" w:after="120"/>
         <w:rPr/>
       </w:pPr>
-      <w:bookmarkStart w:id="2" w:name="__RefHeading___Toc3419_2045034821"/>
+      <w:bookmarkStart w:id="2" w:name="__RefHeading___Toc3419_1296911271"/>
       <w:bookmarkEnd w:id="2"/>
       <w:r>
         <w:rPr>
@@ -783,6 +800,7 @@
     <w:p>
       <w:pPr>
         <w:pStyle w:val="Normal"/>
+        <w:keepNext w:val="false"/>
         <w:spacing w:lineRule="exact" w:line="240" w:before="0" w:after="35"/>
         <w:jc w:val="left"/>
         <w:rPr/>
@@ -800,6 +818,7 @@
     <w:p>
       <w:pPr>
         <w:pStyle w:val="Normal"/>
+        <w:keepNext w:val="false"/>
         <w:spacing w:lineRule="exact" w:line="240" w:before="0" w:after="35"/>
         <w:jc w:val="left"/>
         <w:rPr/>
@@ -820,7 +839,7 @@
         <w:spacing w:lineRule="exact" w:line="240" w:before="240" w:after="120"/>
         <w:rPr/>
       </w:pPr>
-      <w:bookmarkStart w:id="3" w:name="__RefHeading___Toc3421_2045034821"/>
+      <w:bookmarkStart w:id="3" w:name="__RefHeading___Toc3421_1296911271"/>
       <w:bookmarkEnd w:id="3"/>
       <w:r>
         <w:rPr>
@@ -2134,7 +2153,7 @@
         <w:spacing w:lineRule="exact" w:line="240" w:before="240" w:after="120"/>
         <w:rPr/>
       </w:pPr>
-      <w:bookmarkStart w:id="4" w:name="__RefHeading___Toc3423_2045034821"/>
+      <w:bookmarkStart w:id="4" w:name="__RefHeading___Toc3423_1296911271"/>
       <w:bookmarkEnd w:id="4"/>
       <w:r>
         <w:rPr>
@@ -2711,7 +2730,7 @@
         <w:spacing w:lineRule="exact" w:line="240" w:before="240" w:after="120"/>
         <w:rPr/>
       </w:pPr>
-      <w:bookmarkStart w:id="5" w:name="__RefHeading___Toc3425_2045034821"/>
+      <w:bookmarkStart w:id="5" w:name="__RefHeading___Toc3425_1296911271"/>
       <w:bookmarkEnd w:id="5"/>
       <w:r>
         <w:rPr>
@@ -2728,6 +2747,7 @@
     <w:p>
       <w:pPr>
         <w:pStyle w:val="Normal"/>
+        <w:keepNext w:val="false"/>
         <w:spacing w:lineRule="exact" w:line="240" w:before="0" w:after="80"/>
         <w:jc w:val="both"/>
         <w:rPr/>
@@ -2748,7 +2768,7 @@
         <w:spacing w:lineRule="exact" w:line="240" w:before="240" w:after="120"/>
         <w:rPr/>
       </w:pPr>
-      <w:bookmarkStart w:id="6" w:name="__RefHeading___Toc3427_2045034821"/>
+      <w:bookmarkStart w:id="6" w:name="__RefHeading___Toc3427_1296911271"/>
       <w:bookmarkEnd w:id="6"/>
       <w:r>
         <w:rPr>
@@ -2765,6 +2785,7 @@
     <w:p>
       <w:pPr>
         <w:pStyle w:val="Normal"/>
+        <w:keepNext w:val="false"/>
         <w:spacing w:lineRule="exact" w:line="240" w:before="0" w:after="80"/>
         <w:jc w:val="both"/>
         <w:rPr/>
@@ -2785,7 +2806,7 @@
         <w:spacing w:lineRule="exact" w:line="240" w:before="240" w:after="120"/>
         <w:rPr/>
       </w:pPr>
-      <w:bookmarkStart w:id="7" w:name="__RefHeading___Toc3429_2045034821"/>
+      <w:bookmarkStart w:id="7" w:name="__RefHeading___Toc3429_1296911271"/>
       <w:bookmarkEnd w:id="7"/>
       <w:r>
         <w:rPr>
@@ -2805,7 +2826,7 @@
         <w:spacing w:lineRule="exact" w:line="240" w:before="180" w:after="80"/>
         <w:rPr/>
       </w:pPr>
-      <w:bookmarkStart w:id="8" w:name="__RefHeading___Toc3431_2045034821"/>
+      <w:bookmarkStart w:id="8" w:name="__RefHeading___Toc3431_1296911271"/>
       <w:bookmarkEnd w:id="8"/>
       <w:r>
         <w:rPr>
@@ -2822,6 +2843,7 @@
     <w:p>
       <w:pPr>
         <w:pStyle w:val="Normal"/>
+        <w:keepNext w:val="true"/>
         <w:spacing w:lineRule="exact" w:line="240" w:before="0" w:after="45"/>
         <w:jc w:val="center"/>
         <w:rPr/>
@@ -3331,6 +3353,7 @@
     <w:p>
       <w:pPr>
         <w:pStyle w:val="Normal"/>
+        <w:keepNext w:val="false"/>
         <w:spacing w:lineRule="exact" w:line="240" w:before="0" w:after="80"/>
         <w:jc w:val="both"/>
         <w:rPr/>
@@ -3351,7 +3374,7 @@
         <w:spacing w:lineRule="exact" w:line="240" w:before="180" w:after="80"/>
         <w:rPr/>
       </w:pPr>
-      <w:bookmarkStart w:id="9" w:name="__RefHeading___Toc3433_2045034821"/>
+      <w:bookmarkStart w:id="9" w:name="__RefHeading___Toc3433_1296911271"/>
       <w:bookmarkEnd w:id="9"/>
       <w:r>
         <w:rPr>
@@ -3471,7 +3494,7 @@
         <w:spacing w:lineRule="exact" w:line="240" w:before="180" w:after="80"/>
         <w:rPr/>
       </w:pPr>
-      <w:bookmarkStart w:id="10" w:name="__RefHeading___Toc3435_2045034821"/>
+      <w:bookmarkStart w:id="10" w:name="__RefHeading___Toc3435_1296911271"/>
       <w:bookmarkEnd w:id="10"/>
       <w:r>
         <w:rPr>
@@ -3488,6 +3511,7 @@
     <w:p>
       <w:pPr>
         <w:pStyle w:val="Normal"/>
+        <w:keepNext w:val="true"/>
         <w:spacing w:lineRule="exact" w:line="240" w:before="0" w:after="45"/>
         <w:jc w:val="center"/>
         <w:rPr/>
@@ -4064,6 +4088,7 @@
     <w:p>
       <w:pPr>
         <w:pStyle w:val="Normal"/>
+        <w:keepNext w:val="true"/>
         <w:spacing w:lineRule="exact" w:line="240" w:before="0" w:after="35"/>
         <w:jc w:val="center"/>
         <w:rPr/>
@@ -4083,6 +4108,7 @@
     <w:p>
       <w:pPr>
         <w:pStyle w:val="Normal"/>
+        <w:keepNext w:val="true"/>
         <w:spacing w:before="0" w:after="40"/>
         <w:jc w:val="center"/>
         <w:rPr/>
@@ -4131,6 +4157,7 @@
     <w:p>
       <w:pPr>
         <w:pStyle w:val="Normal"/>
+        <w:keepNext w:val="false"/>
         <w:spacing w:lineRule="exact" w:line="240" w:before="0" w:after="90"/>
         <w:jc w:val="center"/>
         <w:rPr/>
@@ -4150,6 +4177,7 @@
     <w:p>
       <w:pPr>
         <w:pStyle w:val="Normal"/>
+        <w:keepNext w:val="true"/>
         <w:spacing w:lineRule="exact" w:line="240" w:before="0" w:after="35"/>
         <w:jc w:val="center"/>
         <w:rPr/>
@@ -4169,6 +4197,7 @@
     <w:p>
       <w:pPr>
         <w:pStyle w:val="Normal"/>
+        <w:keepNext w:val="true"/>
         <w:spacing w:before="0" w:after="40"/>
         <w:jc w:val="center"/>
         <w:rPr/>
@@ -4217,6 +4246,7 @@
     <w:p>
       <w:pPr>
         <w:pStyle w:val="Normal"/>
+        <w:keepNext w:val="false"/>
         <w:spacing w:lineRule="exact" w:line="240" w:before="0" w:after="90"/>
         <w:jc w:val="center"/>
         <w:rPr/>
@@ -4239,7 +4269,7 @@
         <w:spacing w:lineRule="exact" w:line="240" w:before="180" w:after="80"/>
         <w:rPr/>
       </w:pPr>
-      <w:bookmarkStart w:id="11" w:name="__RefHeading___Toc3437_2045034821"/>
+      <w:bookmarkStart w:id="11" w:name="__RefHeading___Toc3437_1296911271"/>
       <w:bookmarkEnd w:id="11"/>
       <w:r>
         <w:rPr>
@@ -4256,6 +4286,7 @@
     <w:p>
       <w:pPr>
         <w:pStyle w:val="Normal"/>
+        <w:keepNext w:val="true"/>
         <w:spacing w:lineRule="exact" w:line="240" w:before="0" w:after="45"/>
         <w:jc w:val="center"/>
         <w:rPr/>
@@ -4768,7 +4799,7 @@
         <w:spacing w:lineRule="exact" w:line="240" w:before="180" w:after="80"/>
         <w:rPr/>
       </w:pPr>
-      <w:bookmarkStart w:id="12" w:name="__RefHeading___Toc3439_2045034821"/>
+      <w:bookmarkStart w:id="12" w:name="__RefHeading___Toc3439_1296911271"/>
       <w:bookmarkEnd w:id="12"/>
       <w:r>
         <w:rPr>
@@ -4785,6 +4816,7 @@
     <w:p>
       <w:pPr>
         <w:pStyle w:val="Normal"/>
+        <w:keepNext w:val="false"/>
         <w:spacing w:lineRule="exact" w:line="240" w:before="0" w:after="80"/>
         <w:jc w:val="both"/>
         <w:rPr/>
@@ -4905,7 +4937,7 @@
         <w:spacing w:lineRule="exact" w:line="240" w:before="240" w:after="120"/>
         <w:rPr/>
       </w:pPr>
-      <w:bookmarkStart w:id="13" w:name="__RefHeading___Toc3441_2045034821"/>
+      <w:bookmarkStart w:id="13" w:name="__RefHeading___Toc3441_1296911271"/>
       <w:bookmarkEnd w:id="13"/>
       <w:r>
         <w:rPr>
@@ -4922,6 +4954,7 @@
     <w:p>
       <w:pPr>
         <w:pStyle w:val="Normal"/>
+        <w:keepNext w:val="false"/>
         <w:spacing w:lineRule="exact" w:line="240" w:before="0" w:after="80"/>
         <w:jc w:val="both"/>
         <w:rPr/>
@@ -4942,7 +4975,7 @@
         <w:spacing w:lineRule="exact" w:line="240" w:before="240" w:after="120"/>
         <w:rPr/>
       </w:pPr>
-      <w:bookmarkStart w:id="14" w:name="__RefHeading___Toc3443_2045034821"/>
+      <w:bookmarkStart w:id="14" w:name="__RefHeading___Toc3443_1296911271"/>
       <w:bookmarkEnd w:id="14"/>
       <w:r>
         <w:rPr>
@@ -5102,7 +5135,7 @@
         <w:spacing w:lineRule="exact" w:line="240" w:before="240" w:after="120"/>
         <w:rPr/>
       </w:pPr>
-      <w:bookmarkStart w:id="15" w:name="__RefHeading___Toc3445_2045034821"/>
+      <w:bookmarkStart w:id="15" w:name="__RefHeading___Toc3445_1296911271"/>
       <w:bookmarkEnd w:id="15"/>
       <w:r>
         <w:rPr>

--- a/reporte/productos_formales/Producto_07_Informe_Final.docx
+++ b/reporte/productos_formales/Producto_07_Informe_Final.docx
@@ -262,7 +262,7 @@
         <w:spacing w:lineRule="exact" w:line="240" w:before="240" w:after="120"/>
         <w:rPr/>
       </w:pPr>
-      <w:bookmarkStart w:id="0" w:name="__RefHeading___Toc3415_1296911271"/>
+      <w:bookmarkStart w:id="0" w:name="__RefHeading___Toc3415_2851097627"/>
       <w:bookmarkEnd w:id="0"/>
       <w:r>
         <w:rPr>
@@ -369,7 +369,7 @@
             </w:rPr>
             <w:fldChar w:fldCharType="separate"/>
           </w:r>
-          <w:hyperlink w:anchor="__RefHeading___Toc3415_1296911271">
+          <w:hyperlink w:anchor="__RefHeading___Toc3415_2851097627">
             <w:r>
               <w:rPr>
                 <w:rStyle w:val="IndexLink"/>
@@ -389,7 +389,7 @@
             </w:tabs>
             <w:rPr/>
           </w:pPr>
-          <w:hyperlink w:anchor="__RefHeading___Toc3417_1296911271">
+          <w:hyperlink w:anchor="__RefHeading___Toc3417_2851097627">
             <w:r>
               <w:rPr>
                 <w:rStyle w:val="IndexLink"/>
@@ -409,7 +409,7 @@
             </w:tabs>
             <w:rPr/>
           </w:pPr>
-          <w:hyperlink w:anchor="__RefHeading___Toc3419_1296911271">
+          <w:hyperlink w:anchor="__RefHeading___Toc3419_2851097627">
             <w:r>
               <w:rPr>
                 <w:rStyle w:val="IndexLink"/>
@@ -429,7 +429,7 @@
             </w:tabs>
             <w:rPr/>
           </w:pPr>
-          <w:hyperlink w:anchor="__RefHeading___Toc3421_1296911271">
+          <w:hyperlink w:anchor="__RefHeading___Toc3421_2851097627">
             <w:r>
               <w:rPr>
                 <w:rStyle w:val="IndexLink"/>
@@ -449,7 +449,7 @@
             </w:tabs>
             <w:rPr/>
           </w:pPr>
-          <w:hyperlink w:anchor="__RefHeading___Toc3423_1296911271">
+          <w:hyperlink w:anchor="__RefHeading___Toc3423_2851097627">
             <w:r>
               <w:rPr>
                 <w:rStyle w:val="IndexLink"/>
@@ -469,7 +469,7 @@
             </w:tabs>
             <w:rPr/>
           </w:pPr>
-          <w:hyperlink w:anchor="__RefHeading___Toc3425_1296911271">
+          <w:hyperlink w:anchor="__RefHeading___Toc3425_2851097627">
             <w:r>
               <w:rPr>
                 <w:rStyle w:val="IndexLink"/>
@@ -489,7 +489,7 @@
             </w:tabs>
             <w:rPr/>
           </w:pPr>
-          <w:hyperlink w:anchor="__RefHeading___Toc3427_1296911271">
+          <w:hyperlink w:anchor="__RefHeading___Toc3427_2851097627">
             <w:r>
               <w:rPr>
                 <w:rStyle w:val="IndexLink"/>
@@ -509,7 +509,7 @@
             </w:tabs>
             <w:rPr/>
           </w:pPr>
-          <w:hyperlink w:anchor="__RefHeading___Toc3429_1296911271">
+          <w:hyperlink w:anchor="__RefHeading___Toc3429_2851097627">
             <w:r>
               <w:rPr>
                 <w:rStyle w:val="IndexLink"/>
@@ -529,7 +529,7 @@
             </w:tabs>
             <w:rPr/>
           </w:pPr>
-          <w:hyperlink w:anchor="__RefHeading___Toc3431_1296911271">
+          <w:hyperlink w:anchor="__RefHeading___Toc3431_2851097627">
             <w:r>
               <w:rPr>
                 <w:rStyle w:val="IndexLink"/>
@@ -549,7 +549,7 @@
             </w:tabs>
             <w:rPr/>
           </w:pPr>
-          <w:hyperlink w:anchor="__RefHeading___Toc3433_1296911271">
+          <w:hyperlink w:anchor="__RefHeading___Toc3433_2851097627">
             <w:r>
               <w:rPr>
                 <w:rStyle w:val="IndexLink"/>
@@ -569,7 +569,7 @@
             </w:tabs>
             <w:rPr/>
           </w:pPr>
-          <w:hyperlink w:anchor="__RefHeading___Toc3435_1296911271">
+          <w:hyperlink w:anchor="__RefHeading___Toc3435_2851097627">
             <w:r>
               <w:rPr>
                 <w:rStyle w:val="IndexLink"/>
@@ -589,7 +589,7 @@
             </w:tabs>
             <w:rPr/>
           </w:pPr>
-          <w:hyperlink w:anchor="__RefHeading___Toc3437_1296911271">
+          <w:hyperlink w:anchor="__RefHeading___Toc3437_2851097627">
             <w:r>
               <w:rPr>
                 <w:rStyle w:val="IndexLink"/>
@@ -609,7 +609,7 @@
             </w:tabs>
             <w:rPr/>
           </w:pPr>
-          <w:hyperlink w:anchor="__RefHeading___Toc3439_1296911271">
+          <w:hyperlink w:anchor="__RefHeading___Toc3439_2851097627">
             <w:r>
               <w:rPr>
                 <w:rStyle w:val="IndexLink"/>
@@ -629,7 +629,7 @@
             </w:tabs>
             <w:rPr/>
           </w:pPr>
-          <w:hyperlink w:anchor="__RefHeading___Toc3441_1296911271">
+          <w:hyperlink w:anchor="__RefHeading___Toc3441_2851097627">
             <w:r>
               <w:rPr>
                 <w:rStyle w:val="IndexLink"/>
@@ -649,7 +649,7 @@
             </w:tabs>
             <w:rPr/>
           </w:pPr>
-          <w:hyperlink w:anchor="__RefHeading___Toc3443_1296911271">
+          <w:hyperlink w:anchor="__RefHeading___Toc3443_2851097627">
             <w:r>
               <w:rPr>
                 <w:rStyle w:val="IndexLink"/>
@@ -669,7 +669,7 @@
             </w:tabs>
             <w:rPr/>
           </w:pPr>
-          <w:hyperlink w:anchor="__RefHeading___Toc3445_1296911271">
+          <w:hyperlink w:anchor="__RefHeading___Toc3445_2851097627">
             <w:r>
               <w:rPr>
                 <w:rStyle w:val="IndexLink"/>
@@ -709,7 +709,7 @@
         <w:spacing w:lineRule="exact" w:line="240" w:before="240" w:after="120"/>
         <w:rPr/>
       </w:pPr>
-      <w:bookmarkStart w:id="1" w:name="__RefHeading___Toc3417_1296911271"/>
+      <w:bookmarkStart w:id="1" w:name="__RefHeading___Toc3417_2851097627"/>
       <w:bookmarkEnd w:id="1"/>
       <w:r>
         <w:rPr>
@@ -783,7 +783,7 @@
         <w:spacing w:lineRule="exact" w:line="240" w:before="240" w:after="120"/>
         <w:rPr/>
       </w:pPr>
-      <w:bookmarkStart w:id="2" w:name="__RefHeading___Toc3419_1296911271"/>
+      <w:bookmarkStart w:id="2" w:name="__RefHeading___Toc3419_2851097627"/>
       <w:bookmarkEnd w:id="2"/>
       <w:r>
         <w:rPr>
@@ -839,7 +839,7 @@
         <w:spacing w:lineRule="exact" w:line="240" w:before="240" w:after="120"/>
         <w:rPr/>
       </w:pPr>
-      <w:bookmarkStart w:id="3" w:name="__RefHeading___Toc3421_1296911271"/>
+      <w:bookmarkStart w:id="3" w:name="__RefHeading___Toc3421_2851097627"/>
       <w:bookmarkEnd w:id="3"/>
       <w:r>
         <w:rPr>
@@ -2153,7 +2153,7 @@
         <w:spacing w:lineRule="exact" w:line="240" w:before="240" w:after="120"/>
         <w:rPr/>
       </w:pPr>
-      <w:bookmarkStart w:id="4" w:name="__RefHeading___Toc3423_1296911271"/>
+      <w:bookmarkStart w:id="4" w:name="__RefHeading___Toc3423_2851097627"/>
       <w:bookmarkEnd w:id="4"/>
       <w:r>
         <w:rPr>
@@ -2730,7 +2730,7 @@
         <w:spacing w:lineRule="exact" w:line="240" w:before="240" w:after="120"/>
         <w:rPr/>
       </w:pPr>
-      <w:bookmarkStart w:id="5" w:name="__RefHeading___Toc3425_1296911271"/>
+      <w:bookmarkStart w:id="5" w:name="__RefHeading___Toc3425_2851097627"/>
       <w:bookmarkEnd w:id="5"/>
       <w:r>
         <w:rPr>
@@ -2768,7 +2768,7 @@
         <w:spacing w:lineRule="exact" w:line="240" w:before="240" w:after="120"/>
         <w:rPr/>
       </w:pPr>
-      <w:bookmarkStart w:id="6" w:name="__RefHeading___Toc3427_1296911271"/>
+      <w:bookmarkStart w:id="6" w:name="__RefHeading___Toc3427_2851097627"/>
       <w:bookmarkEnd w:id="6"/>
       <w:r>
         <w:rPr>
@@ -2806,7 +2806,7 @@
         <w:spacing w:lineRule="exact" w:line="240" w:before="240" w:after="120"/>
         <w:rPr/>
       </w:pPr>
-      <w:bookmarkStart w:id="7" w:name="__RefHeading___Toc3429_1296911271"/>
+      <w:bookmarkStart w:id="7" w:name="__RefHeading___Toc3429_2851097627"/>
       <w:bookmarkEnd w:id="7"/>
       <w:r>
         <w:rPr>
@@ -2826,7 +2826,7 @@
         <w:spacing w:lineRule="exact" w:line="240" w:before="180" w:after="80"/>
         <w:rPr/>
       </w:pPr>
-      <w:bookmarkStart w:id="8" w:name="__RefHeading___Toc3431_1296911271"/>
+      <w:bookmarkStart w:id="8" w:name="__RefHeading___Toc3431_2851097627"/>
       <w:bookmarkEnd w:id="8"/>
       <w:r>
         <w:rPr>
@@ -3374,7 +3374,7 @@
         <w:spacing w:lineRule="exact" w:line="240" w:before="180" w:after="80"/>
         <w:rPr/>
       </w:pPr>
-      <w:bookmarkStart w:id="9" w:name="__RefHeading___Toc3433_1296911271"/>
+      <w:bookmarkStart w:id="9" w:name="__RefHeading___Toc3433_2851097627"/>
       <w:bookmarkEnd w:id="9"/>
       <w:r>
         <w:rPr>
@@ -3494,7 +3494,7 @@
         <w:spacing w:lineRule="exact" w:line="240" w:before="180" w:after="80"/>
         <w:rPr/>
       </w:pPr>
-      <w:bookmarkStart w:id="10" w:name="__RefHeading___Toc3435_1296911271"/>
+      <w:bookmarkStart w:id="10" w:name="__RefHeading___Toc3435_2851097627"/>
       <w:bookmarkEnd w:id="10"/>
       <w:r>
         <w:rPr>
@@ -4269,7 +4269,7 @@
         <w:spacing w:lineRule="exact" w:line="240" w:before="180" w:after="80"/>
         <w:rPr/>
       </w:pPr>
-      <w:bookmarkStart w:id="11" w:name="__RefHeading___Toc3437_1296911271"/>
+      <w:bookmarkStart w:id="11" w:name="__RefHeading___Toc3437_2851097627"/>
       <w:bookmarkEnd w:id="11"/>
       <w:r>
         <w:rPr>
@@ -4799,7 +4799,7 @@
         <w:spacing w:lineRule="exact" w:line="240" w:before="180" w:after="80"/>
         <w:rPr/>
       </w:pPr>
-      <w:bookmarkStart w:id="12" w:name="__RefHeading___Toc3439_1296911271"/>
+      <w:bookmarkStart w:id="12" w:name="__RefHeading___Toc3439_2851097627"/>
       <w:bookmarkEnd w:id="12"/>
       <w:r>
         <w:rPr>
@@ -4937,7 +4937,7 @@
         <w:spacing w:lineRule="exact" w:line="240" w:before="240" w:after="120"/>
         <w:rPr/>
       </w:pPr>
-      <w:bookmarkStart w:id="13" w:name="__RefHeading___Toc3441_1296911271"/>
+      <w:bookmarkStart w:id="13" w:name="__RefHeading___Toc3441_2851097627"/>
       <w:bookmarkEnd w:id="13"/>
       <w:r>
         <w:rPr>
@@ -4975,7 +4975,7 @@
         <w:spacing w:lineRule="exact" w:line="240" w:before="240" w:after="120"/>
         <w:rPr/>
       </w:pPr>
-      <w:bookmarkStart w:id="14" w:name="__RefHeading___Toc3443_1296911271"/>
+      <w:bookmarkStart w:id="14" w:name="__RefHeading___Toc3443_2851097627"/>
       <w:bookmarkEnd w:id="14"/>
       <w:r>
         <w:rPr>
@@ -5135,7 +5135,7 @@
         <w:spacing w:lineRule="exact" w:line="240" w:before="240" w:after="120"/>
         <w:rPr/>
       </w:pPr>
-      <w:bookmarkStart w:id="15" w:name="__RefHeading___Toc3445_1296911271"/>
+      <w:bookmarkStart w:id="15" w:name="__RefHeading___Toc3445_2851097627"/>
       <w:bookmarkEnd w:id="15"/>
       <w:r>
         <w:rPr>

--- a/reporte/productos_formales/Producto_07_Informe_Final.docx
+++ b/reporte/productos_formales/Producto_07_Informe_Final.docx
@@ -262,7 +262,7 @@
         <w:spacing w:lineRule="exact" w:line="240" w:before="240" w:after="120"/>
         <w:rPr/>
       </w:pPr>
-      <w:bookmarkStart w:id="0" w:name="__RefHeading___Toc3415_2851097627"/>
+      <w:bookmarkStart w:id="0" w:name="__RefHeading___Toc3415_3485568049"/>
       <w:bookmarkEnd w:id="0"/>
       <w:r>
         <w:rPr>
@@ -369,7 +369,7 @@
             </w:rPr>
             <w:fldChar w:fldCharType="separate"/>
           </w:r>
-          <w:hyperlink w:anchor="__RefHeading___Toc3415_2851097627">
+          <w:hyperlink w:anchor="__RefHeading___Toc3415_3485568049">
             <w:r>
               <w:rPr>
                 <w:rStyle w:val="IndexLink"/>
@@ -389,7 +389,7 @@
             </w:tabs>
             <w:rPr/>
           </w:pPr>
-          <w:hyperlink w:anchor="__RefHeading___Toc3417_2851097627">
+          <w:hyperlink w:anchor="__RefHeading___Toc3417_3485568049">
             <w:r>
               <w:rPr>
                 <w:rStyle w:val="IndexLink"/>
@@ -409,7 +409,7 @@
             </w:tabs>
             <w:rPr/>
           </w:pPr>
-          <w:hyperlink w:anchor="__RefHeading___Toc3419_2851097627">
+          <w:hyperlink w:anchor="__RefHeading___Toc3419_3485568049">
             <w:r>
               <w:rPr>
                 <w:rStyle w:val="IndexLink"/>
@@ -429,7 +429,7 @@
             </w:tabs>
             <w:rPr/>
           </w:pPr>
-          <w:hyperlink w:anchor="__RefHeading___Toc3421_2851097627">
+          <w:hyperlink w:anchor="__RefHeading___Toc3421_3485568049">
             <w:r>
               <w:rPr>
                 <w:rStyle w:val="IndexLink"/>
@@ -449,7 +449,7 @@
             </w:tabs>
             <w:rPr/>
           </w:pPr>
-          <w:hyperlink w:anchor="__RefHeading___Toc3423_2851097627">
+          <w:hyperlink w:anchor="__RefHeading___Toc3423_3485568049">
             <w:r>
               <w:rPr>
                 <w:rStyle w:val="IndexLink"/>
@@ -469,7 +469,7 @@
             </w:tabs>
             <w:rPr/>
           </w:pPr>
-          <w:hyperlink w:anchor="__RefHeading___Toc3425_2851097627">
+          <w:hyperlink w:anchor="__RefHeading___Toc3425_3485568049">
             <w:r>
               <w:rPr>
                 <w:rStyle w:val="IndexLink"/>
@@ -489,7 +489,7 @@
             </w:tabs>
             <w:rPr/>
           </w:pPr>
-          <w:hyperlink w:anchor="__RefHeading___Toc3427_2851097627">
+          <w:hyperlink w:anchor="__RefHeading___Toc3427_3485568049">
             <w:r>
               <w:rPr>
                 <w:rStyle w:val="IndexLink"/>
@@ -509,7 +509,7 @@
             </w:tabs>
             <w:rPr/>
           </w:pPr>
-          <w:hyperlink w:anchor="__RefHeading___Toc3429_2851097627">
+          <w:hyperlink w:anchor="__RefHeading___Toc3429_3485568049">
             <w:r>
               <w:rPr>
                 <w:rStyle w:val="IndexLink"/>
@@ -529,7 +529,7 @@
             </w:tabs>
             <w:rPr/>
           </w:pPr>
-          <w:hyperlink w:anchor="__RefHeading___Toc3431_2851097627">
+          <w:hyperlink w:anchor="__RefHeading___Toc3431_3485568049">
             <w:r>
               <w:rPr>
                 <w:rStyle w:val="IndexLink"/>
@@ -549,7 +549,7 @@
             </w:tabs>
             <w:rPr/>
           </w:pPr>
-          <w:hyperlink w:anchor="__RefHeading___Toc3433_2851097627">
+          <w:hyperlink w:anchor="__RefHeading___Toc3433_3485568049">
             <w:r>
               <w:rPr>
                 <w:rStyle w:val="IndexLink"/>
@@ -569,7 +569,7 @@
             </w:tabs>
             <w:rPr/>
           </w:pPr>
-          <w:hyperlink w:anchor="__RefHeading___Toc3435_2851097627">
+          <w:hyperlink w:anchor="__RefHeading___Toc3435_3485568049">
             <w:r>
               <w:rPr>
                 <w:rStyle w:val="IndexLink"/>
@@ -589,7 +589,7 @@
             </w:tabs>
             <w:rPr/>
           </w:pPr>
-          <w:hyperlink w:anchor="__RefHeading___Toc3437_2851097627">
+          <w:hyperlink w:anchor="__RefHeading___Toc3437_3485568049">
             <w:r>
               <w:rPr>
                 <w:rStyle w:val="IndexLink"/>
@@ -609,7 +609,7 @@
             </w:tabs>
             <w:rPr/>
           </w:pPr>
-          <w:hyperlink w:anchor="__RefHeading___Toc3439_2851097627">
+          <w:hyperlink w:anchor="__RefHeading___Toc3439_3485568049">
             <w:r>
               <w:rPr>
                 <w:rStyle w:val="IndexLink"/>
@@ -629,7 +629,7 @@
             </w:tabs>
             <w:rPr/>
           </w:pPr>
-          <w:hyperlink w:anchor="__RefHeading___Toc3441_2851097627">
+          <w:hyperlink w:anchor="__RefHeading___Toc3441_3485568049">
             <w:r>
               <w:rPr>
                 <w:rStyle w:val="IndexLink"/>
@@ -649,7 +649,7 @@
             </w:tabs>
             <w:rPr/>
           </w:pPr>
-          <w:hyperlink w:anchor="__RefHeading___Toc3443_2851097627">
+          <w:hyperlink w:anchor="__RefHeading___Toc3443_3485568049">
             <w:r>
               <w:rPr>
                 <w:rStyle w:val="IndexLink"/>
@@ -669,7 +669,7 @@
             </w:tabs>
             <w:rPr/>
           </w:pPr>
-          <w:hyperlink w:anchor="__RefHeading___Toc3445_2851097627">
+          <w:hyperlink w:anchor="__RefHeading___Toc3445_3485568049">
             <w:r>
               <w:rPr>
                 <w:rStyle w:val="IndexLink"/>
@@ -709,7 +709,7 @@
         <w:spacing w:lineRule="exact" w:line="240" w:before="240" w:after="120"/>
         <w:rPr/>
       </w:pPr>
-      <w:bookmarkStart w:id="1" w:name="__RefHeading___Toc3417_2851097627"/>
+      <w:bookmarkStart w:id="1" w:name="__RefHeading___Toc3417_3485568049"/>
       <w:bookmarkEnd w:id="1"/>
       <w:r>
         <w:rPr>
@@ -783,7 +783,7 @@
         <w:spacing w:lineRule="exact" w:line="240" w:before="240" w:after="120"/>
         <w:rPr/>
       </w:pPr>
-      <w:bookmarkStart w:id="2" w:name="__RefHeading___Toc3419_2851097627"/>
+      <w:bookmarkStart w:id="2" w:name="__RefHeading___Toc3419_3485568049"/>
       <w:bookmarkEnd w:id="2"/>
       <w:r>
         <w:rPr>
@@ -839,7 +839,7 @@
         <w:spacing w:lineRule="exact" w:line="240" w:before="240" w:after="120"/>
         <w:rPr/>
       </w:pPr>
-      <w:bookmarkStart w:id="3" w:name="__RefHeading___Toc3421_2851097627"/>
+      <w:bookmarkStart w:id="3" w:name="__RefHeading___Toc3421_3485568049"/>
       <w:bookmarkEnd w:id="3"/>
       <w:r>
         <w:rPr>
@@ -2153,7 +2153,7 @@
         <w:spacing w:lineRule="exact" w:line="240" w:before="240" w:after="120"/>
         <w:rPr/>
       </w:pPr>
-      <w:bookmarkStart w:id="4" w:name="__RefHeading___Toc3423_2851097627"/>
+      <w:bookmarkStart w:id="4" w:name="__RefHeading___Toc3423_3485568049"/>
       <w:bookmarkEnd w:id="4"/>
       <w:r>
         <w:rPr>
@@ -2730,7 +2730,7 @@
         <w:spacing w:lineRule="exact" w:line="240" w:before="240" w:after="120"/>
         <w:rPr/>
       </w:pPr>
-      <w:bookmarkStart w:id="5" w:name="__RefHeading___Toc3425_2851097627"/>
+      <w:bookmarkStart w:id="5" w:name="__RefHeading___Toc3425_3485568049"/>
       <w:bookmarkEnd w:id="5"/>
       <w:r>
         <w:rPr>
@@ -2768,7 +2768,7 @@
         <w:spacing w:lineRule="exact" w:line="240" w:before="240" w:after="120"/>
         <w:rPr/>
       </w:pPr>
-      <w:bookmarkStart w:id="6" w:name="__RefHeading___Toc3427_2851097627"/>
+      <w:bookmarkStart w:id="6" w:name="__RefHeading___Toc3427_3485568049"/>
       <w:bookmarkEnd w:id="6"/>
       <w:r>
         <w:rPr>
@@ -2806,7 +2806,7 @@
         <w:spacing w:lineRule="exact" w:line="240" w:before="240" w:after="120"/>
         <w:rPr/>
       </w:pPr>
-      <w:bookmarkStart w:id="7" w:name="__RefHeading___Toc3429_2851097627"/>
+      <w:bookmarkStart w:id="7" w:name="__RefHeading___Toc3429_3485568049"/>
       <w:bookmarkEnd w:id="7"/>
       <w:r>
         <w:rPr>
@@ -2826,7 +2826,7 @@
         <w:spacing w:lineRule="exact" w:line="240" w:before="180" w:after="80"/>
         <w:rPr/>
       </w:pPr>
-      <w:bookmarkStart w:id="8" w:name="__RefHeading___Toc3431_2851097627"/>
+      <w:bookmarkStart w:id="8" w:name="__RefHeading___Toc3431_3485568049"/>
       <w:bookmarkEnd w:id="8"/>
       <w:r>
         <w:rPr>
@@ -3374,7 +3374,7 @@
         <w:spacing w:lineRule="exact" w:line="240" w:before="180" w:after="80"/>
         <w:rPr/>
       </w:pPr>
-      <w:bookmarkStart w:id="9" w:name="__RefHeading___Toc3433_2851097627"/>
+      <w:bookmarkStart w:id="9" w:name="__RefHeading___Toc3433_3485568049"/>
       <w:bookmarkEnd w:id="9"/>
       <w:r>
         <w:rPr>
@@ -3494,7 +3494,7 @@
         <w:spacing w:lineRule="exact" w:line="240" w:before="180" w:after="80"/>
         <w:rPr/>
       </w:pPr>
-      <w:bookmarkStart w:id="10" w:name="__RefHeading___Toc3435_2851097627"/>
+      <w:bookmarkStart w:id="10" w:name="__RefHeading___Toc3435_3485568049"/>
       <w:bookmarkEnd w:id="10"/>
       <w:r>
         <w:rPr>
@@ -4269,7 +4269,7 @@
         <w:spacing w:lineRule="exact" w:line="240" w:before="180" w:after="80"/>
         <w:rPr/>
       </w:pPr>
-      <w:bookmarkStart w:id="11" w:name="__RefHeading___Toc3437_2851097627"/>
+      <w:bookmarkStart w:id="11" w:name="__RefHeading___Toc3437_3485568049"/>
       <w:bookmarkEnd w:id="11"/>
       <w:r>
         <w:rPr>
@@ -4799,7 +4799,7 @@
         <w:spacing w:lineRule="exact" w:line="240" w:before="180" w:after="80"/>
         <w:rPr/>
       </w:pPr>
-      <w:bookmarkStart w:id="12" w:name="__RefHeading___Toc3439_2851097627"/>
+      <w:bookmarkStart w:id="12" w:name="__RefHeading___Toc3439_3485568049"/>
       <w:bookmarkEnd w:id="12"/>
       <w:r>
         <w:rPr>
@@ -4937,7 +4937,7 @@
         <w:spacing w:lineRule="exact" w:line="240" w:before="240" w:after="120"/>
         <w:rPr/>
       </w:pPr>
-      <w:bookmarkStart w:id="13" w:name="__RefHeading___Toc3441_2851097627"/>
+      <w:bookmarkStart w:id="13" w:name="__RefHeading___Toc3441_3485568049"/>
       <w:bookmarkEnd w:id="13"/>
       <w:r>
         <w:rPr>
@@ -4975,7 +4975,7 @@
         <w:spacing w:lineRule="exact" w:line="240" w:before="240" w:after="120"/>
         <w:rPr/>
       </w:pPr>
-      <w:bookmarkStart w:id="14" w:name="__RefHeading___Toc3443_2851097627"/>
+      <w:bookmarkStart w:id="14" w:name="__RefHeading___Toc3443_3485568049"/>
       <w:bookmarkEnd w:id="14"/>
       <w:r>
         <w:rPr>
@@ -5135,7 +5135,7 @@
         <w:spacing w:lineRule="exact" w:line="240" w:before="240" w:after="120"/>
         <w:rPr/>
       </w:pPr>
-      <w:bookmarkStart w:id="15" w:name="__RefHeading___Toc3445_2851097627"/>
+      <w:bookmarkStart w:id="15" w:name="__RefHeading___Toc3445_3485568049"/>
       <w:bookmarkEnd w:id="15"/>
       <w:r>
         <w:rPr>

--- a/reporte/productos_formales/Producto_07_Informe_Final.docx
+++ b/reporte/productos_formales/Producto_07_Informe_Final.docx
@@ -262,7 +262,7 @@
         <w:spacing w:lineRule="exact" w:line="240" w:before="240" w:after="120"/>
         <w:rPr/>
       </w:pPr>
-      <w:bookmarkStart w:id="0" w:name="__RefHeading___Toc3415_3485568049"/>
+      <w:bookmarkStart w:id="0" w:name="__RefHeading___Toc3415_1837720301"/>
       <w:bookmarkEnd w:id="0"/>
       <w:r>
         <w:rPr>
@@ -369,7 +369,7 @@
             </w:rPr>
             <w:fldChar w:fldCharType="separate"/>
           </w:r>
-          <w:hyperlink w:anchor="__RefHeading___Toc3415_3485568049">
+          <w:hyperlink w:anchor="__RefHeading___Toc3415_1837720301">
             <w:r>
               <w:rPr>
                 <w:rStyle w:val="IndexLink"/>
@@ -389,7 +389,7 @@
             </w:tabs>
             <w:rPr/>
           </w:pPr>
-          <w:hyperlink w:anchor="__RefHeading___Toc3417_3485568049">
+          <w:hyperlink w:anchor="__RefHeading___Toc3417_1837720301">
             <w:r>
               <w:rPr>
                 <w:rStyle w:val="IndexLink"/>
@@ -409,7 +409,7 @@
             </w:tabs>
             <w:rPr/>
           </w:pPr>
-          <w:hyperlink w:anchor="__RefHeading___Toc3419_3485568049">
+          <w:hyperlink w:anchor="__RefHeading___Toc3419_1837720301">
             <w:r>
               <w:rPr>
                 <w:rStyle w:val="IndexLink"/>
@@ -429,7 +429,7 @@
             </w:tabs>
             <w:rPr/>
           </w:pPr>
-          <w:hyperlink w:anchor="__RefHeading___Toc3421_3485568049">
+          <w:hyperlink w:anchor="__RefHeading___Toc3421_1837720301">
             <w:r>
               <w:rPr>
                 <w:rStyle w:val="IndexLink"/>
@@ -449,7 +449,7 @@
             </w:tabs>
             <w:rPr/>
           </w:pPr>
-          <w:hyperlink w:anchor="__RefHeading___Toc3423_3485568049">
+          <w:hyperlink w:anchor="__RefHeading___Toc3423_1837720301">
             <w:r>
               <w:rPr>
                 <w:rStyle w:val="IndexLink"/>
@@ -469,7 +469,7 @@
             </w:tabs>
             <w:rPr/>
           </w:pPr>
-          <w:hyperlink w:anchor="__RefHeading___Toc3425_3485568049">
+          <w:hyperlink w:anchor="__RefHeading___Toc3425_1837720301">
             <w:r>
               <w:rPr>
                 <w:rStyle w:val="IndexLink"/>
@@ -489,7 +489,7 @@
             </w:tabs>
             <w:rPr/>
           </w:pPr>
-          <w:hyperlink w:anchor="__RefHeading___Toc3427_3485568049">
+          <w:hyperlink w:anchor="__RefHeading___Toc3427_1837720301">
             <w:r>
               <w:rPr>
                 <w:rStyle w:val="IndexLink"/>
@@ -509,7 +509,7 @@
             </w:tabs>
             <w:rPr/>
           </w:pPr>
-          <w:hyperlink w:anchor="__RefHeading___Toc3429_3485568049">
+          <w:hyperlink w:anchor="__RefHeading___Toc3429_1837720301">
             <w:r>
               <w:rPr>
                 <w:rStyle w:val="IndexLink"/>
@@ -529,7 +529,7 @@
             </w:tabs>
             <w:rPr/>
           </w:pPr>
-          <w:hyperlink w:anchor="__RefHeading___Toc3431_3485568049">
+          <w:hyperlink w:anchor="__RefHeading___Toc3431_1837720301">
             <w:r>
               <w:rPr>
                 <w:rStyle w:val="IndexLink"/>
@@ -549,7 +549,7 @@
             </w:tabs>
             <w:rPr/>
           </w:pPr>
-          <w:hyperlink w:anchor="__RefHeading___Toc3433_3485568049">
+          <w:hyperlink w:anchor="__RefHeading___Toc3433_1837720301">
             <w:r>
               <w:rPr>
                 <w:rStyle w:val="IndexLink"/>
@@ -569,7 +569,7 @@
             </w:tabs>
             <w:rPr/>
           </w:pPr>
-          <w:hyperlink w:anchor="__RefHeading___Toc3435_3485568049">
+          <w:hyperlink w:anchor="__RefHeading___Toc3435_1837720301">
             <w:r>
               <w:rPr>
                 <w:rStyle w:val="IndexLink"/>
@@ -589,7 +589,7 @@
             </w:tabs>
             <w:rPr/>
           </w:pPr>
-          <w:hyperlink w:anchor="__RefHeading___Toc3437_3485568049">
+          <w:hyperlink w:anchor="__RefHeading___Toc3437_1837720301">
             <w:r>
               <w:rPr>
                 <w:rStyle w:val="IndexLink"/>
@@ -609,7 +609,7 @@
             </w:tabs>
             <w:rPr/>
           </w:pPr>
-          <w:hyperlink w:anchor="__RefHeading___Toc3439_3485568049">
+          <w:hyperlink w:anchor="__RefHeading___Toc3439_1837720301">
             <w:r>
               <w:rPr>
                 <w:rStyle w:val="IndexLink"/>
@@ -629,7 +629,7 @@
             </w:tabs>
             <w:rPr/>
           </w:pPr>
-          <w:hyperlink w:anchor="__RefHeading___Toc3441_3485568049">
+          <w:hyperlink w:anchor="__RefHeading___Toc3441_1837720301">
             <w:r>
               <w:rPr>
                 <w:rStyle w:val="IndexLink"/>
@@ -649,7 +649,7 @@
             </w:tabs>
             <w:rPr/>
           </w:pPr>
-          <w:hyperlink w:anchor="__RefHeading___Toc3443_3485568049">
+          <w:hyperlink w:anchor="__RefHeading___Toc3443_1837720301">
             <w:r>
               <w:rPr>
                 <w:rStyle w:val="IndexLink"/>
@@ -669,7 +669,7 @@
             </w:tabs>
             <w:rPr/>
           </w:pPr>
-          <w:hyperlink w:anchor="__RefHeading___Toc3445_3485568049">
+          <w:hyperlink w:anchor="__RefHeading___Toc3445_1837720301">
             <w:r>
               <w:rPr>
                 <w:rStyle w:val="IndexLink"/>
@@ -709,7 +709,7 @@
         <w:spacing w:lineRule="exact" w:line="240" w:before="240" w:after="120"/>
         <w:rPr/>
       </w:pPr>
-      <w:bookmarkStart w:id="1" w:name="__RefHeading___Toc3417_3485568049"/>
+      <w:bookmarkStart w:id="1" w:name="__RefHeading___Toc3417_1837720301"/>
       <w:bookmarkEnd w:id="1"/>
       <w:r>
         <w:rPr>
@@ -783,7 +783,7 @@
         <w:spacing w:lineRule="exact" w:line="240" w:before="240" w:after="120"/>
         <w:rPr/>
       </w:pPr>
-      <w:bookmarkStart w:id="2" w:name="__RefHeading___Toc3419_3485568049"/>
+      <w:bookmarkStart w:id="2" w:name="__RefHeading___Toc3419_1837720301"/>
       <w:bookmarkEnd w:id="2"/>
       <w:r>
         <w:rPr>
@@ -839,7 +839,7 @@
         <w:spacing w:lineRule="exact" w:line="240" w:before="240" w:after="120"/>
         <w:rPr/>
       </w:pPr>
-      <w:bookmarkStart w:id="3" w:name="__RefHeading___Toc3421_3485568049"/>
+      <w:bookmarkStart w:id="3" w:name="__RefHeading___Toc3421_1837720301"/>
       <w:bookmarkEnd w:id="3"/>
       <w:r>
         <w:rPr>
@@ -2153,7 +2153,7 @@
         <w:spacing w:lineRule="exact" w:line="240" w:before="240" w:after="120"/>
         <w:rPr/>
       </w:pPr>
-      <w:bookmarkStart w:id="4" w:name="__RefHeading___Toc3423_3485568049"/>
+      <w:bookmarkStart w:id="4" w:name="__RefHeading___Toc3423_1837720301"/>
       <w:bookmarkEnd w:id="4"/>
       <w:r>
         <w:rPr>
@@ -2730,7 +2730,7 @@
         <w:spacing w:lineRule="exact" w:line="240" w:before="240" w:after="120"/>
         <w:rPr/>
       </w:pPr>
-      <w:bookmarkStart w:id="5" w:name="__RefHeading___Toc3425_3485568049"/>
+      <w:bookmarkStart w:id="5" w:name="__RefHeading___Toc3425_1837720301"/>
       <w:bookmarkEnd w:id="5"/>
       <w:r>
         <w:rPr>
@@ -2768,7 +2768,7 @@
         <w:spacing w:lineRule="exact" w:line="240" w:before="240" w:after="120"/>
         <w:rPr/>
       </w:pPr>
-      <w:bookmarkStart w:id="6" w:name="__RefHeading___Toc3427_3485568049"/>
+      <w:bookmarkStart w:id="6" w:name="__RefHeading___Toc3427_1837720301"/>
       <w:bookmarkEnd w:id="6"/>
       <w:r>
         <w:rPr>
@@ -2806,7 +2806,7 @@
         <w:spacing w:lineRule="exact" w:line="240" w:before="240" w:after="120"/>
         <w:rPr/>
       </w:pPr>
-      <w:bookmarkStart w:id="7" w:name="__RefHeading___Toc3429_3485568049"/>
+      <w:bookmarkStart w:id="7" w:name="__RefHeading___Toc3429_1837720301"/>
       <w:bookmarkEnd w:id="7"/>
       <w:r>
         <w:rPr>
@@ -2826,7 +2826,7 @@
         <w:spacing w:lineRule="exact" w:line="240" w:before="180" w:after="80"/>
         <w:rPr/>
       </w:pPr>
-      <w:bookmarkStart w:id="8" w:name="__RefHeading___Toc3431_3485568049"/>
+      <w:bookmarkStart w:id="8" w:name="__RefHeading___Toc3431_1837720301"/>
       <w:bookmarkEnd w:id="8"/>
       <w:r>
         <w:rPr>
@@ -3374,7 +3374,7 @@
         <w:spacing w:lineRule="exact" w:line="240" w:before="180" w:after="80"/>
         <w:rPr/>
       </w:pPr>
-      <w:bookmarkStart w:id="9" w:name="__RefHeading___Toc3433_3485568049"/>
+      <w:bookmarkStart w:id="9" w:name="__RefHeading___Toc3433_1837720301"/>
       <w:bookmarkEnd w:id="9"/>
       <w:r>
         <w:rPr>
@@ -3494,7 +3494,7 @@
         <w:spacing w:lineRule="exact" w:line="240" w:before="180" w:after="80"/>
         <w:rPr/>
       </w:pPr>
-      <w:bookmarkStart w:id="10" w:name="__RefHeading___Toc3435_3485568049"/>
+      <w:bookmarkStart w:id="10" w:name="__RefHeading___Toc3435_1837720301"/>
       <w:bookmarkEnd w:id="10"/>
       <w:r>
         <w:rPr>
@@ -4269,7 +4269,7 @@
         <w:spacing w:lineRule="exact" w:line="240" w:before="180" w:after="80"/>
         <w:rPr/>
       </w:pPr>
-      <w:bookmarkStart w:id="11" w:name="__RefHeading___Toc3437_3485568049"/>
+      <w:bookmarkStart w:id="11" w:name="__RefHeading___Toc3437_1837720301"/>
       <w:bookmarkEnd w:id="11"/>
       <w:r>
         <w:rPr>
@@ -4799,7 +4799,7 @@
         <w:spacing w:lineRule="exact" w:line="240" w:before="180" w:after="80"/>
         <w:rPr/>
       </w:pPr>
-      <w:bookmarkStart w:id="12" w:name="__RefHeading___Toc3439_3485568049"/>
+      <w:bookmarkStart w:id="12" w:name="__RefHeading___Toc3439_1837720301"/>
       <w:bookmarkEnd w:id="12"/>
       <w:r>
         <w:rPr>
@@ -4937,7 +4937,7 @@
         <w:spacing w:lineRule="exact" w:line="240" w:before="240" w:after="120"/>
         <w:rPr/>
       </w:pPr>
-      <w:bookmarkStart w:id="13" w:name="__RefHeading___Toc3441_3485568049"/>
+      <w:bookmarkStart w:id="13" w:name="__RefHeading___Toc3441_1837720301"/>
       <w:bookmarkEnd w:id="13"/>
       <w:r>
         <w:rPr>
@@ -4975,7 +4975,7 @@
         <w:spacing w:lineRule="exact" w:line="240" w:before="240" w:after="120"/>
         <w:rPr/>
       </w:pPr>
-      <w:bookmarkStart w:id="14" w:name="__RefHeading___Toc3443_3485568049"/>
+      <w:bookmarkStart w:id="14" w:name="__RefHeading___Toc3443_1837720301"/>
       <w:bookmarkEnd w:id="14"/>
       <w:r>
         <w:rPr>
@@ -5135,7 +5135,7 @@
         <w:spacing w:lineRule="exact" w:line="240" w:before="240" w:after="120"/>
         <w:rPr/>
       </w:pPr>
-      <w:bookmarkStart w:id="15" w:name="__RefHeading___Toc3445_3485568049"/>
+      <w:bookmarkStart w:id="15" w:name="__RefHeading___Toc3445_1837720301"/>
       <w:bookmarkEnd w:id="15"/>
       <w:r>
         <w:rPr>

--- a/reporte/productos_formales/Producto_07_Informe_Final.docx
+++ b/reporte/productos_formales/Producto_07_Informe_Final.docx
@@ -262,7 +262,7 @@
         <w:spacing w:lineRule="exact" w:line="240" w:before="240" w:after="120"/>
         <w:rPr/>
       </w:pPr>
-      <w:bookmarkStart w:id="0" w:name="__RefHeading___Toc3415_1837720301"/>
+      <w:bookmarkStart w:id="0" w:name="__RefHeading___Toc3415_3772282917"/>
       <w:bookmarkEnd w:id="0"/>
       <w:r>
         <w:rPr>
@@ -369,7 +369,7 @@
             </w:rPr>
             <w:fldChar w:fldCharType="separate"/>
           </w:r>
-          <w:hyperlink w:anchor="__RefHeading___Toc3415_1837720301">
+          <w:hyperlink w:anchor="__RefHeading___Toc3415_3772282917">
             <w:r>
               <w:rPr>
                 <w:rStyle w:val="IndexLink"/>
@@ -389,7 +389,7 @@
             </w:tabs>
             <w:rPr/>
           </w:pPr>
-          <w:hyperlink w:anchor="__RefHeading___Toc3417_1837720301">
+          <w:hyperlink w:anchor="__RefHeading___Toc3417_3772282917">
             <w:r>
               <w:rPr>
                 <w:rStyle w:val="IndexLink"/>
@@ -409,7 +409,7 @@
             </w:tabs>
             <w:rPr/>
           </w:pPr>
-          <w:hyperlink w:anchor="__RefHeading___Toc3419_1837720301">
+          <w:hyperlink w:anchor="__RefHeading___Toc3419_3772282917">
             <w:r>
               <w:rPr>
                 <w:rStyle w:val="IndexLink"/>
@@ -429,7 +429,7 @@
             </w:tabs>
             <w:rPr/>
           </w:pPr>
-          <w:hyperlink w:anchor="__RefHeading___Toc3421_1837720301">
+          <w:hyperlink w:anchor="__RefHeading___Toc3421_3772282917">
             <w:r>
               <w:rPr>
                 <w:rStyle w:val="IndexLink"/>
@@ -449,7 +449,7 @@
             </w:tabs>
             <w:rPr/>
           </w:pPr>
-          <w:hyperlink w:anchor="__RefHeading___Toc3423_1837720301">
+          <w:hyperlink w:anchor="__RefHeading___Toc3423_3772282917">
             <w:r>
               <w:rPr>
                 <w:rStyle w:val="IndexLink"/>
@@ -469,7 +469,7 @@
             </w:tabs>
             <w:rPr/>
           </w:pPr>
-          <w:hyperlink w:anchor="__RefHeading___Toc3425_1837720301">
+          <w:hyperlink w:anchor="__RefHeading___Toc3425_3772282917">
             <w:r>
               <w:rPr>
                 <w:rStyle w:val="IndexLink"/>
@@ -489,7 +489,7 @@
             </w:tabs>
             <w:rPr/>
           </w:pPr>
-          <w:hyperlink w:anchor="__RefHeading___Toc3427_1837720301">
+          <w:hyperlink w:anchor="__RefHeading___Toc3427_3772282917">
             <w:r>
               <w:rPr>
                 <w:rStyle w:val="IndexLink"/>
@@ -509,7 +509,7 @@
             </w:tabs>
             <w:rPr/>
           </w:pPr>
-          <w:hyperlink w:anchor="__RefHeading___Toc3429_1837720301">
+          <w:hyperlink w:anchor="__RefHeading___Toc3429_3772282917">
             <w:r>
               <w:rPr>
                 <w:rStyle w:val="IndexLink"/>
@@ -529,7 +529,7 @@
             </w:tabs>
             <w:rPr/>
           </w:pPr>
-          <w:hyperlink w:anchor="__RefHeading___Toc3431_1837720301">
+          <w:hyperlink w:anchor="__RefHeading___Toc3431_3772282917">
             <w:r>
               <w:rPr>
                 <w:rStyle w:val="IndexLink"/>
@@ -549,7 +549,7 @@
             </w:tabs>
             <w:rPr/>
           </w:pPr>
-          <w:hyperlink w:anchor="__RefHeading___Toc3433_1837720301">
+          <w:hyperlink w:anchor="__RefHeading___Toc3433_3772282917">
             <w:r>
               <w:rPr>
                 <w:rStyle w:val="IndexLink"/>
@@ -569,7 +569,7 @@
             </w:tabs>
             <w:rPr/>
           </w:pPr>
-          <w:hyperlink w:anchor="__RefHeading___Toc3435_1837720301">
+          <w:hyperlink w:anchor="__RefHeading___Toc3435_3772282917">
             <w:r>
               <w:rPr>
                 <w:rStyle w:val="IndexLink"/>
@@ -589,7 +589,7 @@
             </w:tabs>
             <w:rPr/>
           </w:pPr>
-          <w:hyperlink w:anchor="__RefHeading___Toc3437_1837720301">
+          <w:hyperlink w:anchor="__RefHeading___Toc3437_3772282917">
             <w:r>
               <w:rPr>
                 <w:rStyle w:val="IndexLink"/>
@@ -609,7 +609,7 @@
             </w:tabs>
             <w:rPr/>
           </w:pPr>
-          <w:hyperlink w:anchor="__RefHeading___Toc3439_1837720301">
+          <w:hyperlink w:anchor="__RefHeading___Toc3439_3772282917">
             <w:r>
               <w:rPr>
                 <w:rStyle w:val="IndexLink"/>
@@ -629,7 +629,7 @@
             </w:tabs>
             <w:rPr/>
           </w:pPr>
-          <w:hyperlink w:anchor="__RefHeading___Toc3441_1837720301">
+          <w:hyperlink w:anchor="__RefHeading___Toc3441_3772282917">
             <w:r>
               <w:rPr>
                 <w:rStyle w:val="IndexLink"/>
@@ -649,7 +649,7 @@
             </w:tabs>
             <w:rPr/>
           </w:pPr>
-          <w:hyperlink w:anchor="__RefHeading___Toc3443_1837720301">
+          <w:hyperlink w:anchor="__RefHeading___Toc3443_3772282917">
             <w:r>
               <w:rPr>
                 <w:rStyle w:val="IndexLink"/>
@@ -669,7 +669,7 @@
             </w:tabs>
             <w:rPr/>
           </w:pPr>
-          <w:hyperlink w:anchor="__RefHeading___Toc3445_1837720301">
+          <w:hyperlink w:anchor="__RefHeading___Toc3445_3772282917">
             <w:r>
               <w:rPr>
                 <w:rStyle w:val="IndexLink"/>
@@ -709,7 +709,7 @@
         <w:spacing w:lineRule="exact" w:line="240" w:before="240" w:after="120"/>
         <w:rPr/>
       </w:pPr>
-      <w:bookmarkStart w:id="1" w:name="__RefHeading___Toc3417_1837720301"/>
+      <w:bookmarkStart w:id="1" w:name="__RefHeading___Toc3417_3772282917"/>
       <w:bookmarkEnd w:id="1"/>
       <w:r>
         <w:rPr>
@@ -783,7 +783,7 @@
         <w:spacing w:lineRule="exact" w:line="240" w:before="240" w:after="120"/>
         <w:rPr/>
       </w:pPr>
-      <w:bookmarkStart w:id="2" w:name="__RefHeading___Toc3419_1837720301"/>
+      <w:bookmarkStart w:id="2" w:name="__RefHeading___Toc3419_3772282917"/>
       <w:bookmarkEnd w:id="2"/>
       <w:r>
         <w:rPr>
@@ -839,7 +839,7 @@
         <w:spacing w:lineRule="exact" w:line="240" w:before="240" w:after="120"/>
         <w:rPr/>
       </w:pPr>
-      <w:bookmarkStart w:id="3" w:name="__RefHeading___Toc3421_1837720301"/>
+      <w:bookmarkStart w:id="3" w:name="__RefHeading___Toc3421_3772282917"/>
       <w:bookmarkEnd w:id="3"/>
       <w:r>
         <w:rPr>
@@ -2153,7 +2153,7 @@
         <w:spacing w:lineRule="exact" w:line="240" w:before="240" w:after="120"/>
         <w:rPr/>
       </w:pPr>
-      <w:bookmarkStart w:id="4" w:name="__RefHeading___Toc3423_1837720301"/>
+      <w:bookmarkStart w:id="4" w:name="__RefHeading___Toc3423_3772282917"/>
       <w:bookmarkEnd w:id="4"/>
       <w:r>
         <w:rPr>
@@ -2730,7 +2730,7 @@
         <w:spacing w:lineRule="exact" w:line="240" w:before="240" w:after="120"/>
         <w:rPr/>
       </w:pPr>
-      <w:bookmarkStart w:id="5" w:name="__RefHeading___Toc3425_1837720301"/>
+      <w:bookmarkStart w:id="5" w:name="__RefHeading___Toc3425_3772282917"/>
       <w:bookmarkEnd w:id="5"/>
       <w:r>
         <w:rPr>
@@ -2768,7 +2768,7 @@
         <w:spacing w:lineRule="exact" w:line="240" w:before="240" w:after="120"/>
         <w:rPr/>
       </w:pPr>
-      <w:bookmarkStart w:id="6" w:name="__RefHeading___Toc3427_1837720301"/>
+      <w:bookmarkStart w:id="6" w:name="__RefHeading___Toc3427_3772282917"/>
       <w:bookmarkEnd w:id="6"/>
       <w:r>
         <w:rPr>
@@ -2806,7 +2806,7 @@
         <w:spacing w:lineRule="exact" w:line="240" w:before="240" w:after="120"/>
         <w:rPr/>
       </w:pPr>
-      <w:bookmarkStart w:id="7" w:name="__RefHeading___Toc3429_1837720301"/>
+      <w:bookmarkStart w:id="7" w:name="__RefHeading___Toc3429_3772282917"/>
       <w:bookmarkEnd w:id="7"/>
       <w:r>
         <w:rPr>
@@ -2826,7 +2826,7 @@
         <w:spacing w:lineRule="exact" w:line="240" w:before="180" w:after="80"/>
         <w:rPr/>
       </w:pPr>
-      <w:bookmarkStart w:id="8" w:name="__RefHeading___Toc3431_1837720301"/>
+      <w:bookmarkStart w:id="8" w:name="__RefHeading___Toc3431_3772282917"/>
       <w:bookmarkEnd w:id="8"/>
       <w:r>
         <w:rPr>
@@ -3374,7 +3374,7 @@
         <w:spacing w:lineRule="exact" w:line="240" w:before="180" w:after="80"/>
         <w:rPr/>
       </w:pPr>
-      <w:bookmarkStart w:id="9" w:name="__RefHeading___Toc3433_1837720301"/>
+      <w:bookmarkStart w:id="9" w:name="__RefHeading___Toc3433_3772282917"/>
       <w:bookmarkEnd w:id="9"/>
       <w:r>
         <w:rPr>
@@ -3494,7 +3494,7 @@
         <w:spacing w:lineRule="exact" w:line="240" w:before="180" w:after="80"/>
         <w:rPr/>
       </w:pPr>
-      <w:bookmarkStart w:id="10" w:name="__RefHeading___Toc3435_1837720301"/>
+      <w:bookmarkStart w:id="10" w:name="__RefHeading___Toc3435_3772282917"/>
       <w:bookmarkEnd w:id="10"/>
       <w:r>
         <w:rPr>
@@ -4269,7 +4269,7 @@
         <w:spacing w:lineRule="exact" w:line="240" w:before="180" w:after="80"/>
         <w:rPr/>
       </w:pPr>
-      <w:bookmarkStart w:id="11" w:name="__RefHeading___Toc3437_1837720301"/>
+      <w:bookmarkStart w:id="11" w:name="__RefHeading___Toc3437_3772282917"/>
       <w:bookmarkEnd w:id="11"/>
       <w:r>
         <w:rPr>
@@ -4799,7 +4799,7 @@
         <w:spacing w:lineRule="exact" w:line="240" w:before="180" w:after="80"/>
         <w:rPr/>
       </w:pPr>
-      <w:bookmarkStart w:id="12" w:name="__RefHeading___Toc3439_1837720301"/>
+      <w:bookmarkStart w:id="12" w:name="__RefHeading___Toc3439_3772282917"/>
       <w:bookmarkEnd w:id="12"/>
       <w:r>
         <w:rPr>
@@ -4937,7 +4937,7 @@
         <w:spacing w:lineRule="exact" w:line="240" w:before="240" w:after="120"/>
         <w:rPr/>
       </w:pPr>
-      <w:bookmarkStart w:id="13" w:name="__RefHeading___Toc3441_1837720301"/>
+      <w:bookmarkStart w:id="13" w:name="__RefHeading___Toc3441_3772282917"/>
       <w:bookmarkEnd w:id="13"/>
       <w:r>
         <w:rPr>
@@ -4975,7 +4975,7 @@
         <w:spacing w:lineRule="exact" w:line="240" w:before="240" w:after="120"/>
         <w:rPr/>
       </w:pPr>
-      <w:bookmarkStart w:id="14" w:name="__RefHeading___Toc3443_1837720301"/>
+      <w:bookmarkStart w:id="14" w:name="__RefHeading___Toc3443_3772282917"/>
       <w:bookmarkEnd w:id="14"/>
       <w:r>
         <w:rPr>
@@ -5135,7 +5135,7 @@
         <w:spacing w:lineRule="exact" w:line="240" w:before="240" w:after="120"/>
         <w:rPr/>
       </w:pPr>
-      <w:bookmarkStart w:id="15" w:name="__RefHeading___Toc3445_1837720301"/>
+      <w:bookmarkStart w:id="15" w:name="__RefHeading___Toc3445_3772282917"/>
       <w:bookmarkEnd w:id="15"/>
       <w:r>
         <w:rPr>

--- a/reporte/productos_formales/Producto_07_Informe_Final.docx
+++ b/reporte/productos_formales/Producto_07_Informe_Final.docx
@@ -262,7 +262,7 @@
         <w:spacing w:lineRule="exact" w:line="240" w:before="240" w:after="120"/>
         <w:rPr/>
       </w:pPr>
-      <w:bookmarkStart w:id="0" w:name="__RefHeading___Toc3415_3772282917"/>
+      <w:bookmarkStart w:id="0" w:name="__RefHeading___Toc3415_3096013202"/>
       <w:bookmarkEnd w:id="0"/>
       <w:r>
         <w:rPr>
@@ -369,7 +369,7 @@
             </w:rPr>
             <w:fldChar w:fldCharType="separate"/>
           </w:r>
-          <w:hyperlink w:anchor="__RefHeading___Toc3415_3772282917">
+          <w:hyperlink w:anchor="__RefHeading___Toc3415_3096013202">
             <w:r>
               <w:rPr>
                 <w:rStyle w:val="IndexLink"/>
@@ -389,7 +389,7 @@
             </w:tabs>
             <w:rPr/>
           </w:pPr>
-          <w:hyperlink w:anchor="__RefHeading___Toc3417_3772282917">
+          <w:hyperlink w:anchor="__RefHeading___Toc3417_3096013202">
             <w:r>
               <w:rPr>
                 <w:rStyle w:val="IndexLink"/>
@@ -409,7 +409,7 @@
             </w:tabs>
             <w:rPr/>
           </w:pPr>
-          <w:hyperlink w:anchor="__RefHeading___Toc3419_3772282917">
+          <w:hyperlink w:anchor="__RefHeading___Toc3419_3096013202">
             <w:r>
               <w:rPr>
                 <w:rStyle w:val="IndexLink"/>
@@ -429,7 +429,7 @@
             </w:tabs>
             <w:rPr/>
           </w:pPr>
-          <w:hyperlink w:anchor="__RefHeading___Toc3421_3772282917">
+          <w:hyperlink w:anchor="__RefHeading___Toc3421_3096013202">
             <w:r>
               <w:rPr>
                 <w:rStyle w:val="IndexLink"/>
@@ -449,7 +449,7 @@
             </w:tabs>
             <w:rPr/>
           </w:pPr>
-          <w:hyperlink w:anchor="__RefHeading___Toc3423_3772282917">
+          <w:hyperlink w:anchor="__RefHeading___Toc3423_3096013202">
             <w:r>
               <w:rPr>
                 <w:rStyle w:val="IndexLink"/>
@@ -469,7 +469,7 @@
             </w:tabs>
             <w:rPr/>
           </w:pPr>
-          <w:hyperlink w:anchor="__RefHeading___Toc3425_3772282917">
+          <w:hyperlink w:anchor="__RefHeading___Toc3425_3096013202">
             <w:r>
               <w:rPr>
                 <w:rStyle w:val="IndexLink"/>
@@ -489,7 +489,7 @@
             </w:tabs>
             <w:rPr/>
           </w:pPr>
-          <w:hyperlink w:anchor="__RefHeading___Toc3427_3772282917">
+          <w:hyperlink w:anchor="__RefHeading___Toc3427_3096013202">
             <w:r>
               <w:rPr>
                 <w:rStyle w:val="IndexLink"/>
@@ -509,7 +509,7 @@
             </w:tabs>
             <w:rPr/>
           </w:pPr>
-          <w:hyperlink w:anchor="__RefHeading___Toc3429_3772282917">
+          <w:hyperlink w:anchor="__RefHeading___Toc3429_3096013202">
             <w:r>
               <w:rPr>
                 <w:rStyle w:val="IndexLink"/>
@@ -529,7 +529,7 @@
             </w:tabs>
             <w:rPr/>
           </w:pPr>
-          <w:hyperlink w:anchor="__RefHeading___Toc3431_3772282917">
+          <w:hyperlink w:anchor="__RefHeading___Toc3431_3096013202">
             <w:r>
               <w:rPr>
                 <w:rStyle w:val="IndexLink"/>
@@ -549,7 +549,7 @@
             </w:tabs>
             <w:rPr/>
           </w:pPr>
-          <w:hyperlink w:anchor="__RefHeading___Toc3433_3772282917">
+          <w:hyperlink w:anchor="__RefHeading___Toc3433_3096013202">
             <w:r>
               <w:rPr>
                 <w:rStyle w:val="IndexLink"/>
@@ -569,7 +569,7 @@
             </w:tabs>
             <w:rPr/>
           </w:pPr>
-          <w:hyperlink w:anchor="__RefHeading___Toc3435_3772282917">
+          <w:hyperlink w:anchor="__RefHeading___Toc3435_3096013202">
             <w:r>
               <w:rPr>
                 <w:rStyle w:val="IndexLink"/>
@@ -589,7 +589,7 @@
             </w:tabs>
             <w:rPr/>
           </w:pPr>
-          <w:hyperlink w:anchor="__RefHeading___Toc3437_3772282917">
+          <w:hyperlink w:anchor="__RefHeading___Toc3437_3096013202">
             <w:r>
               <w:rPr>
                 <w:rStyle w:val="IndexLink"/>
@@ -609,7 +609,7 @@
             </w:tabs>
             <w:rPr/>
           </w:pPr>
-          <w:hyperlink w:anchor="__RefHeading___Toc3439_3772282917">
+          <w:hyperlink w:anchor="__RefHeading___Toc3439_3096013202">
             <w:r>
               <w:rPr>
                 <w:rStyle w:val="IndexLink"/>
@@ -629,7 +629,7 @@
             </w:tabs>
             <w:rPr/>
           </w:pPr>
-          <w:hyperlink w:anchor="__RefHeading___Toc3441_3772282917">
+          <w:hyperlink w:anchor="__RefHeading___Toc3441_3096013202">
             <w:r>
               <w:rPr>
                 <w:rStyle w:val="IndexLink"/>
@@ -649,7 +649,7 @@
             </w:tabs>
             <w:rPr/>
           </w:pPr>
-          <w:hyperlink w:anchor="__RefHeading___Toc3443_3772282917">
+          <w:hyperlink w:anchor="__RefHeading___Toc3443_3096013202">
             <w:r>
               <w:rPr>
                 <w:rStyle w:val="IndexLink"/>
@@ -669,7 +669,7 @@
             </w:tabs>
             <w:rPr/>
           </w:pPr>
-          <w:hyperlink w:anchor="__RefHeading___Toc3445_3772282917">
+          <w:hyperlink w:anchor="__RefHeading___Toc3445_3096013202">
             <w:r>
               <w:rPr>
                 <w:rStyle w:val="IndexLink"/>
@@ -709,7 +709,7 @@
         <w:spacing w:lineRule="exact" w:line="240" w:before="240" w:after="120"/>
         <w:rPr/>
       </w:pPr>
-      <w:bookmarkStart w:id="1" w:name="__RefHeading___Toc3417_3772282917"/>
+      <w:bookmarkStart w:id="1" w:name="__RefHeading___Toc3417_3096013202"/>
       <w:bookmarkEnd w:id="1"/>
       <w:r>
         <w:rPr>
@@ -783,7 +783,7 @@
         <w:spacing w:lineRule="exact" w:line="240" w:before="240" w:after="120"/>
         <w:rPr/>
       </w:pPr>
-      <w:bookmarkStart w:id="2" w:name="__RefHeading___Toc3419_3772282917"/>
+      <w:bookmarkStart w:id="2" w:name="__RefHeading___Toc3419_3096013202"/>
       <w:bookmarkEnd w:id="2"/>
       <w:r>
         <w:rPr>
@@ -839,7 +839,7 @@
         <w:spacing w:lineRule="exact" w:line="240" w:before="240" w:after="120"/>
         <w:rPr/>
       </w:pPr>
-      <w:bookmarkStart w:id="3" w:name="__RefHeading___Toc3421_3772282917"/>
+      <w:bookmarkStart w:id="3" w:name="__RefHeading___Toc3421_3096013202"/>
       <w:bookmarkEnd w:id="3"/>
       <w:r>
         <w:rPr>
@@ -2153,7 +2153,7 @@
         <w:spacing w:lineRule="exact" w:line="240" w:before="240" w:after="120"/>
         <w:rPr/>
       </w:pPr>
-      <w:bookmarkStart w:id="4" w:name="__RefHeading___Toc3423_3772282917"/>
+      <w:bookmarkStart w:id="4" w:name="__RefHeading___Toc3423_3096013202"/>
       <w:bookmarkEnd w:id="4"/>
       <w:r>
         <w:rPr>
@@ -2730,7 +2730,7 @@
         <w:spacing w:lineRule="exact" w:line="240" w:before="240" w:after="120"/>
         <w:rPr/>
       </w:pPr>
-      <w:bookmarkStart w:id="5" w:name="__RefHeading___Toc3425_3772282917"/>
+      <w:bookmarkStart w:id="5" w:name="__RefHeading___Toc3425_3096013202"/>
       <w:bookmarkEnd w:id="5"/>
       <w:r>
         <w:rPr>
@@ -2768,7 +2768,7 @@
         <w:spacing w:lineRule="exact" w:line="240" w:before="240" w:after="120"/>
         <w:rPr/>
       </w:pPr>
-      <w:bookmarkStart w:id="6" w:name="__RefHeading___Toc3427_3772282917"/>
+      <w:bookmarkStart w:id="6" w:name="__RefHeading___Toc3427_3096013202"/>
       <w:bookmarkEnd w:id="6"/>
       <w:r>
         <w:rPr>
@@ -2806,7 +2806,7 @@
         <w:spacing w:lineRule="exact" w:line="240" w:before="240" w:after="120"/>
         <w:rPr/>
       </w:pPr>
-      <w:bookmarkStart w:id="7" w:name="__RefHeading___Toc3429_3772282917"/>
+      <w:bookmarkStart w:id="7" w:name="__RefHeading___Toc3429_3096013202"/>
       <w:bookmarkEnd w:id="7"/>
       <w:r>
         <w:rPr>
@@ -2826,7 +2826,7 @@
         <w:spacing w:lineRule="exact" w:line="240" w:before="180" w:after="80"/>
         <w:rPr/>
       </w:pPr>
-      <w:bookmarkStart w:id="8" w:name="__RefHeading___Toc3431_3772282917"/>
+      <w:bookmarkStart w:id="8" w:name="__RefHeading___Toc3431_3096013202"/>
       <w:bookmarkEnd w:id="8"/>
       <w:r>
         <w:rPr>
@@ -3374,7 +3374,7 @@
         <w:spacing w:lineRule="exact" w:line="240" w:before="180" w:after="80"/>
         <w:rPr/>
       </w:pPr>
-      <w:bookmarkStart w:id="9" w:name="__RefHeading___Toc3433_3772282917"/>
+      <w:bookmarkStart w:id="9" w:name="__RefHeading___Toc3433_3096013202"/>
       <w:bookmarkEnd w:id="9"/>
       <w:r>
         <w:rPr>
@@ -3494,7 +3494,7 @@
         <w:spacing w:lineRule="exact" w:line="240" w:before="180" w:after="80"/>
         <w:rPr/>
       </w:pPr>
-      <w:bookmarkStart w:id="10" w:name="__RefHeading___Toc3435_3772282917"/>
+      <w:bookmarkStart w:id="10" w:name="__RefHeading___Toc3435_3096013202"/>
       <w:bookmarkEnd w:id="10"/>
       <w:r>
         <w:rPr>
@@ -4269,7 +4269,7 @@
         <w:spacing w:lineRule="exact" w:line="240" w:before="180" w:after="80"/>
         <w:rPr/>
       </w:pPr>
-      <w:bookmarkStart w:id="11" w:name="__RefHeading___Toc3437_3772282917"/>
+      <w:bookmarkStart w:id="11" w:name="__RefHeading___Toc3437_3096013202"/>
       <w:bookmarkEnd w:id="11"/>
       <w:r>
         <w:rPr>
@@ -4799,7 +4799,7 @@
         <w:spacing w:lineRule="exact" w:line="240" w:before="180" w:after="80"/>
         <w:rPr/>
       </w:pPr>
-      <w:bookmarkStart w:id="12" w:name="__RefHeading___Toc3439_3772282917"/>
+      <w:bookmarkStart w:id="12" w:name="__RefHeading___Toc3439_3096013202"/>
       <w:bookmarkEnd w:id="12"/>
       <w:r>
         <w:rPr>
@@ -4937,7 +4937,7 @@
         <w:spacing w:lineRule="exact" w:line="240" w:before="240" w:after="120"/>
         <w:rPr/>
       </w:pPr>
-      <w:bookmarkStart w:id="13" w:name="__RefHeading___Toc3441_3772282917"/>
+      <w:bookmarkStart w:id="13" w:name="__RefHeading___Toc3441_3096013202"/>
       <w:bookmarkEnd w:id="13"/>
       <w:r>
         <w:rPr>
@@ -4975,7 +4975,7 @@
         <w:spacing w:lineRule="exact" w:line="240" w:before="240" w:after="120"/>
         <w:rPr/>
       </w:pPr>
-      <w:bookmarkStart w:id="14" w:name="__RefHeading___Toc3443_3772282917"/>
+      <w:bookmarkStart w:id="14" w:name="__RefHeading___Toc3443_3096013202"/>
       <w:bookmarkEnd w:id="14"/>
       <w:r>
         <w:rPr>
@@ -5135,7 +5135,7 @@
         <w:spacing w:lineRule="exact" w:line="240" w:before="240" w:after="120"/>
         <w:rPr/>
       </w:pPr>
-      <w:bookmarkStart w:id="15" w:name="__RefHeading___Toc3445_3772282917"/>
+      <w:bookmarkStart w:id="15" w:name="__RefHeading___Toc3445_3096013202"/>
       <w:bookmarkEnd w:id="15"/>
       <w:r>
         <w:rPr>

--- a/reporte/productos_formales/Producto_07_Informe_Final.docx
+++ b/reporte/productos_formales/Producto_07_Informe_Final.docx
@@ -262,7 +262,7 @@
         <w:spacing w:lineRule="exact" w:line="240" w:before="240" w:after="120"/>
         <w:rPr/>
       </w:pPr>
-      <w:bookmarkStart w:id="0" w:name="__RefHeading___Toc3415_3096013202"/>
+      <w:bookmarkStart w:id="0" w:name="__RefHeading___Toc3415_1748477897"/>
       <w:bookmarkEnd w:id="0"/>
       <w:r>
         <w:rPr>
@@ -369,7 +369,7 @@
             </w:rPr>
             <w:fldChar w:fldCharType="separate"/>
           </w:r>
-          <w:hyperlink w:anchor="__RefHeading___Toc3415_3096013202">
+          <w:hyperlink w:anchor="__RefHeading___Toc3415_1748477897">
             <w:r>
               <w:rPr>
                 <w:rStyle w:val="IndexLink"/>
@@ -389,7 +389,7 @@
             </w:tabs>
             <w:rPr/>
           </w:pPr>
-          <w:hyperlink w:anchor="__RefHeading___Toc3417_3096013202">
+          <w:hyperlink w:anchor="__RefHeading___Toc3417_1748477897">
             <w:r>
               <w:rPr>
                 <w:rStyle w:val="IndexLink"/>
@@ -409,7 +409,7 @@
             </w:tabs>
             <w:rPr/>
           </w:pPr>
-          <w:hyperlink w:anchor="__RefHeading___Toc3419_3096013202">
+          <w:hyperlink w:anchor="__RefHeading___Toc3419_1748477897">
             <w:r>
               <w:rPr>
                 <w:rStyle w:val="IndexLink"/>
@@ -429,7 +429,7 @@
             </w:tabs>
             <w:rPr/>
           </w:pPr>
-          <w:hyperlink w:anchor="__RefHeading___Toc3421_3096013202">
+          <w:hyperlink w:anchor="__RefHeading___Toc3421_1748477897">
             <w:r>
               <w:rPr>
                 <w:rStyle w:val="IndexLink"/>
@@ -449,7 +449,7 @@
             </w:tabs>
             <w:rPr/>
           </w:pPr>
-          <w:hyperlink w:anchor="__RefHeading___Toc3423_3096013202">
+          <w:hyperlink w:anchor="__RefHeading___Toc3423_1748477897">
             <w:r>
               <w:rPr>
                 <w:rStyle w:val="IndexLink"/>
@@ -469,7 +469,7 @@
             </w:tabs>
             <w:rPr/>
           </w:pPr>
-          <w:hyperlink w:anchor="__RefHeading___Toc3425_3096013202">
+          <w:hyperlink w:anchor="__RefHeading___Toc3425_1748477897">
             <w:r>
               <w:rPr>
                 <w:rStyle w:val="IndexLink"/>
@@ -489,7 +489,7 @@
             </w:tabs>
             <w:rPr/>
           </w:pPr>
-          <w:hyperlink w:anchor="__RefHeading___Toc3427_3096013202">
+          <w:hyperlink w:anchor="__RefHeading___Toc3427_1748477897">
             <w:r>
               <w:rPr>
                 <w:rStyle w:val="IndexLink"/>
@@ -509,7 +509,7 @@
             </w:tabs>
             <w:rPr/>
           </w:pPr>
-          <w:hyperlink w:anchor="__RefHeading___Toc3429_3096013202">
+          <w:hyperlink w:anchor="__RefHeading___Toc3429_1748477897">
             <w:r>
               <w:rPr>
                 <w:rStyle w:val="IndexLink"/>
@@ -529,7 +529,7 @@
             </w:tabs>
             <w:rPr/>
           </w:pPr>
-          <w:hyperlink w:anchor="__RefHeading___Toc3431_3096013202">
+          <w:hyperlink w:anchor="__RefHeading___Toc3431_1748477897">
             <w:r>
               <w:rPr>
                 <w:rStyle w:val="IndexLink"/>
@@ -549,7 +549,7 @@
             </w:tabs>
             <w:rPr/>
           </w:pPr>
-          <w:hyperlink w:anchor="__RefHeading___Toc3433_3096013202">
+          <w:hyperlink w:anchor="__RefHeading___Toc3433_1748477897">
             <w:r>
               <w:rPr>
                 <w:rStyle w:val="IndexLink"/>
@@ -569,7 +569,7 @@
             </w:tabs>
             <w:rPr/>
           </w:pPr>
-          <w:hyperlink w:anchor="__RefHeading___Toc3435_3096013202">
+          <w:hyperlink w:anchor="__RefHeading___Toc3435_1748477897">
             <w:r>
               <w:rPr>
                 <w:rStyle w:val="IndexLink"/>
@@ -589,7 +589,7 @@
             </w:tabs>
             <w:rPr/>
           </w:pPr>
-          <w:hyperlink w:anchor="__RefHeading___Toc3437_3096013202">
+          <w:hyperlink w:anchor="__RefHeading___Toc3437_1748477897">
             <w:r>
               <w:rPr>
                 <w:rStyle w:val="IndexLink"/>
@@ -609,7 +609,7 @@
             </w:tabs>
             <w:rPr/>
           </w:pPr>
-          <w:hyperlink w:anchor="__RefHeading___Toc3439_3096013202">
+          <w:hyperlink w:anchor="__RefHeading___Toc3439_1748477897">
             <w:r>
               <w:rPr>
                 <w:rStyle w:val="IndexLink"/>
@@ -629,7 +629,7 @@
             </w:tabs>
             <w:rPr/>
           </w:pPr>
-          <w:hyperlink w:anchor="__RefHeading___Toc3441_3096013202">
+          <w:hyperlink w:anchor="__RefHeading___Toc3441_1748477897">
             <w:r>
               <w:rPr>
                 <w:rStyle w:val="IndexLink"/>
@@ -649,7 +649,7 @@
             </w:tabs>
             <w:rPr/>
           </w:pPr>
-          <w:hyperlink w:anchor="__RefHeading___Toc3443_3096013202">
+          <w:hyperlink w:anchor="__RefHeading___Toc3443_1748477897">
             <w:r>
               <w:rPr>
                 <w:rStyle w:val="IndexLink"/>
@@ -669,7 +669,7 @@
             </w:tabs>
             <w:rPr/>
           </w:pPr>
-          <w:hyperlink w:anchor="__RefHeading___Toc3445_3096013202">
+          <w:hyperlink w:anchor="__RefHeading___Toc3445_1748477897">
             <w:r>
               <w:rPr>
                 <w:rStyle w:val="IndexLink"/>
@@ -709,7 +709,7 @@
         <w:spacing w:lineRule="exact" w:line="240" w:before="240" w:after="120"/>
         <w:rPr/>
       </w:pPr>
-      <w:bookmarkStart w:id="1" w:name="__RefHeading___Toc3417_3096013202"/>
+      <w:bookmarkStart w:id="1" w:name="__RefHeading___Toc3417_1748477897"/>
       <w:bookmarkEnd w:id="1"/>
       <w:r>
         <w:rPr>
@@ -783,7 +783,7 @@
         <w:spacing w:lineRule="exact" w:line="240" w:before="240" w:after="120"/>
         <w:rPr/>
       </w:pPr>
-      <w:bookmarkStart w:id="2" w:name="__RefHeading___Toc3419_3096013202"/>
+      <w:bookmarkStart w:id="2" w:name="__RefHeading___Toc3419_1748477897"/>
       <w:bookmarkEnd w:id="2"/>
       <w:r>
         <w:rPr>
@@ -839,7 +839,7 @@
         <w:spacing w:lineRule="exact" w:line="240" w:before="240" w:after="120"/>
         <w:rPr/>
       </w:pPr>
-      <w:bookmarkStart w:id="3" w:name="__RefHeading___Toc3421_3096013202"/>
+      <w:bookmarkStart w:id="3" w:name="__RefHeading___Toc3421_1748477897"/>
       <w:bookmarkEnd w:id="3"/>
       <w:r>
         <w:rPr>
@@ -2153,7 +2153,7 @@
         <w:spacing w:lineRule="exact" w:line="240" w:before="240" w:after="120"/>
         <w:rPr/>
       </w:pPr>
-      <w:bookmarkStart w:id="4" w:name="__RefHeading___Toc3423_3096013202"/>
+      <w:bookmarkStart w:id="4" w:name="__RefHeading___Toc3423_1748477897"/>
       <w:bookmarkEnd w:id="4"/>
       <w:r>
         <w:rPr>
@@ -2730,7 +2730,7 @@
         <w:spacing w:lineRule="exact" w:line="240" w:before="240" w:after="120"/>
         <w:rPr/>
       </w:pPr>
-      <w:bookmarkStart w:id="5" w:name="__RefHeading___Toc3425_3096013202"/>
+      <w:bookmarkStart w:id="5" w:name="__RefHeading___Toc3425_1748477897"/>
       <w:bookmarkEnd w:id="5"/>
       <w:r>
         <w:rPr>
@@ -2768,7 +2768,7 @@
         <w:spacing w:lineRule="exact" w:line="240" w:before="240" w:after="120"/>
         <w:rPr/>
       </w:pPr>
-      <w:bookmarkStart w:id="6" w:name="__RefHeading___Toc3427_3096013202"/>
+      <w:bookmarkStart w:id="6" w:name="__RefHeading___Toc3427_1748477897"/>
       <w:bookmarkEnd w:id="6"/>
       <w:r>
         <w:rPr>
@@ -2806,7 +2806,7 @@
         <w:spacing w:lineRule="exact" w:line="240" w:before="240" w:after="120"/>
         <w:rPr/>
       </w:pPr>
-      <w:bookmarkStart w:id="7" w:name="__RefHeading___Toc3429_3096013202"/>
+      <w:bookmarkStart w:id="7" w:name="__RefHeading___Toc3429_1748477897"/>
       <w:bookmarkEnd w:id="7"/>
       <w:r>
         <w:rPr>
@@ -2826,7 +2826,7 @@
         <w:spacing w:lineRule="exact" w:line="240" w:before="180" w:after="80"/>
         <w:rPr/>
       </w:pPr>
-      <w:bookmarkStart w:id="8" w:name="__RefHeading___Toc3431_3096013202"/>
+      <w:bookmarkStart w:id="8" w:name="__RefHeading___Toc3431_1748477897"/>
       <w:bookmarkEnd w:id="8"/>
       <w:r>
         <w:rPr>
@@ -3374,7 +3374,7 @@
         <w:spacing w:lineRule="exact" w:line="240" w:before="180" w:after="80"/>
         <w:rPr/>
       </w:pPr>
-      <w:bookmarkStart w:id="9" w:name="__RefHeading___Toc3433_3096013202"/>
+      <w:bookmarkStart w:id="9" w:name="__RefHeading___Toc3433_1748477897"/>
       <w:bookmarkEnd w:id="9"/>
       <w:r>
         <w:rPr>
@@ -3494,7 +3494,7 @@
         <w:spacing w:lineRule="exact" w:line="240" w:before="180" w:after="80"/>
         <w:rPr/>
       </w:pPr>
-      <w:bookmarkStart w:id="10" w:name="__RefHeading___Toc3435_3096013202"/>
+      <w:bookmarkStart w:id="10" w:name="__RefHeading___Toc3435_1748477897"/>
       <w:bookmarkEnd w:id="10"/>
       <w:r>
         <w:rPr>
@@ -4269,7 +4269,7 @@
         <w:spacing w:lineRule="exact" w:line="240" w:before="180" w:after="80"/>
         <w:rPr/>
       </w:pPr>
-      <w:bookmarkStart w:id="11" w:name="__RefHeading___Toc3437_3096013202"/>
+      <w:bookmarkStart w:id="11" w:name="__RefHeading___Toc3437_1748477897"/>
       <w:bookmarkEnd w:id="11"/>
       <w:r>
         <w:rPr>
@@ -4799,7 +4799,7 @@
         <w:spacing w:lineRule="exact" w:line="240" w:before="180" w:after="80"/>
         <w:rPr/>
       </w:pPr>
-      <w:bookmarkStart w:id="12" w:name="__RefHeading___Toc3439_3096013202"/>
+      <w:bookmarkStart w:id="12" w:name="__RefHeading___Toc3439_1748477897"/>
       <w:bookmarkEnd w:id="12"/>
       <w:r>
         <w:rPr>
@@ -4937,7 +4937,7 @@
         <w:spacing w:lineRule="exact" w:line="240" w:before="240" w:after="120"/>
         <w:rPr/>
       </w:pPr>
-      <w:bookmarkStart w:id="13" w:name="__RefHeading___Toc3441_3096013202"/>
+      <w:bookmarkStart w:id="13" w:name="__RefHeading___Toc3441_1748477897"/>
       <w:bookmarkEnd w:id="13"/>
       <w:r>
         <w:rPr>
@@ -4975,7 +4975,7 @@
         <w:spacing w:lineRule="exact" w:line="240" w:before="240" w:after="120"/>
         <w:rPr/>
       </w:pPr>
-      <w:bookmarkStart w:id="14" w:name="__RefHeading___Toc3443_3096013202"/>
+      <w:bookmarkStart w:id="14" w:name="__RefHeading___Toc3443_1748477897"/>
       <w:bookmarkEnd w:id="14"/>
       <w:r>
         <w:rPr>
@@ -5135,7 +5135,7 @@
         <w:spacing w:lineRule="exact" w:line="240" w:before="240" w:after="120"/>
         <w:rPr/>
       </w:pPr>
-      <w:bookmarkStart w:id="15" w:name="__RefHeading___Toc3445_3096013202"/>
+      <w:bookmarkStart w:id="15" w:name="__RefHeading___Toc3445_1748477897"/>
       <w:bookmarkEnd w:id="15"/>
       <w:r>
         <w:rPr>

--- a/reporte/productos_formales/Producto_07_Informe_Final.docx
+++ b/reporte/productos_formales/Producto_07_Informe_Final.docx
@@ -262,7 +262,7 @@
         <w:spacing w:lineRule="exact" w:line="240" w:before="240" w:after="120"/>
         <w:rPr/>
       </w:pPr>
-      <w:bookmarkStart w:id="0" w:name="__RefHeading___Toc3415_1748477897"/>
+      <w:bookmarkStart w:id="0" w:name="__RefHeading___Toc3415_145107985"/>
       <w:bookmarkEnd w:id="0"/>
       <w:r>
         <w:rPr>
@@ -369,7 +369,7 @@
             </w:rPr>
             <w:fldChar w:fldCharType="separate"/>
           </w:r>
-          <w:hyperlink w:anchor="__RefHeading___Toc3415_1748477897">
+          <w:hyperlink w:anchor="__RefHeading___Toc3415_145107985">
             <w:r>
               <w:rPr>
                 <w:rStyle w:val="IndexLink"/>
@@ -389,7 +389,7 @@
             </w:tabs>
             <w:rPr/>
           </w:pPr>
-          <w:hyperlink w:anchor="__RefHeading___Toc3417_1748477897">
+          <w:hyperlink w:anchor="__RefHeading___Toc3417_145107985">
             <w:r>
               <w:rPr>
                 <w:rStyle w:val="IndexLink"/>
@@ -409,7 +409,7 @@
             </w:tabs>
             <w:rPr/>
           </w:pPr>
-          <w:hyperlink w:anchor="__RefHeading___Toc3419_1748477897">
+          <w:hyperlink w:anchor="__RefHeading___Toc3419_145107985">
             <w:r>
               <w:rPr>
                 <w:rStyle w:val="IndexLink"/>
@@ -429,7 +429,7 @@
             </w:tabs>
             <w:rPr/>
           </w:pPr>
-          <w:hyperlink w:anchor="__RefHeading___Toc3421_1748477897">
+          <w:hyperlink w:anchor="__RefHeading___Toc3421_145107985">
             <w:r>
               <w:rPr>
                 <w:rStyle w:val="IndexLink"/>
@@ -449,7 +449,7 @@
             </w:tabs>
             <w:rPr/>
           </w:pPr>
-          <w:hyperlink w:anchor="__RefHeading___Toc3423_1748477897">
+          <w:hyperlink w:anchor="__RefHeading___Toc3423_145107985">
             <w:r>
               <w:rPr>
                 <w:rStyle w:val="IndexLink"/>
@@ -469,7 +469,7 @@
             </w:tabs>
             <w:rPr/>
           </w:pPr>
-          <w:hyperlink w:anchor="__RefHeading___Toc3425_1748477897">
+          <w:hyperlink w:anchor="__RefHeading___Toc3425_145107985">
             <w:r>
               <w:rPr>
                 <w:rStyle w:val="IndexLink"/>
@@ -489,7 +489,7 @@
             </w:tabs>
             <w:rPr/>
           </w:pPr>
-          <w:hyperlink w:anchor="__RefHeading___Toc3427_1748477897">
+          <w:hyperlink w:anchor="__RefHeading___Toc3427_145107985">
             <w:r>
               <w:rPr>
                 <w:rStyle w:val="IndexLink"/>
@@ -509,7 +509,7 @@
             </w:tabs>
             <w:rPr/>
           </w:pPr>
-          <w:hyperlink w:anchor="__RefHeading___Toc3429_1748477897">
+          <w:hyperlink w:anchor="__RefHeading___Toc3429_145107985">
             <w:r>
               <w:rPr>
                 <w:rStyle w:val="IndexLink"/>
@@ -529,7 +529,7 @@
             </w:tabs>
             <w:rPr/>
           </w:pPr>
-          <w:hyperlink w:anchor="__RefHeading___Toc3431_1748477897">
+          <w:hyperlink w:anchor="__RefHeading___Toc3431_145107985">
             <w:r>
               <w:rPr>
                 <w:rStyle w:val="IndexLink"/>
@@ -549,7 +549,7 @@
             </w:tabs>
             <w:rPr/>
           </w:pPr>
-          <w:hyperlink w:anchor="__RefHeading___Toc3433_1748477897">
+          <w:hyperlink w:anchor="__RefHeading___Toc3433_145107985">
             <w:r>
               <w:rPr>
                 <w:rStyle w:val="IndexLink"/>
@@ -569,7 +569,7 @@
             </w:tabs>
             <w:rPr/>
           </w:pPr>
-          <w:hyperlink w:anchor="__RefHeading___Toc3435_1748477897">
+          <w:hyperlink w:anchor="__RefHeading___Toc3435_145107985">
             <w:r>
               <w:rPr>
                 <w:rStyle w:val="IndexLink"/>
@@ -589,7 +589,7 @@
             </w:tabs>
             <w:rPr/>
           </w:pPr>
-          <w:hyperlink w:anchor="__RefHeading___Toc3437_1748477897">
+          <w:hyperlink w:anchor="__RefHeading___Toc3437_145107985">
             <w:r>
               <w:rPr>
                 <w:rStyle w:val="IndexLink"/>
@@ -609,7 +609,7 @@
             </w:tabs>
             <w:rPr/>
           </w:pPr>
-          <w:hyperlink w:anchor="__RefHeading___Toc3439_1748477897">
+          <w:hyperlink w:anchor="__RefHeading___Toc3439_145107985">
             <w:r>
               <w:rPr>
                 <w:rStyle w:val="IndexLink"/>
@@ -629,7 +629,7 @@
             </w:tabs>
             <w:rPr/>
           </w:pPr>
-          <w:hyperlink w:anchor="__RefHeading___Toc3441_1748477897">
+          <w:hyperlink w:anchor="__RefHeading___Toc3441_145107985">
             <w:r>
               <w:rPr>
                 <w:rStyle w:val="IndexLink"/>
@@ -649,7 +649,7 @@
             </w:tabs>
             <w:rPr/>
           </w:pPr>
-          <w:hyperlink w:anchor="__RefHeading___Toc3443_1748477897">
+          <w:hyperlink w:anchor="__RefHeading___Toc3443_145107985">
             <w:r>
               <w:rPr>
                 <w:rStyle w:val="IndexLink"/>
@@ -669,7 +669,7 @@
             </w:tabs>
             <w:rPr/>
           </w:pPr>
-          <w:hyperlink w:anchor="__RefHeading___Toc3445_1748477897">
+          <w:hyperlink w:anchor="__RefHeading___Toc3445_145107985">
             <w:r>
               <w:rPr>
                 <w:rStyle w:val="IndexLink"/>
@@ -709,7 +709,7 @@
         <w:spacing w:lineRule="exact" w:line="240" w:before="240" w:after="120"/>
         <w:rPr/>
       </w:pPr>
-      <w:bookmarkStart w:id="1" w:name="__RefHeading___Toc3417_1748477897"/>
+      <w:bookmarkStart w:id="1" w:name="__RefHeading___Toc3417_145107985"/>
       <w:bookmarkEnd w:id="1"/>
       <w:r>
         <w:rPr>
@@ -783,7 +783,7 @@
         <w:spacing w:lineRule="exact" w:line="240" w:before="240" w:after="120"/>
         <w:rPr/>
       </w:pPr>
-      <w:bookmarkStart w:id="2" w:name="__RefHeading___Toc3419_1748477897"/>
+      <w:bookmarkStart w:id="2" w:name="__RefHeading___Toc3419_145107985"/>
       <w:bookmarkEnd w:id="2"/>
       <w:r>
         <w:rPr>
@@ -839,7 +839,7 @@
         <w:spacing w:lineRule="exact" w:line="240" w:before="240" w:after="120"/>
         <w:rPr/>
       </w:pPr>
-      <w:bookmarkStart w:id="3" w:name="__RefHeading___Toc3421_1748477897"/>
+      <w:bookmarkStart w:id="3" w:name="__RefHeading___Toc3421_145107985"/>
       <w:bookmarkEnd w:id="3"/>
       <w:r>
         <w:rPr>
@@ -2153,7 +2153,7 @@
         <w:spacing w:lineRule="exact" w:line="240" w:before="240" w:after="120"/>
         <w:rPr/>
       </w:pPr>
-      <w:bookmarkStart w:id="4" w:name="__RefHeading___Toc3423_1748477897"/>
+      <w:bookmarkStart w:id="4" w:name="__RefHeading___Toc3423_145107985"/>
       <w:bookmarkEnd w:id="4"/>
       <w:r>
         <w:rPr>
@@ -2730,7 +2730,7 @@
         <w:spacing w:lineRule="exact" w:line="240" w:before="240" w:after="120"/>
         <w:rPr/>
       </w:pPr>
-      <w:bookmarkStart w:id="5" w:name="__RefHeading___Toc3425_1748477897"/>
+      <w:bookmarkStart w:id="5" w:name="__RefHeading___Toc3425_145107985"/>
       <w:bookmarkEnd w:id="5"/>
       <w:r>
         <w:rPr>
@@ -2768,7 +2768,7 @@
         <w:spacing w:lineRule="exact" w:line="240" w:before="240" w:after="120"/>
         <w:rPr/>
       </w:pPr>
-      <w:bookmarkStart w:id="6" w:name="__RefHeading___Toc3427_1748477897"/>
+      <w:bookmarkStart w:id="6" w:name="__RefHeading___Toc3427_145107985"/>
       <w:bookmarkEnd w:id="6"/>
       <w:r>
         <w:rPr>
@@ -2806,7 +2806,7 @@
         <w:spacing w:lineRule="exact" w:line="240" w:before="240" w:after="120"/>
         <w:rPr/>
       </w:pPr>
-      <w:bookmarkStart w:id="7" w:name="__RefHeading___Toc3429_1748477897"/>
+      <w:bookmarkStart w:id="7" w:name="__RefHeading___Toc3429_145107985"/>
       <w:bookmarkEnd w:id="7"/>
       <w:r>
         <w:rPr>
@@ -2826,7 +2826,7 @@
         <w:spacing w:lineRule="exact" w:line="240" w:before="180" w:after="80"/>
         <w:rPr/>
       </w:pPr>
-      <w:bookmarkStart w:id="8" w:name="__RefHeading___Toc3431_1748477897"/>
+      <w:bookmarkStart w:id="8" w:name="__RefHeading___Toc3431_145107985"/>
       <w:bookmarkEnd w:id="8"/>
       <w:r>
         <w:rPr>
@@ -3374,7 +3374,7 @@
         <w:spacing w:lineRule="exact" w:line="240" w:before="180" w:after="80"/>
         <w:rPr/>
       </w:pPr>
-      <w:bookmarkStart w:id="9" w:name="__RefHeading___Toc3433_1748477897"/>
+      <w:bookmarkStart w:id="9" w:name="__RefHeading___Toc3433_145107985"/>
       <w:bookmarkEnd w:id="9"/>
       <w:r>
         <w:rPr>
@@ -3494,7 +3494,7 @@
         <w:spacing w:lineRule="exact" w:line="240" w:before="180" w:after="80"/>
         <w:rPr/>
       </w:pPr>
-      <w:bookmarkStart w:id="10" w:name="__RefHeading___Toc3435_1748477897"/>
+      <w:bookmarkStart w:id="10" w:name="__RefHeading___Toc3435_145107985"/>
       <w:bookmarkEnd w:id="10"/>
       <w:r>
         <w:rPr>
@@ -4269,7 +4269,7 @@
         <w:spacing w:lineRule="exact" w:line="240" w:before="180" w:after="80"/>
         <w:rPr/>
       </w:pPr>
-      <w:bookmarkStart w:id="11" w:name="__RefHeading___Toc3437_1748477897"/>
+      <w:bookmarkStart w:id="11" w:name="__RefHeading___Toc3437_145107985"/>
       <w:bookmarkEnd w:id="11"/>
       <w:r>
         <w:rPr>
@@ -4799,7 +4799,7 @@
         <w:spacing w:lineRule="exact" w:line="240" w:before="180" w:after="80"/>
         <w:rPr/>
       </w:pPr>
-      <w:bookmarkStart w:id="12" w:name="__RefHeading___Toc3439_1748477897"/>
+      <w:bookmarkStart w:id="12" w:name="__RefHeading___Toc3439_145107985"/>
       <w:bookmarkEnd w:id="12"/>
       <w:r>
         <w:rPr>
@@ -4937,7 +4937,7 @@
         <w:spacing w:lineRule="exact" w:line="240" w:before="240" w:after="120"/>
         <w:rPr/>
       </w:pPr>
-      <w:bookmarkStart w:id="13" w:name="__RefHeading___Toc3441_1748477897"/>
+      <w:bookmarkStart w:id="13" w:name="__RefHeading___Toc3441_145107985"/>
       <w:bookmarkEnd w:id="13"/>
       <w:r>
         <w:rPr>
@@ -4975,7 +4975,7 @@
         <w:spacing w:lineRule="exact" w:line="240" w:before="240" w:after="120"/>
         <w:rPr/>
       </w:pPr>
-      <w:bookmarkStart w:id="14" w:name="__RefHeading___Toc3443_1748477897"/>
+      <w:bookmarkStart w:id="14" w:name="__RefHeading___Toc3443_145107985"/>
       <w:bookmarkEnd w:id="14"/>
       <w:r>
         <w:rPr>
@@ -5135,7 +5135,7 @@
         <w:spacing w:lineRule="exact" w:line="240" w:before="240" w:after="120"/>
         <w:rPr/>
       </w:pPr>
-      <w:bookmarkStart w:id="15" w:name="__RefHeading___Toc3445_1748477897"/>
+      <w:bookmarkStart w:id="15" w:name="__RefHeading___Toc3445_145107985"/>
       <w:bookmarkEnd w:id="15"/>
       <w:r>
         <w:rPr>

--- a/reporte/productos_formales/Producto_07_Informe_Final.docx
+++ b/reporte/productos_formales/Producto_07_Informe_Final.docx
@@ -262,7 +262,7 @@
         <w:spacing w:lineRule="exact" w:line="240" w:before="240" w:after="120"/>
         <w:rPr/>
       </w:pPr>
-      <w:bookmarkStart w:id="0" w:name="__RefHeading___Toc3415_145107985"/>
+      <w:bookmarkStart w:id="0" w:name="__RefHeading___Toc3663_3538885593"/>
       <w:bookmarkEnd w:id="0"/>
       <w:r>
         <w:rPr>
@@ -369,7 +369,7 @@
             </w:rPr>
             <w:fldChar w:fldCharType="separate"/>
           </w:r>
-          <w:hyperlink w:anchor="__RefHeading___Toc3415_145107985">
+          <w:hyperlink w:anchor="__RefHeading___Toc3663_3538885593">
             <w:r>
               <w:rPr>
                 <w:rStyle w:val="IndexLink"/>
@@ -389,7 +389,7 @@
             </w:tabs>
             <w:rPr/>
           </w:pPr>
-          <w:hyperlink w:anchor="__RefHeading___Toc3417_145107985">
+          <w:hyperlink w:anchor="__RefHeading___Toc3665_3538885593">
             <w:r>
               <w:rPr>
                 <w:rStyle w:val="IndexLink"/>
@@ -409,7 +409,7 @@
             </w:tabs>
             <w:rPr/>
           </w:pPr>
-          <w:hyperlink w:anchor="__RefHeading___Toc3419_145107985">
+          <w:hyperlink w:anchor="__RefHeading___Toc3667_3538885593">
             <w:r>
               <w:rPr>
                 <w:rStyle w:val="IndexLink"/>
@@ -429,7 +429,7 @@
             </w:tabs>
             <w:rPr/>
           </w:pPr>
-          <w:hyperlink w:anchor="__RefHeading___Toc3421_145107985">
+          <w:hyperlink w:anchor="__RefHeading___Toc3669_3538885593">
             <w:r>
               <w:rPr>
                 <w:rStyle w:val="IndexLink"/>
@@ -449,7 +449,7 @@
             </w:tabs>
             <w:rPr/>
           </w:pPr>
-          <w:hyperlink w:anchor="__RefHeading___Toc3423_145107985">
+          <w:hyperlink w:anchor="__RefHeading___Toc3671_3538885593">
             <w:r>
               <w:rPr>
                 <w:rStyle w:val="IndexLink"/>
@@ -469,7 +469,7 @@
             </w:tabs>
             <w:rPr/>
           </w:pPr>
-          <w:hyperlink w:anchor="__RefHeading___Toc3425_145107985">
+          <w:hyperlink w:anchor="__RefHeading___Toc3673_3538885593">
             <w:r>
               <w:rPr>
                 <w:rStyle w:val="IndexLink"/>
@@ -489,7 +489,7 @@
             </w:tabs>
             <w:rPr/>
           </w:pPr>
-          <w:hyperlink w:anchor="__RefHeading___Toc3427_145107985">
+          <w:hyperlink w:anchor="__RefHeading___Toc3675_3538885593">
             <w:r>
               <w:rPr>
                 <w:rStyle w:val="IndexLink"/>
@@ -509,7 +509,7 @@
             </w:tabs>
             <w:rPr/>
           </w:pPr>
-          <w:hyperlink w:anchor="__RefHeading___Toc3429_145107985">
+          <w:hyperlink w:anchor="__RefHeading___Toc3677_3538885593">
             <w:r>
               <w:rPr>
                 <w:rStyle w:val="IndexLink"/>
@@ -529,7 +529,7 @@
             </w:tabs>
             <w:rPr/>
           </w:pPr>
-          <w:hyperlink w:anchor="__RefHeading___Toc3431_145107985">
+          <w:hyperlink w:anchor="__RefHeading___Toc3679_3538885593">
             <w:r>
               <w:rPr>
                 <w:rStyle w:val="IndexLink"/>
@@ -549,7 +549,7 @@
             </w:tabs>
             <w:rPr/>
           </w:pPr>
-          <w:hyperlink w:anchor="__RefHeading___Toc3433_145107985">
+          <w:hyperlink w:anchor="__RefHeading___Toc3681_3538885593">
             <w:r>
               <w:rPr>
                 <w:rStyle w:val="IndexLink"/>
@@ -569,7 +569,7 @@
             </w:tabs>
             <w:rPr/>
           </w:pPr>
-          <w:hyperlink w:anchor="__RefHeading___Toc3435_145107985">
+          <w:hyperlink w:anchor="__RefHeading___Toc3683_3538885593">
             <w:r>
               <w:rPr>
                 <w:rStyle w:val="IndexLink"/>
@@ -589,7 +589,7 @@
             </w:tabs>
             <w:rPr/>
           </w:pPr>
-          <w:hyperlink w:anchor="__RefHeading___Toc3437_145107985">
+          <w:hyperlink w:anchor="__RefHeading___Toc3685_3538885593">
             <w:r>
               <w:rPr>
                 <w:rStyle w:val="IndexLink"/>
@@ -609,7 +609,7 @@
             </w:tabs>
             <w:rPr/>
           </w:pPr>
-          <w:hyperlink w:anchor="__RefHeading___Toc3439_145107985">
+          <w:hyperlink w:anchor="__RefHeading___Toc3687_3538885593">
             <w:r>
               <w:rPr>
                 <w:rStyle w:val="IndexLink"/>
@@ -629,7 +629,7 @@
             </w:tabs>
             <w:rPr/>
           </w:pPr>
-          <w:hyperlink w:anchor="__RefHeading___Toc3441_145107985">
+          <w:hyperlink w:anchor="__RefHeading___Toc3689_3538885593">
             <w:r>
               <w:rPr>
                 <w:rStyle w:val="IndexLink"/>
@@ -649,7 +649,7 @@
             </w:tabs>
             <w:rPr/>
           </w:pPr>
-          <w:hyperlink w:anchor="__RefHeading___Toc3443_145107985">
+          <w:hyperlink w:anchor="__RefHeading___Toc3691_3538885593">
             <w:r>
               <w:rPr>
                 <w:rStyle w:val="IndexLink"/>
@@ -669,14 +669,114 @@
             </w:tabs>
             <w:rPr/>
           </w:pPr>
-          <w:hyperlink w:anchor="__RefHeading___Toc3445_145107985">
+          <w:hyperlink w:anchor="__RefHeading___Toc3693_3538885593">
+            <w:r>
+              <w:rPr>
+                <w:rStyle w:val="IndexLink"/>
+              </w:rPr>
+              <w:t>ANEXO TÉCNICO SPRINT 4 — ANÁLISIS DE PAGOS Y MODALIDADES</w:t>
+              <w:tab/>
+              <w:t>6</w:t>
+            </w:r>
+          </w:hyperlink>
+        </w:p>
+        <w:p>
+          <w:pPr>
+            <w:pStyle w:val="TOC2"/>
+            <w:tabs>
+              <w:tab w:val="clear" w:pos="8743"/>
+              <w:tab w:val="right" w:pos="9025" w:leader="dot"/>
+            </w:tabs>
+            <w:rPr/>
+          </w:pPr>
+          <w:hyperlink w:anchor="__RefHeading___Toc3695_3538885593">
+            <w:r>
+              <w:rPr>
+                <w:rStyle w:val="IndexLink"/>
+              </w:rPr>
+              <w:t>Resultados reproducibles</w:t>
+              <w:tab/>
+              <w:t>6</w:t>
+            </w:r>
+          </w:hyperlink>
+        </w:p>
+        <w:p>
+          <w:pPr>
+            <w:pStyle w:val="TOC2"/>
+            <w:tabs>
+              <w:tab w:val="clear" w:pos="8743"/>
+              <w:tab w:val="right" w:pos="9025" w:leader="dot"/>
+            </w:tabs>
+            <w:rPr/>
+          </w:pPr>
+          <w:hyperlink w:anchor="__RefHeading___Toc3697_3538885593">
+            <w:r>
+              <w:rPr>
+                <w:rStyle w:val="IndexLink"/>
+              </w:rPr>
+              <w:t>Distribución de pagos</w:t>
+              <w:tab/>
+              <w:t>7</w:t>
+            </w:r>
+          </w:hyperlink>
+        </w:p>
+        <w:p>
+          <w:pPr>
+            <w:pStyle w:val="TOC2"/>
+            <w:tabs>
+              <w:tab w:val="clear" w:pos="8743"/>
+              <w:tab w:val="right" w:pos="9025" w:leader="dot"/>
+            </w:tabs>
+            <w:rPr/>
+          </w:pPr>
+          <w:hyperlink w:anchor="__RefHeading___Toc3699_3538885593">
+            <w:r>
+              <w:rPr>
+                <w:rStyle w:val="IndexLink"/>
+              </w:rPr>
+              <w:t>Modalidades por régimen</w:t>
+              <w:tab/>
+              <w:t>8</w:t>
+            </w:r>
+          </w:hyperlink>
+        </w:p>
+        <w:p>
+          <w:pPr>
+            <w:pStyle w:val="TOC2"/>
+            <w:tabs>
+              <w:tab w:val="clear" w:pos="8743"/>
+              <w:tab w:val="right" w:pos="9025" w:leader="dot"/>
+            </w:tabs>
+            <w:rPr/>
+          </w:pPr>
+          <w:hyperlink w:anchor="__RefHeading___Toc3701_3538885593">
+            <w:r>
+              <w:rPr>
+                <w:rStyle w:val="IndexLink"/>
+              </w:rPr>
+              <w:t>Limitación institucional</w:t>
+              <w:tab/>
+              <w:t>8</w:t>
+            </w:r>
+          </w:hyperlink>
+        </w:p>
+        <w:p>
+          <w:pPr>
+            <w:pStyle w:val="TOC1"/>
+            <w:tabs>
+              <w:tab w:val="clear" w:pos="9026"/>
+              <w:tab w:val="right" w:pos="9025" w:leader="dot"/>
+            </w:tabs>
+            <w:rPr/>
+          </w:pPr>
+          <w:hyperlink w:anchor="__RefHeading___Toc3703_3538885593">
             <w:r>
               <w:rPr>
                 <w:rStyle w:val="IndexLink"/>
               </w:rPr>
               <w:t>Referencias Bibliográficas</w:t>
               <w:tab/>
-              <w:t>6</w:t>
+              <w:t>8</w:t>
             </w:r>
           </w:hyperlink>
           <w:r>
@@ -709,7 +809,7 @@
         <w:spacing w:lineRule="exact" w:line="240" w:before="240" w:after="120"/>
         <w:rPr/>
       </w:pPr>
-      <w:bookmarkStart w:id="1" w:name="__RefHeading___Toc3417_145107985"/>
+      <w:bookmarkStart w:id="1" w:name="__RefHeading___Toc3665_3538885593"/>
       <w:bookmarkEnd w:id="1"/>
       <w:r>
         <w:rPr>
@@ -783,7 +883,7 @@
         <w:spacing w:lineRule="exact" w:line="240" w:before="240" w:after="120"/>
         <w:rPr/>
       </w:pPr>
-      <w:bookmarkStart w:id="2" w:name="__RefHeading___Toc3419_145107985"/>
+      <w:bookmarkStart w:id="2" w:name="__RefHeading___Toc3667_3538885593"/>
       <w:bookmarkEnd w:id="2"/>
       <w:r>
         <w:rPr>
@@ -839,7 +939,7 @@
         <w:spacing w:lineRule="exact" w:line="240" w:before="240" w:after="120"/>
         <w:rPr/>
       </w:pPr>
-      <w:bookmarkStart w:id="3" w:name="__RefHeading___Toc3421_145107985"/>
+      <w:bookmarkStart w:id="3" w:name="__RefHeading___Toc3669_3538885593"/>
       <w:bookmarkEnd w:id="3"/>
       <w:r>
         <w:rPr>
@@ -2153,7 +2253,7 @@
         <w:spacing w:lineRule="exact" w:line="240" w:before="240" w:after="120"/>
         <w:rPr/>
       </w:pPr>
-      <w:bookmarkStart w:id="4" w:name="__RefHeading___Toc3423_145107985"/>
+      <w:bookmarkStart w:id="4" w:name="__RefHeading___Toc3671_3538885593"/>
       <w:bookmarkEnd w:id="4"/>
       <w:r>
         <w:rPr>
@@ -2730,7 +2830,7 @@
         <w:spacing w:lineRule="exact" w:line="240" w:before="240" w:after="120"/>
         <w:rPr/>
       </w:pPr>
-      <w:bookmarkStart w:id="5" w:name="__RefHeading___Toc3425_145107985"/>
+      <w:bookmarkStart w:id="5" w:name="__RefHeading___Toc3673_3538885593"/>
       <w:bookmarkEnd w:id="5"/>
       <w:r>
         <w:rPr>
@@ -2768,7 +2868,7 @@
         <w:spacing w:lineRule="exact" w:line="240" w:before="240" w:after="120"/>
         <w:rPr/>
       </w:pPr>
-      <w:bookmarkStart w:id="6" w:name="__RefHeading___Toc3427_145107985"/>
+      <w:bookmarkStart w:id="6" w:name="__RefHeading___Toc3675_3538885593"/>
       <w:bookmarkEnd w:id="6"/>
       <w:r>
         <w:rPr>
@@ -2806,7 +2906,7 @@
         <w:spacing w:lineRule="exact" w:line="240" w:before="240" w:after="120"/>
         <w:rPr/>
       </w:pPr>
-      <w:bookmarkStart w:id="7" w:name="__RefHeading___Toc3429_145107985"/>
+      <w:bookmarkStart w:id="7" w:name="__RefHeading___Toc3677_3538885593"/>
       <w:bookmarkEnd w:id="7"/>
       <w:r>
         <w:rPr>
@@ -2826,7 +2926,7 @@
         <w:spacing w:lineRule="exact" w:line="240" w:before="180" w:after="80"/>
         <w:rPr/>
       </w:pPr>
-      <w:bookmarkStart w:id="8" w:name="__RefHeading___Toc3431_145107985"/>
+      <w:bookmarkStart w:id="8" w:name="__RefHeading___Toc3679_3538885593"/>
       <w:bookmarkEnd w:id="8"/>
       <w:r>
         <w:rPr>
@@ -3374,7 +3474,7 @@
         <w:spacing w:lineRule="exact" w:line="240" w:before="180" w:after="80"/>
         <w:rPr/>
       </w:pPr>
-      <w:bookmarkStart w:id="9" w:name="__RefHeading___Toc3433_145107985"/>
+      <w:bookmarkStart w:id="9" w:name="__RefHeading___Toc3681_3538885593"/>
       <w:bookmarkEnd w:id="9"/>
       <w:r>
         <w:rPr>
@@ -3494,7 +3594,7 @@
         <w:spacing w:lineRule="exact" w:line="240" w:before="180" w:after="80"/>
         <w:rPr/>
       </w:pPr>
-      <w:bookmarkStart w:id="10" w:name="__RefHeading___Toc3435_145107985"/>
+      <w:bookmarkStart w:id="10" w:name="__RefHeading___Toc3683_3538885593"/>
       <w:bookmarkEnd w:id="10"/>
       <w:r>
         <w:rPr>
@@ -4269,7 +4369,7 @@
         <w:spacing w:lineRule="exact" w:line="240" w:before="180" w:after="80"/>
         <w:rPr/>
       </w:pPr>
-      <w:bookmarkStart w:id="11" w:name="__RefHeading___Toc3437_145107985"/>
+      <w:bookmarkStart w:id="11" w:name="__RefHeading___Toc3685_3538885593"/>
       <w:bookmarkEnd w:id="11"/>
       <w:r>
         <w:rPr>
@@ -4799,7 +4899,7 @@
         <w:spacing w:lineRule="exact" w:line="240" w:before="180" w:after="80"/>
         <w:rPr/>
       </w:pPr>
-      <w:bookmarkStart w:id="12" w:name="__RefHeading___Toc3439_145107985"/>
+      <w:bookmarkStart w:id="12" w:name="__RefHeading___Toc3687_3538885593"/>
       <w:bookmarkEnd w:id="12"/>
       <w:r>
         <w:rPr>
@@ -4937,7 +5037,7 @@
         <w:spacing w:lineRule="exact" w:line="240" w:before="240" w:after="120"/>
         <w:rPr/>
       </w:pPr>
-      <w:bookmarkStart w:id="13" w:name="__RefHeading___Toc3441_145107985"/>
+      <w:bookmarkStart w:id="13" w:name="__RefHeading___Toc3689_3538885593"/>
       <w:bookmarkEnd w:id="13"/>
       <w:r>
         <w:rPr>
@@ -4975,7 +5075,7 @@
         <w:spacing w:lineRule="exact" w:line="240" w:before="240" w:after="120"/>
         <w:rPr/>
       </w:pPr>
-      <w:bookmarkStart w:id="14" w:name="__RefHeading___Toc3443_145107985"/>
+      <w:bookmarkStart w:id="14" w:name="__RefHeading___Toc3691_3538885593"/>
       <w:bookmarkEnd w:id="14"/>
       <w:r>
         <w:rPr>
@@ -5132,11 +5232,767 @@
     <w:p>
       <w:pPr>
         <w:pStyle w:val="Heading1"/>
+        <w:spacing w:lineRule="auto" w:line="240" w:before="0" w:after="60"/>
+        <w:rPr/>
+      </w:pPr>
+      <w:bookmarkStart w:id="15" w:name="__RefHeading___Toc3693_3538885593"/>
+      <w:bookmarkEnd w:id="15"/>
+      <w:r>
+        <w:rPr>
+          <w:rFonts w:ascii="Arial" w:hAnsi="Arial"/>
+          <w:b/>
+          <w:sz w:val="22"/>
+        </w:rPr>
+        <w:t>ANEXO TÉCNICO SPRINT 4 — ANÁLISIS DE PAGOS Y MODALIDADES</w:t>
+      </w:r>
+    </w:p>
+    <w:p>
+      <w:pPr>
+        <w:pStyle w:val="Normal"/>
+        <w:spacing w:lineRule="auto" w:line="240" w:before="0" w:after="60"/>
+        <w:jc w:val="both"/>
+        <w:rPr/>
+      </w:pPr>
+      <w:r>
+        <w:rPr>
+          <w:sz w:val="22"/>
+        </w:rPr>
+        <w:t>Este anexo cubre la actividad del TDR referida al análisis estadístico y exploratorio de patrones de pagos, montos contractuales y modalidades de contratación. La evidencia del PoC usa pagos sintéticos vinculados a contratos sintéticos; no representa información SIAF real ni determina la legalidad de una modalidad.</w:t>
+      </w:r>
+    </w:p>
+    <w:p>
+      <w:pPr>
+        <w:pStyle w:val="Heading2"/>
+        <w:spacing w:lineRule="auto" w:line="240" w:before="0" w:after="60"/>
+        <w:rPr/>
+      </w:pPr>
+      <w:bookmarkStart w:id="16" w:name="__RefHeading___Toc3695_3538885593"/>
+      <w:bookmarkEnd w:id="16"/>
+      <w:r>
+        <w:rPr>
+          <w:rFonts w:ascii="Arial" w:hAnsi="Arial"/>
+          <w:b/>
+          <w:sz w:val="22"/>
+        </w:rPr>
+        <w:t>Resultados reproducibles</w:t>
+      </w:r>
+    </w:p>
+    <w:tbl>
+      <w:tblPr>
+        <w:tblW w:w="9026" w:type="dxa"/>
+        <w:jc w:val="left"/>
+        <w:tblInd w:w="0" w:type="dxa"/>
+        <w:tblLayout w:type="fixed"/>
+        <w:tblCellMar>
+          <w:top w:w="0" w:type="dxa"/>
+          <w:left w:w="108" w:type="dxa"/>
+          <w:bottom w:w="0" w:type="dxa"/>
+          <w:right w:w="108" w:type="dxa"/>
+        </w:tblCellMar>
+        <w:tblLook w:val="04a0" w:noHBand="0" w:noVBand="1" w:firstColumn="1" w:lastRow="0" w:lastColumn="0" w:firstRow="1"/>
+      </w:tblPr>
+      <w:tblGrid>
+        <w:gridCol w:w="4513"/>
+        <w:gridCol w:w="4512"/>
+      </w:tblGrid>
+      <w:tr>
+        <w:trPr/>
+        <w:tc>
+          <w:tcPr>
+            <w:tcW w:w="4513" w:type="dxa"/>
+            <w:tcBorders>
+              <w:top w:val="single" w:sz="4" w:space="0" w:color="B7B7B7"/>
+              <w:left w:val="single" w:sz="4" w:space="0" w:color="B7B7B7"/>
+              <w:bottom w:val="single" w:sz="4" w:space="0" w:color="B7B7B7"/>
+              <w:right w:val="single" w:sz="4" w:space="0" w:color="B7B7B7"/>
+            </w:tcBorders>
+            <w:shd w:fill="E7E6E6"/>
+          </w:tcPr>
+          <w:p>
+            <w:pPr>
+              <w:pStyle w:val="Normal"/>
+              <w:spacing w:lineRule="auto" w:line="240" w:before="0" w:after="60"/>
+              <w:rPr/>
+            </w:pPr>
+            <w:r>
+              <w:rPr>
+                <w:b/>
+                <w:sz w:val="22"/>
+              </w:rPr>
+              <w:t>Indicador</w:t>
+            </w:r>
+          </w:p>
+        </w:tc>
+        <w:tc>
+          <w:tcPr>
+            <w:tcW w:w="4512" w:type="dxa"/>
+            <w:tcBorders>
+              <w:top w:val="single" w:sz="4" w:space="0" w:color="B7B7B7"/>
+              <w:left w:val="single" w:sz="4" w:space="0" w:color="B7B7B7"/>
+              <w:bottom w:val="single" w:sz="4" w:space="0" w:color="B7B7B7"/>
+              <w:right w:val="single" w:sz="4" w:space="0" w:color="B7B7B7"/>
+            </w:tcBorders>
+            <w:shd w:fill="E7E6E6"/>
+          </w:tcPr>
+          <w:p>
+            <w:pPr>
+              <w:pStyle w:val="Normal"/>
+              <w:spacing w:lineRule="auto" w:line="240" w:before="0" w:after="60"/>
+              <w:rPr/>
+            </w:pPr>
+            <w:r>
+              <w:rPr>
+                <w:b/>
+                <w:sz w:val="22"/>
+              </w:rPr>
+              <w:t>Resultado</w:t>
+            </w:r>
+          </w:p>
+        </w:tc>
+      </w:tr>
+      <w:tr>
+        <w:trPr/>
+        <w:tc>
+          <w:tcPr>
+            <w:tcW w:w="4513" w:type="dxa"/>
+            <w:tcBorders>
+              <w:top w:val="single" w:sz="4" w:space="0" w:color="B7B7B7"/>
+              <w:left w:val="single" w:sz="4" w:space="0" w:color="B7B7B7"/>
+              <w:bottom w:val="single" w:sz="4" w:space="0" w:color="B7B7B7"/>
+              <w:right w:val="single" w:sz="4" w:space="0" w:color="B7B7B7"/>
+            </w:tcBorders>
+          </w:tcPr>
+          <w:p>
+            <w:pPr>
+              <w:pStyle w:val="Normal"/>
+              <w:spacing w:lineRule="auto" w:line="240" w:before="0" w:after="60"/>
+              <w:rPr/>
+            </w:pPr>
+            <w:r>
+              <w:rPr>
+                <w:sz w:val="22"/>
+              </w:rPr>
+              <w:t>Pagos sintéticos</w:t>
+            </w:r>
+          </w:p>
+        </w:tc>
+        <w:tc>
+          <w:tcPr>
+            <w:tcW w:w="4512" w:type="dxa"/>
+            <w:tcBorders>
+              <w:top w:val="single" w:sz="4" w:space="0" w:color="B7B7B7"/>
+              <w:left w:val="single" w:sz="4" w:space="0" w:color="B7B7B7"/>
+              <w:bottom w:val="single" w:sz="4" w:space="0" w:color="B7B7B7"/>
+              <w:right w:val="single" w:sz="4" w:space="0" w:color="B7B7B7"/>
+            </w:tcBorders>
+          </w:tcPr>
+          <w:p>
+            <w:pPr>
+              <w:pStyle w:val="Normal"/>
+              <w:spacing w:lineRule="auto" w:line="240" w:before="0" w:after="60"/>
+              <w:rPr/>
+            </w:pPr>
+            <w:r>
+              <w:rPr>
+                <w:sz w:val="22"/>
+              </w:rPr>
+              <w:t>6726</w:t>
+            </w:r>
+          </w:p>
+        </w:tc>
+      </w:tr>
+      <w:tr>
+        <w:trPr/>
+        <w:tc>
+          <w:tcPr>
+            <w:tcW w:w="4513" w:type="dxa"/>
+            <w:tcBorders>
+              <w:top w:val="single" w:sz="4" w:space="0" w:color="B7B7B7"/>
+              <w:left w:val="single" w:sz="4" w:space="0" w:color="B7B7B7"/>
+              <w:bottom w:val="single" w:sz="4" w:space="0" w:color="B7B7B7"/>
+              <w:right w:val="single" w:sz="4" w:space="0" w:color="B7B7B7"/>
+            </w:tcBorders>
+          </w:tcPr>
+          <w:p>
+            <w:pPr>
+              <w:pStyle w:val="Normal"/>
+              <w:spacing w:lineRule="auto" w:line="240" w:before="0" w:after="60"/>
+              <w:rPr/>
+            </w:pPr>
+            <w:r>
+              <w:rPr>
+                <w:sz w:val="22"/>
+              </w:rPr>
+              <w:t>Contratos analizados</w:t>
+            </w:r>
+          </w:p>
+        </w:tc>
+        <w:tc>
+          <w:tcPr>
+            <w:tcW w:w="4512" w:type="dxa"/>
+            <w:tcBorders>
+              <w:top w:val="single" w:sz="4" w:space="0" w:color="B7B7B7"/>
+              <w:left w:val="single" w:sz="4" w:space="0" w:color="B7B7B7"/>
+              <w:bottom w:val="single" w:sz="4" w:space="0" w:color="B7B7B7"/>
+              <w:right w:val="single" w:sz="4" w:space="0" w:color="B7B7B7"/>
+            </w:tcBorders>
+          </w:tcPr>
+          <w:p>
+            <w:pPr>
+              <w:pStyle w:val="Normal"/>
+              <w:spacing w:lineRule="auto" w:line="240" w:before="0" w:after="60"/>
+              <w:rPr/>
+            </w:pPr>
+            <w:r>
+              <w:rPr>
+                <w:sz w:val="22"/>
+              </w:rPr>
+              <w:t>3709</w:t>
+            </w:r>
+          </w:p>
+        </w:tc>
+      </w:tr>
+      <w:tr>
+        <w:trPr/>
+        <w:tc>
+          <w:tcPr>
+            <w:tcW w:w="4513" w:type="dxa"/>
+            <w:tcBorders>
+              <w:top w:val="single" w:sz="4" w:space="0" w:color="B7B7B7"/>
+              <w:left w:val="single" w:sz="4" w:space="0" w:color="B7B7B7"/>
+              <w:bottom w:val="single" w:sz="4" w:space="0" w:color="B7B7B7"/>
+              <w:right w:val="single" w:sz="4" w:space="0" w:color="B7B7B7"/>
+            </w:tcBorders>
+          </w:tcPr>
+          <w:p>
+            <w:pPr>
+              <w:pStyle w:val="Normal"/>
+              <w:spacing w:lineRule="auto" w:line="240" w:before="0" w:after="60"/>
+              <w:rPr/>
+            </w:pPr>
+            <w:r>
+              <w:rPr>
+                <w:sz w:val="22"/>
+              </w:rPr>
+              <w:t>Pagos huérfanos</w:t>
+            </w:r>
+          </w:p>
+        </w:tc>
+        <w:tc>
+          <w:tcPr>
+            <w:tcW w:w="4512" w:type="dxa"/>
+            <w:tcBorders>
+              <w:top w:val="single" w:sz="4" w:space="0" w:color="B7B7B7"/>
+              <w:left w:val="single" w:sz="4" w:space="0" w:color="B7B7B7"/>
+              <w:bottom w:val="single" w:sz="4" w:space="0" w:color="B7B7B7"/>
+              <w:right w:val="single" w:sz="4" w:space="0" w:color="B7B7B7"/>
+            </w:tcBorders>
+          </w:tcPr>
+          <w:p>
+            <w:pPr>
+              <w:pStyle w:val="Normal"/>
+              <w:spacing w:lineRule="auto" w:line="240" w:before="0" w:after="60"/>
+              <w:rPr/>
+            </w:pPr>
+            <w:r>
+              <w:rPr>
+                <w:sz w:val="22"/>
+              </w:rPr>
+              <w:t>0</w:t>
+            </w:r>
+          </w:p>
+        </w:tc>
+      </w:tr>
+      <w:tr>
+        <w:trPr/>
+        <w:tc>
+          <w:tcPr>
+            <w:tcW w:w="4513" w:type="dxa"/>
+            <w:tcBorders>
+              <w:top w:val="single" w:sz="4" w:space="0" w:color="B7B7B7"/>
+              <w:left w:val="single" w:sz="4" w:space="0" w:color="B7B7B7"/>
+              <w:bottom w:val="single" w:sz="4" w:space="0" w:color="B7B7B7"/>
+              <w:right w:val="single" w:sz="4" w:space="0" w:color="B7B7B7"/>
+            </w:tcBorders>
+          </w:tcPr>
+          <w:p>
+            <w:pPr>
+              <w:pStyle w:val="Normal"/>
+              <w:spacing w:lineRule="auto" w:line="240" w:before="0" w:after="60"/>
+              <w:rPr/>
+            </w:pPr>
+            <w:r>
+              <w:rPr>
+                <w:sz w:val="22"/>
+              </w:rPr>
+              <w:t>Contratos con pago parcial</w:t>
+            </w:r>
+          </w:p>
+        </w:tc>
+        <w:tc>
+          <w:tcPr>
+            <w:tcW w:w="4512" w:type="dxa"/>
+            <w:tcBorders>
+              <w:top w:val="single" w:sz="4" w:space="0" w:color="B7B7B7"/>
+              <w:left w:val="single" w:sz="4" w:space="0" w:color="B7B7B7"/>
+              <w:bottom w:val="single" w:sz="4" w:space="0" w:color="B7B7B7"/>
+              <w:right w:val="single" w:sz="4" w:space="0" w:color="B7B7B7"/>
+            </w:tcBorders>
+          </w:tcPr>
+          <w:p>
+            <w:pPr>
+              <w:pStyle w:val="Normal"/>
+              <w:spacing w:lineRule="auto" w:line="240" w:before="0" w:after="60"/>
+              <w:rPr/>
+            </w:pPr>
+            <w:r>
+              <w:rPr>
+                <w:sz w:val="22"/>
+              </w:rPr>
+              <w:t>452</w:t>
+            </w:r>
+          </w:p>
+        </w:tc>
+      </w:tr>
+      <w:tr>
+        <w:trPr/>
+        <w:tc>
+          <w:tcPr>
+            <w:tcW w:w="4513" w:type="dxa"/>
+            <w:tcBorders>
+              <w:top w:val="single" w:sz="4" w:space="0" w:color="B7B7B7"/>
+              <w:left w:val="single" w:sz="4" w:space="0" w:color="B7B7B7"/>
+              <w:bottom w:val="single" w:sz="4" w:space="0" w:color="B7B7B7"/>
+              <w:right w:val="single" w:sz="4" w:space="0" w:color="B7B7B7"/>
+            </w:tcBorders>
+          </w:tcPr>
+          <w:p>
+            <w:pPr>
+              <w:pStyle w:val="Normal"/>
+              <w:spacing w:lineRule="auto" w:line="240" w:before="0" w:after="60"/>
+              <w:rPr/>
+            </w:pPr>
+            <w:r>
+              <w:rPr>
+                <w:sz w:val="22"/>
+              </w:rPr>
+              <w:t>Contratos pendientes sin pago</w:t>
+            </w:r>
+          </w:p>
+        </w:tc>
+        <w:tc>
+          <w:tcPr>
+            <w:tcW w:w="4512" w:type="dxa"/>
+            <w:tcBorders>
+              <w:top w:val="single" w:sz="4" w:space="0" w:color="B7B7B7"/>
+              <w:left w:val="single" w:sz="4" w:space="0" w:color="B7B7B7"/>
+              <w:bottom w:val="single" w:sz="4" w:space="0" w:color="B7B7B7"/>
+              <w:right w:val="single" w:sz="4" w:space="0" w:color="B7B7B7"/>
+            </w:tcBorders>
+          </w:tcPr>
+          <w:p>
+            <w:pPr>
+              <w:pStyle w:val="Normal"/>
+              <w:spacing w:lineRule="auto" w:line="240" w:before="0" w:after="60"/>
+              <w:rPr/>
+            </w:pPr>
+            <w:r>
+              <w:rPr>
+                <w:sz w:val="22"/>
+              </w:rPr>
+              <w:t>218</w:t>
+            </w:r>
+          </w:p>
+        </w:tc>
+      </w:tr>
+      <w:tr>
+        <w:trPr/>
+        <w:tc>
+          <w:tcPr>
+            <w:tcW w:w="4513" w:type="dxa"/>
+            <w:tcBorders>
+              <w:top w:val="single" w:sz="4" w:space="0" w:color="B7B7B7"/>
+              <w:left w:val="single" w:sz="4" w:space="0" w:color="B7B7B7"/>
+              <w:bottom w:val="single" w:sz="4" w:space="0" w:color="B7B7B7"/>
+              <w:right w:val="single" w:sz="4" w:space="0" w:color="B7B7B7"/>
+            </w:tcBorders>
+          </w:tcPr>
+          <w:p>
+            <w:pPr>
+              <w:pStyle w:val="Normal"/>
+              <w:spacing w:lineRule="auto" w:line="240" w:before="0" w:after="60"/>
+              <w:rPr/>
+            </w:pPr>
+            <w:r>
+              <w:rPr>
+                <w:sz w:val="22"/>
+              </w:rPr>
+              <w:t>Señales de sobrepago a revisar</w:t>
+            </w:r>
+          </w:p>
+        </w:tc>
+        <w:tc>
+          <w:tcPr>
+            <w:tcW w:w="4512" w:type="dxa"/>
+            <w:tcBorders>
+              <w:top w:val="single" w:sz="4" w:space="0" w:color="B7B7B7"/>
+              <w:left w:val="single" w:sz="4" w:space="0" w:color="B7B7B7"/>
+              <w:bottom w:val="single" w:sz="4" w:space="0" w:color="B7B7B7"/>
+              <w:right w:val="single" w:sz="4" w:space="0" w:color="B7B7B7"/>
+            </w:tcBorders>
+          </w:tcPr>
+          <w:p>
+            <w:pPr>
+              <w:pStyle w:val="Normal"/>
+              <w:spacing w:lineRule="auto" w:line="240" w:before="0" w:after="60"/>
+              <w:rPr/>
+            </w:pPr>
+            <w:r>
+              <w:rPr>
+                <w:sz w:val="22"/>
+              </w:rPr>
+              <w:t>76</w:t>
+            </w:r>
+          </w:p>
+        </w:tc>
+      </w:tr>
+      <w:tr>
+        <w:trPr/>
+        <w:tc>
+          <w:tcPr>
+            <w:tcW w:w="4513" w:type="dxa"/>
+            <w:tcBorders>
+              <w:top w:val="single" w:sz="4" w:space="0" w:color="B7B7B7"/>
+              <w:left w:val="single" w:sz="4" w:space="0" w:color="B7B7B7"/>
+              <w:bottom w:val="single" w:sz="4" w:space="0" w:color="B7B7B7"/>
+              <w:right w:val="single" w:sz="4" w:space="0" w:color="B7B7B7"/>
+            </w:tcBorders>
+          </w:tcPr>
+          <w:p>
+            <w:pPr>
+              <w:pStyle w:val="Normal"/>
+              <w:spacing w:lineRule="auto" w:line="240" w:before="0" w:after="60"/>
+              <w:rPr/>
+            </w:pPr>
+            <w:r>
+              <w:rPr>
+                <w:sz w:val="22"/>
+              </w:rPr>
+              <w:t>Demora P90 devengado→pagado (días)</w:t>
+            </w:r>
+          </w:p>
+        </w:tc>
+        <w:tc>
+          <w:tcPr>
+            <w:tcW w:w="4512" w:type="dxa"/>
+            <w:tcBorders>
+              <w:top w:val="single" w:sz="4" w:space="0" w:color="B7B7B7"/>
+              <w:left w:val="single" w:sz="4" w:space="0" w:color="B7B7B7"/>
+              <w:bottom w:val="single" w:sz="4" w:space="0" w:color="B7B7B7"/>
+              <w:right w:val="single" w:sz="4" w:space="0" w:color="B7B7B7"/>
+            </w:tcBorders>
+          </w:tcPr>
+          <w:p>
+            <w:pPr>
+              <w:pStyle w:val="Normal"/>
+              <w:spacing w:lineRule="auto" w:line="240" w:before="0" w:after="60"/>
+              <w:rPr/>
+            </w:pPr>
+            <w:r>
+              <w:rPr>
+                <w:sz w:val="22"/>
+              </w:rPr>
+              <w:t>28.0</w:t>
+            </w:r>
+          </w:p>
+        </w:tc>
+      </w:tr>
+      <w:tr>
+        <w:trPr/>
+        <w:tc>
+          <w:tcPr>
+            <w:tcW w:w="4513" w:type="dxa"/>
+            <w:tcBorders>
+              <w:top w:val="single" w:sz="4" w:space="0" w:color="B7B7B7"/>
+              <w:left w:val="single" w:sz="4" w:space="0" w:color="B7B7B7"/>
+              <w:bottom w:val="single" w:sz="4" w:space="0" w:color="B7B7B7"/>
+              <w:right w:val="single" w:sz="4" w:space="0" w:color="B7B7B7"/>
+            </w:tcBorders>
+          </w:tcPr>
+          <w:p>
+            <w:pPr>
+              <w:pStyle w:val="Normal"/>
+              <w:spacing w:lineRule="auto" w:line="240" w:before="0" w:after="60"/>
+              <w:rPr/>
+            </w:pPr>
+            <w:r>
+              <w:rPr>
+                <w:sz w:val="22"/>
+              </w:rPr>
+              <w:t>Modalidades especiales no inferibles solo por cuantía</w:t>
+            </w:r>
+          </w:p>
+        </w:tc>
+        <w:tc>
+          <w:tcPr>
+            <w:tcW w:w="4512" w:type="dxa"/>
+            <w:tcBorders>
+              <w:top w:val="single" w:sz="4" w:space="0" w:color="B7B7B7"/>
+              <w:left w:val="single" w:sz="4" w:space="0" w:color="B7B7B7"/>
+              <w:bottom w:val="single" w:sz="4" w:space="0" w:color="B7B7B7"/>
+              <w:right w:val="single" w:sz="4" w:space="0" w:color="B7B7B7"/>
+            </w:tcBorders>
+          </w:tcPr>
+          <w:p>
+            <w:pPr>
+              <w:pStyle w:val="Normal"/>
+              <w:spacing w:lineRule="auto" w:line="240" w:before="0" w:after="60"/>
+              <w:rPr/>
+            </w:pPr>
+            <w:r>
+              <w:rPr>
+                <w:sz w:val="22"/>
+              </w:rPr>
+              <w:t>1422</w:t>
+            </w:r>
+          </w:p>
+        </w:tc>
+      </w:tr>
+      <w:tr>
+        <w:trPr/>
+        <w:tc>
+          <w:tcPr>
+            <w:tcW w:w="4513" w:type="dxa"/>
+            <w:tcBorders>
+              <w:top w:val="single" w:sz="4" w:space="0" w:color="B7B7B7"/>
+              <w:left w:val="single" w:sz="4" w:space="0" w:color="B7B7B7"/>
+              <w:bottom w:val="single" w:sz="4" w:space="0" w:color="B7B7B7"/>
+              <w:right w:val="single" w:sz="4" w:space="0" w:color="B7B7B7"/>
+            </w:tcBorders>
+          </w:tcPr>
+          <w:p>
+            <w:pPr>
+              <w:pStyle w:val="Normal"/>
+              <w:spacing w:lineRule="auto" w:line="240" w:before="0" w:after="60"/>
+              <w:rPr/>
+            </w:pPr>
+            <w:r>
+              <w:rPr>
+                <w:sz w:val="22"/>
+              </w:rPr>
+              <w:t>Modalidades que requieren revisión de contexto</w:t>
+            </w:r>
+          </w:p>
+        </w:tc>
+        <w:tc>
+          <w:tcPr>
+            <w:tcW w:w="4512" w:type="dxa"/>
+            <w:tcBorders>
+              <w:top w:val="single" w:sz="4" w:space="0" w:color="B7B7B7"/>
+              <w:left w:val="single" w:sz="4" w:space="0" w:color="B7B7B7"/>
+              <w:bottom w:val="single" w:sz="4" w:space="0" w:color="B7B7B7"/>
+              <w:right w:val="single" w:sz="4" w:space="0" w:color="B7B7B7"/>
+            </w:tcBorders>
+          </w:tcPr>
+          <w:p>
+            <w:pPr>
+              <w:pStyle w:val="Normal"/>
+              <w:spacing w:lineRule="auto" w:line="240" w:before="0" w:after="60"/>
+              <w:rPr/>
+            </w:pPr>
+            <w:r>
+              <w:rPr>
+                <w:sz w:val="22"/>
+              </w:rPr>
+              <w:t>1314</w:t>
+            </w:r>
+          </w:p>
+        </w:tc>
+      </w:tr>
+    </w:tbl>
+    <w:p>
+      <w:pPr>
+        <w:pStyle w:val="Normal"/>
+        <w:spacing w:lineRule="auto" w:line="240" w:before="0" w:after="60"/>
+        <w:jc w:val="both"/>
+        <w:rPr/>
+      </w:pPr>
+      <w:r>
+        <w:rPr>
+          <w:sz w:val="22"/>
+        </w:rPr>
+        <w:t>La clasificación de modalidades frente a cuantía es únicamente referencial. Contratación Directa, Comparación de Precios, Subasta Inversa, acuerdos marco y otros supuestos pueden depender de condiciones jurídicas o de mercado que no se deducen del monto por sí solo. Por ello, 'requiere revisión de contexto' no equivale a irregularidad.</w:t>
+      </w:r>
+    </w:p>
+    <w:p>
+      <w:pPr>
+        <w:pStyle w:val="Heading2"/>
+        <w:spacing w:lineRule="auto" w:line="240" w:before="0" w:after="60"/>
+        <w:rPr/>
+      </w:pPr>
+      <w:bookmarkStart w:id="17" w:name="__RefHeading___Toc3697_3538885593"/>
+      <w:bookmarkEnd w:id="17"/>
+      <w:r>
+        <w:rPr>
+          <w:rFonts w:ascii="Arial" w:hAnsi="Arial"/>
+          <w:b/>
+          <w:sz w:val="22"/>
+        </w:rPr>
+        <w:t>Distribución de pagos</w:t>
+      </w:r>
+    </w:p>
+    <w:p>
+      <w:pPr>
+        <w:pStyle w:val="Normal"/>
+        <w:spacing w:lineRule="auto" w:line="240" w:before="0" w:after="60"/>
+        <w:jc w:val="center"/>
+        <w:rPr/>
+      </w:pPr>
+      <w:r>
+        <w:rPr/>
+        <w:drawing>
+          <wp:inline distT="0" distB="0" distL="0" distR="0">
+            <wp:extent cx="5577840" cy="3150235"/>
+            <wp:effectExtent l="0" t="0" r="0" b="0"/>
+            <wp:docPr id="3" name="Picture 2" descr=""/>
+            <wp:cNvGraphicFramePr>
+              <a:graphicFrameLocks xmlns:a="http://schemas.openxmlformats.org/drawingml/2006/main" noChangeAspect="1"/>
+            </wp:cNvGraphicFramePr>
+            <a:graphic xmlns:a="http://schemas.openxmlformats.org/drawingml/2006/main">
+              <a:graphicData uri="http://schemas.openxmlformats.org/drawingml/2006/picture">
+                <pic:pic xmlns:pic="http://schemas.openxmlformats.org/drawingml/2006/picture">
+                  <pic:nvPicPr>
+                    <pic:cNvPr id="3" name="Picture 2" descr=""/>
+                    <pic:cNvPicPr>
+                      <a:picLocks noChangeAspect="1" noChangeArrowheads="1"/>
+                    </pic:cNvPicPr>
+                  </pic:nvPicPr>
+                  <pic:blipFill>
+                    <a:blip r:embed="rId7"/>
+                    <a:stretch>
+                      <a:fillRect/>
+                    </a:stretch>
+                  </pic:blipFill>
+                  <pic:spPr bwMode="auto">
+                    <a:xfrm>
+                      <a:off x="0" y="0"/>
+                      <a:ext cx="5577840" cy="3150235"/>
+                    </a:xfrm>
+                    <a:prstGeom prst="rect">
+                      <a:avLst/>
+                    </a:prstGeom>
+                  </pic:spPr>
+                </pic:pic>
+              </a:graphicData>
+            </a:graphic>
+          </wp:inline>
+        </w:drawing>
+      </w:r>
+    </w:p>
+    <w:p>
+      <w:pPr>
+        <w:pStyle w:val="Heading2"/>
+        <w:spacing w:lineRule="auto" w:line="240" w:before="0" w:after="60"/>
+        <w:rPr/>
+      </w:pPr>
+      <w:bookmarkStart w:id="18" w:name="__RefHeading___Toc3699_3538885593"/>
+      <w:bookmarkEnd w:id="18"/>
+      <w:r>
+        <w:rPr>
+          <w:rFonts w:ascii="Arial" w:hAnsi="Arial"/>
+          <w:b/>
+          <w:sz w:val="22"/>
+        </w:rPr>
+        <w:t>Modalidades por régimen</w:t>
+      </w:r>
+    </w:p>
+    <w:p>
+      <w:pPr>
+        <w:pStyle w:val="Normal"/>
+        <w:spacing w:lineRule="auto" w:line="240" w:before="0" w:after="60"/>
+        <w:jc w:val="center"/>
+        <w:rPr/>
+      </w:pPr>
+      <w:r>
+        <w:rPr/>
+        <w:drawing>
+          <wp:inline distT="0" distB="0" distL="0" distR="0">
+            <wp:extent cx="5577840" cy="3222625"/>
+            <wp:effectExtent l="0" t="0" r="0" b="0"/>
+            <wp:docPr id="4" name="Picture 3" descr=""/>
+            <wp:cNvGraphicFramePr>
+              <a:graphicFrameLocks xmlns:a="http://schemas.openxmlformats.org/drawingml/2006/main" noChangeAspect="1"/>
+            </wp:cNvGraphicFramePr>
+            <a:graphic xmlns:a="http://schemas.openxmlformats.org/drawingml/2006/main">
+              <a:graphicData uri="http://schemas.openxmlformats.org/drawingml/2006/picture">
+                <pic:pic xmlns:pic="http://schemas.openxmlformats.org/drawingml/2006/picture">
+                  <pic:nvPicPr>
+                    <pic:cNvPr id="4" name="Picture 3" descr=""/>
+                    <pic:cNvPicPr>
+                      <a:picLocks noChangeAspect="1" noChangeArrowheads="1"/>
+                    </pic:cNvPicPr>
+                  </pic:nvPicPr>
+                  <pic:blipFill>
+                    <a:blip r:embed="rId8"/>
+                    <a:stretch>
+                      <a:fillRect/>
+                    </a:stretch>
+                  </pic:blipFill>
+                  <pic:spPr bwMode="auto">
+                    <a:xfrm>
+                      <a:off x="0" y="0"/>
+                      <a:ext cx="5577840" cy="3222625"/>
+                    </a:xfrm>
+                    <a:prstGeom prst="rect">
+                      <a:avLst/>
+                    </a:prstGeom>
+                  </pic:spPr>
+                </pic:pic>
+              </a:graphicData>
+            </a:graphic>
+          </wp:inline>
+        </w:drawing>
+      </w:r>
+    </w:p>
+    <w:p>
+      <w:pPr>
+        <w:pStyle w:val="Heading2"/>
+        <w:spacing w:lineRule="auto" w:line="240" w:before="0" w:after="60"/>
+        <w:rPr/>
+      </w:pPr>
+      <w:bookmarkStart w:id="19" w:name="__RefHeading___Toc3701_3538885593"/>
+      <w:bookmarkEnd w:id="19"/>
+      <w:r>
+        <w:rPr>
+          <w:rFonts w:ascii="Arial" w:hAnsi="Arial"/>
+          <w:b/>
+          <w:sz w:val="22"/>
+        </w:rPr>
+        <w:t>Limitación institucional</w:t>
+      </w:r>
+    </w:p>
+    <w:p>
+      <w:pPr>
+        <w:pStyle w:val="Normal"/>
+        <w:spacing w:lineRule="auto" w:line="240" w:before="0" w:after="60"/>
+        <w:jc w:val="both"/>
+        <w:rPr/>
+      </w:pPr>
+      <w:r>
+        <w:rPr>
+          <w:sz w:val="22"/>
+        </w:rPr>
+        <w:t>El cierre literal con pagos SIAF/SEACE institucionales, diccionarios reales, validación jurídica/funcional y permisos de consulta depende de la CGR y se mantiene registrado en el catálogo de dependencias institucionales.</w:t>
+      </w:r>
+    </w:p>
+    <w:p>
+      <w:pPr>
+        <w:pStyle w:val="Heading1"/>
         <w:spacing w:lineRule="exact" w:line="240" w:before="240" w:after="120"/>
         <w:rPr/>
       </w:pPr>
-      <w:bookmarkStart w:id="15" w:name="__RefHeading___Toc3445_145107985"/>
-      <w:bookmarkEnd w:id="15"/>
+      <w:bookmarkStart w:id="20" w:name="__RefHeading___Toc3703_3538885593"/>
+      <w:bookmarkEnd w:id="20"/>
       <w:r>
         <w:rPr>
           <w:rFonts w:eastAsia="Arial" w:cs="Arial" w:ascii="Arial" w:hAnsi="Arial"/>
@@ -5270,9 +6126,9 @@
       </w:r>
     </w:p>
     <w:sectPr>
-      <w:headerReference w:type="default" r:id="rId7"/>
-      <w:footerReference w:type="default" r:id="rId8"/>
-      <w:footerReference w:type="first" r:id="rId9"/>
+      <w:headerReference w:type="default" r:id="rId9"/>
+      <w:footerReference w:type="default" r:id="rId10"/>
+      <w:footerReference w:type="first" r:id="rId11"/>
       <w:type w:val="nextPage"/>
       <w:pgSz w:w="11906" w:h="16838"/>
       <w:pgMar w:left="1440" w:right="1440" w:gutter="0" w:header="708" w:top="1440" w:footer="708" w:bottom="1440"/>
@@ -5415,7 +6271,7 @@
     </w:r>
     <w:r>
       <w:rPr/>
-      <w:t>7</w:t>
+      <w:t>8</w:t>
     </w:r>
     <w:r>
       <w:rPr/>

--- a/reporte/productos_formales/Producto_07_Informe_Final.docx
+++ b/reporte/productos_formales/Producto_07_Informe_Final.docx
@@ -262,7 +262,7 @@
         <w:spacing w:lineRule="exact" w:line="240" w:before="240" w:after="120"/>
         <w:rPr/>
       </w:pPr>
-      <w:bookmarkStart w:id="0" w:name="__RefHeading___Toc3663_3538885593"/>
+      <w:bookmarkStart w:id="0" w:name="__RefHeading___Toc3663_1801721159"/>
       <w:bookmarkEnd w:id="0"/>
       <w:r>
         <w:rPr>
@@ -369,7 +369,7 @@
             </w:rPr>
             <w:fldChar w:fldCharType="separate"/>
           </w:r>
-          <w:hyperlink w:anchor="__RefHeading___Toc3663_3538885593">
+          <w:hyperlink w:anchor="__RefHeading___Toc3663_1801721159">
             <w:r>
               <w:rPr>
                 <w:rStyle w:val="IndexLink"/>
@@ -389,7 +389,7 @@
             </w:tabs>
             <w:rPr/>
           </w:pPr>
-          <w:hyperlink w:anchor="__RefHeading___Toc3665_3538885593">
+          <w:hyperlink w:anchor="__RefHeading___Toc3665_1801721159">
             <w:r>
               <w:rPr>
                 <w:rStyle w:val="IndexLink"/>
@@ -409,7 +409,7 @@
             </w:tabs>
             <w:rPr/>
           </w:pPr>
-          <w:hyperlink w:anchor="__RefHeading___Toc3667_3538885593">
+          <w:hyperlink w:anchor="__RefHeading___Toc3667_1801721159">
             <w:r>
               <w:rPr>
                 <w:rStyle w:val="IndexLink"/>
@@ -429,7 +429,7 @@
             </w:tabs>
             <w:rPr/>
           </w:pPr>
-          <w:hyperlink w:anchor="__RefHeading___Toc3669_3538885593">
+          <w:hyperlink w:anchor="__RefHeading___Toc3669_1801721159">
             <w:r>
               <w:rPr>
                 <w:rStyle w:val="IndexLink"/>
@@ -449,7 +449,7 @@
             </w:tabs>
             <w:rPr/>
           </w:pPr>
-          <w:hyperlink w:anchor="__RefHeading___Toc3671_3538885593">
+          <w:hyperlink w:anchor="__RefHeading___Toc3671_1801721159">
             <w:r>
               <w:rPr>
                 <w:rStyle w:val="IndexLink"/>
@@ -469,7 +469,7 @@
             </w:tabs>
             <w:rPr/>
           </w:pPr>
-          <w:hyperlink w:anchor="__RefHeading___Toc3673_3538885593">
+          <w:hyperlink w:anchor="__RefHeading___Toc3673_1801721159">
             <w:r>
               <w:rPr>
                 <w:rStyle w:val="IndexLink"/>
@@ -489,7 +489,7 @@
             </w:tabs>
             <w:rPr/>
           </w:pPr>
-          <w:hyperlink w:anchor="__RefHeading___Toc3675_3538885593">
+          <w:hyperlink w:anchor="__RefHeading___Toc3675_1801721159">
             <w:r>
               <w:rPr>
                 <w:rStyle w:val="IndexLink"/>
@@ -509,7 +509,7 @@
             </w:tabs>
             <w:rPr/>
           </w:pPr>
-          <w:hyperlink w:anchor="__RefHeading___Toc3677_3538885593">
+          <w:hyperlink w:anchor="__RefHeading___Toc3677_1801721159">
             <w:r>
               <w:rPr>
                 <w:rStyle w:val="IndexLink"/>
@@ -529,7 +529,7 @@
             </w:tabs>
             <w:rPr/>
           </w:pPr>
-          <w:hyperlink w:anchor="__RefHeading___Toc3679_3538885593">
+          <w:hyperlink w:anchor="__RefHeading___Toc3679_1801721159">
             <w:r>
               <w:rPr>
                 <w:rStyle w:val="IndexLink"/>
@@ -549,7 +549,7 @@
             </w:tabs>
             <w:rPr/>
           </w:pPr>
-          <w:hyperlink w:anchor="__RefHeading___Toc3681_3538885593">
+          <w:hyperlink w:anchor="__RefHeading___Toc3681_1801721159">
             <w:r>
               <w:rPr>
                 <w:rStyle w:val="IndexLink"/>
@@ -569,7 +569,7 @@
             </w:tabs>
             <w:rPr/>
           </w:pPr>
-          <w:hyperlink w:anchor="__RefHeading___Toc3683_3538885593">
+          <w:hyperlink w:anchor="__RefHeading___Toc3683_1801721159">
             <w:r>
               <w:rPr>
                 <w:rStyle w:val="IndexLink"/>
@@ -589,7 +589,7 @@
             </w:tabs>
             <w:rPr/>
           </w:pPr>
-          <w:hyperlink w:anchor="__RefHeading___Toc3685_3538885593">
+          <w:hyperlink w:anchor="__RefHeading___Toc3685_1801721159">
             <w:r>
               <w:rPr>
                 <w:rStyle w:val="IndexLink"/>
@@ -609,7 +609,7 @@
             </w:tabs>
             <w:rPr/>
           </w:pPr>
-          <w:hyperlink w:anchor="__RefHeading___Toc3687_3538885593">
+          <w:hyperlink w:anchor="__RefHeading___Toc3687_1801721159">
             <w:r>
               <w:rPr>
                 <w:rStyle w:val="IndexLink"/>
@@ -629,7 +629,7 @@
             </w:tabs>
             <w:rPr/>
           </w:pPr>
-          <w:hyperlink w:anchor="__RefHeading___Toc3689_3538885593">
+          <w:hyperlink w:anchor="__RefHeading___Toc3689_1801721159">
             <w:r>
               <w:rPr>
                 <w:rStyle w:val="IndexLink"/>
@@ -649,7 +649,7 @@
             </w:tabs>
             <w:rPr/>
           </w:pPr>
-          <w:hyperlink w:anchor="__RefHeading___Toc3691_3538885593">
+          <w:hyperlink w:anchor="__RefHeading___Toc3691_1801721159">
             <w:r>
               <w:rPr>
                 <w:rStyle w:val="IndexLink"/>
@@ -669,7 +669,7 @@
             </w:tabs>
             <w:rPr/>
           </w:pPr>
-          <w:hyperlink w:anchor="__RefHeading___Toc3693_3538885593">
+          <w:hyperlink w:anchor="__RefHeading___Toc3693_1801721159">
             <w:r>
               <w:rPr>
                 <w:rStyle w:val="IndexLink"/>
@@ -689,7 +689,7 @@
             </w:tabs>
             <w:rPr/>
           </w:pPr>
-          <w:hyperlink w:anchor="__RefHeading___Toc3695_3538885593">
+          <w:hyperlink w:anchor="__RefHeading___Toc3695_1801721159">
             <w:r>
               <w:rPr>
                 <w:rStyle w:val="IndexLink"/>
@@ -709,7 +709,7 @@
             </w:tabs>
             <w:rPr/>
           </w:pPr>
-          <w:hyperlink w:anchor="__RefHeading___Toc3697_3538885593">
+          <w:hyperlink w:anchor="__RefHeading___Toc3697_1801721159">
             <w:r>
               <w:rPr>
                 <w:rStyle w:val="IndexLink"/>
@@ -729,7 +729,7 @@
             </w:tabs>
             <w:rPr/>
           </w:pPr>
-          <w:hyperlink w:anchor="__RefHeading___Toc3699_3538885593">
+          <w:hyperlink w:anchor="__RefHeading___Toc3699_1801721159">
             <w:r>
               <w:rPr>
                 <w:rStyle w:val="IndexLink"/>
@@ -749,7 +749,7 @@
             </w:tabs>
             <w:rPr/>
           </w:pPr>
-          <w:hyperlink w:anchor="__RefHeading___Toc3701_3538885593">
+          <w:hyperlink w:anchor="__RefHeading___Toc3701_1801721159">
             <w:r>
               <w:rPr>
                 <w:rStyle w:val="IndexLink"/>
@@ -769,7 +769,7 @@
             </w:tabs>
             <w:rPr/>
           </w:pPr>
-          <w:hyperlink w:anchor="__RefHeading___Toc3703_3538885593">
+          <w:hyperlink w:anchor="__RefHeading___Toc3703_1801721159">
             <w:r>
               <w:rPr>
                 <w:rStyle w:val="IndexLink"/>
@@ -809,7 +809,7 @@
         <w:spacing w:lineRule="exact" w:line="240" w:before="240" w:after="120"/>
         <w:rPr/>
       </w:pPr>
-      <w:bookmarkStart w:id="1" w:name="__RefHeading___Toc3665_3538885593"/>
+      <w:bookmarkStart w:id="1" w:name="__RefHeading___Toc3665_1801721159"/>
       <w:bookmarkEnd w:id="1"/>
       <w:r>
         <w:rPr>
@@ -883,7 +883,7 @@
         <w:spacing w:lineRule="exact" w:line="240" w:before="240" w:after="120"/>
         <w:rPr/>
       </w:pPr>
-      <w:bookmarkStart w:id="2" w:name="__RefHeading___Toc3667_3538885593"/>
+      <w:bookmarkStart w:id="2" w:name="__RefHeading___Toc3667_1801721159"/>
       <w:bookmarkEnd w:id="2"/>
       <w:r>
         <w:rPr>
@@ -939,7 +939,7 @@
         <w:spacing w:lineRule="exact" w:line="240" w:before="240" w:after="120"/>
         <w:rPr/>
       </w:pPr>
-      <w:bookmarkStart w:id="3" w:name="__RefHeading___Toc3669_3538885593"/>
+      <w:bookmarkStart w:id="3" w:name="__RefHeading___Toc3669_1801721159"/>
       <w:bookmarkEnd w:id="3"/>
       <w:r>
         <w:rPr>
@@ -2253,7 +2253,7 @@
         <w:spacing w:lineRule="exact" w:line="240" w:before="240" w:after="120"/>
         <w:rPr/>
       </w:pPr>
-      <w:bookmarkStart w:id="4" w:name="__RefHeading___Toc3671_3538885593"/>
+      <w:bookmarkStart w:id="4" w:name="__RefHeading___Toc3671_1801721159"/>
       <w:bookmarkEnd w:id="4"/>
       <w:r>
         <w:rPr>
@@ -2830,7 +2830,7 @@
         <w:spacing w:lineRule="exact" w:line="240" w:before="240" w:after="120"/>
         <w:rPr/>
       </w:pPr>
-      <w:bookmarkStart w:id="5" w:name="__RefHeading___Toc3673_3538885593"/>
+      <w:bookmarkStart w:id="5" w:name="__RefHeading___Toc3673_1801721159"/>
       <w:bookmarkEnd w:id="5"/>
       <w:r>
         <w:rPr>
@@ -2868,7 +2868,7 @@
         <w:spacing w:lineRule="exact" w:line="240" w:before="240" w:after="120"/>
         <w:rPr/>
       </w:pPr>
-      <w:bookmarkStart w:id="6" w:name="__RefHeading___Toc3675_3538885593"/>
+      <w:bookmarkStart w:id="6" w:name="__RefHeading___Toc3675_1801721159"/>
       <w:bookmarkEnd w:id="6"/>
       <w:r>
         <w:rPr>
@@ -2906,7 +2906,7 @@
         <w:spacing w:lineRule="exact" w:line="240" w:before="240" w:after="120"/>
         <w:rPr/>
       </w:pPr>
-      <w:bookmarkStart w:id="7" w:name="__RefHeading___Toc3677_3538885593"/>
+      <w:bookmarkStart w:id="7" w:name="__RefHeading___Toc3677_1801721159"/>
       <w:bookmarkEnd w:id="7"/>
       <w:r>
         <w:rPr>
@@ -2926,7 +2926,7 @@
         <w:spacing w:lineRule="exact" w:line="240" w:before="180" w:after="80"/>
         <w:rPr/>
       </w:pPr>
-      <w:bookmarkStart w:id="8" w:name="__RefHeading___Toc3679_3538885593"/>
+      <w:bookmarkStart w:id="8" w:name="__RefHeading___Toc3679_1801721159"/>
       <w:bookmarkEnd w:id="8"/>
       <w:r>
         <w:rPr>
@@ -3474,7 +3474,7 @@
         <w:spacing w:lineRule="exact" w:line="240" w:before="180" w:after="80"/>
         <w:rPr/>
       </w:pPr>
-      <w:bookmarkStart w:id="9" w:name="__RefHeading___Toc3681_3538885593"/>
+      <w:bookmarkStart w:id="9" w:name="__RefHeading___Toc3681_1801721159"/>
       <w:bookmarkEnd w:id="9"/>
       <w:r>
         <w:rPr>
@@ -3594,7 +3594,7 @@
         <w:spacing w:lineRule="exact" w:line="240" w:before="180" w:after="80"/>
         <w:rPr/>
       </w:pPr>
-      <w:bookmarkStart w:id="10" w:name="__RefHeading___Toc3683_3538885593"/>
+      <w:bookmarkStart w:id="10" w:name="__RefHeading___Toc3683_1801721159"/>
       <w:bookmarkEnd w:id="10"/>
       <w:r>
         <w:rPr>
@@ -4369,7 +4369,7 @@
         <w:spacing w:lineRule="exact" w:line="240" w:before="180" w:after="80"/>
         <w:rPr/>
       </w:pPr>
-      <w:bookmarkStart w:id="11" w:name="__RefHeading___Toc3685_3538885593"/>
+      <w:bookmarkStart w:id="11" w:name="__RefHeading___Toc3685_1801721159"/>
       <w:bookmarkEnd w:id="11"/>
       <w:r>
         <w:rPr>
@@ -4899,7 +4899,7 @@
         <w:spacing w:lineRule="exact" w:line="240" w:before="180" w:after="80"/>
         <w:rPr/>
       </w:pPr>
-      <w:bookmarkStart w:id="12" w:name="__RefHeading___Toc3687_3538885593"/>
+      <w:bookmarkStart w:id="12" w:name="__RefHeading___Toc3687_1801721159"/>
       <w:bookmarkEnd w:id="12"/>
       <w:r>
         <w:rPr>
@@ -5037,7 +5037,7 @@
         <w:spacing w:lineRule="exact" w:line="240" w:before="240" w:after="120"/>
         <w:rPr/>
       </w:pPr>
-      <w:bookmarkStart w:id="13" w:name="__RefHeading___Toc3689_3538885593"/>
+      <w:bookmarkStart w:id="13" w:name="__RefHeading___Toc3689_1801721159"/>
       <w:bookmarkEnd w:id="13"/>
       <w:r>
         <w:rPr>
@@ -5075,7 +5075,7 @@
         <w:spacing w:lineRule="exact" w:line="240" w:before="240" w:after="120"/>
         <w:rPr/>
       </w:pPr>
-      <w:bookmarkStart w:id="14" w:name="__RefHeading___Toc3691_3538885593"/>
+      <w:bookmarkStart w:id="14" w:name="__RefHeading___Toc3691_1801721159"/>
       <w:bookmarkEnd w:id="14"/>
       <w:r>
         <w:rPr>
@@ -5235,7 +5235,7 @@
         <w:spacing w:lineRule="auto" w:line="240" w:before="0" w:after="60"/>
         <w:rPr/>
       </w:pPr>
-      <w:bookmarkStart w:id="15" w:name="__RefHeading___Toc3693_3538885593"/>
+      <w:bookmarkStart w:id="15" w:name="__RefHeading___Toc3693_1801721159"/>
       <w:bookmarkEnd w:id="15"/>
       <w:r>
         <w:rPr>
@@ -5266,7 +5266,7 @@
         <w:spacing w:lineRule="auto" w:line="240" w:before="0" w:after="60"/>
         <w:rPr/>
       </w:pPr>
-      <w:bookmarkStart w:id="16" w:name="__RefHeading___Toc3695_3538885593"/>
+      <w:bookmarkStart w:id="16" w:name="__RefHeading___Toc3695_1801721159"/>
       <w:bookmarkEnd w:id="16"/>
       <w:r>
         <w:rPr>
@@ -5830,7 +5830,7 @@
         <w:spacing w:lineRule="auto" w:line="240" w:before="0" w:after="60"/>
         <w:rPr/>
       </w:pPr>
-      <w:bookmarkStart w:id="17" w:name="__RefHeading___Toc3697_3538885593"/>
+      <w:bookmarkStart w:id="17" w:name="__RefHeading___Toc3697_1801721159"/>
       <w:bookmarkEnd w:id="17"/>
       <w:r>
         <w:rPr>
@@ -5895,7 +5895,7 @@
         <w:spacing w:lineRule="auto" w:line="240" w:before="0" w:after="60"/>
         <w:rPr/>
       </w:pPr>
-      <w:bookmarkStart w:id="18" w:name="__RefHeading___Toc3699_3538885593"/>
+      <w:bookmarkStart w:id="18" w:name="__RefHeading___Toc3699_1801721159"/>
       <w:bookmarkEnd w:id="18"/>
       <w:r>
         <w:rPr>
@@ -5960,7 +5960,7 @@
         <w:spacing w:lineRule="auto" w:line="240" w:before="0" w:after="60"/>
         <w:rPr/>
       </w:pPr>
-      <w:bookmarkStart w:id="19" w:name="__RefHeading___Toc3701_3538885593"/>
+      <w:bookmarkStart w:id="19" w:name="__RefHeading___Toc3701_1801721159"/>
       <w:bookmarkEnd w:id="19"/>
       <w:r>
         <w:rPr>
@@ -5991,7 +5991,7 @@
         <w:spacing w:lineRule="exact" w:line="240" w:before="240" w:after="120"/>
         <w:rPr/>
       </w:pPr>
-      <w:bookmarkStart w:id="20" w:name="__RefHeading___Toc3703_3538885593"/>
+      <w:bookmarkStart w:id="20" w:name="__RefHeading___Toc3703_1801721159"/>
       <w:bookmarkEnd w:id="20"/>
       <w:r>
         <w:rPr>

--- a/reporte/productos_formales/Producto_07_Informe_Final.docx
+++ b/reporte/productos_formales/Producto_07_Informe_Final.docx
@@ -262,7 +262,7 @@
         <w:spacing w:lineRule="exact" w:line="240" w:before="240" w:after="120"/>
         <w:rPr/>
       </w:pPr>
-      <w:bookmarkStart w:id="0" w:name="__RefHeading___Toc3663_1801721159"/>
+      <w:bookmarkStart w:id="0" w:name="__RefHeading___Toc3663_2404426520"/>
       <w:bookmarkEnd w:id="0"/>
       <w:r>
         <w:rPr>
@@ -369,7 +369,7 @@
             </w:rPr>
             <w:fldChar w:fldCharType="separate"/>
           </w:r>
-          <w:hyperlink w:anchor="__RefHeading___Toc3663_1801721159">
+          <w:hyperlink w:anchor="__RefHeading___Toc3663_2404426520">
             <w:r>
               <w:rPr>
                 <w:rStyle w:val="IndexLink"/>
@@ -389,7 +389,7 @@
             </w:tabs>
             <w:rPr/>
           </w:pPr>
-          <w:hyperlink w:anchor="__RefHeading___Toc3665_1801721159">
+          <w:hyperlink w:anchor="__RefHeading___Toc3665_2404426520">
             <w:r>
               <w:rPr>
                 <w:rStyle w:val="IndexLink"/>
@@ -409,7 +409,7 @@
             </w:tabs>
             <w:rPr/>
           </w:pPr>
-          <w:hyperlink w:anchor="__RefHeading___Toc3667_1801721159">
+          <w:hyperlink w:anchor="__RefHeading___Toc3667_2404426520">
             <w:r>
               <w:rPr>
                 <w:rStyle w:val="IndexLink"/>
@@ -429,7 +429,7 @@
             </w:tabs>
             <w:rPr/>
           </w:pPr>
-          <w:hyperlink w:anchor="__RefHeading___Toc3669_1801721159">
+          <w:hyperlink w:anchor="__RefHeading___Toc3669_2404426520">
             <w:r>
               <w:rPr>
                 <w:rStyle w:val="IndexLink"/>
@@ -449,7 +449,7 @@
             </w:tabs>
             <w:rPr/>
           </w:pPr>
-          <w:hyperlink w:anchor="__RefHeading___Toc3671_1801721159">
+          <w:hyperlink w:anchor="__RefHeading___Toc3671_2404426520">
             <w:r>
               <w:rPr>
                 <w:rStyle w:val="IndexLink"/>
@@ -469,7 +469,7 @@
             </w:tabs>
             <w:rPr/>
           </w:pPr>
-          <w:hyperlink w:anchor="__RefHeading___Toc3673_1801721159">
+          <w:hyperlink w:anchor="__RefHeading___Toc3673_2404426520">
             <w:r>
               <w:rPr>
                 <w:rStyle w:val="IndexLink"/>
@@ -489,7 +489,7 @@
             </w:tabs>
             <w:rPr/>
           </w:pPr>
-          <w:hyperlink w:anchor="__RefHeading___Toc3675_1801721159">
+          <w:hyperlink w:anchor="__RefHeading___Toc3675_2404426520">
             <w:r>
               <w:rPr>
                 <w:rStyle w:val="IndexLink"/>
@@ -509,7 +509,7 @@
             </w:tabs>
             <w:rPr/>
           </w:pPr>
-          <w:hyperlink w:anchor="__RefHeading___Toc3677_1801721159">
+          <w:hyperlink w:anchor="__RefHeading___Toc3677_2404426520">
             <w:r>
               <w:rPr>
                 <w:rStyle w:val="IndexLink"/>
@@ -529,7 +529,7 @@
             </w:tabs>
             <w:rPr/>
           </w:pPr>
-          <w:hyperlink w:anchor="__RefHeading___Toc3679_1801721159">
+          <w:hyperlink w:anchor="__RefHeading___Toc3679_2404426520">
             <w:r>
               <w:rPr>
                 <w:rStyle w:val="IndexLink"/>
@@ -549,7 +549,7 @@
             </w:tabs>
             <w:rPr/>
           </w:pPr>
-          <w:hyperlink w:anchor="__RefHeading___Toc3681_1801721159">
+          <w:hyperlink w:anchor="__RefHeading___Toc3681_2404426520">
             <w:r>
               <w:rPr>
                 <w:rStyle w:val="IndexLink"/>
@@ -569,7 +569,7 @@
             </w:tabs>
             <w:rPr/>
           </w:pPr>
-          <w:hyperlink w:anchor="__RefHeading___Toc3683_1801721159">
+          <w:hyperlink w:anchor="__RefHeading___Toc3683_2404426520">
             <w:r>
               <w:rPr>
                 <w:rStyle w:val="IndexLink"/>
@@ -589,7 +589,7 @@
             </w:tabs>
             <w:rPr/>
           </w:pPr>
-          <w:hyperlink w:anchor="__RefHeading___Toc3685_1801721159">
+          <w:hyperlink w:anchor="__RefHeading___Toc3685_2404426520">
             <w:r>
               <w:rPr>
                 <w:rStyle w:val="IndexLink"/>
@@ -609,7 +609,7 @@
             </w:tabs>
             <w:rPr/>
           </w:pPr>
-          <w:hyperlink w:anchor="__RefHeading___Toc3687_1801721159">
+          <w:hyperlink w:anchor="__RefHeading___Toc3687_2404426520">
             <w:r>
               <w:rPr>
                 <w:rStyle w:val="IndexLink"/>
@@ -629,7 +629,7 @@
             </w:tabs>
             <w:rPr/>
           </w:pPr>
-          <w:hyperlink w:anchor="__RefHeading___Toc3689_1801721159">
+          <w:hyperlink w:anchor="__RefHeading___Toc3689_2404426520">
             <w:r>
               <w:rPr>
                 <w:rStyle w:val="IndexLink"/>
@@ -649,7 +649,7 @@
             </w:tabs>
             <w:rPr/>
           </w:pPr>
-          <w:hyperlink w:anchor="__RefHeading___Toc3691_1801721159">
+          <w:hyperlink w:anchor="__RefHeading___Toc3691_2404426520">
             <w:r>
               <w:rPr>
                 <w:rStyle w:val="IndexLink"/>
@@ -669,7 +669,7 @@
             </w:tabs>
             <w:rPr/>
           </w:pPr>
-          <w:hyperlink w:anchor="__RefHeading___Toc3693_1801721159">
+          <w:hyperlink w:anchor="__RefHeading___Toc3693_2404426520">
             <w:r>
               <w:rPr>
                 <w:rStyle w:val="IndexLink"/>
@@ -689,7 +689,7 @@
             </w:tabs>
             <w:rPr/>
           </w:pPr>
-          <w:hyperlink w:anchor="__RefHeading___Toc3695_1801721159">
+          <w:hyperlink w:anchor="__RefHeading___Toc3695_2404426520">
             <w:r>
               <w:rPr>
                 <w:rStyle w:val="IndexLink"/>
@@ -709,7 +709,7 @@
             </w:tabs>
             <w:rPr/>
           </w:pPr>
-          <w:hyperlink w:anchor="__RefHeading___Toc3697_1801721159">
+          <w:hyperlink w:anchor="__RefHeading___Toc3697_2404426520">
             <w:r>
               <w:rPr>
                 <w:rStyle w:val="IndexLink"/>
@@ -729,7 +729,7 @@
             </w:tabs>
             <w:rPr/>
           </w:pPr>
-          <w:hyperlink w:anchor="__RefHeading___Toc3699_1801721159">
+          <w:hyperlink w:anchor="__RefHeading___Toc3699_2404426520">
             <w:r>
               <w:rPr>
                 <w:rStyle w:val="IndexLink"/>
@@ -749,7 +749,7 @@
             </w:tabs>
             <w:rPr/>
           </w:pPr>
-          <w:hyperlink w:anchor="__RefHeading___Toc3701_1801721159">
+          <w:hyperlink w:anchor="__RefHeading___Toc3701_2404426520">
             <w:r>
               <w:rPr>
                 <w:rStyle w:val="IndexLink"/>
@@ -769,7 +769,7 @@
             </w:tabs>
             <w:rPr/>
           </w:pPr>
-          <w:hyperlink w:anchor="__RefHeading___Toc3703_1801721159">
+          <w:hyperlink w:anchor="__RefHeading___Toc3703_2404426520">
             <w:r>
               <w:rPr>
                 <w:rStyle w:val="IndexLink"/>
@@ -809,7 +809,7 @@
         <w:spacing w:lineRule="exact" w:line="240" w:before="240" w:after="120"/>
         <w:rPr/>
       </w:pPr>
-      <w:bookmarkStart w:id="1" w:name="__RefHeading___Toc3665_1801721159"/>
+      <w:bookmarkStart w:id="1" w:name="__RefHeading___Toc3665_2404426520"/>
       <w:bookmarkEnd w:id="1"/>
       <w:r>
         <w:rPr>
@@ -883,7 +883,7 @@
         <w:spacing w:lineRule="exact" w:line="240" w:before="240" w:after="120"/>
         <w:rPr/>
       </w:pPr>
-      <w:bookmarkStart w:id="2" w:name="__RefHeading___Toc3667_1801721159"/>
+      <w:bookmarkStart w:id="2" w:name="__RefHeading___Toc3667_2404426520"/>
       <w:bookmarkEnd w:id="2"/>
       <w:r>
         <w:rPr>
@@ -939,7 +939,7 @@
         <w:spacing w:lineRule="exact" w:line="240" w:before="240" w:after="120"/>
         <w:rPr/>
       </w:pPr>
-      <w:bookmarkStart w:id="3" w:name="__RefHeading___Toc3669_1801721159"/>
+      <w:bookmarkStart w:id="3" w:name="__RefHeading___Toc3669_2404426520"/>
       <w:bookmarkEnd w:id="3"/>
       <w:r>
         <w:rPr>
@@ -2253,7 +2253,7 @@
         <w:spacing w:lineRule="exact" w:line="240" w:before="240" w:after="120"/>
         <w:rPr/>
       </w:pPr>
-      <w:bookmarkStart w:id="4" w:name="__RefHeading___Toc3671_1801721159"/>
+      <w:bookmarkStart w:id="4" w:name="__RefHeading___Toc3671_2404426520"/>
       <w:bookmarkEnd w:id="4"/>
       <w:r>
         <w:rPr>
@@ -2830,7 +2830,7 @@
         <w:spacing w:lineRule="exact" w:line="240" w:before="240" w:after="120"/>
         <w:rPr/>
       </w:pPr>
-      <w:bookmarkStart w:id="5" w:name="__RefHeading___Toc3673_1801721159"/>
+      <w:bookmarkStart w:id="5" w:name="__RefHeading___Toc3673_2404426520"/>
       <w:bookmarkEnd w:id="5"/>
       <w:r>
         <w:rPr>
@@ -2868,7 +2868,7 @@
         <w:spacing w:lineRule="exact" w:line="240" w:before="240" w:after="120"/>
         <w:rPr/>
       </w:pPr>
-      <w:bookmarkStart w:id="6" w:name="__RefHeading___Toc3675_1801721159"/>
+      <w:bookmarkStart w:id="6" w:name="__RefHeading___Toc3675_2404426520"/>
       <w:bookmarkEnd w:id="6"/>
       <w:r>
         <w:rPr>
@@ -2906,7 +2906,7 @@
         <w:spacing w:lineRule="exact" w:line="240" w:before="240" w:after="120"/>
         <w:rPr/>
       </w:pPr>
-      <w:bookmarkStart w:id="7" w:name="__RefHeading___Toc3677_1801721159"/>
+      <w:bookmarkStart w:id="7" w:name="__RefHeading___Toc3677_2404426520"/>
       <w:bookmarkEnd w:id="7"/>
       <w:r>
         <w:rPr>
@@ -2926,7 +2926,7 @@
         <w:spacing w:lineRule="exact" w:line="240" w:before="180" w:after="80"/>
         <w:rPr/>
       </w:pPr>
-      <w:bookmarkStart w:id="8" w:name="__RefHeading___Toc3679_1801721159"/>
+      <w:bookmarkStart w:id="8" w:name="__RefHeading___Toc3679_2404426520"/>
       <w:bookmarkEnd w:id="8"/>
       <w:r>
         <w:rPr>
@@ -3474,7 +3474,7 @@
         <w:spacing w:lineRule="exact" w:line="240" w:before="180" w:after="80"/>
         <w:rPr/>
       </w:pPr>
-      <w:bookmarkStart w:id="9" w:name="__RefHeading___Toc3681_1801721159"/>
+      <w:bookmarkStart w:id="9" w:name="__RefHeading___Toc3681_2404426520"/>
       <w:bookmarkEnd w:id="9"/>
       <w:r>
         <w:rPr>
@@ -3594,7 +3594,7 @@
         <w:spacing w:lineRule="exact" w:line="240" w:before="180" w:after="80"/>
         <w:rPr/>
       </w:pPr>
-      <w:bookmarkStart w:id="10" w:name="__RefHeading___Toc3683_1801721159"/>
+      <w:bookmarkStart w:id="10" w:name="__RefHeading___Toc3683_2404426520"/>
       <w:bookmarkEnd w:id="10"/>
       <w:r>
         <w:rPr>
@@ -4369,7 +4369,7 @@
         <w:spacing w:lineRule="exact" w:line="240" w:before="180" w:after="80"/>
         <w:rPr/>
       </w:pPr>
-      <w:bookmarkStart w:id="11" w:name="__RefHeading___Toc3685_1801721159"/>
+      <w:bookmarkStart w:id="11" w:name="__RefHeading___Toc3685_2404426520"/>
       <w:bookmarkEnd w:id="11"/>
       <w:r>
         <w:rPr>
@@ -4899,7 +4899,7 @@
         <w:spacing w:lineRule="exact" w:line="240" w:before="180" w:after="80"/>
         <w:rPr/>
       </w:pPr>
-      <w:bookmarkStart w:id="12" w:name="__RefHeading___Toc3687_1801721159"/>
+      <w:bookmarkStart w:id="12" w:name="__RefHeading___Toc3687_2404426520"/>
       <w:bookmarkEnd w:id="12"/>
       <w:r>
         <w:rPr>
@@ -5037,7 +5037,7 @@
         <w:spacing w:lineRule="exact" w:line="240" w:before="240" w:after="120"/>
         <w:rPr/>
       </w:pPr>
-      <w:bookmarkStart w:id="13" w:name="__RefHeading___Toc3689_1801721159"/>
+      <w:bookmarkStart w:id="13" w:name="__RefHeading___Toc3689_2404426520"/>
       <w:bookmarkEnd w:id="13"/>
       <w:r>
         <w:rPr>
@@ -5075,7 +5075,7 @@
         <w:spacing w:lineRule="exact" w:line="240" w:before="240" w:after="120"/>
         <w:rPr/>
       </w:pPr>
-      <w:bookmarkStart w:id="14" w:name="__RefHeading___Toc3691_1801721159"/>
+      <w:bookmarkStart w:id="14" w:name="__RefHeading___Toc3691_2404426520"/>
       <w:bookmarkEnd w:id="14"/>
       <w:r>
         <w:rPr>
@@ -5235,7 +5235,7 @@
         <w:spacing w:lineRule="auto" w:line="240" w:before="0" w:after="60"/>
         <w:rPr/>
       </w:pPr>
-      <w:bookmarkStart w:id="15" w:name="__RefHeading___Toc3693_1801721159"/>
+      <w:bookmarkStart w:id="15" w:name="__RefHeading___Toc3693_2404426520"/>
       <w:bookmarkEnd w:id="15"/>
       <w:r>
         <w:rPr>
@@ -5266,7 +5266,7 @@
         <w:spacing w:lineRule="auto" w:line="240" w:before="0" w:after="60"/>
         <w:rPr/>
       </w:pPr>
-      <w:bookmarkStart w:id="16" w:name="__RefHeading___Toc3695_1801721159"/>
+      <w:bookmarkStart w:id="16" w:name="__RefHeading___Toc3695_2404426520"/>
       <w:bookmarkEnd w:id="16"/>
       <w:r>
         <w:rPr>
@@ -5830,7 +5830,7 @@
         <w:spacing w:lineRule="auto" w:line="240" w:before="0" w:after="60"/>
         <w:rPr/>
       </w:pPr>
-      <w:bookmarkStart w:id="17" w:name="__RefHeading___Toc3697_1801721159"/>
+      <w:bookmarkStart w:id="17" w:name="__RefHeading___Toc3697_2404426520"/>
       <w:bookmarkEnd w:id="17"/>
       <w:r>
         <w:rPr>
@@ -5895,7 +5895,7 @@
         <w:spacing w:lineRule="auto" w:line="240" w:before="0" w:after="60"/>
         <w:rPr/>
       </w:pPr>
-      <w:bookmarkStart w:id="18" w:name="__RefHeading___Toc3699_1801721159"/>
+      <w:bookmarkStart w:id="18" w:name="__RefHeading___Toc3699_2404426520"/>
       <w:bookmarkEnd w:id="18"/>
       <w:r>
         <w:rPr>
@@ -5960,7 +5960,7 @@
         <w:spacing w:lineRule="auto" w:line="240" w:before="0" w:after="60"/>
         <w:rPr/>
       </w:pPr>
-      <w:bookmarkStart w:id="19" w:name="__RefHeading___Toc3701_1801721159"/>
+      <w:bookmarkStart w:id="19" w:name="__RefHeading___Toc3701_2404426520"/>
       <w:bookmarkEnd w:id="19"/>
       <w:r>
         <w:rPr>
@@ -5991,7 +5991,7 @@
         <w:spacing w:lineRule="exact" w:line="240" w:before="240" w:after="120"/>
         <w:rPr/>
       </w:pPr>
-      <w:bookmarkStart w:id="20" w:name="__RefHeading___Toc3703_1801721159"/>
+      <w:bookmarkStart w:id="20" w:name="__RefHeading___Toc3703_2404426520"/>
       <w:bookmarkEnd w:id="20"/>
       <w:r>
         <w:rPr>

--- a/reporte/productos_formales/Producto_07_Informe_Final.docx
+++ b/reporte/productos_formales/Producto_07_Informe_Final.docx
@@ -262,7 +262,7 @@
         <w:spacing w:lineRule="exact" w:line="240" w:before="240" w:after="120"/>
         <w:rPr/>
       </w:pPr>
-      <w:bookmarkStart w:id="0" w:name="__RefHeading___Toc3663_2404426520"/>
+      <w:bookmarkStart w:id="0" w:name="__RefHeading___Toc3663_1564033828"/>
       <w:bookmarkEnd w:id="0"/>
       <w:r>
         <w:rPr>
@@ -369,7 +369,7 @@
             </w:rPr>
             <w:fldChar w:fldCharType="separate"/>
           </w:r>
-          <w:hyperlink w:anchor="__RefHeading___Toc3663_2404426520">
+          <w:hyperlink w:anchor="__RefHeading___Toc3663_1564033828">
             <w:r>
               <w:rPr>
                 <w:rStyle w:val="IndexLink"/>
@@ -389,7 +389,7 @@
             </w:tabs>
             <w:rPr/>
           </w:pPr>
-          <w:hyperlink w:anchor="__RefHeading___Toc3665_2404426520">
+          <w:hyperlink w:anchor="__RefHeading___Toc3665_1564033828">
             <w:r>
               <w:rPr>
                 <w:rStyle w:val="IndexLink"/>
@@ -409,7 +409,7 @@
             </w:tabs>
             <w:rPr/>
           </w:pPr>
-          <w:hyperlink w:anchor="__RefHeading___Toc3667_2404426520">
+          <w:hyperlink w:anchor="__RefHeading___Toc3667_1564033828">
             <w:r>
               <w:rPr>
                 <w:rStyle w:val="IndexLink"/>
@@ -429,7 +429,7 @@
             </w:tabs>
             <w:rPr/>
           </w:pPr>
-          <w:hyperlink w:anchor="__RefHeading___Toc3669_2404426520">
+          <w:hyperlink w:anchor="__RefHeading___Toc3669_1564033828">
             <w:r>
               <w:rPr>
                 <w:rStyle w:val="IndexLink"/>
@@ -449,7 +449,7 @@
             </w:tabs>
             <w:rPr/>
           </w:pPr>
-          <w:hyperlink w:anchor="__RefHeading___Toc3671_2404426520">
+          <w:hyperlink w:anchor="__RefHeading___Toc3671_1564033828">
             <w:r>
               <w:rPr>
                 <w:rStyle w:val="IndexLink"/>
@@ -469,7 +469,7 @@
             </w:tabs>
             <w:rPr/>
           </w:pPr>
-          <w:hyperlink w:anchor="__RefHeading___Toc3673_2404426520">
+          <w:hyperlink w:anchor="__RefHeading___Toc3673_1564033828">
             <w:r>
               <w:rPr>
                 <w:rStyle w:val="IndexLink"/>
@@ -489,7 +489,7 @@
             </w:tabs>
             <w:rPr/>
           </w:pPr>
-          <w:hyperlink w:anchor="__RefHeading___Toc3675_2404426520">
+          <w:hyperlink w:anchor="__RefHeading___Toc3675_1564033828">
             <w:r>
               <w:rPr>
                 <w:rStyle w:val="IndexLink"/>
@@ -509,7 +509,7 @@
             </w:tabs>
             <w:rPr/>
           </w:pPr>
-          <w:hyperlink w:anchor="__RefHeading___Toc3677_2404426520">
+          <w:hyperlink w:anchor="__RefHeading___Toc3677_1564033828">
             <w:r>
               <w:rPr>
                 <w:rStyle w:val="IndexLink"/>
@@ -529,7 +529,7 @@
             </w:tabs>
             <w:rPr/>
           </w:pPr>
-          <w:hyperlink w:anchor="__RefHeading___Toc3679_2404426520">
+          <w:hyperlink w:anchor="__RefHeading___Toc3679_1564033828">
             <w:r>
               <w:rPr>
                 <w:rStyle w:val="IndexLink"/>
@@ -549,7 +549,7 @@
             </w:tabs>
             <w:rPr/>
           </w:pPr>
-          <w:hyperlink w:anchor="__RefHeading___Toc3681_2404426520">
+          <w:hyperlink w:anchor="__RefHeading___Toc3681_1564033828">
             <w:r>
               <w:rPr>
                 <w:rStyle w:val="IndexLink"/>
@@ -569,7 +569,7 @@
             </w:tabs>
             <w:rPr/>
           </w:pPr>
-          <w:hyperlink w:anchor="__RefHeading___Toc3683_2404426520">
+          <w:hyperlink w:anchor="__RefHeading___Toc3683_1564033828">
             <w:r>
               <w:rPr>
                 <w:rStyle w:val="IndexLink"/>
@@ -589,7 +589,7 @@
             </w:tabs>
             <w:rPr/>
           </w:pPr>
-          <w:hyperlink w:anchor="__RefHeading___Toc3685_2404426520">
+          <w:hyperlink w:anchor="__RefHeading___Toc3685_1564033828">
             <w:r>
               <w:rPr>
                 <w:rStyle w:val="IndexLink"/>
@@ -609,7 +609,7 @@
             </w:tabs>
             <w:rPr/>
           </w:pPr>
-          <w:hyperlink w:anchor="__RefHeading___Toc3687_2404426520">
+          <w:hyperlink w:anchor="__RefHeading___Toc3687_1564033828">
             <w:r>
               <w:rPr>
                 <w:rStyle w:val="IndexLink"/>
@@ -629,7 +629,7 @@
             </w:tabs>
             <w:rPr/>
           </w:pPr>
-          <w:hyperlink w:anchor="__RefHeading___Toc3689_2404426520">
+          <w:hyperlink w:anchor="__RefHeading___Toc3689_1564033828">
             <w:r>
               <w:rPr>
                 <w:rStyle w:val="IndexLink"/>
@@ -649,7 +649,7 @@
             </w:tabs>
             <w:rPr/>
           </w:pPr>
-          <w:hyperlink w:anchor="__RefHeading___Toc3691_2404426520">
+          <w:hyperlink w:anchor="__RefHeading___Toc3691_1564033828">
             <w:r>
               <w:rPr>
                 <w:rStyle w:val="IndexLink"/>
@@ -669,7 +669,7 @@
             </w:tabs>
             <w:rPr/>
           </w:pPr>
-          <w:hyperlink w:anchor="__RefHeading___Toc3693_2404426520">
+          <w:hyperlink w:anchor="__RefHeading___Toc3693_1564033828">
             <w:r>
               <w:rPr>
                 <w:rStyle w:val="IndexLink"/>
@@ -689,7 +689,7 @@
             </w:tabs>
             <w:rPr/>
           </w:pPr>
-          <w:hyperlink w:anchor="__RefHeading___Toc3695_2404426520">
+          <w:hyperlink w:anchor="__RefHeading___Toc3695_1564033828">
             <w:r>
               <w:rPr>
                 <w:rStyle w:val="IndexLink"/>
@@ -709,7 +709,7 @@
             </w:tabs>
             <w:rPr/>
           </w:pPr>
-          <w:hyperlink w:anchor="__RefHeading___Toc3697_2404426520">
+          <w:hyperlink w:anchor="__RefHeading___Toc3697_1564033828">
             <w:r>
               <w:rPr>
                 <w:rStyle w:val="IndexLink"/>
@@ -729,7 +729,7 @@
             </w:tabs>
             <w:rPr/>
           </w:pPr>
-          <w:hyperlink w:anchor="__RefHeading___Toc3699_2404426520">
+          <w:hyperlink w:anchor="__RefHeading___Toc3699_1564033828">
             <w:r>
               <w:rPr>
                 <w:rStyle w:val="IndexLink"/>
@@ -749,7 +749,7 @@
             </w:tabs>
             <w:rPr/>
           </w:pPr>
-          <w:hyperlink w:anchor="__RefHeading___Toc3701_2404426520">
+          <w:hyperlink w:anchor="__RefHeading___Toc3701_1564033828">
             <w:r>
               <w:rPr>
                 <w:rStyle w:val="IndexLink"/>
@@ -769,7 +769,7 @@
             </w:tabs>
             <w:rPr/>
           </w:pPr>
-          <w:hyperlink w:anchor="__RefHeading___Toc3703_2404426520">
+          <w:hyperlink w:anchor="__RefHeading___Toc3703_1564033828">
             <w:r>
               <w:rPr>
                 <w:rStyle w:val="IndexLink"/>
@@ -809,7 +809,7 @@
         <w:spacing w:lineRule="exact" w:line="240" w:before="240" w:after="120"/>
         <w:rPr/>
       </w:pPr>
-      <w:bookmarkStart w:id="1" w:name="__RefHeading___Toc3665_2404426520"/>
+      <w:bookmarkStart w:id="1" w:name="__RefHeading___Toc3665_1564033828"/>
       <w:bookmarkEnd w:id="1"/>
       <w:r>
         <w:rPr>
@@ -883,7 +883,7 @@
         <w:spacing w:lineRule="exact" w:line="240" w:before="240" w:after="120"/>
         <w:rPr/>
       </w:pPr>
-      <w:bookmarkStart w:id="2" w:name="__RefHeading___Toc3667_2404426520"/>
+      <w:bookmarkStart w:id="2" w:name="__RefHeading___Toc3667_1564033828"/>
       <w:bookmarkEnd w:id="2"/>
       <w:r>
         <w:rPr>
@@ -939,7 +939,7 @@
         <w:spacing w:lineRule="exact" w:line="240" w:before="240" w:after="120"/>
         <w:rPr/>
       </w:pPr>
-      <w:bookmarkStart w:id="3" w:name="__RefHeading___Toc3669_2404426520"/>
+      <w:bookmarkStart w:id="3" w:name="__RefHeading___Toc3669_1564033828"/>
       <w:bookmarkEnd w:id="3"/>
       <w:r>
         <w:rPr>
@@ -2253,7 +2253,7 @@
         <w:spacing w:lineRule="exact" w:line="240" w:before="240" w:after="120"/>
         <w:rPr/>
       </w:pPr>
-      <w:bookmarkStart w:id="4" w:name="__RefHeading___Toc3671_2404426520"/>
+      <w:bookmarkStart w:id="4" w:name="__RefHeading___Toc3671_1564033828"/>
       <w:bookmarkEnd w:id="4"/>
       <w:r>
         <w:rPr>
@@ -2830,7 +2830,7 @@
         <w:spacing w:lineRule="exact" w:line="240" w:before="240" w:after="120"/>
         <w:rPr/>
       </w:pPr>
-      <w:bookmarkStart w:id="5" w:name="__RefHeading___Toc3673_2404426520"/>
+      <w:bookmarkStart w:id="5" w:name="__RefHeading___Toc3673_1564033828"/>
       <w:bookmarkEnd w:id="5"/>
       <w:r>
         <w:rPr>
@@ -2868,7 +2868,7 @@
         <w:spacing w:lineRule="exact" w:line="240" w:before="240" w:after="120"/>
         <w:rPr/>
       </w:pPr>
-      <w:bookmarkStart w:id="6" w:name="__RefHeading___Toc3675_2404426520"/>
+      <w:bookmarkStart w:id="6" w:name="__RefHeading___Toc3675_1564033828"/>
       <w:bookmarkEnd w:id="6"/>
       <w:r>
         <w:rPr>
@@ -2906,7 +2906,7 @@
         <w:spacing w:lineRule="exact" w:line="240" w:before="240" w:after="120"/>
         <w:rPr/>
       </w:pPr>
-      <w:bookmarkStart w:id="7" w:name="__RefHeading___Toc3677_2404426520"/>
+      <w:bookmarkStart w:id="7" w:name="__RefHeading___Toc3677_1564033828"/>
       <w:bookmarkEnd w:id="7"/>
       <w:r>
         <w:rPr>
@@ -2926,7 +2926,7 @@
         <w:spacing w:lineRule="exact" w:line="240" w:before="180" w:after="80"/>
         <w:rPr/>
       </w:pPr>
-      <w:bookmarkStart w:id="8" w:name="__RefHeading___Toc3679_2404426520"/>
+      <w:bookmarkStart w:id="8" w:name="__RefHeading___Toc3679_1564033828"/>
       <w:bookmarkEnd w:id="8"/>
       <w:r>
         <w:rPr>
@@ -3474,7 +3474,7 @@
         <w:spacing w:lineRule="exact" w:line="240" w:before="180" w:after="80"/>
         <w:rPr/>
       </w:pPr>
-      <w:bookmarkStart w:id="9" w:name="__RefHeading___Toc3681_2404426520"/>
+      <w:bookmarkStart w:id="9" w:name="__RefHeading___Toc3681_1564033828"/>
       <w:bookmarkEnd w:id="9"/>
       <w:r>
         <w:rPr>
@@ -3594,7 +3594,7 @@
         <w:spacing w:lineRule="exact" w:line="240" w:before="180" w:after="80"/>
         <w:rPr/>
       </w:pPr>
-      <w:bookmarkStart w:id="10" w:name="__RefHeading___Toc3683_2404426520"/>
+      <w:bookmarkStart w:id="10" w:name="__RefHeading___Toc3683_1564033828"/>
       <w:bookmarkEnd w:id="10"/>
       <w:r>
         <w:rPr>
@@ -4369,7 +4369,7 @@
         <w:spacing w:lineRule="exact" w:line="240" w:before="180" w:after="80"/>
         <w:rPr/>
       </w:pPr>
-      <w:bookmarkStart w:id="11" w:name="__RefHeading___Toc3685_2404426520"/>
+      <w:bookmarkStart w:id="11" w:name="__RefHeading___Toc3685_1564033828"/>
       <w:bookmarkEnd w:id="11"/>
       <w:r>
         <w:rPr>
@@ -4899,7 +4899,7 @@
         <w:spacing w:lineRule="exact" w:line="240" w:before="180" w:after="80"/>
         <w:rPr/>
       </w:pPr>
-      <w:bookmarkStart w:id="12" w:name="__RefHeading___Toc3687_2404426520"/>
+      <w:bookmarkStart w:id="12" w:name="__RefHeading___Toc3687_1564033828"/>
       <w:bookmarkEnd w:id="12"/>
       <w:r>
         <w:rPr>
@@ -5037,7 +5037,7 @@
         <w:spacing w:lineRule="exact" w:line="240" w:before="240" w:after="120"/>
         <w:rPr/>
       </w:pPr>
-      <w:bookmarkStart w:id="13" w:name="__RefHeading___Toc3689_2404426520"/>
+      <w:bookmarkStart w:id="13" w:name="__RefHeading___Toc3689_1564033828"/>
       <w:bookmarkEnd w:id="13"/>
       <w:r>
         <w:rPr>
@@ -5075,7 +5075,7 @@
         <w:spacing w:lineRule="exact" w:line="240" w:before="240" w:after="120"/>
         <w:rPr/>
       </w:pPr>
-      <w:bookmarkStart w:id="14" w:name="__RefHeading___Toc3691_2404426520"/>
+      <w:bookmarkStart w:id="14" w:name="__RefHeading___Toc3691_1564033828"/>
       <w:bookmarkEnd w:id="14"/>
       <w:r>
         <w:rPr>
@@ -5235,7 +5235,7 @@
         <w:spacing w:lineRule="auto" w:line="240" w:before="0" w:after="60"/>
         <w:rPr/>
       </w:pPr>
-      <w:bookmarkStart w:id="15" w:name="__RefHeading___Toc3693_2404426520"/>
+      <w:bookmarkStart w:id="15" w:name="__RefHeading___Toc3693_1564033828"/>
       <w:bookmarkEnd w:id="15"/>
       <w:r>
         <w:rPr>
@@ -5266,7 +5266,7 @@
         <w:spacing w:lineRule="auto" w:line="240" w:before="0" w:after="60"/>
         <w:rPr/>
       </w:pPr>
-      <w:bookmarkStart w:id="16" w:name="__RefHeading___Toc3695_2404426520"/>
+      <w:bookmarkStart w:id="16" w:name="__RefHeading___Toc3695_1564033828"/>
       <w:bookmarkEnd w:id="16"/>
       <w:r>
         <w:rPr>
@@ -5830,7 +5830,7 @@
         <w:spacing w:lineRule="auto" w:line="240" w:before="0" w:after="60"/>
         <w:rPr/>
       </w:pPr>
-      <w:bookmarkStart w:id="17" w:name="__RefHeading___Toc3697_2404426520"/>
+      <w:bookmarkStart w:id="17" w:name="__RefHeading___Toc3697_1564033828"/>
       <w:bookmarkEnd w:id="17"/>
       <w:r>
         <w:rPr>
@@ -5895,7 +5895,7 @@
         <w:spacing w:lineRule="auto" w:line="240" w:before="0" w:after="60"/>
         <w:rPr/>
       </w:pPr>
-      <w:bookmarkStart w:id="18" w:name="__RefHeading___Toc3699_2404426520"/>
+      <w:bookmarkStart w:id="18" w:name="__RefHeading___Toc3699_1564033828"/>
       <w:bookmarkEnd w:id="18"/>
       <w:r>
         <w:rPr>
@@ -5960,7 +5960,7 @@
         <w:spacing w:lineRule="auto" w:line="240" w:before="0" w:after="60"/>
         <w:rPr/>
       </w:pPr>
-      <w:bookmarkStart w:id="19" w:name="__RefHeading___Toc3701_2404426520"/>
+      <w:bookmarkStart w:id="19" w:name="__RefHeading___Toc3701_1564033828"/>
       <w:bookmarkEnd w:id="19"/>
       <w:r>
         <w:rPr>
@@ -5991,7 +5991,7 @@
         <w:spacing w:lineRule="exact" w:line="240" w:before="240" w:after="120"/>
         <w:rPr/>
       </w:pPr>
-      <w:bookmarkStart w:id="20" w:name="__RefHeading___Toc3703_2404426520"/>
+      <w:bookmarkStart w:id="20" w:name="__RefHeading___Toc3703_1564033828"/>
       <w:bookmarkEnd w:id="20"/>
       <w:r>
         <w:rPr>

--- a/reporte/productos_formales/Producto_07_Informe_Final.docx
+++ b/reporte/productos_formales/Producto_07_Informe_Final.docx
@@ -262,7 +262,7 @@
         <w:spacing w:lineRule="exact" w:line="240" w:before="240" w:after="120"/>
         <w:rPr/>
       </w:pPr>
-      <w:bookmarkStart w:id="0" w:name="__RefHeading___Toc3663_1564033828"/>
+      <w:bookmarkStart w:id="0" w:name="__RefHeading___Toc4150_3956443927"/>
       <w:bookmarkEnd w:id="0"/>
       <w:r>
         <w:rPr>
@@ -369,7 +369,7 @@
             </w:rPr>
             <w:fldChar w:fldCharType="separate"/>
           </w:r>
-          <w:hyperlink w:anchor="__RefHeading___Toc3663_1564033828">
+          <w:hyperlink w:anchor="__RefHeading___Toc4150_3956443927">
             <w:r>
               <w:rPr>
                 <w:rStyle w:val="IndexLink"/>
@@ -389,7 +389,7 @@
             </w:tabs>
             <w:rPr/>
           </w:pPr>
-          <w:hyperlink w:anchor="__RefHeading___Toc3665_1564033828">
+          <w:hyperlink w:anchor="__RefHeading___Toc4152_3956443927">
             <w:r>
               <w:rPr>
                 <w:rStyle w:val="IndexLink"/>
@@ -409,7 +409,7 @@
             </w:tabs>
             <w:rPr/>
           </w:pPr>
-          <w:hyperlink w:anchor="__RefHeading___Toc3667_1564033828">
+          <w:hyperlink w:anchor="__RefHeading___Toc4154_3956443927">
             <w:r>
               <w:rPr>
                 <w:rStyle w:val="IndexLink"/>
@@ -429,7 +429,7 @@
             </w:tabs>
             <w:rPr/>
           </w:pPr>
-          <w:hyperlink w:anchor="__RefHeading___Toc3669_1564033828">
+          <w:hyperlink w:anchor="__RefHeading___Toc4156_3956443927">
             <w:r>
               <w:rPr>
                 <w:rStyle w:val="IndexLink"/>
@@ -449,7 +449,7 @@
             </w:tabs>
             <w:rPr/>
           </w:pPr>
-          <w:hyperlink w:anchor="__RefHeading___Toc3671_1564033828">
+          <w:hyperlink w:anchor="__RefHeading___Toc4158_3956443927">
             <w:r>
               <w:rPr>
                 <w:rStyle w:val="IndexLink"/>
@@ -469,7 +469,7 @@
             </w:tabs>
             <w:rPr/>
           </w:pPr>
-          <w:hyperlink w:anchor="__RefHeading___Toc3673_1564033828">
+          <w:hyperlink w:anchor="__RefHeading___Toc4160_3956443927">
             <w:r>
               <w:rPr>
                 <w:rStyle w:val="IndexLink"/>
@@ -489,7 +489,7 @@
             </w:tabs>
             <w:rPr/>
           </w:pPr>
-          <w:hyperlink w:anchor="__RefHeading___Toc3675_1564033828">
+          <w:hyperlink w:anchor="__RefHeading___Toc4162_3956443927">
             <w:r>
               <w:rPr>
                 <w:rStyle w:val="IndexLink"/>
@@ -509,7 +509,7 @@
             </w:tabs>
             <w:rPr/>
           </w:pPr>
-          <w:hyperlink w:anchor="__RefHeading___Toc3677_1564033828">
+          <w:hyperlink w:anchor="__RefHeading___Toc4164_3956443927">
             <w:r>
               <w:rPr>
                 <w:rStyle w:val="IndexLink"/>
@@ -529,7 +529,7 @@
             </w:tabs>
             <w:rPr/>
           </w:pPr>
-          <w:hyperlink w:anchor="__RefHeading___Toc3679_1564033828">
+          <w:hyperlink w:anchor="__RefHeading___Toc4166_3956443927">
             <w:r>
               <w:rPr>
                 <w:rStyle w:val="IndexLink"/>
@@ -549,7 +549,7 @@
             </w:tabs>
             <w:rPr/>
           </w:pPr>
-          <w:hyperlink w:anchor="__RefHeading___Toc3681_1564033828">
+          <w:hyperlink w:anchor="__RefHeading___Toc4168_3956443927">
             <w:r>
               <w:rPr>
                 <w:rStyle w:val="IndexLink"/>
@@ -569,7 +569,7 @@
             </w:tabs>
             <w:rPr/>
           </w:pPr>
-          <w:hyperlink w:anchor="__RefHeading___Toc3683_1564033828">
+          <w:hyperlink w:anchor="__RefHeading___Toc4170_3956443927">
             <w:r>
               <w:rPr>
                 <w:rStyle w:val="IndexLink"/>
@@ -589,7 +589,7 @@
             </w:tabs>
             <w:rPr/>
           </w:pPr>
-          <w:hyperlink w:anchor="__RefHeading___Toc3685_1564033828">
+          <w:hyperlink w:anchor="__RefHeading___Toc4172_3956443927">
             <w:r>
               <w:rPr>
                 <w:rStyle w:val="IndexLink"/>
@@ -609,7 +609,7 @@
             </w:tabs>
             <w:rPr/>
           </w:pPr>
-          <w:hyperlink w:anchor="__RefHeading___Toc3687_1564033828">
+          <w:hyperlink w:anchor="__RefHeading___Toc4174_3956443927">
             <w:r>
               <w:rPr>
                 <w:rStyle w:val="IndexLink"/>
@@ -629,7 +629,7 @@
             </w:tabs>
             <w:rPr/>
           </w:pPr>
-          <w:hyperlink w:anchor="__RefHeading___Toc3689_1564033828">
+          <w:hyperlink w:anchor="__RefHeading___Toc4176_3956443927">
             <w:r>
               <w:rPr>
                 <w:rStyle w:val="IndexLink"/>
@@ -649,7 +649,7 @@
             </w:tabs>
             <w:rPr/>
           </w:pPr>
-          <w:hyperlink w:anchor="__RefHeading___Toc3691_1564033828">
+          <w:hyperlink w:anchor="__RefHeading___Toc4178_3956443927">
             <w:r>
               <w:rPr>
                 <w:rStyle w:val="IndexLink"/>
@@ -669,12 +669,12 @@
             </w:tabs>
             <w:rPr/>
           </w:pPr>
-          <w:hyperlink w:anchor="__RefHeading___Toc3693_1564033828">
+          <w:hyperlink w:anchor="__RefHeading___Toc4180_3956443927">
             <w:r>
               <w:rPr>
                 <w:rStyle w:val="IndexLink"/>
               </w:rPr>
-              <w:t>ANEXO TÉCNICO SPRINT 4 — ANÁLISIS DE PAGOS Y MODALIDADES</w:t>
+              <w:t>ANEXO TÉCNICO — PAGOS, MODALIDADES Y ARQUITECTURA OPERACIONAL</w:t>
               <w:tab/>
               <w:t>6</w:t>
             </w:r>
@@ -689,12 +689,12 @@
             </w:tabs>
             <w:rPr/>
           </w:pPr>
-          <w:hyperlink w:anchor="__RefHeading___Toc3695_1564033828">
+          <w:hyperlink w:anchor="__RefHeading___Toc4182_3956443927">
             <w:r>
               <w:rPr>
                 <w:rStyle w:val="IndexLink"/>
               </w:rPr>
-              <w:t>Resultados reproducibles</w:t>
+              <w:t>Resultados reproducibles de pagos y modalidades</w:t>
               <w:tab/>
               <w:t>6</w:t>
             </w:r>
@@ -709,7 +709,7 @@
             </w:tabs>
             <w:rPr/>
           </w:pPr>
-          <w:hyperlink w:anchor="__RefHeading___Toc3697_1564033828">
+          <w:hyperlink w:anchor="__RefHeading___Toc4184_3956443927">
             <w:r>
               <w:rPr>
                 <w:rStyle w:val="IndexLink"/>
@@ -729,7 +729,7 @@
             </w:tabs>
             <w:rPr/>
           </w:pPr>
-          <w:hyperlink w:anchor="__RefHeading___Toc3699_1564033828">
+          <w:hyperlink w:anchor="__RefHeading___Toc4186_3956443927">
             <w:r>
               <w:rPr>
                 <w:rStyle w:val="IndexLink"/>
@@ -749,7 +749,27 @@
             </w:tabs>
             <w:rPr/>
           </w:pPr>
-          <w:hyperlink w:anchor="__RefHeading___Toc3701_1564033828">
+          <w:hyperlink w:anchor="__RefHeading___Toc4188_3956443927">
+            <w:r>
+              <w:rPr>
+                <w:rStyle w:val="IndexLink"/>
+              </w:rPr>
+              <w:t>Arquitectura operacional Spark-native</w:t>
+              <w:tab/>
+              <w:t>8</w:t>
+            </w:r>
+          </w:hyperlink>
+        </w:p>
+        <w:p>
+          <w:pPr>
+            <w:pStyle w:val="TOC2"/>
+            <w:tabs>
+              <w:tab w:val="clear" w:pos="8743"/>
+              <w:tab w:val="right" w:pos="9025" w:leader="dot"/>
+            </w:tabs>
+            <w:rPr/>
+          </w:pPr>
+          <w:hyperlink w:anchor="__RefHeading___Toc4190_3956443927">
             <w:r>
               <w:rPr>
                 <w:rStyle w:val="IndexLink"/>
@@ -769,7 +789,7 @@
             </w:tabs>
             <w:rPr/>
           </w:pPr>
-          <w:hyperlink w:anchor="__RefHeading___Toc3703_1564033828">
+          <w:hyperlink w:anchor="__RefHeading___Toc4192_3956443927">
             <w:r>
               <w:rPr>
                 <w:rStyle w:val="IndexLink"/>
@@ -809,7 +829,7 @@
         <w:spacing w:lineRule="exact" w:line="240" w:before="240" w:after="120"/>
         <w:rPr/>
       </w:pPr>
-      <w:bookmarkStart w:id="1" w:name="__RefHeading___Toc3665_1564033828"/>
+      <w:bookmarkStart w:id="1" w:name="__RefHeading___Toc4152_3956443927"/>
       <w:bookmarkEnd w:id="1"/>
       <w:r>
         <w:rPr>
@@ -883,7 +903,7 @@
         <w:spacing w:lineRule="exact" w:line="240" w:before="240" w:after="120"/>
         <w:rPr/>
       </w:pPr>
-      <w:bookmarkStart w:id="2" w:name="__RefHeading___Toc3667_1564033828"/>
+      <w:bookmarkStart w:id="2" w:name="__RefHeading___Toc4154_3956443927"/>
       <w:bookmarkEnd w:id="2"/>
       <w:r>
         <w:rPr>
@@ -939,7 +959,7 @@
         <w:spacing w:lineRule="exact" w:line="240" w:before="240" w:after="120"/>
         <w:rPr/>
       </w:pPr>
-      <w:bookmarkStart w:id="3" w:name="__RefHeading___Toc3669_1564033828"/>
+      <w:bookmarkStart w:id="3" w:name="__RefHeading___Toc4156_3956443927"/>
       <w:bookmarkEnd w:id="3"/>
       <w:r>
         <w:rPr>
@@ -2253,7 +2273,7 @@
         <w:spacing w:lineRule="exact" w:line="240" w:before="240" w:after="120"/>
         <w:rPr/>
       </w:pPr>
-      <w:bookmarkStart w:id="4" w:name="__RefHeading___Toc3671_1564033828"/>
+      <w:bookmarkStart w:id="4" w:name="__RefHeading___Toc4158_3956443927"/>
       <w:bookmarkEnd w:id="4"/>
       <w:r>
         <w:rPr>
@@ -2830,7 +2850,7 @@
         <w:spacing w:lineRule="exact" w:line="240" w:before="240" w:after="120"/>
         <w:rPr/>
       </w:pPr>
-      <w:bookmarkStart w:id="5" w:name="__RefHeading___Toc3673_1564033828"/>
+      <w:bookmarkStart w:id="5" w:name="__RefHeading___Toc4160_3956443927"/>
       <w:bookmarkEnd w:id="5"/>
       <w:r>
         <w:rPr>
@@ -2868,7 +2888,7 @@
         <w:spacing w:lineRule="exact" w:line="240" w:before="240" w:after="120"/>
         <w:rPr/>
       </w:pPr>
-      <w:bookmarkStart w:id="6" w:name="__RefHeading___Toc3675_1564033828"/>
+      <w:bookmarkStart w:id="6" w:name="__RefHeading___Toc4162_3956443927"/>
       <w:bookmarkEnd w:id="6"/>
       <w:r>
         <w:rPr>
@@ -2906,7 +2926,7 @@
         <w:spacing w:lineRule="exact" w:line="240" w:before="240" w:after="120"/>
         <w:rPr/>
       </w:pPr>
-      <w:bookmarkStart w:id="7" w:name="__RefHeading___Toc3677_1564033828"/>
+      <w:bookmarkStart w:id="7" w:name="__RefHeading___Toc4164_3956443927"/>
       <w:bookmarkEnd w:id="7"/>
       <w:r>
         <w:rPr>
@@ -2926,7 +2946,7 @@
         <w:spacing w:lineRule="exact" w:line="240" w:before="180" w:after="80"/>
         <w:rPr/>
       </w:pPr>
-      <w:bookmarkStart w:id="8" w:name="__RefHeading___Toc3679_1564033828"/>
+      <w:bookmarkStart w:id="8" w:name="__RefHeading___Toc4166_3956443927"/>
       <w:bookmarkEnd w:id="8"/>
       <w:r>
         <w:rPr>
@@ -3474,7 +3494,7 @@
         <w:spacing w:lineRule="exact" w:line="240" w:before="180" w:after="80"/>
         <w:rPr/>
       </w:pPr>
-      <w:bookmarkStart w:id="9" w:name="__RefHeading___Toc3681_1564033828"/>
+      <w:bookmarkStart w:id="9" w:name="__RefHeading___Toc4168_3956443927"/>
       <w:bookmarkEnd w:id="9"/>
       <w:r>
         <w:rPr>
@@ -3594,7 +3614,7 @@
         <w:spacing w:lineRule="exact" w:line="240" w:before="180" w:after="80"/>
         <w:rPr/>
       </w:pPr>
-      <w:bookmarkStart w:id="10" w:name="__RefHeading___Toc3683_1564033828"/>
+      <w:bookmarkStart w:id="10" w:name="__RefHeading___Toc4170_3956443927"/>
       <w:bookmarkEnd w:id="10"/>
       <w:r>
         <w:rPr>
@@ -4369,7 +4389,7 @@
         <w:spacing w:lineRule="exact" w:line="240" w:before="180" w:after="80"/>
         <w:rPr/>
       </w:pPr>
-      <w:bookmarkStart w:id="11" w:name="__RefHeading___Toc3685_1564033828"/>
+      <w:bookmarkStart w:id="11" w:name="__RefHeading___Toc4172_3956443927"/>
       <w:bookmarkEnd w:id="11"/>
       <w:r>
         <w:rPr>
@@ -4899,7 +4919,7 @@
         <w:spacing w:lineRule="exact" w:line="240" w:before="180" w:after="80"/>
         <w:rPr/>
       </w:pPr>
-      <w:bookmarkStart w:id="12" w:name="__RefHeading___Toc3687_1564033828"/>
+      <w:bookmarkStart w:id="12" w:name="__RefHeading___Toc4174_3956443927"/>
       <w:bookmarkEnd w:id="12"/>
       <w:r>
         <w:rPr>
@@ -5037,7 +5057,7 @@
         <w:spacing w:lineRule="exact" w:line="240" w:before="240" w:after="120"/>
         <w:rPr/>
       </w:pPr>
-      <w:bookmarkStart w:id="13" w:name="__RefHeading___Toc3689_1564033828"/>
+      <w:bookmarkStart w:id="13" w:name="__RefHeading___Toc4176_3956443927"/>
       <w:bookmarkEnd w:id="13"/>
       <w:r>
         <w:rPr>
@@ -5075,7 +5095,7 @@
         <w:spacing w:lineRule="exact" w:line="240" w:before="240" w:after="120"/>
         <w:rPr/>
       </w:pPr>
-      <w:bookmarkStart w:id="14" w:name="__RefHeading___Toc3691_1564033828"/>
+      <w:bookmarkStart w:id="14" w:name="__RefHeading___Toc4178_3956443927"/>
       <w:bookmarkEnd w:id="14"/>
       <w:r>
         <w:rPr>
@@ -5235,7 +5255,7 @@
         <w:spacing w:lineRule="auto" w:line="240" w:before="0" w:after="60"/>
         <w:rPr/>
       </w:pPr>
-      <w:bookmarkStart w:id="15" w:name="__RefHeading___Toc3693_1564033828"/>
+      <w:bookmarkStart w:id="15" w:name="__RefHeading___Toc4180_3956443927"/>
       <w:bookmarkEnd w:id="15"/>
       <w:r>
         <w:rPr>
@@ -5243,7 +5263,7 @@
           <w:b/>
           <w:sz w:val="22"/>
         </w:rPr>
-        <w:t>ANEXO TÉCNICO SPRINT 4 — ANÁLISIS DE PAGOS Y MODALIDADES</w:t>
+        <w:t>ANEXO TÉCNICO — PAGOS, MODALIDADES Y ARQUITECTURA OPERACIONAL</w:t>
       </w:r>
     </w:p>
     <w:p>
@@ -5257,7 +5277,7 @@
         <w:rPr>
           <w:sz w:val="22"/>
         </w:rPr>
-        <w:t>Este anexo cubre la actividad del TDR referida al análisis estadístico y exploratorio de patrones de pagos, montos contractuales y modalidades de contratación. La evidencia del PoC usa pagos sintéticos vinculados a contratos sintéticos; no representa información SIAF real ni determina la legalidad de una modalidad.</w:t>
+        <w:t>Este anexo cubre el análisis estadístico/exploratorio de pagos, montos contractuales y modalidades y actualiza la descripción de la arquitectura operacional. La evidencia de pagos usa datos sintéticos vinculados a contratos sintéticos; no representa información SIAF real ni determina la legalidad de una modalidad.</w:t>
       </w:r>
     </w:p>
     <w:p>
@@ -5266,7 +5286,7 @@
         <w:spacing w:lineRule="auto" w:line="240" w:before="0" w:after="60"/>
         <w:rPr/>
       </w:pPr>
-      <w:bookmarkStart w:id="16" w:name="__RefHeading___Toc3695_1564033828"/>
+      <w:bookmarkStart w:id="16" w:name="__RefHeading___Toc4182_3956443927"/>
       <w:bookmarkEnd w:id="16"/>
       <w:r>
         <w:rPr>
@@ -5274,7 +5294,7 @@
           <w:b/>
           <w:sz w:val="22"/>
         </w:rPr>
-        <w:t>Resultados reproducibles</w:t>
+        <w:t>Resultados reproducibles de pagos y modalidades</w:t>
       </w:r>
     </w:p>
     <w:tbl>
@@ -5821,7 +5841,7 @@
         <w:rPr>
           <w:sz w:val="22"/>
         </w:rPr>
-        <w:t>La clasificación de modalidades frente a cuantía es únicamente referencial. Contratación Directa, Comparación de Precios, Subasta Inversa, acuerdos marco y otros supuestos pueden depender de condiciones jurídicas o de mercado que no se deducen del monto por sí solo. Por ello, 'requiere revisión de contexto' no equivale a irregularidad.</w:t>
+        <w:t>La comparación de modalidades frente a cuantía es únicamente referencial. Contratación Directa, Comparación de Precios, Subasta Inversa, acuerdos marco y otros supuestos pueden depender de condiciones que no se deducen del monto por sí solo; 'requiere revisión de contexto' no equivale a irregularidad.</w:t>
       </w:r>
     </w:p>
     <w:p>
@@ -5830,7 +5850,7 @@
         <w:spacing w:lineRule="auto" w:line="240" w:before="0" w:after="60"/>
         <w:rPr/>
       </w:pPr>
-      <w:bookmarkStart w:id="17" w:name="__RefHeading___Toc3697_1564033828"/>
+      <w:bookmarkStart w:id="17" w:name="__RefHeading___Toc4184_3956443927"/>
       <w:bookmarkEnd w:id="17"/>
       <w:r>
         <w:rPr>
@@ -5895,7 +5915,7 @@
         <w:spacing w:lineRule="auto" w:line="240" w:before="0" w:after="60"/>
         <w:rPr/>
       </w:pPr>
-      <w:bookmarkStart w:id="18" w:name="__RefHeading___Toc3699_1564033828"/>
+      <w:bookmarkStart w:id="18" w:name="__RefHeading___Toc4186_3956443927"/>
       <w:bookmarkEnd w:id="18"/>
       <w:r>
         <w:rPr>
@@ -5960,7 +5980,7 @@
         <w:spacing w:lineRule="auto" w:line="240" w:before="0" w:after="60"/>
         <w:rPr/>
       </w:pPr>
-      <w:bookmarkStart w:id="19" w:name="__RefHeading___Toc3701_1564033828"/>
+      <w:bookmarkStart w:id="19" w:name="__RefHeading___Toc4188_3956443927"/>
       <w:bookmarkEnd w:id="19"/>
       <w:r>
         <w:rPr>
@@ -5968,7 +5988,7 @@
           <w:b/>
           <w:sz w:val="22"/>
         </w:rPr>
-        <w:t>Limitación institucional</w:t>
+        <w:t>Arquitectura operacional Spark-native</w:t>
       </w:r>
     </w:p>
     <w:p>
@@ -5982,7 +6002,52 @@
         <w:rPr>
           <w:sz w:val="22"/>
         </w:rPr>
-        <w:t>El cierre literal con pagos SIAF/SEACE institucionales, diccionarios reales, validación jurídica/funcional y permisos de consulta depende de la CGR y se mantiene registrado en el catálogo de dependencias institucionales.</w:t>
+        <w:t>La evidencia histórica de modelado Spark se conserva en modo local[*] para reproducibilidad. En paralelo, la ruta operacional TRAIN/INFERENCE admite un master Spark configurable. Cuando source.type=spark_sql, el conector devuelve un Spark DataFrame y el mapping, validación, preprocesamiento, feature engineering y MLlib permanecen en Spark sin toPandas(). Las medianas por objeto aprendidas en TRAIN se persisten como Parquet distribuido y los rankings de INFERENCE se escriben también como Parquet distribuido.</w:t>
+      </w:r>
+    </w:p>
+    <w:p>
+      <w:pPr>
+        <w:pStyle w:val="Normal"/>
+        <w:spacing w:lineRule="auto" w:line="240" w:before="0" w:after="60"/>
+        <w:jc w:val="both"/>
+        <w:rPr/>
+      </w:pPr>
+      <w:r>
+        <w:rPr>
+          <w:sz w:val="22"/>
+        </w:rPr>
+        <w:t>Esta capacidad elimina el cuello de botella pandas del adaptador Spark anterior, pero no sustituye las pruebas de carga, particionamiento, seguridad, rendimiento y robustez que deben ejecutarse con el clúster y volumen institucionales reales.</w:t>
+      </w:r>
+    </w:p>
+    <w:p>
+      <w:pPr>
+        <w:pStyle w:val="Heading2"/>
+        <w:spacing w:lineRule="auto" w:line="240" w:before="0" w:after="60"/>
+        <w:rPr/>
+      </w:pPr>
+      <w:bookmarkStart w:id="20" w:name="__RefHeading___Toc4190_3956443927"/>
+      <w:bookmarkEnd w:id="20"/>
+      <w:r>
+        <w:rPr>
+          <w:rFonts w:ascii="Arial" w:hAnsi="Arial"/>
+          <w:b/>
+          <w:sz w:val="22"/>
+        </w:rPr>
+        <w:t>Limitación institucional</w:t>
+      </w:r>
+    </w:p>
+    <w:p>
+      <w:pPr>
+        <w:pStyle w:val="Normal"/>
+        <w:spacing w:lineRule="auto" w:line="240" w:before="0" w:after="60"/>
+        <w:jc w:val="both"/>
+        <w:rPr/>
+      </w:pPr>
+      <w:r>
+        <w:rPr>
+          <w:sz w:val="22"/>
+        </w:rPr>
+        <w:t>El cierre literal con pagos SIAF/SEACE, tablas/vistas reales, ground truth, permisos, clúster, DEV/QA/PROD, SQL Server/SSRS, certificación y conformidad depende de la CGR y permanece registrado en el catálogo de dependencias institucionales.</w:t>
       </w:r>
     </w:p>
     <w:p>
@@ -5991,8 +6056,8 @@
         <w:spacing w:lineRule="exact" w:line="240" w:before="240" w:after="120"/>
         <w:rPr/>
       </w:pPr>
-      <w:bookmarkStart w:id="20" w:name="__RefHeading___Toc3703_1564033828"/>
-      <w:bookmarkEnd w:id="20"/>
+      <w:bookmarkStart w:id="21" w:name="__RefHeading___Toc4192_3956443927"/>
+      <w:bookmarkEnd w:id="21"/>
       <w:r>
         <w:rPr>
           <w:rFonts w:eastAsia="Arial" w:cs="Arial" w:ascii="Arial" w:hAnsi="Arial"/>

--- a/reporte/productos_formales/Producto_07_Informe_Final.docx
+++ b/reporte/productos_formales/Producto_07_Informe_Final.docx
@@ -262,7 +262,7 @@
         <w:spacing w:lineRule="exact" w:line="240" w:before="240" w:after="120"/>
         <w:rPr/>
       </w:pPr>
-      <w:bookmarkStart w:id="0" w:name="__RefHeading___Toc4150_3956443927"/>
+      <w:bookmarkStart w:id="0" w:name="__RefHeading___Toc4150_1913477755"/>
       <w:bookmarkEnd w:id="0"/>
       <w:r>
         <w:rPr>
@@ -369,7 +369,7 @@
             </w:rPr>
             <w:fldChar w:fldCharType="separate"/>
           </w:r>
-          <w:hyperlink w:anchor="__RefHeading___Toc4150_3956443927">
+          <w:hyperlink w:anchor="__RefHeading___Toc4150_1913477755">
             <w:r>
               <w:rPr>
                 <w:rStyle w:val="IndexLink"/>
@@ -389,7 +389,7 @@
             </w:tabs>
             <w:rPr/>
           </w:pPr>
-          <w:hyperlink w:anchor="__RefHeading___Toc4152_3956443927">
+          <w:hyperlink w:anchor="__RefHeading___Toc4152_1913477755">
             <w:r>
               <w:rPr>
                 <w:rStyle w:val="IndexLink"/>
@@ -409,7 +409,7 @@
             </w:tabs>
             <w:rPr/>
           </w:pPr>
-          <w:hyperlink w:anchor="__RefHeading___Toc4154_3956443927">
+          <w:hyperlink w:anchor="__RefHeading___Toc4154_1913477755">
             <w:r>
               <w:rPr>
                 <w:rStyle w:val="IndexLink"/>
@@ -429,7 +429,7 @@
             </w:tabs>
             <w:rPr/>
           </w:pPr>
-          <w:hyperlink w:anchor="__RefHeading___Toc4156_3956443927">
+          <w:hyperlink w:anchor="__RefHeading___Toc4156_1913477755">
             <w:r>
               <w:rPr>
                 <w:rStyle w:val="IndexLink"/>
@@ -449,7 +449,7 @@
             </w:tabs>
             <w:rPr/>
           </w:pPr>
-          <w:hyperlink w:anchor="__RefHeading___Toc4158_3956443927">
+          <w:hyperlink w:anchor="__RefHeading___Toc4158_1913477755">
             <w:r>
               <w:rPr>
                 <w:rStyle w:val="IndexLink"/>
@@ -469,7 +469,7 @@
             </w:tabs>
             <w:rPr/>
           </w:pPr>
-          <w:hyperlink w:anchor="__RefHeading___Toc4160_3956443927">
+          <w:hyperlink w:anchor="__RefHeading___Toc4160_1913477755">
             <w:r>
               <w:rPr>
                 <w:rStyle w:val="IndexLink"/>
@@ -489,7 +489,7 @@
             </w:tabs>
             <w:rPr/>
           </w:pPr>
-          <w:hyperlink w:anchor="__RefHeading___Toc4162_3956443927">
+          <w:hyperlink w:anchor="__RefHeading___Toc4162_1913477755">
             <w:r>
               <w:rPr>
                 <w:rStyle w:val="IndexLink"/>
@@ -509,7 +509,7 @@
             </w:tabs>
             <w:rPr/>
           </w:pPr>
-          <w:hyperlink w:anchor="__RefHeading___Toc4164_3956443927">
+          <w:hyperlink w:anchor="__RefHeading___Toc4164_1913477755">
             <w:r>
               <w:rPr>
                 <w:rStyle w:val="IndexLink"/>
@@ -529,7 +529,7 @@
             </w:tabs>
             <w:rPr/>
           </w:pPr>
-          <w:hyperlink w:anchor="__RefHeading___Toc4166_3956443927">
+          <w:hyperlink w:anchor="__RefHeading___Toc4166_1913477755">
             <w:r>
               <w:rPr>
                 <w:rStyle w:val="IndexLink"/>
@@ -549,7 +549,7 @@
             </w:tabs>
             <w:rPr/>
           </w:pPr>
-          <w:hyperlink w:anchor="__RefHeading___Toc4168_3956443927">
+          <w:hyperlink w:anchor="__RefHeading___Toc4168_1913477755">
             <w:r>
               <w:rPr>
                 <w:rStyle w:val="IndexLink"/>
@@ -569,7 +569,7 @@
             </w:tabs>
             <w:rPr/>
           </w:pPr>
-          <w:hyperlink w:anchor="__RefHeading___Toc4170_3956443927">
+          <w:hyperlink w:anchor="__RefHeading___Toc4170_1913477755">
             <w:r>
               <w:rPr>
                 <w:rStyle w:val="IndexLink"/>
@@ -589,7 +589,7 @@
             </w:tabs>
             <w:rPr/>
           </w:pPr>
-          <w:hyperlink w:anchor="__RefHeading___Toc4172_3956443927">
+          <w:hyperlink w:anchor="__RefHeading___Toc4172_1913477755">
             <w:r>
               <w:rPr>
                 <w:rStyle w:val="IndexLink"/>
@@ -609,7 +609,7 @@
             </w:tabs>
             <w:rPr/>
           </w:pPr>
-          <w:hyperlink w:anchor="__RefHeading___Toc4174_3956443927">
+          <w:hyperlink w:anchor="__RefHeading___Toc4174_1913477755">
             <w:r>
               <w:rPr>
                 <w:rStyle w:val="IndexLink"/>
@@ -629,7 +629,7 @@
             </w:tabs>
             <w:rPr/>
           </w:pPr>
-          <w:hyperlink w:anchor="__RefHeading___Toc4176_3956443927">
+          <w:hyperlink w:anchor="__RefHeading___Toc4176_1913477755">
             <w:r>
               <w:rPr>
                 <w:rStyle w:val="IndexLink"/>
@@ -649,7 +649,7 @@
             </w:tabs>
             <w:rPr/>
           </w:pPr>
-          <w:hyperlink w:anchor="__RefHeading___Toc4178_3956443927">
+          <w:hyperlink w:anchor="__RefHeading___Toc4178_1913477755">
             <w:r>
               <w:rPr>
                 <w:rStyle w:val="IndexLink"/>
@@ -669,7 +669,7 @@
             </w:tabs>
             <w:rPr/>
           </w:pPr>
-          <w:hyperlink w:anchor="__RefHeading___Toc4180_3956443927">
+          <w:hyperlink w:anchor="__RefHeading___Toc4180_1913477755">
             <w:r>
               <w:rPr>
                 <w:rStyle w:val="IndexLink"/>
@@ -689,7 +689,7 @@
             </w:tabs>
             <w:rPr/>
           </w:pPr>
-          <w:hyperlink w:anchor="__RefHeading___Toc4182_3956443927">
+          <w:hyperlink w:anchor="__RefHeading___Toc4182_1913477755">
             <w:r>
               <w:rPr>
                 <w:rStyle w:val="IndexLink"/>
@@ -709,7 +709,7 @@
             </w:tabs>
             <w:rPr/>
           </w:pPr>
-          <w:hyperlink w:anchor="__RefHeading___Toc4184_3956443927">
+          <w:hyperlink w:anchor="__RefHeading___Toc4184_1913477755">
             <w:r>
               <w:rPr>
                 <w:rStyle w:val="IndexLink"/>
@@ -729,7 +729,7 @@
             </w:tabs>
             <w:rPr/>
           </w:pPr>
-          <w:hyperlink w:anchor="__RefHeading___Toc4186_3956443927">
+          <w:hyperlink w:anchor="__RefHeading___Toc4186_1913477755">
             <w:r>
               <w:rPr>
                 <w:rStyle w:val="IndexLink"/>
@@ -749,7 +749,7 @@
             </w:tabs>
             <w:rPr/>
           </w:pPr>
-          <w:hyperlink w:anchor="__RefHeading___Toc4188_3956443927">
+          <w:hyperlink w:anchor="__RefHeading___Toc4188_1913477755">
             <w:r>
               <w:rPr>
                 <w:rStyle w:val="IndexLink"/>
@@ -769,7 +769,7 @@
             </w:tabs>
             <w:rPr/>
           </w:pPr>
-          <w:hyperlink w:anchor="__RefHeading___Toc4190_3956443927">
+          <w:hyperlink w:anchor="__RefHeading___Toc4190_1913477755">
             <w:r>
               <w:rPr>
                 <w:rStyle w:val="IndexLink"/>
@@ -789,7 +789,7 @@
             </w:tabs>
             <w:rPr/>
           </w:pPr>
-          <w:hyperlink w:anchor="__RefHeading___Toc4192_3956443927">
+          <w:hyperlink w:anchor="__RefHeading___Toc4192_1913477755">
             <w:r>
               <w:rPr>
                 <w:rStyle w:val="IndexLink"/>
@@ -829,7 +829,7 @@
         <w:spacing w:lineRule="exact" w:line="240" w:before="240" w:after="120"/>
         <w:rPr/>
       </w:pPr>
-      <w:bookmarkStart w:id="1" w:name="__RefHeading___Toc4152_3956443927"/>
+      <w:bookmarkStart w:id="1" w:name="__RefHeading___Toc4152_1913477755"/>
       <w:bookmarkEnd w:id="1"/>
       <w:r>
         <w:rPr>
@@ -903,7 +903,7 @@
         <w:spacing w:lineRule="exact" w:line="240" w:before="240" w:after="120"/>
         <w:rPr/>
       </w:pPr>
-      <w:bookmarkStart w:id="2" w:name="__RefHeading___Toc4154_3956443927"/>
+      <w:bookmarkStart w:id="2" w:name="__RefHeading___Toc4154_1913477755"/>
       <w:bookmarkEnd w:id="2"/>
       <w:r>
         <w:rPr>
@@ -959,7 +959,7 @@
         <w:spacing w:lineRule="exact" w:line="240" w:before="240" w:after="120"/>
         <w:rPr/>
       </w:pPr>
-      <w:bookmarkStart w:id="3" w:name="__RefHeading___Toc4156_3956443927"/>
+      <w:bookmarkStart w:id="3" w:name="__RefHeading___Toc4156_1913477755"/>
       <w:bookmarkEnd w:id="3"/>
       <w:r>
         <w:rPr>
@@ -2273,7 +2273,7 @@
         <w:spacing w:lineRule="exact" w:line="240" w:before="240" w:after="120"/>
         <w:rPr/>
       </w:pPr>
-      <w:bookmarkStart w:id="4" w:name="__RefHeading___Toc4158_3956443927"/>
+      <w:bookmarkStart w:id="4" w:name="__RefHeading___Toc4158_1913477755"/>
       <w:bookmarkEnd w:id="4"/>
       <w:r>
         <w:rPr>
@@ -2850,7 +2850,7 @@
         <w:spacing w:lineRule="exact" w:line="240" w:before="240" w:after="120"/>
         <w:rPr/>
       </w:pPr>
-      <w:bookmarkStart w:id="5" w:name="__RefHeading___Toc4160_3956443927"/>
+      <w:bookmarkStart w:id="5" w:name="__RefHeading___Toc4160_1913477755"/>
       <w:bookmarkEnd w:id="5"/>
       <w:r>
         <w:rPr>
@@ -2888,7 +2888,7 @@
         <w:spacing w:lineRule="exact" w:line="240" w:before="240" w:after="120"/>
         <w:rPr/>
       </w:pPr>
-      <w:bookmarkStart w:id="6" w:name="__RefHeading___Toc4162_3956443927"/>
+      <w:bookmarkStart w:id="6" w:name="__RefHeading___Toc4162_1913477755"/>
       <w:bookmarkEnd w:id="6"/>
       <w:r>
         <w:rPr>
@@ -2926,7 +2926,7 @@
         <w:spacing w:lineRule="exact" w:line="240" w:before="240" w:after="120"/>
         <w:rPr/>
       </w:pPr>
-      <w:bookmarkStart w:id="7" w:name="__RefHeading___Toc4164_3956443927"/>
+      <w:bookmarkStart w:id="7" w:name="__RefHeading___Toc4164_1913477755"/>
       <w:bookmarkEnd w:id="7"/>
       <w:r>
         <w:rPr>
@@ -2946,7 +2946,7 @@
         <w:spacing w:lineRule="exact" w:line="240" w:before="180" w:after="80"/>
         <w:rPr/>
       </w:pPr>
-      <w:bookmarkStart w:id="8" w:name="__RefHeading___Toc4166_3956443927"/>
+      <w:bookmarkStart w:id="8" w:name="__RefHeading___Toc4166_1913477755"/>
       <w:bookmarkEnd w:id="8"/>
       <w:r>
         <w:rPr>
@@ -3494,7 +3494,7 @@
         <w:spacing w:lineRule="exact" w:line="240" w:before="180" w:after="80"/>
         <w:rPr/>
       </w:pPr>
-      <w:bookmarkStart w:id="9" w:name="__RefHeading___Toc4168_3956443927"/>
+      <w:bookmarkStart w:id="9" w:name="__RefHeading___Toc4168_1913477755"/>
       <w:bookmarkEnd w:id="9"/>
       <w:r>
         <w:rPr>
@@ -3614,7 +3614,7 @@
         <w:spacing w:lineRule="exact" w:line="240" w:before="180" w:after="80"/>
         <w:rPr/>
       </w:pPr>
-      <w:bookmarkStart w:id="10" w:name="__RefHeading___Toc4170_3956443927"/>
+      <w:bookmarkStart w:id="10" w:name="__RefHeading___Toc4170_1913477755"/>
       <w:bookmarkEnd w:id="10"/>
       <w:r>
         <w:rPr>
@@ -4389,7 +4389,7 @@
         <w:spacing w:lineRule="exact" w:line="240" w:before="180" w:after="80"/>
         <w:rPr/>
       </w:pPr>
-      <w:bookmarkStart w:id="11" w:name="__RefHeading___Toc4172_3956443927"/>
+      <w:bookmarkStart w:id="11" w:name="__RefHeading___Toc4172_1913477755"/>
       <w:bookmarkEnd w:id="11"/>
       <w:r>
         <w:rPr>
@@ -4919,7 +4919,7 @@
         <w:spacing w:lineRule="exact" w:line="240" w:before="180" w:after="80"/>
         <w:rPr/>
       </w:pPr>
-      <w:bookmarkStart w:id="12" w:name="__RefHeading___Toc4174_3956443927"/>
+      <w:bookmarkStart w:id="12" w:name="__RefHeading___Toc4174_1913477755"/>
       <w:bookmarkEnd w:id="12"/>
       <w:r>
         <w:rPr>
@@ -5057,7 +5057,7 @@
         <w:spacing w:lineRule="exact" w:line="240" w:before="240" w:after="120"/>
         <w:rPr/>
       </w:pPr>
-      <w:bookmarkStart w:id="13" w:name="__RefHeading___Toc4176_3956443927"/>
+      <w:bookmarkStart w:id="13" w:name="__RefHeading___Toc4176_1913477755"/>
       <w:bookmarkEnd w:id="13"/>
       <w:r>
         <w:rPr>
@@ -5095,7 +5095,7 @@
         <w:spacing w:lineRule="exact" w:line="240" w:before="240" w:after="120"/>
         <w:rPr/>
       </w:pPr>
-      <w:bookmarkStart w:id="14" w:name="__RefHeading___Toc4178_3956443927"/>
+      <w:bookmarkStart w:id="14" w:name="__RefHeading___Toc4178_1913477755"/>
       <w:bookmarkEnd w:id="14"/>
       <w:r>
         <w:rPr>
@@ -5255,7 +5255,7 @@
         <w:spacing w:lineRule="auto" w:line="240" w:before="0" w:after="60"/>
         <w:rPr/>
       </w:pPr>
-      <w:bookmarkStart w:id="15" w:name="__RefHeading___Toc4180_3956443927"/>
+      <w:bookmarkStart w:id="15" w:name="__RefHeading___Toc4180_1913477755"/>
       <w:bookmarkEnd w:id="15"/>
       <w:r>
         <w:rPr>
@@ -5286,7 +5286,7 @@
         <w:spacing w:lineRule="auto" w:line="240" w:before="0" w:after="60"/>
         <w:rPr/>
       </w:pPr>
-      <w:bookmarkStart w:id="16" w:name="__RefHeading___Toc4182_3956443927"/>
+      <w:bookmarkStart w:id="16" w:name="__RefHeading___Toc4182_1913477755"/>
       <w:bookmarkEnd w:id="16"/>
       <w:r>
         <w:rPr>
@@ -5850,7 +5850,7 @@
         <w:spacing w:lineRule="auto" w:line="240" w:before="0" w:after="60"/>
         <w:rPr/>
       </w:pPr>
-      <w:bookmarkStart w:id="17" w:name="__RefHeading___Toc4184_3956443927"/>
+      <w:bookmarkStart w:id="17" w:name="__RefHeading___Toc4184_1913477755"/>
       <w:bookmarkEnd w:id="17"/>
       <w:r>
         <w:rPr>
@@ -5915,7 +5915,7 @@
         <w:spacing w:lineRule="auto" w:line="240" w:before="0" w:after="60"/>
         <w:rPr/>
       </w:pPr>
-      <w:bookmarkStart w:id="18" w:name="__RefHeading___Toc4186_3956443927"/>
+      <w:bookmarkStart w:id="18" w:name="__RefHeading___Toc4186_1913477755"/>
       <w:bookmarkEnd w:id="18"/>
       <w:r>
         <w:rPr>
@@ -5980,7 +5980,7 @@
         <w:spacing w:lineRule="auto" w:line="240" w:before="0" w:after="60"/>
         <w:rPr/>
       </w:pPr>
-      <w:bookmarkStart w:id="19" w:name="__RefHeading___Toc4188_3956443927"/>
+      <w:bookmarkStart w:id="19" w:name="__RefHeading___Toc4188_1913477755"/>
       <w:bookmarkEnd w:id="19"/>
       <w:r>
         <w:rPr>
@@ -6025,7 +6025,7 @@
         <w:spacing w:lineRule="auto" w:line="240" w:before="0" w:after="60"/>
         <w:rPr/>
       </w:pPr>
-      <w:bookmarkStart w:id="20" w:name="__RefHeading___Toc4190_3956443927"/>
+      <w:bookmarkStart w:id="20" w:name="__RefHeading___Toc4190_1913477755"/>
       <w:bookmarkEnd w:id="20"/>
       <w:r>
         <w:rPr>
@@ -6056,7 +6056,7 @@
         <w:spacing w:lineRule="exact" w:line="240" w:before="240" w:after="120"/>
         <w:rPr/>
       </w:pPr>
-      <w:bookmarkStart w:id="21" w:name="__RefHeading___Toc4192_3956443927"/>
+      <w:bookmarkStart w:id="21" w:name="__RefHeading___Toc4192_1913477755"/>
       <w:bookmarkEnd w:id="21"/>
       <w:r>
         <w:rPr>

--- a/reporte/productos_formales/Producto_07_Informe_Final.docx
+++ b/reporte/productos_formales/Producto_07_Informe_Final.docx
@@ -262,7 +262,7 @@
         <w:spacing w:lineRule="exact" w:line="240" w:before="240" w:after="120"/>
         <w:rPr/>
       </w:pPr>
-      <w:bookmarkStart w:id="0" w:name="__RefHeading___Toc4150_1913477755"/>
+      <w:bookmarkStart w:id="0" w:name="__RefHeading___Toc4150_2937512272"/>
       <w:bookmarkEnd w:id="0"/>
       <w:r>
         <w:rPr>
@@ -369,7 +369,7 @@
             </w:rPr>
             <w:fldChar w:fldCharType="separate"/>
           </w:r>
-          <w:hyperlink w:anchor="__RefHeading___Toc4150_1913477755">
+          <w:hyperlink w:anchor="__RefHeading___Toc4150_2937512272">
             <w:r>
               <w:rPr>
                 <w:rStyle w:val="IndexLink"/>
@@ -389,7 +389,7 @@
             </w:tabs>
             <w:rPr/>
           </w:pPr>
-          <w:hyperlink w:anchor="__RefHeading___Toc4152_1913477755">
+          <w:hyperlink w:anchor="__RefHeading___Toc4152_2937512272">
             <w:r>
               <w:rPr>
                 <w:rStyle w:val="IndexLink"/>
@@ -409,7 +409,7 @@
             </w:tabs>
             <w:rPr/>
           </w:pPr>
-          <w:hyperlink w:anchor="__RefHeading___Toc4154_1913477755">
+          <w:hyperlink w:anchor="__RefHeading___Toc4154_2937512272">
             <w:r>
               <w:rPr>
                 <w:rStyle w:val="IndexLink"/>
@@ -429,7 +429,7 @@
             </w:tabs>
             <w:rPr/>
           </w:pPr>
-          <w:hyperlink w:anchor="__RefHeading___Toc4156_1913477755">
+          <w:hyperlink w:anchor="__RefHeading___Toc4156_2937512272">
             <w:r>
               <w:rPr>
                 <w:rStyle w:val="IndexLink"/>
@@ -449,7 +449,7 @@
             </w:tabs>
             <w:rPr/>
           </w:pPr>
-          <w:hyperlink w:anchor="__RefHeading___Toc4158_1913477755">
+          <w:hyperlink w:anchor="__RefHeading___Toc4158_2937512272">
             <w:r>
               <w:rPr>
                 <w:rStyle w:val="IndexLink"/>
@@ -469,7 +469,7 @@
             </w:tabs>
             <w:rPr/>
           </w:pPr>
-          <w:hyperlink w:anchor="__RefHeading___Toc4160_1913477755">
+          <w:hyperlink w:anchor="__RefHeading___Toc4160_2937512272">
             <w:r>
               <w:rPr>
                 <w:rStyle w:val="IndexLink"/>
@@ -489,7 +489,7 @@
             </w:tabs>
             <w:rPr/>
           </w:pPr>
-          <w:hyperlink w:anchor="__RefHeading___Toc4162_1913477755">
+          <w:hyperlink w:anchor="__RefHeading___Toc4162_2937512272">
             <w:r>
               <w:rPr>
                 <w:rStyle w:val="IndexLink"/>
@@ -509,7 +509,7 @@
             </w:tabs>
             <w:rPr/>
           </w:pPr>
-          <w:hyperlink w:anchor="__RefHeading___Toc4164_1913477755">
+          <w:hyperlink w:anchor="__RefHeading___Toc4164_2937512272">
             <w:r>
               <w:rPr>
                 <w:rStyle w:val="IndexLink"/>
@@ -529,7 +529,7 @@
             </w:tabs>
             <w:rPr/>
           </w:pPr>
-          <w:hyperlink w:anchor="__RefHeading___Toc4166_1913477755">
+          <w:hyperlink w:anchor="__RefHeading___Toc4166_2937512272">
             <w:r>
               <w:rPr>
                 <w:rStyle w:val="IndexLink"/>
@@ -549,7 +549,7 @@
             </w:tabs>
             <w:rPr/>
           </w:pPr>
-          <w:hyperlink w:anchor="__RefHeading___Toc4168_1913477755">
+          <w:hyperlink w:anchor="__RefHeading___Toc4168_2937512272">
             <w:r>
               <w:rPr>
                 <w:rStyle w:val="IndexLink"/>
@@ -569,7 +569,7 @@
             </w:tabs>
             <w:rPr/>
           </w:pPr>
-          <w:hyperlink w:anchor="__RefHeading___Toc4170_1913477755">
+          <w:hyperlink w:anchor="__RefHeading___Toc4170_2937512272">
             <w:r>
               <w:rPr>
                 <w:rStyle w:val="IndexLink"/>
@@ -589,7 +589,7 @@
             </w:tabs>
             <w:rPr/>
           </w:pPr>
-          <w:hyperlink w:anchor="__RefHeading___Toc4172_1913477755">
+          <w:hyperlink w:anchor="__RefHeading___Toc4172_2937512272">
             <w:r>
               <w:rPr>
                 <w:rStyle w:val="IndexLink"/>
@@ -609,7 +609,7 @@
             </w:tabs>
             <w:rPr/>
           </w:pPr>
-          <w:hyperlink w:anchor="__RefHeading___Toc4174_1913477755">
+          <w:hyperlink w:anchor="__RefHeading___Toc4174_2937512272">
             <w:r>
               <w:rPr>
                 <w:rStyle w:val="IndexLink"/>
@@ -629,7 +629,7 @@
             </w:tabs>
             <w:rPr/>
           </w:pPr>
-          <w:hyperlink w:anchor="__RefHeading___Toc4176_1913477755">
+          <w:hyperlink w:anchor="__RefHeading___Toc4176_2937512272">
             <w:r>
               <w:rPr>
                 <w:rStyle w:val="IndexLink"/>
@@ -649,7 +649,7 @@
             </w:tabs>
             <w:rPr/>
           </w:pPr>
-          <w:hyperlink w:anchor="__RefHeading___Toc4178_1913477755">
+          <w:hyperlink w:anchor="__RefHeading___Toc4178_2937512272">
             <w:r>
               <w:rPr>
                 <w:rStyle w:val="IndexLink"/>
@@ -669,7 +669,7 @@
             </w:tabs>
             <w:rPr/>
           </w:pPr>
-          <w:hyperlink w:anchor="__RefHeading___Toc4180_1913477755">
+          <w:hyperlink w:anchor="__RefHeading___Toc4180_2937512272">
             <w:r>
               <w:rPr>
                 <w:rStyle w:val="IndexLink"/>
@@ -689,7 +689,7 @@
             </w:tabs>
             <w:rPr/>
           </w:pPr>
-          <w:hyperlink w:anchor="__RefHeading___Toc4182_1913477755">
+          <w:hyperlink w:anchor="__RefHeading___Toc4182_2937512272">
             <w:r>
               <w:rPr>
                 <w:rStyle w:val="IndexLink"/>
@@ -709,7 +709,7 @@
             </w:tabs>
             <w:rPr/>
           </w:pPr>
-          <w:hyperlink w:anchor="__RefHeading___Toc4184_1913477755">
+          <w:hyperlink w:anchor="__RefHeading___Toc4184_2937512272">
             <w:r>
               <w:rPr>
                 <w:rStyle w:val="IndexLink"/>
@@ -729,7 +729,7 @@
             </w:tabs>
             <w:rPr/>
           </w:pPr>
-          <w:hyperlink w:anchor="__RefHeading___Toc4186_1913477755">
+          <w:hyperlink w:anchor="__RefHeading___Toc4186_2937512272">
             <w:r>
               <w:rPr>
                 <w:rStyle w:val="IndexLink"/>
@@ -749,7 +749,7 @@
             </w:tabs>
             <w:rPr/>
           </w:pPr>
-          <w:hyperlink w:anchor="__RefHeading___Toc4188_1913477755">
+          <w:hyperlink w:anchor="__RefHeading___Toc4188_2937512272">
             <w:r>
               <w:rPr>
                 <w:rStyle w:val="IndexLink"/>
@@ -769,7 +769,7 @@
             </w:tabs>
             <w:rPr/>
           </w:pPr>
-          <w:hyperlink w:anchor="__RefHeading___Toc4190_1913477755">
+          <w:hyperlink w:anchor="__RefHeading___Toc4190_2937512272">
             <w:r>
               <w:rPr>
                 <w:rStyle w:val="IndexLink"/>
@@ -789,7 +789,7 @@
             </w:tabs>
             <w:rPr/>
           </w:pPr>
-          <w:hyperlink w:anchor="__RefHeading___Toc4192_1913477755">
+          <w:hyperlink w:anchor="__RefHeading___Toc4192_2937512272">
             <w:r>
               <w:rPr>
                 <w:rStyle w:val="IndexLink"/>
@@ -829,7 +829,7 @@
         <w:spacing w:lineRule="exact" w:line="240" w:before="240" w:after="120"/>
         <w:rPr/>
       </w:pPr>
-      <w:bookmarkStart w:id="1" w:name="__RefHeading___Toc4152_1913477755"/>
+      <w:bookmarkStart w:id="1" w:name="__RefHeading___Toc4152_2937512272"/>
       <w:bookmarkEnd w:id="1"/>
       <w:r>
         <w:rPr>
@@ -903,7 +903,7 @@
         <w:spacing w:lineRule="exact" w:line="240" w:before="240" w:after="120"/>
         <w:rPr/>
       </w:pPr>
-      <w:bookmarkStart w:id="2" w:name="__RefHeading___Toc4154_1913477755"/>
+      <w:bookmarkStart w:id="2" w:name="__RefHeading___Toc4154_2937512272"/>
       <w:bookmarkEnd w:id="2"/>
       <w:r>
         <w:rPr>
@@ -959,7 +959,7 @@
         <w:spacing w:lineRule="exact" w:line="240" w:before="240" w:after="120"/>
         <w:rPr/>
       </w:pPr>
-      <w:bookmarkStart w:id="3" w:name="__RefHeading___Toc4156_1913477755"/>
+      <w:bookmarkStart w:id="3" w:name="__RefHeading___Toc4156_2937512272"/>
       <w:bookmarkEnd w:id="3"/>
       <w:r>
         <w:rPr>
@@ -2273,7 +2273,7 @@
         <w:spacing w:lineRule="exact" w:line="240" w:before="240" w:after="120"/>
         <w:rPr/>
       </w:pPr>
-      <w:bookmarkStart w:id="4" w:name="__RefHeading___Toc4158_1913477755"/>
+      <w:bookmarkStart w:id="4" w:name="__RefHeading___Toc4158_2937512272"/>
       <w:bookmarkEnd w:id="4"/>
       <w:r>
         <w:rPr>
@@ -2850,7 +2850,7 @@
         <w:spacing w:lineRule="exact" w:line="240" w:before="240" w:after="120"/>
         <w:rPr/>
       </w:pPr>
-      <w:bookmarkStart w:id="5" w:name="__RefHeading___Toc4160_1913477755"/>
+      <w:bookmarkStart w:id="5" w:name="__RefHeading___Toc4160_2937512272"/>
       <w:bookmarkEnd w:id="5"/>
       <w:r>
         <w:rPr>
@@ -2888,7 +2888,7 @@
         <w:spacing w:lineRule="exact" w:line="240" w:before="240" w:after="120"/>
         <w:rPr/>
       </w:pPr>
-      <w:bookmarkStart w:id="6" w:name="__RefHeading___Toc4162_1913477755"/>
+      <w:bookmarkStart w:id="6" w:name="__RefHeading___Toc4162_2937512272"/>
       <w:bookmarkEnd w:id="6"/>
       <w:r>
         <w:rPr>
@@ -2926,7 +2926,7 @@
         <w:spacing w:lineRule="exact" w:line="240" w:before="240" w:after="120"/>
         <w:rPr/>
       </w:pPr>
-      <w:bookmarkStart w:id="7" w:name="__RefHeading___Toc4164_1913477755"/>
+      <w:bookmarkStart w:id="7" w:name="__RefHeading___Toc4164_2937512272"/>
       <w:bookmarkEnd w:id="7"/>
       <w:r>
         <w:rPr>
@@ -2946,7 +2946,7 @@
         <w:spacing w:lineRule="exact" w:line="240" w:before="180" w:after="80"/>
         <w:rPr/>
       </w:pPr>
-      <w:bookmarkStart w:id="8" w:name="__RefHeading___Toc4166_1913477755"/>
+      <w:bookmarkStart w:id="8" w:name="__RefHeading___Toc4166_2937512272"/>
       <w:bookmarkEnd w:id="8"/>
       <w:r>
         <w:rPr>
@@ -3129,7 +3129,7 @@
                 <w:sz w:val="22"/>
                 <w:szCs w:val="22"/>
               </w:rPr>
-              <w:t>0.856</w:t>
+              <w:t>0.659</w:t>
             </w:r>
           </w:p>
         </w:tc>
@@ -3196,7 +3196,7 @@
                 <w:sz w:val="22"/>
                 <w:szCs w:val="22"/>
               </w:rPr>
-              <w:t>0.171</w:t>
+              <w:t>0.133</w:t>
             </w:r>
           </w:p>
         </w:tc>
@@ -3263,7 +3263,7 @@
                 <w:sz w:val="22"/>
                 <w:szCs w:val="22"/>
               </w:rPr>
-              <w:t>17.6%</w:t>
+              <w:t>0.0%</w:t>
             </w:r>
           </w:p>
         </w:tc>
@@ -3330,7 +3330,7 @@
                 <w:sz w:val="22"/>
                 <w:szCs w:val="22"/>
               </w:rPr>
-              <w:t>100.0%</w:t>
+              <w:t>0.0%</w:t>
             </w:r>
           </w:p>
         </w:tc>
@@ -3397,7 +3397,7 @@
                 <w:sz w:val="22"/>
                 <w:szCs w:val="22"/>
               </w:rPr>
-              <w:t>0.300</w:t>
+              <w:t>0.000</w:t>
             </w:r>
           </w:p>
         </w:tc>
@@ -3485,7 +3485,7 @@
           <w:sz w:val="22"/>
           <w:szCs w:val="22"/>
         </w:rPr>
-        <w:t>La configuración seleccionada es n_estimators=100, max_samples=0.5, contamination=auto. El modelo se persiste junto con su scaler en outputs/models/.</w:t>
+        <w:t>La configuración seleccionada es n_estimators=100, max_samples=0.8, contamination=0.05. El modelo se persiste junto con su scaler en outputs/models/.</w:t>
       </w:r>
     </w:p>
     <w:p>
@@ -3494,7 +3494,7 @@
         <w:spacing w:lineRule="exact" w:line="240" w:before="180" w:after="80"/>
         <w:rPr/>
       </w:pPr>
-      <w:bookmarkStart w:id="9" w:name="__RefHeading___Toc4168_1913477755"/>
+      <w:bookmarkStart w:id="9" w:name="__RefHeading___Toc4168_2937512272"/>
       <w:bookmarkEnd w:id="9"/>
       <w:r>
         <w:rPr>
@@ -3614,7 +3614,7 @@
         <w:spacing w:lineRule="exact" w:line="240" w:before="180" w:after="80"/>
         <w:rPr/>
       </w:pPr>
-      <w:bookmarkStart w:id="10" w:name="__RefHeading___Toc4170_1913477755"/>
+      <w:bookmarkStart w:id="10" w:name="__RefHeading___Toc4170_2937512272"/>
       <w:bookmarkEnd w:id="10"/>
       <w:r>
         <w:rPr>
@@ -4389,7 +4389,7 @@
         <w:spacing w:lineRule="exact" w:line="240" w:before="180" w:after="80"/>
         <w:rPr/>
       </w:pPr>
-      <w:bookmarkStart w:id="11" w:name="__RefHeading___Toc4172_1913477755"/>
+      <w:bookmarkStart w:id="11" w:name="__RefHeading___Toc4172_2937512272"/>
       <w:bookmarkEnd w:id="11"/>
       <w:r>
         <w:rPr>
@@ -4919,7 +4919,7 @@
         <w:spacing w:lineRule="exact" w:line="240" w:before="180" w:after="80"/>
         <w:rPr/>
       </w:pPr>
-      <w:bookmarkStart w:id="12" w:name="__RefHeading___Toc4174_1913477755"/>
+      <w:bookmarkStart w:id="12" w:name="__RefHeading___Toc4174_2937512272"/>
       <w:bookmarkEnd w:id="12"/>
       <w:r>
         <w:rPr>
@@ -5057,7 +5057,7 @@
         <w:spacing w:lineRule="exact" w:line="240" w:before="240" w:after="120"/>
         <w:rPr/>
       </w:pPr>
-      <w:bookmarkStart w:id="13" w:name="__RefHeading___Toc4176_1913477755"/>
+      <w:bookmarkStart w:id="13" w:name="__RefHeading___Toc4176_2937512272"/>
       <w:bookmarkEnd w:id="13"/>
       <w:r>
         <w:rPr>
@@ -5095,7 +5095,7 @@
         <w:spacing w:lineRule="exact" w:line="240" w:before="240" w:after="120"/>
         <w:rPr/>
       </w:pPr>
-      <w:bookmarkStart w:id="14" w:name="__RefHeading___Toc4178_1913477755"/>
+      <w:bookmarkStart w:id="14" w:name="__RefHeading___Toc4178_2937512272"/>
       <w:bookmarkEnd w:id="14"/>
       <w:r>
         <w:rPr>
@@ -5186,7 +5186,7 @@
           <w:sz w:val="22"/>
           <w:szCs w:val="22"/>
         </w:rPr>
-        <w:t>GraphFrames ejecutado: 280 vértices y 2995 aristas en escenario sintético.</w:t>
+        <w:t>GraphFrames ejecutado: 280 vértices y 3130 aristas en escenario sintético.</w:t>
       </w:r>
     </w:p>
     <w:p>
@@ -5255,7 +5255,7 @@
         <w:spacing w:lineRule="auto" w:line="240" w:before="0" w:after="60"/>
         <w:rPr/>
       </w:pPr>
-      <w:bookmarkStart w:id="15" w:name="__RefHeading___Toc4180_1913477755"/>
+      <w:bookmarkStart w:id="15" w:name="__RefHeading___Toc4180_2937512272"/>
       <w:bookmarkEnd w:id="15"/>
       <w:r>
         <w:rPr>
@@ -5286,7 +5286,7 @@
         <w:spacing w:lineRule="auto" w:line="240" w:before="0" w:after="60"/>
         <w:rPr/>
       </w:pPr>
-      <w:bookmarkStart w:id="16" w:name="__RefHeading___Toc4182_1913477755"/>
+      <w:bookmarkStart w:id="16" w:name="__RefHeading___Toc4182_2937512272"/>
       <w:bookmarkEnd w:id="16"/>
       <w:r>
         <w:rPr>
@@ -5416,7 +5416,7 @@
               <w:rPr>
                 <w:sz w:val="22"/>
               </w:rPr>
-              <w:t>6726</w:t>
+              <w:t>7790</w:t>
             </w:r>
           </w:p>
         </w:tc>
@@ -5467,7 +5467,7 @@
               <w:rPr>
                 <w:sz w:val="22"/>
               </w:rPr>
-              <w:t>3709</w:t>
+              <w:t>4296</w:t>
             </w:r>
           </w:p>
         </w:tc>
@@ -5569,7 +5569,7 @@
               <w:rPr>
                 <w:sz w:val="22"/>
               </w:rPr>
-              <w:t>452</w:t>
+              <w:t>515</w:t>
             </w:r>
           </w:p>
         </w:tc>
@@ -5620,7 +5620,7 @@
               <w:rPr>
                 <w:sz w:val="22"/>
               </w:rPr>
-              <w:t>218</w:t>
+              <w:t>261</w:t>
             </w:r>
           </w:p>
         </w:tc>
@@ -5671,7 +5671,7 @@
               <w:rPr>
                 <w:sz w:val="22"/>
               </w:rPr>
-              <w:t>76</w:t>
+              <w:t>93</w:t>
             </w:r>
           </w:p>
         </w:tc>
@@ -5773,7 +5773,7 @@
               <w:rPr>
                 <w:sz w:val="22"/>
               </w:rPr>
-              <w:t>1422</w:t>
+              <w:t>1601</w:t>
             </w:r>
           </w:p>
         </w:tc>
@@ -5824,7 +5824,7 @@
               <w:rPr>
                 <w:sz w:val="22"/>
               </w:rPr>
-              <w:t>1314</w:t>
+              <w:t>1565</w:t>
             </w:r>
           </w:p>
         </w:tc>
@@ -5850,7 +5850,7 @@
         <w:spacing w:lineRule="auto" w:line="240" w:before="0" w:after="60"/>
         <w:rPr/>
       </w:pPr>
-      <w:bookmarkStart w:id="17" w:name="__RefHeading___Toc4184_1913477755"/>
+      <w:bookmarkStart w:id="17" w:name="__RefHeading___Toc4184_2937512272"/>
       <w:bookmarkEnd w:id="17"/>
       <w:r>
         <w:rPr>
@@ -5915,7 +5915,7 @@
         <w:spacing w:lineRule="auto" w:line="240" w:before="0" w:after="60"/>
         <w:rPr/>
       </w:pPr>
-      <w:bookmarkStart w:id="18" w:name="__RefHeading___Toc4186_1913477755"/>
+      <w:bookmarkStart w:id="18" w:name="__RefHeading___Toc4186_2937512272"/>
       <w:bookmarkEnd w:id="18"/>
       <w:r>
         <w:rPr>
@@ -5980,7 +5980,7 @@
         <w:spacing w:lineRule="auto" w:line="240" w:before="0" w:after="60"/>
         <w:rPr/>
       </w:pPr>
-      <w:bookmarkStart w:id="19" w:name="__RefHeading___Toc4188_1913477755"/>
+      <w:bookmarkStart w:id="19" w:name="__RefHeading___Toc4188_2937512272"/>
       <w:bookmarkEnd w:id="19"/>
       <w:r>
         <w:rPr>
@@ -6025,7 +6025,7 @@
         <w:spacing w:lineRule="auto" w:line="240" w:before="0" w:after="60"/>
         <w:rPr/>
       </w:pPr>
-      <w:bookmarkStart w:id="20" w:name="__RefHeading___Toc4190_1913477755"/>
+      <w:bookmarkStart w:id="20" w:name="__RefHeading___Toc4190_2937512272"/>
       <w:bookmarkEnd w:id="20"/>
       <w:r>
         <w:rPr>
@@ -6056,7 +6056,7 @@
         <w:spacing w:lineRule="exact" w:line="240" w:before="240" w:after="120"/>
         <w:rPr/>
       </w:pPr>
-      <w:bookmarkStart w:id="21" w:name="__RefHeading___Toc4192_1913477755"/>
+      <w:bookmarkStart w:id="21" w:name="__RefHeading___Toc4192_2937512272"/>
       <w:bookmarkEnd w:id="21"/>
       <w:r>
         <w:rPr>

--- a/reporte/productos_formales/Producto_07_Informe_Final.docx
+++ b/reporte/productos_formales/Producto_07_Informe_Final.docx
@@ -262,7 +262,7 @@
         <w:spacing w:lineRule="exact" w:line="240" w:before="240" w:after="120"/>
         <w:rPr/>
       </w:pPr>
-      <w:bookmarkStart w:id="0" w:name="__RefHeading___Toc4150_2937512272"/>
+      <w:bookmarkStart w:id="0" w:name="__RefHeading___Toc4150_4217687195"/>
       <w:bookmarkEnd w:id="0"/>
       <w:r>
         <w:rPr>
@@ -369,7 +369,7 @@
             </w:rPr>
             <w:fldChar w:fldCharType="separate"/>
           </w:r>
-          <w:hyperlink w:anchor="__RefHeading___Toc4150_2937512272">
+          <w:hyperlink w:anchor="__RefHeading___Toc4150_4217687195">
             <w:r>
               <w:rPr>
                 <w:rStyle w:val="IndexLink"/>
@@ -389,7 +389,7 @@
             </w:tabs>
             <w:rPr/>
           </w:pPr>
-          <w:hyperlink w:anchor="__RefHeading___Toc4152_2937512272">
+          <w:hyperlink w:anchor="__RefHeading___Toc4152_4217687195">
             <w:r>
               <w:rPr>
                 <w:rStyle w:val="IndexLink"/>
@@ -409,7 +409,7 @@
             </w:tabs>
             <w:rPr/>
           </w:pPr>
-          <w:hyperlink w:anchor="__RefHeading___Toc4154_2937512272">
+          <w:hyperlink w:anchor="__RefHeading___Toc4154_4217687195">
             <w:r>
               <w:rPr>
                 <w:rStyle w:val="IndexLink"/>
@@ -429,7 +429,7 @@
             </w:tabs>
             <w:rPr/>
           </w:pPr>
-          <w:hyperlink w:anchor="__RefHeading___Toc4156_2937512272">
+          <w:hyperlink w:anchor="__RefHeading___Toc4156_4217687195">
             <w:r>
               <w:rPr>
                 <w:rStyle w:val="IndexLink"/>
@@ -449,7 +449,7 @@
             </w:tabs>
             <w:rPr/>
           </w:pPr>
-          <w:hyperlink w:anchor="__RefHeading___Toc4158_2937512272">
+          <w:hyperlink w:anchor="__RefHeading___Toc4158_4217687195">
             <w:r>
               <w:rPr>
                 <w:rStyle w:val="IndexLink"/>
@@ -469,7 +469,7 @@
             </w:tabs>
             <w:rPr/>
           </w:pPr>
-          <w:hyperlink w:anchor="__RefHeading___Toc4160_2937512272">
+          <w:hyperlink w:anchor="__RefHeading___Toc4160_4217687195">
             <w:r>
               <w:rPr>
                 <w:rStyle w:val="IndexLink"/>
@@ -489,7 +489,7 @@
             </w:tabs>
             <w:rPr/>
           </w:pPr>
-          <w:hyperlink w:anchor="__RefHeading___Toc4162_2937512272">
+          <w:hyperlink w:anchor="__RefHeading___Toc4162_4217687195">
             <w:r>
               <w:rPr>
                 <w:rStyle w:val="IndexLink"/>
@@ -509,7 +509,7 @@
             </w:tabs>
             <w:rPr/>
           </w:pPr>
-          <w:hyperlink w:anchor="__RefHeading___Toc4164_2937512272">
+          <w:hyperlink w:anchor="__RefHeading___Toc4164_4217687195">
             <w:r>
               <w:rPr>
                 <w:rStyle w:val="IndexLink"/>
@@ -529,7 +529,7 @@
             </w:tabs>
             <w:rPr/>
           </w:pPr>
-          <w:hyperlink w:anchor="__RefHeading___Toc4166_2937512272">
+          <w:hyperlink w:anchor="__RefHeading___Toc4166_4217687195">
             <w:r>
               <w:rPr>
                 <w:rStyle w:val="IndexLink"/>
@@ -549,7 +549,7 @@
             </w:tabs>
             <w:rPr/>
           </w:pPr>
-          <w:hyperlink w:anchor="__RefHeading___Toc4168_2937512272">
+          <w:hyperlink w:anchor="__RefHeading___Toc4168_4217687195">
             <w:r>
               <w:rPr>
                 <w:rStyle w:val="IndexLink"/>
@@ -569,7 +569,7 @@
             </w:tabs>
             <w:rPr/>
           </w:pPr>
-          <w:hyperlink w:anchor="__RefHeading___Toc4170_2937512272">
+          <w:hyperlink w:anchor="__RefHeading___Toc4170_4217687195">
             <w:r>
               <w:rPr>
                 <w:rStyle w:val="IndexLink"/>
@@ -589,7 +589,7 @@
             </w:tabs>
             <w:rPr/>
           </w:pPr>
-          <w:hyperlink w:anchor="__RefHeading___Toc4172_2937512272">
+          <w:hyperlink w:anchor="__RefHeading___Toc4172_4217687195">
             <w:r>
               <w:rPr>
                 <w:rStyle w:val="IndexLink"/>
@@ -609,7 +609,7 @@
             </w:tabs>
             <w:rPr/>
           </w:pPr>
-          <w:hyperlink w:anchor="__RefHeading___Toc4174_2937512272">
+          <w:hyperlink w:anchor="__RefHeading___Toc4174_4217687195">
             <w:r>
               <w:rPr>
                 <w:rStyle w:val="IndexLink"/>
@@ -629,7 +629,7 @@
             </w:tabs>
             <w:rPr/>
           </w:pPr>
-          <w:hyperlink w:anchor="__RefHeading___Toc4176_2937512272">
+          <w:hyperlink w:anchor="__RefHeading___Toc4176_4217687195">
             <w:r>
               <w:rPr>
                 <w:rStyle w:val="IndexLink"/>
@@ -649,7 +649,7 @@
             </w:tabs>
             <w:rPr/>
           </w:pPr>
-          <w:hyperlink w:anchor="__RefHeading___Toc4178_2937512272">
+          <w:hyperlink w:anchor="__RefHeading___Toc4178_4217687195">
             <w:r>
               <w:rPr>
                 <w:rStyle w:val="IndexLink"/>
@@ -669,7 +669,7 @@
             </w:tabs>
             <w:rPr/>
           </w:pPr>
-          <w:hyperlink w:anchor="__RefHeading___Toc4180_2937512272">
+          <w:hyperlink w:anchor="__RefHeading___Toc4180_4217687195">
             <w:r>
               <w:rPr>
                 <w:rStyle w:val="IndexLink"/>
@@ -689,7 +689,7 @@
             </w:tabs>
             <w:rPr/>
           </w:pPr>
-          <w:hyperlink w:anchor="__RefHeading___Toc4182_2937512272">
+          <w:hyperlink w:anchor="__RefHeading___Toc4182_4217687195">
             <w:r>
               <w:rPr>
                 <w:rStyle w:val="IndexLink"/>
@@ -709,7 +709,7 @@
             </w:tabs>
             <w:rPr/>
           </w:pPr>
-          <w:hyperlink w:anchor="__RefHeading___Toc4184_2937512272">
+          <w:hyperlink w:anchor="__RefHeading___Toc4184_4217687195">
             <w:r>
               <w:rPr>
                 <w:rStyle w:val="IndexLink"/>
@@ -729,7 +729,7 @@
             </w:tabs>
             <w:rPr/>
           </w:pPr>
-          <w:hyperlink w:anchor="__RefHeading___Toc4186_2937512272">
+          <w:hyperlink w:anchor="__RefHeading___Toc4186_4217687195">
             <w:r>
               <w:rPr>
                 <w:rStyle w:val="IndexLink"/>
@@ -749,7 +749,7 @@
             </w:tabs>
             <w:rPr/>
           </w:pPr>
-          <w:hyperlink w:anchor="__RefHeading___Toc4188_2937512272">
+          <w:hyperlink w:anchor="__RefHeading___Toc4188_4217687195">
             <w:r>
               <w:rPr>
                 <w:rStyle w:val="IndexLink"/>
@@ -769,7 +769,7 @@
             </w:tabs>
             <w:rPr/>
           </w:pPr>
-          <w:hyperlink w:anchor="__RefHeading___Toc4190_2937512272">
+          <w:hyperlink w:anchor="__RefHeading___Toc4190_4217687195">
             <w:r>
               <w:rPr>
                 <w:rStyle w:val="IndexLink"/>
@@ -789,7 +789,7 @@
             </w:tabs>
             <w:rPr/>
           </w:pPr>
-          <w:hyperlink w:anchor="__RefHeading___Toc4192_2937512272">
+          <w:hyperlink w:anchor="__RefHeading___Toc4192_4217687195">
             <w:r>
               <w:rPr>
                 <w:rStyle w:val="IndexLink"/>
@@ -829,7 +829,7 @@
         <w:spacing w:lineRule="exact" w:line="240" w:before="240" w:after="120"/>
         <w:rPr/>
       </w:pPr>
-      <w:bookmarkStart w:id="1" w:name="__RefHeading___Toc4152_2937512272"/>
+      <w:bookmarkStart w:id="1" w:name="__RefHeading___Toc4152_4217687195"/>
       <w:bookmarkEnd w:id="1"/>
       <w:r>
         <w:rPr>
@@ -903,7 +903,7 @@
         <w:spacing w:lineRule="exact" w:line="240" w:before="240" w:after="120"/>
         <w:rPr/>
       </w:pPr>
-      <w:bookmarkStart w:id="2" w:name="__RefHeading___Toc4154_2937512272"/>
+      <w:bookmarkStart w:id="2" w:name="__RefHeading___Toc4154_4217687195"/>
       <w:bookmarkEnd w:id="2"/>
       <w:r>
         <w:rPr>
@@ -959,7 +959,7 @@
         <w:spacing w:lineRule="exact" w:line="240" w:before="240" w:after="120"/>
         <w:rPr/>
       </w:pPr>
-      <w:bookmarkStart w:id="3" w:name="__RefHeading___Toc4156_2937512272"/>
+      <w:bookmarkStart w:id="3" w:name="__RefHeading___Toc4156_4217687195"/>
       <w:bookmarkEnd w:id="3"/>
       <w:r>
         <w:rPr>
@@ -2273,7 +2273,7 @@
         <w:spacing w:lineRule="exact" w:line="240" w:before="240" w:after="120"/>
         <w:rPr/>
       </w:pPr>
-      <w:bookmarkStart w:id="4" w:name="__RefHeading___Toc4158_2937512272"/>
+      <w:bookmarkStart w:id="4" w:name="__RefHeading___Toc4158_4217687195"/>
       <w:bookmarkEnd w:id="4"/>
       <w:r>
         <w:rPr>
@@ -2850,7 +2850,7 @@
         <w:spacing w:lineRule="exact" w:line="240" w:before="240" w:after="120"/>
         <w:rPr/>
       </w:pPr>
-      <w:bookmarkStart w:id="5" w:name="__RefHeading___Toc4160_2937512272"/>
+      <w:bookmarkStart w:id="5" w:name="__RefHeading___Toc4160_4217687195"/>
       <w:bookmarkEnd w:id="5"/>
       <w:r>
         <w:rPr>
@@ -2888,7 +2888,7 @@
         <w:spacing w:lineRule="exact" w:line="240" w:before="240" w:after="120"/>
         <w:rPr/>
       </w:pPr>
-      <w:bookmarkStart w:id="6" w:name="__RefHeading___Toc4162_2937512272"/>
+      <w:bookmarkStart w:id="6" w:name="__RefHeading___Toc4162_4217687195"/>
       <w:bookmarkEnd w:id="6"/>
       <w:r>
         <w:rPr>
@@ -2926,7 +2926,7 @@
         <w:spacing w:lineRule="exact" w:line="240" w:before="240" w:after="120"/>
         <w:rPr/>
       </w:pPr>
-      <w:bookmarkStart w:id="7" w:name="__RefHeading___Toc4164_2937512272"/>
+      <w:bookmarkStart w:id="7" w:name="__RefHeading___Toc4164_4217687195"/>
       <w:bookmarkEnd w:id="7"/>
       <w:r>
         <w:rPr>
@@ -2946,7 +2946,7 @@
         <w:spacing w:lineRule="exact" w:line="240" w:before="180" w:after="80"/>
         <w:rPr/>
       </w:pPr>
-      <w:bookmarkStart w:id="8" w:name="__RefHeading___Toc4166_2937512272"/>
+      <w:bookmarkStart w:id="8" w:name="__RefHeading___Toc4166_4217687195"/>
       <w:bookmarkEnd w:id="8"/>
       <w:r>
         <w:rPr>
@@ -3494,7 +3494,7 @@
         <w:spacing w:lineRule="exact" w:line="240" w:before="180" w:after="80"/>
         <w:rPr/>
       </w:pPr>
-      <w:bookmarkStart w:id="9" w:name="__RefHeading___Toc4168_2937512272"/>
+      <w:bookmarkStart w:id="9" w:name="__RefHeading___Toc4168_4217687195"/>
       <w:bookmarkEnd w:id="9"/>
       <w:r>
         <w:rPr>
@@ -3614,7 +3614,7 @@
         <w:spacing w:lineRule="exact" w:line="240" w:before="180" w:after="80"/>
         <w:rPr/>
       </w:pPr>
-      <w:bookmarkStart w:id="10" w:name="__RefHeading___Toc4170_2937512272"/>
+      <w:bookmarkStart w:id="10" w:name="__RefHeading___Toc4170_4217687195"/>
       <w:bookmarkEnd w:id="10"/>
       <w:r>
         <w:rPr>
@@ -4389,7 +4389,7 @@
         <w:spacing w:lineRule="exact" w:line="240" w:before="180" w:after="80"/>
         <w:rPr/>
       </w:pPr>
-      <w:bookmarkStart w:id="11" w:name="__RefHeading___Toc4172_2937512272"/>
+      <w:bookmarkStart w:id="11" w:name="__RefHeading___Toc4172_4217687195"/>
       <w:bookmarkEnd w:id="11"/>
       <w:r>
         <w:rPr>
@@ -4919,7 +4919,7 @@
         <w:spacing w:lineRule="exact" w:line="240" w:before="180" w:after="80"/>
         <w:rPr/>
       </w:pPr>
-      <w:bookmarkStart w:id="12" w:name="__RefHeading___Toc4174_2937512272"/>
+      <w:bookmarkStart w:id="12" w:name="__RefHeading___Toc4174_4217687195"/>
       <w:bookmarkEnd w:id="12"/>
       <w:r>
         <w:rPr>
@@ -5057,7 +5057,7 @@
         <w:spacing w:lineRule="exact" w:line="240" w:before="240" w:after="120"/>
         <w:rPr/>
       </w:pPr>
-      <w:bookmarkStart w:id="13" w:name="__RefHeading___Toc4176_2937512272"/>
+      <w:bookmarkStart w:id="13" w:name="__RefHeading___Toc4176_4217687195"/>
       <w:bookmarkEnd w:id="13"/>
       <w:r>
         <w:rPr>
@@ -5095,7 +5095,7 @@
         <w:spacing w:lineRule="exact" w:line="240" w:before="240" w:after="120"/>
         <w:rPr/>
       </w:pPr>
-      <w:bookmarkStart w:id="14" w:name="__RefHeading___Toc4178_2937512272"/>
+      <w:bookmarkStart w:id="14" w:name="__RefHeading___Toc4178_4217687195"/>
       <w:bookmarkEnd w:id="14"/>
       <w:r>
         <w:rPr>
@@ -5255,7 +5255,7 @@
         <w:spacing w:lineRule="auto" w:line="240" w:before="0" w:after="60"/>
         <w:rPr/>
       </w:pPr>
-      <w:bookmarkStart w:id="15" w:name="__RefHeading___Toc4180_2937512272"/>
+      <w:bookmarkStart w:id="15" w:name="__RefHeading___Toc4180_4217687195"/>
       <w:bookmarkEnd w:id="15"/>
       <w:r>
         <w:rPr>
@@ -5286,7 +5286,7 @@
         <w:spacing w:lineRule="auto" w:line="240" w:before="0" w:after="60"/>
         <w:rPr/>
       </w:pPr>
-      <w:bookmarkStart w:id="16" w:name="__RefHeading___Toc4182_2937512272"/>
+      <w:bookmarkStart w:id="16" w:name="__RefHeading___Toc4182_4217687195"/>
       <w:bookmarkEnd w:id="16"/>
       <w:r>
         <w:rPr>
@@ -5850,7 +5850,7 @@
         <w:spacing w:lineRule="auto" w:line="240" w:before="0" w:after="60"/>
         <w:rPr/>
       </w:pPr>
-      <w:bookmarkStart w:id="17" w:name="__RefHeading___Toc4184_2937512272"/>
+      <w:bookmarkStart w:id="17" w:name="__RefHeading___Toc4184_4217687195"/>
       <w:bookmarkEnd w:id="17"/>
       <w:r>
         <w:rPr>
@@ -5915,7 +5915,7 @@
         <w:spacing w:lineRule="auto" w:line="240" w:before="0" w:after="60"/>
         <w:rPr/>
       </w:pPr>
-      <w:bookmarkStart w:id="18" w:name="__RefHeading___Toc4186_2937512272"/>
+      <w:bookmarkStart w:id="18" w:name="__RefHeading___Toc4186_4217687195"/>
       <w:bookmarkEnd w:id="18"/>
       <w:r>
         <w:rPr>
@@ -5980,7 +5980,7 @@
         <w:spacing w:lineRule="auto" w:line="240" w:before="0" w:after="60"/>
         <w:rPr/>
       </w:pPr>
-      <w:bookmarkStart w:id="19" w:name="__RefHeading___Toc4188_2937512272"/>
+      <w:bookmarkStart w:id="19" w:name="__RefHeading___Toc4188_4217687195"/>
       <w:bookmarkEnd w:id="19"/>
       <w:r>
         <w:rPr>
@@ -6025,7 +6025,7 @@
         <w:spacing w:lineRule="auto" w:line="240" w:before="0" w:after="60"/>
         <w:rPr/>
       </w:pPr>
-      <w:bookmarkStart w:id="20" w:name="__RefHeading___Toc4190_2937512272"/>
+      <w:bookmarkStart w:id="20" w:name="__RefHeading___Toc4190_4217687195"/>
       <w:bookmarkEnd w:id="20"/>
       <w:r>
         <w:rPr>
@@ -6056,7 +6056,7 @@
         <w:spacing w:lineRule="exact" w:line="240" w:before="240" w:after="120"/>
         <w:rPr/>
       </w:pPr>
-      <w:bookmarkStart w:id="21" w:name="__RefHeading___Toc4192_2937512272"/>
+      <w:bookmarkStart w:id="21" w:name="__RefHeading___Toc4192_4217687195"/>
       <w:bookmarkEnd w:id="21"/>
       <w:r>
         <w:rPr>

--- a/reporte/productos_formales/Producto_07_Informe_Final.docx
+++ b/reporte/productos_formales/Producto_07_Informe_Final.docx
@@ -262,7 +262,7 @@
         <w:spacing w:lineRule="exact" w:line="240" w:before="240" w:after="120"/>
         <w:rPr/>
       </w:pPr>
-      <w:bookmarkStart w:id="0" w:name="__RefHeading___Toc4150_4217687195"/>
+      <w:bookmarkStart w:id="0" w:name="__RefHeading___Toc4150_1371780974"/>
       <w:bookmarkEnd w:id="0"/>
       <w:r>
         <w:rPr>
@@ -369,7 +369,7 @@
             </w:rPr>
             <w:fldChar w:fldCharType="separate"/>
           </w:r>
-          <w:hyperlink w:anchor="__RefHeading___Toc4150_4217687195">
+          <w:hyperlink w:anchor="__RefHeading___Toc4150_1371780974">
             <w:r>
               <w:rPr>
                 <w:rStyle w:val="IndexLink"/>
@@ -389,7 +389,7 @@
             </w:tabs>
             <w:rPr/>
           </w:pPr>
-          <w:hyperlink w:anchor="__RefHeading___Toc4152_4217687195">
+          <w:hyperlink w:anchor="__RefHeading___Toc4152_1371780974">
             <w:r>
               <w:rPr>
                 <w:rStyle w:val="IndexLink"/>
@@ -409,7 +409,7 @@
             </w:tabs>
             <w:rPr/>
           </w:pPr>
-          <w:hyperlink w:anchor="__RefHeading___Toc4154_4217687195">
+          <w:hyperlink w:anchor="__RefHeading___Toc4154_1371780974">
             <w:r>
               <w:rPr>
                 <w:rStyle w:val="IndexLink"/>
@@ -429,7 +429,7 @@
             </w:tabs>
             <w:rPr/>
           </w:pPr>
-          <w:hyperlink w:anchor="__RefHeading___Toc4156_4217687195">
+          <w:hyperlink w:anchor="__RefHeading___Toc4156_1371780974">
             <w:r>
               <w:rPr>
                 <w:rStyle w:val="IndexLink"/>
@@ -449,7 +449,7 @@
             </w:tabs>
             <w:rPr/>
           </w:pPr>
-          <w:hyperlink w:anchor="__RefHeading___Toc4158_4217687195">
+          <w:hyperlink w:anchor="__RefHeading___Toc4158_1371780974">
             <w:r>
               <w:rPr>
                 <w:rStyle w:val="IndexLink"/>
@@ -469,7 +469,7 @@
             </w:tabs>
             <w:rPr/>
           </w:pPr>
-          <w:hyperlink w:anchor="__RefHeading___Toc4160_4217687195">
+          <w:hyperlink w:anchor="__RefHeading___Toc4160_1371780974">
             <w:r>
               <w:rPr>
                 <w:rStyle w:val="IndexLink"/>
@@ -489,7 +489,7 @@
             </w:tabs>
             <w:rPr/>
           </w:pPr>
-          <w:hyperlink w:anchor="__RefHeading___Toc4162_4217687195">
+          <w:hyperlink w:anchor="__RefHeading___Toc4162_1371780974">
             <w:r>
               <w:rPr>
                 <w:rStyle w:val="IndexLink"/>
@@ -509,7 +509,7 @@
             </w:tabs>
             <w:rPr/>
           </w:pPr>
-          <w:hyperlink w:anchor="__RefHeading___Toc4164_4217687195">
+          <w:hyperlink w:anchor="__RefHeading___Toc4164_1371780974">
             <w:r>
               <w:rPr>
                 <w:rStyle w:val="IndexLink"/>
@@ -529,7 +529,7 @@
             </w:tabs>
             <w:rPr/>
           </w:pPr>
-          <w:hyperlink w:anchor="__RefHeading___Toc4166_4217687195">
+          <w:hyperlink w:anchor="__RefHeading___Toc4166_1371780974">
             <w:r>
               <w:rPr>
                 <w:rStyle w:val="IndexLink"/>
@@ -549,7 +549,7 @@
             </w:tabs>
             <w:rPr/>
           </w:pPr>
-          <w:hyperlink w:anchor="__RefHeading___Toc4168_4217687195">
+          <w:hyperlink w:anchor="__RefHeading___Toc4168_1371780974">
             <w:r>
               <w:rPr>
                 <w:rStyle w:val="IndexLink"/>
@@ -569,7 +569,7 @@
             </w:tabs>
             <w:rPr/>
           </w:pPr>
-          <w:hyperlink w:anchor="__RefHeading___Toc4170_4217687195">
+          <w:hyperlink w:anchor="__RefHeading___Toc4170_1371780974">
             <w:r>
               <w:rPr>
                 <w:rStyle w:val="IndexLink"/>
@@ -589,7 +589,7 @@
             </w:tabs>
             <w:rPr/>
           </w:pPr>
-          <w:hyperlink w:anchor="__RefHeading___Toc4172_4217687195">
+          <w:hyperlink w:anchor="__RefHeading___Toc4172_1371780974">
             <w:r>
               <w:rPr>
                 <w:rStyle w:val="IndexLink"/>
@@ -609,7 +609,7 @@
             </w:tabs>
             <w:rPr/>
           </w:pPr>
-          <w:hyperlink w:anchor="__RefHeading___Toc4174_4217687195">
+          <w:hyperlink w:anchor="__RefHeading___Toc4174_1371780974">
             <w:r>
               <w:rPr>
                 <w:rStyle w:val="IndexLink"/>
@@ -629,7 +629,7 @@
             </w:tabs>
             <w:rPr/>
           </w:pPr>
-          <w:hyperlink w:anchor="__RefHeading___Toc4176_4217687195">
+          <w:hyperlink w:anchor="__RefHeading___Toc4176_1371780974">
             <w:r>
               <w:rPr>
                 <w:rStyle w:val="IndexLink"/>
@@ -649,7 +649,7 @@
             </w:tabs>
             <w:rPr/>
           </w:pPr>
-          <w:hyperlink w:anchor="__RefHeading___Toc4178_4217687195">
+          <w:hyperlink w:anchor="__RefHeading___Toc4178_1371780974">
             <w:r>
               <w:rPr>
                 <w:rStyle w:val="IndexLink"/>
@@ -669,7 +669,7 @@
             </w:tabs>
             <w:rPr/>
           </w:pPr>
-          <w:hyperlink w:anchor="__RefHeading___Toc4180_4217687195">
+          <w:hyperlink w:anchor="__RefHeading___Toc4180_1371780974">
             <w:r>
               <w:rPr>
                 <w:rStyle w:val="IndexLink"/>
@@ -689,7 +689,7 @@
             </w:tabs>
             <w:rPr/>
           </w:pPr>
-          <w:hyperlink w:anchor="__RefHeading___Toc4182_4217687195">
+          <w:hyperlink w:anchor="__RefHeading___Toc4182_1371780974">
             <w:r>
               <w:rPr>
                 <w:rStyle w:val="IndexLink"/>
@@ -709,7 +709,7 @@
             </w:tabs>
             <w:rPr/>
           </w:pPr>
-          <w:hyperlink w:anchor="__RefHeading___Toc4184_4217687195">
+          <w:hyperlink w:anchor="__RefHeading___Toc4184_1371780974">
             <w:r>
               <w:rPr>
                 <w:rStyle w:val="IndexLink"/>
@@ -729,7 +729,7 @@
             </w:tabs>
             <w:rPr/>
           </w:pPr>
-          <w:hyperlink w:anchor="__RefHeading___Toc4186_4217687195">
+          <w:hyperlink w:anchor="__RefHeading___Toc4186_1371780974">
             <w:r>
               <w:rPr>
                 <w:rStyle w:val="IndexLink"/>
@@ -749,7 +749,7 @@
             </w:tabs>
             <w:rPr/>
           </w:pPr>
-          <w:hyperlink w:anchor="__RefHeading___Toc4188_4217687195">
+          <w:hyperlink w:anchor="__RefHeading___Toc4188_1371780974">
             <w:r>
               <w:rPr>
                 <w:rStyle w:val="IndexLink"/>
@@ -769,7 +769,7 @@
             </w:tabs>
             <w:rPr/>
           </w:pPr>
-          <w:hyperlink w:anchor="__RefHeading___Toc4190_4217687195">
+          <w:hyperlink w:anchor="__RefHeading___Toc4190_1371780974">
             <w:r>
               <w:rPr>
                 <w:rStyle w:val="IndexLink"/>
@@ -789,7 +789,7 @@
             </w:tabs>
             <w:rPr/>
           </w:pPr>
-          <w:hyperlink w:anchor="__RefHeading___Toc4192_4217687195">
+          <w:hyperlink w:anchor="__RefHeading___Toc4192_1371780974">
             <w:r>
               <w:rPr>
                 <w:rStyle w:val="IndexLink"/>
@@ -829,7 +829,7 @@
         <w:spacing w:lineRule="exact" w:line="240" w:before="240" w:after="120"/>
         <w:rPr/>
       </w:pPr>
-      <w:bookmarkStart w:id="1" w:name="__RefHeading___Toc4152_4217687195"/>
+      <w:bookmarkStart w:id="1" w:name="__RefHeading___Toc4152_1371780974"/>
       <w:bookmarkEnd w:id="1"/>
       <w:r>
         <w:rPr>
@@ -903,7 +903,7 @@
         <w:spacing w:lineRule="exact" w:line="240" w:before="240" w:after="120"/>
         <w:rPr/>
       </w:pPr>
-      <w:bookmarkStart w:id="2" w:name="__RefHeading___Toc4154_4217687195"/>
+      <w:bookmarkStart w:id="2" w:name="__RefHeading___Toc4154_1371780974"/>
       <w:bookmarkEnd w:id="2"/>
       <w:r>
         <w:rPr>
@@ -959,7 +959,7 @@
         <w:spacing w:lineRule="exact" w:line="240" w:before="240" w:after="120"/>
         <w:rPr/>
       </w:pPr>
-      <w:bookmarkStart w:id="3" w:name="__RefHeading___Toc4156_4217687195"/>
+      <w:bookmarkStart w:id="3" w:name="__RefHeading___Toc4156_1371780974"/>
       <w:bookmarkEnd w:id="3"/>
       <w:r>
         <w:rPr>
@@ -2273,7 +2273,7 @@
         <w:spacing w:lineRule="exact" w:line="240" w:before="240" w:after="120"/>
         <w:rPr/>
       </w:pPr>
-      <w:bookmarkStart w:id="4" w:name="__RefHeading___Toc4158_4217687195"/>
+      <w:bookmarkStart w:id="4" w:name="__RefHeading___Toc4158_1371780974"/>
       <w:bookmarkEnd w:id="4"/>
       <w:r>
         <w:rPr>
@@ -2850,7 +2850,7 @@
         <w:spacing w:lineRule="exact" w:line="240" w:before="240" w:after="120"/>
         <w:rPr/>
       </w:pPr>
-      <w:bookmarkStart w:id="5" w:name="__RefHeading___Toc4160_4217687195"/>
+      <w:bookmarkStart w:id="5" w:name="__RefHeading___Toc4160_1371780974"/>
       <w:bookmarkEnd w:id="5"/>
       <w:r>
         <w:rPr>
@@ -2888,7 +2888,7 @@
         <w:spacing w:lineRule="exact" w:line="240" w:before="240" w:after="120"/>
         <w:rPr/>
       </w:pPr>
-      <w:bookmarkStart w:id="6" w:name="__RefHeading___Toc4162_4217687195"/>
+      <w:bookmarkStart w:id="6" w:name="__RefHeading___Toc4162_1371780974"/>
       <w:bookmarkEnd w:id="6"/>
       <w:r>
         <w:rPr>
@@ -2926,7 +2926,7 @@
         <w:spacing w:lineRule="exact" w:line="240" w:before="240" w:after="120"/>
         <w:rPr/>
       </w:pPr>
-      <w:bookmarkStart w:id="7" w:name="__RefHeading___Toc4164_4217687195"/>
+      <w:bookmarkStart w:id="7" w:name="__RefHeading___Toc4164_1371780974"/>
       <w:bookmarkEnd w:id="7"/>
       <w:r>
         <w:rPr>
@@ -2946,7 +2946,7 @@
         <w:spacing w:lineRule="exact" w:line="240" w:before="180" w:after="80"/>
         <w:rPr/>
       </w:pPr>
-      <w:bookmarkStart w:id="8" w:name="__RefHeading___Toc4166_4217687195"/>
+      <w:bookmarkStart w:id="8" w:name="__RefHeading___Toc4166_1371780974"/>
       <w:bookmarkEnd w:id="8"/>
       <w:r>
         <w:rPr>
@@ -3494,7 +3494,7 @@
         <w:spacing w:lineRule="exact" w:line="240" w:before="180" w:after="80"/>
         <w:rPr/>
       </w:pPr>
-      <w:bookmarkStart w:id="9" w:name="__RefHeading___Toc4168_4217687195"/>
+      <w:bookmarkStart w:id="9" w:name="__RefHeading___Toc4168_1371780974"/>
       <w:bookmarkEnd w:id="9"/>
       <w:r>
         <w:rPr>
@@ -3614,7 +3614,7 @@
         <w:spacing w:lineRule="exact" w:line="240" w:before="180" w:after="80"/>
         <w:rPr/>
       </w:pPr>
-      <w:bookmarkStart w:id="10" w:name="__RefHeading___Toc4170_4217687195"/>
+      <w:bookmarkStart w:id="10" w:name="__RefHeading___Toc4170_1371780974"/>
       <w:bookmarkEnd w:id="10"/>
       <w:r>
         <w:rPr>
@@ -4389,7 +4389,7 @@
         <w:spacing w:lineRule="exact" w:line="240" w:before="180" w:after="80"/>
         <w:rPr/>
       </w:pPr>
-      <w:bookmarkStart w:id="11" w:name="__RefHeading___Toc4172_4217687195"/>
+      <w:bookmarkStart w:id="11" w:name="__RefHeading___Toc4172_1371780974"/>
       <w:bookmarkEnd w:id="11"/>
       <w:r>
         <w:rPr>
@@ -4919,7 +4919,7 @@
         <w:spacing w:lineRule="exact" w:line="240" w:before="180" w:after="80"/>
         <w:rPr/>
       </w:pPr>
-      <w:bookmarkStart w:id="12" w:name="__RefHeading___Toc4174_4217687195"/>
+      <w:bookmarkStart w:id="12" w:name="__RefHeading___Toc4174_1371780974"/>
       <w:bookmarkEnd w:id="12"/>
       <w:r>
         <w:rPr>
@@ -5057,7 +5057,7 @@
         <w:spacing w:lineRule="exact" w:line="240" w:before="240" w:after="120"/>
         <w:rPr/>
       </w:pPr>
-      <w:bookmarkStart w:id="13" w:name="__RefHeading___Toc4176_4217687195"/>
+      <w:bookmarkStart w:id="13" w:name="__RefHeading___Toc4176_1371780974"/>
       <w:bookmarkEnd w:id="13"/>
       <w:r>
         <w:rPr>
@@ -5095,7 +5095,7 @@
         <w:spacing w:lineRule="exact" w:line="240" w:before="240" w:after="120"/>
         <w:rPr/>
       </w:pPr>
-      <w:bookmarkStart w:id="14" w:name="__RefHeading___Toc4178_4217687195"/>
+      <w:bookmarkStart w:id="14" w:name="__RefHeading___Toc4178_1371780974"/>
       <w:bookmarkEnd w:id="14"/>
       <w:r>
         <w:rPr>
@@ -5255,7 +5255,7 @@
         <w:spacing w:lineRule="auto" w:line="240" w:before="0" w:after="60"/>
         <w:rPr/>
       </w:pPr>
-      <w:bookmarkStart w:id="15" w:name="__RefHeading___Toc4180_4217687195"/>
+      <w:bookmarkStart w:id="15" w:name="__RefHeading___Toc4180_1371780974"/>
       <w:bookmarkEnd w:id="15"/>
       <w:r>
         <w:rPr>
@@ -5286,7 +5286,7 @@
         <w:spacing w:lineRule="auto" w:line="240" w:before="0" w:after="60"/>
         <w:rPr/>
       </w:pPr>
-      <w:bookmarkStart w:id="16" w:name="__RefHeading___Toc4182_4217687195"/>
+      <w:bookmarkStart w:id="16" w:name="__RefHeading___Toc4182_1371780974"/>
       <w:bookmarkEnd w:id="16"/>
       <w:r>
         <w:rPr>
@@ -5850,7 +5850,7 @@
         <w:spacing w:lineRule="auto" w:line="240" w:before="0" w:after="60"/>
         <w:rPr/>
       </w:pPr>
-      <w:bookmarkStart w:id="17" w:name="__RefHeading___Toc4184_4217687195"/>
+      <w:bookmarkStart w:id="17" w:name="__RefHeading___Toc4184_1371780974"/>
       <w:bookmarkEnd w:id="17"/>
       <w:r>
         <w:rPr>
@@ -5915,7 +5915,7 @@
         <w:spacing w:lineRule="auto" w:line="240" w:before="0" w:after="60"/>
         <w:rPr/>
       </w:pPr>
-      <w:bookmarkStart w:id="18" w:name="__RefHeading___Toc4186_4217687195"/>
+      <w:bookmarkStart w:id="18" w:name="__RefHeading___Toc4186_1371780974"/>
       <w:bookmarkEnd w:id="18"/>
       <w:r>
         <w:rPr>
@@ -5980,7 +5980,7 @@
         <w:spacing w:lineRule="auto" w:line="240" w:before="0" w:after="60"/>
         <w:rPr/>
       </w:pPr>
-      <w:bookmarkStart w:id="19" w:name="__RefHeading___Toc4188_4217687195"/>
+      <w:bookmarkStart w:id="19" w:name="__RefHeading___Toc4188_1371780974"/>
       <w:bookmarkEnd w:id="19"/>
       <w:r>
         <w:rPr>
@@ -6025,7 +6025,7 @@
         <w:spacing w:lineRule="auto" w:line="240" w:before="0" w:after="60"/>
         <w:rPr/>
       </w:pPr>
-      <w:bookmarkStart w:id="20" w:name="__RefHeading___Toc4190_4217687195"/>
+      <w:bookmarkStart w:id="20" w:name="__RefHeading___Toc4190_1371780974"/>
       <w:bookmarkEnd w:id="20"/>
       <w:r>
         <w:rPr>
@@ -6056,7 +6056,7 @@
         <w:spacing w:lineRule="exact" w:line="240" w:before="240" w:after="120"/>
         <w:rPr/>
       </w:pPr>
-      <w:bookmarkStart w:id="21" w:name="__RefHeading___Toc4192_4217687195"/>
+      <w:bookmarkStart w:id="21" w:name="__RefHeading___Toc4192_1371780974"/>
       <w:bookmarkEnd w:id="21"/>
       <w:r>
         <w:rPr>

--- a/reporte/productos_formales/Producto_07_Informe_Final.docx
+++ b/reporte/productos_formales/Producto_07_Informe_Final.docx
@@ -262,7 +262,7 @@
         <w:spacing w:lineRule="exact" w:line="240" w:before="240" w:after="120"/>
         <w:rPr/>
       </w:pPr>
-      <w:bookmarkStart w:id="0" w:name="__RefHeading___Toc4150_1371780974"/>
+      <w:bookmarkStart w:id="0" w:name="__RefHeading___Toc4150_2457656124"/>
       <w:bookmarkEnd w:id="0"/>
       <w:r>
         <w:rPr>
@@ -369,7 +369,7 @@
             </w:rPr>
             <w:fldChar w:fldCharType="separate"/>
           </w:r>
-          <w:hyperlink w:anchor="__RefHeading___Toc4150_1371780974">
+          <w:hyperlink w:anchor="__RefHeading___Toc4150_2457656124">
             <w:r>
               <w:rPr>
                 <w:rStyle w:val="IndexLink"/>
@@ -389,7 +389,7 @@
             </w:tabs>
             <w:rPr/>
           </w:pPr>
-          <w:hyperlink w:anchor="__RefHeading___Toc4152_1371780974">
+          <w:hyperlink w:anchor="__RefHeading___Toc4152_2457656124">
             <w:r>
               <w:rPr>
                 <w:rStyle w:val="IndexLink"/>
@@ -409,7 +409,7 @@
             </w:tabs>
             <w:rPr/>
           </w:pPr>
-          <w:hyperlink w:anchor="__RefHeading___Toc4154_1371780974">
+          <w:hyperlink w:anchor="__RefHeading___Toc4154_2457656124">
             <w:r>
               <w:rPr>
                 <w:rStyle w:val="IndexLink"/>
@@ -429,7 +429,7 @@
             </w:tabs>
             <w:rPr/>
           </w:pPr>
-          <w:hyperlink w:anchor="__RefHeading___Toc4156_1371780974">
+          <w:hyperlink w:anchor="__RefHeading___Toc4156_2457656124">
             <w:r>
               <w:rPr>
                 <w:rStyle w:val="IndexLink"/>
@@ -449,7 +449,7 @@
             </w:tabs>
             <w:rPr/>
           </w:pPr>
-          <w:hyperlink w:anchor="__RefHeading___Toc4158_1371780974">
+          <w:hyperlink w:anchor="__RefHeading___Toc4158_2457656124">
             <w:r>
               <w:rPr>
                 <w:rStyle w:val="IndexLink"/>
@@ -469,7 +469,7 @@
             </w:tabs>
             <w:rPr/>
           </w:pPr>
-          <w:hyperlink w:anchor="__RefHeading___Toc4160_1371780974">
+          <w:hyperlink w:anchor="__RefHeading___Toc4160_2457656124">
             <w:r>
               <w:rPr>
                 <w:rStyle w:val="IndexLink"/>
@@ -489,7 +489,7 @@
             </w:tabs>
             <w:rPr/>
           </w:pPr>
-          <w:hyperlink w:anchor="__RefHeading___Toc4162_1371780974">
+          <w:hyperlink w:anchor="__RefHeading___Toc4162_2457656124">
             <w:r>
               <w:rPr>
                 <w:rStyle w:val="IndexLink"/>
@@ -509,7 +509,7 @@
             </w:tabs>
             <w:rPr/>
           </w:pPr>
-          <w:hyperlink w:anchor="__RefHeading___Toc4164_1371780974">
+          <w:hyperlink w:anchor="__RefHeading___Toc4164_2457656124">
             <w:r>
               <w:rPr>
                 <w:rStyle w:val="IndexLink"/>
@@ -529,7 +529,7 @@
             </w:tabs>
             <w:rPr/>
           </w:pPr>
-          <w:hyperlink w:anchor="__RefHeading___Toc4166_1371780974">
+          <w:hyperlink w:anchor="__RefHeading___Toc4166_2457656124">
             <w:r>
               <w:rPr>
                 <w:rStyle w:val="IndexLink"/>
@@ -549,7 +549,7 @@
             </w:tabs>
             <w:rPr/>
           </w:pPr>
-          <w:hyperlink w:anchor="__RefHeading___Toc4168_1371780974">
+          <w:hyperlink w:anchor="__RefHeading___Toc4168_2457656124">
             <w:r>
               <w:rPr>
                 <w:rStyle w:val="IndexLink"/>
@@ -569,7 +569,7 @@
             </w:tabs>
             <w:rPr/>
           </w:pPr>
-          <w:hyperlink w:anchor="__RefHeading___Toc4170_1371780974">
+          <w:hyperlink w:anchor="__RefHeading___Toc4170_2457656124">
             <w:r>
               <w:rPr>
                 <w:rStyle w:val="IndexLink"/>
@@ -589,7 +589,7 @@
             </w:tabs>
             <w:rPr/>
           </w:pPr>
-          <w:hyperlink w:anchor="__RefHeading___Toc4172_1371780974">
+          <w:hyperlink w:anchor="__RefHeading___Toc4172_2457656124">
             <w:r>
               <w:rPr>
                 <w:rStyle w:val="IndexLink"/>
@@ -609,7 +609,7 @@
             </w:tabs>
             <w:rPr/>
           </w:pPr>
-          <w:hyperlink w:anchor="__RefHeading___Toc4174_1371780974">
+          <w:hyperlink w:anchor="__RefHeading___Toc4174_2457656124">
             <w:r>
               <w:rPr>
                 <w:rStyle w:val="IndexLink"/>
@@ -629,7 +629,7 @@
             </w:tabs>
             <w:rPr/>
           </w:pPr>
-          <w:hyperlink w:anchor="__RefHeading___Toc4176_1371780974">
+          <w:hyperlink w:anchor="__RefHeading___Toc4176_2457656124">
             <w:r>
               <w:rPr>
                 <w:rStyle w:val="IndexLink"/>
@@ -649,7 +649,7 @@
             </w:tabs>
             <w:rPr/>
           </w:pPr>
-          <w:hyperlink w:anchor="__RefHeading___Toc4178_1371780974">
+          <w:hyperlink w:anchor="__RefHeading___Toc4178_2457656124">
             <w:r>
               <w:rPr>
                 <w:rStyle w:val="IndexLink"/>
@@ -669,7 +669,7 @@
             </w:tabs>
             <w:rPr/>
           </w:pPr>
-          <w:hyperlink w:anchor="__RefHeading___Toc4180_1371780974">
+          <w:hyperlink w:anchor="__RefHeading___Toc4180_2457656124">
             <w:r>
               <w:rPr>
                 <w:rStyle w:val="IndexLink"/>
@@ -689,7 +689,7 @@
             </w:tabs>
             <w:rPr/>
           </w:pPr>
-          <w:hyperlink w:anchor="__RefHeading___Toc4182_1371780974">
+          <w:hyperlink w:anchor="__RefHeading___Toc4182_2457656124">
             <w:r>
               <w:rPr>
                 <w:rStyle w:val="IndexLink"/>
@@ -709,7 +709,7 @@
             </w:tabs>
             <w:rPr/>
           </w:pPr>
-          <w:hyperlink w:anchor="__RefHeading___Toc4184_1371780974">
+          <w:hyperlink w:anchor="__RefHeading___Toc4184_2457656124">
             <w:r>
               <w:rPr>
                 <w:rStyle w:val="IndexLink"/>
@@ -729,7 +729,7 @@
             </w:tabs>
             <w:rPr/>
           </w:pPr>
-          <w:hyperlink w:anchor="__RefHeading___Toc4186_1371780974">
+          <w:hyperlink w:anchor="__RefHeading___Toc4186_2457656124">
             <w:r>
               <w:rPr>
                 <w:rStyle w:val="IndexLink"/>
@@ -749,7 +749,7 @@
             </w:tabs>
             <w:rPr/>
           </w:pPr>
-          <w:hyperlink w:anchor="__RefHeading___Toc4188_1371780974">
+          <w:hyperlink w:anchor="__RefHeading___Toc4188_2457656124">
             <w:r>
               <w:rPr>
                 <w:rStyle w:val="IndexLink"/>
@@ -769,7 +769,7 @@
             </w:tabs>
             <w:rPr/>
           </w:pPr>
-          <w:hyperlink w:anchor="__RefHeading___Toc4190_1371780974">
+          <w:hyperlink w:anchor="__RefHeading___Toc4190_2457656124">
             <w:r>
               <w:rPr>
                 <w:rStyle w:val="IndexLink"/>
@@ -789,7 +789,7 @@
             </w:tabs>
             <w:rPr/>
           </w:pPr>
-          <w:hyperlink w:anchor="__RefHeading___Toc4192_1371780974">
+          <w:hyperlink w:anchor="__RefHeading___Toc4192_2457656124">
             <w:r>
               <w:rPr>
                 <w:rStyle w:val="IndexLink"/>
@@ -829,7 +829,7 @@
         <w:spacing w:lineRule="exact" w:line="240" w:before="240" w:after="120"/>
         <w:rPr/>
       </w:pPr>
-      <w:bookmarkStart w:id="1" w:name="__RefHeading___Toc4152_1371780974"/>
+      <w:bookmarkStart w:id="1" w:name="__RefHeading___Toc4152_2457656124"/>
       <w:bookmarkEnd w:id="1"/>
       <w:r>
         <w:rPr>
@@ -903,7 +903,7 @@
         <w:spacing w:lineRule="exact" w:line="240" w:before="240" w:after="120"/>
         <w:rPr/>
       </w:pPr>
-      <w:bookmarkStart w:id="2" w:name="__RefHeading___Toc4154_1371780974"/>
+      <w:bookmarkStart w:id="2" w:name="__RefHeading___Toc4154_2457656124"/>
       <w:bookmarkEnd w:id="2"/>
       <w:r>
         <w:rPr>
@@ -959,7 +959,7 @@
         <w:spacing w:lineRule="exact" w:line="240" w:before="240" w:after="120"/>
         <w:rPr/>
       </w:pPr>
-      <w:bookmarkStart w:id="3" w:name="__RefHeading___Toc4156_1371780974"/>
+      <w:bookmarkStart w:id="3" w:name="__RefHeading___Toc4156_2457656124"/>
       <w:bookmarkEnd w:id="3"/>
       <w:r>
         <w:rPr>
@@ -2273,7 +2273,7 @@
         <w:spacing w:lineRule="exact" w:line="240" w:before="240" w:after="120"/>
         <w:rPr/>
       </w:pPr>
-      <w:bookmarkStart w:id="4" w:name="__RefHeading___Toc4158_1371780974"/>
+      <w:bookmarkStart w:id="4" w:name="__RefHeading___Toc4158_2457656124"/>
       <w:bookmarkEnd w:id="4"/>
       <w:r>
         <w:rPr>
@@ -2850,7 +2850,7 @@
         <w:spacing w:lineRule="exact" w:line="240" w:before="240" w:after="120"/>
         <w:rPr/>
       </w:pPr>
-      <w:bookmarkStart w:id="5" w:name="__RefHeading___Toc4160_1371780974"/>
+      <w:bookmarkStart w:id="5" w:name="__RefHeading___Toc4160_2457656124"/>
       <w:bookmarkEnd w:id="5"/>
       <w:r>
         <w:rPr>
@@ -2888,7 +2888,7 @@
         <w:spacing w:lineRule="exact" w:line="240" w:before="240" w:after="120"/>
         <w:rPr/>
       </w:pPr>
-      <w:bookmarkStart w:id="6" w:name="__RefHeading___Toc4162_1371780974"/>
+      <w:bookmarkStart w:id="6" w:name="__RefHeading___Toc4162_2457656124"/>
       <w:bookmarkEnd w:id="6"/>
       <w:r>
         <w:rPr>
@@ -2926,7 +2926,7 @@
         <w:spacing w:lineRule="exact" w:line="240" w:before="240" w:after="120"/>
         <w:rPr/>
       </w:pPr>
-      <w:bookmarkStart w:id="7" w:name="__RefHeading___Toc4164_1371780974"/>
+      <w:bookmarkStart w:id="7" w:name="__RefHeading___Toc4164_2457656124"/>
       <w:bookmarkEnd w:id="7"/>
       <w:r>
         <w:rPr>
@@ -2946,7 +2946,7 @@
         <w:spacing w:lineRule="exact" w:line="240" w:before="180" w:after="80"/>
         <w:rPr/>
       </w:pPr>
-      <w:bookmarkStart w:id="8" w:name="__RefHeading___Toc4166_1371780974"/>
+      <w:bookmarkStart w:id="8" w:name="__RefHeading___Toc4166_2457656124"/>
       <w:bookmarkEnd w:id="8"/>
       <w:r>
         <w:rPr>
@@ -3494,7 +3494,7 @@
         <w:spacing w:lineRule="exact" w:line="240" w:before="180" w:after="80"/>
         <w:rPr/>
       </w:pPr>
-      <w:bookmarkStart w:id="9" w:name="__RefHeading___Toc4168_1371780974"/>
+      <w:bookmarkStart w:id="9" w:name="__RefHeading___Toc4168_2457656124"/>
       <w:bookmarkEnd w:id="9"/>
       <w:r>
         <w:rPr>
@@ -3614,7 +3614,7 @@
         <w:spacing w:lineRule="exact" w:line="240" w:before="180" w:after="80"/>
         <w:rPr/>
       </w:pPr>
-      <w:bookmarkStart w:id="10" w:name="__RefHeading___Toc4170_1371780974"/>
+      <w:bookmarkStart w:id="10" w:name="__RefHeading___Toc4170_2457656124"/>
       <w:bookmarkEnd w:id="10"/>
       <w:r>
         <w:rPr>
@@ -4389,7 +4389,7 @@
         <w:spacing w:lineRule="exact" w:line="240" w:before="180" w:after="80"/>
         <w:rPr/>
       </w:pPr>
-      <w:bookmarkStart w:id="11" w:name="__RefHeading___Toc4172_1371780974"/>
+      <w:bookmarkStart w:id="11" w:name="__RefHeading___Toc4172_2457656124"/>
       <w:bookmarkEnd w:id="11"/>
       <w:r>
         <w:rPr>
@@ -4919,7 +4919,7 @@
         <w:spacing w:lineRule="exact" w:line="240" w:before="180" w:after="80"/>
         <w:rPr/>
       </w:pPr>
-      <w:bookmarkStart w:id="12" w:name="__RefHeading___Toc4174_1371780974"/>
+      <w:bookmarkStart w:id="12" w:name="__RefHeading___Toc4174_2457656124"/>
       <w:bookmarkEnd w:id="12"/>
       <w:r>
         <w:rPr>
@@ -5057,7 +5057,7 @@
         <w:spacing w:lineRule="exact" w:line="240" w:before="240" w:after="120"/>
         <w:rPr/>
       </w:pPr>
-      <w:bookmarkStart w:id="13" w:name="__RefHeading___Toc4176_1371780974"/>
+      <w:bookmarkStart w:id="13" w:name="__RefHeading___Toc4176_2457656124"/>
       <w:bookmarkEnd w:id="13"/>
       <w:r>
         <w:rPr>
@@ -5095,7 +5095,7 @@
         <w:spacing w:lineRule="exact" w:line="240" w:before="240" w:after="120"/>
         <w:rPr/>
       </w:pPr>
-      <w:bookmarkStart w:id="14" w:name="__RefHeading___Toc4178_1371780974"/>
+      <w:bookmarkStart w:id="14" w:name="__RefHeading___Toc4178_2457656124"/>
       <w:bookmarkEnd w:id="14"/>
       <w:r>
         <w:rPr>
@@ -5255,7 +5255,7 @@
         <w:spacing w:lineRule="auto" w:line="240" w:before="0" w:after="60"/>
         <w:rPr/>
       </w:pPr>
-      <w:bookmarkStart w:id="15" w:name="__RefHeading___Toc4180_1371780974"/>
+      <w:bookmarkStart w:id="15" w:name="__RefHeading___Toc4180_2457656124"/>
       <w:bookmarkEnd w:id="15"/>
       <w:r>
         <w:rPr>
@@ -5286,7 +5286,7 @@
         <w:spacing w:lineRule="auto" w:line="240" w:before="0" w:after="60"/>
         <w:rPr/>
       </w:pPr>
-      <w:bookmarkStart w:id="16" w:name="__RefHeading___Toc4182_1371780974"/>
+      <w:bookmarkStart w:id="16" w:name="__RefHeading___Toc4182_2457656124"/>
       <w:bookmarkEnd w:id="16"/>
       <w:r>
         <w:rPr>
@@ -5850,7 +5850,7 @@
         <w:spacing w:lineRule="auto" w:line="240" w:before="0" w:after="60"/>
         <w:rPr/>
       </w:pPr>
-      <w:bookmarkStart w:id="17" w:name="__RefHeading___Toc4184_1371780974"/>
+      <w:bookmarkStart w:id="17" w:name="__RefHeading___Toc4184_2457656124"/>
       <w:bookmarkEnd w:id="17"/>
       <w:r>
         <w:rPr>
@@ -5915,7 +5915,7 @@
         <w:spacing w:lineRule="auto" w:line="240" w:before="0" w:after="60"/>
         <w:rPr/>
       </w:pPr>
-      <w:bookmarkStart w:id="18" w:name="__RefHeading___Toc4186_1371780974"/>
+      <w:bookmarkStart w:id="18" w:name="__RefHeading___Toc4186_2457656124"/>
       <w:bookmarkEnd w:id="18"/>
       <w:r>
         <w:rPr>
@@ -5980,7 +5980,7 @@
         <w:spacing w:lineRule="auto" w:line="240" w:before="0" w:after="60"/>
         <w:rPr/>
       </w:pPr>
-      <w:bookmarkStart w:id="19" w:name="__RefHeading___Toc4188_1371780974"/>
+      <w:bookmarkStart w:id="19" w:name="__RefHeading___Toc4188_2457656124"/>
       <w:bookmarkEnd w:id="19"/>
       <w:r>
         <w:rPr>
@@ -6025,7 +6025,7 @@
         <w:spacing w:lineRule="auto" w:line="240" w:before="0" w:after="60"/>
         <w:rPr/>
       </w:pPr>
-      <w:bookmarkStart w:id="20" w:name="__RefHeading___Toc4190_1371780974"/>
+      <w:bookmarkStart w:id="20" w:name="__RefHeading___Toc4190_2457656124"/>
       <w:bookmarkEnd w:id="20"/>
       <w:r>
         <w:rPr>
@@ -6056,7 +6056,7 @@
         <w:spacing w:lineRule="exact" w:line="240" w:before="240" w:after="120"/>
         <w:rPr/>
       </w:pPr>
-      <w:bookmarkStart w:id="21" w:name="__RefHeading___Toc4192_1371780974"/>
+      <w:bookmarkStart w:id="21" w:name="__RefHeading___Toc4192_2457656124"/>
       <w:bookmarkEnd w:id="21"/>
       <w:r>
         <w:rPr>

--- a/reporte/productos_formales/Producto_07_Informe_Final.docx
+++ b/reporte/productos_formales/Producto_07_Informe_Final.docx
@@ -262,7 +262,7 @@
         <w:spacing w:lineRule="exact" w:line="240" w:before="240" w:after="120"/>
         <w:rPr/>
       </w:pPr>
-      <w:bookmarkStart w:id="0" w:name="__RefHeading___Toc4150_2457656124"/>
+      <w:bookmarkStart w:id="0" w:name="__RefHeading___Toc4150_1103273133"/>
       <w:bookmarkEnd w:id="0"/>
       <w:r>
         <w:rPr>
@@ -369,7 +369,7 @@
             </w:rPr>
             <w:fldChar w:fldCharType="separate"/>
           </w:r>
-          <w:hyperlink w:anchor="__RefHeading___Toc4150_2457656124">
+          <w:hyperlink w:anchor="__RefHeading___Toc4150_1103273133">
             <w:r>
               <w:rPr>
                 <w:rStyle w:val="IndexLink"/>
@@ -389,7 +389,7 @@
             </w:tabs>
             <w:rPr/>
           </w:pPr>
-          <w:hyperlink w:anchor="__RefHeading___Toc4152_2457656124">
+          <w:hyperlink w:anchor="__RefHeading___Toc4152_1103273133">
             <w:r>
               <w:rPr>
                 <w:rStyle w:val="IndexLink"/>
@@ -409,7 +409,7 @@
             </w:tabs>
             <w:rPr/>
           </w:pPr>
-          <w:hyperlink w:anchor="__RefHeading___Toc4154_2457656124">
+          <w:hyperlink w:anchor="__RefHeading___Toc4154_1103273133">
             <w:r>
               <w:rPr>
                 <w:rStyle w:val="IndexLink"/>
@@ -429,7 +429,7 @@
             </w:tabs>
             <w:rPr/>
           </w:pPr>
-          <w:hyperlink w:anchor="__RefHeading___Toc4156_2457656124">
+          <w:hyperlink w:anchor="__RefHeading___Toc4156_1103273133">
             <w:r>
               <w:rPr>
                 <w:rStyle w:val="IndexLink"/>
@@ -449,7 +449,7 @@
             </w:tabs>
             <w:rPr/>
           </w:pPr>
-          <w:hyperlink w:anchor="__RefHeading___Toc4158_2457656124">
+          <w:hyperlink w:anchor="__RefHeading___Toc4158_1103273133">
             <w:r>
               <w:rPr>
                 <w:rStyle w:val="IndexLink"/>
@@ -469,7 +469,7 @@
             </w:tabs>
             <w:rPr/>
           </w:pPr>
-          <w:hyperlink w:anchor="__RefHeading___Toc4160_2457656124">
+          <w:hyperlink w:anchor="__RefHeading___Toc4160_1103273133">
             <w:r>
               <w:rPr>
                 <w:rStyle w:val="IndexLink"/>
@@ -489,7 +489,7 @@
             </w:tabs>
             <w:rPr/>
           </w:pPr>
-          <w:hyperlink w:anchor="__RefHeading___Toc4162_2457656124">
+          <w:hyperlink w:anchor="__RefHeading___Toc4162_1103273133">
             <w:r>
               <w:rPr>
                 <w:rStyle w:val="IndexLink"/>
@@ -509,7 +509,7 @@
             </w:tabs>
             <w:rPr/>
           </w:pPr>
-          <w:hyperlink w:anchor="__RefHeading___Toc4164_2457656124">
+          <w:hyperlink w:anchor="__RefHeading___Toc4164_1103273133">
             <w:r>
               <w:rPr>
                 <w:rStyle w:val="IndexLink"/>
@@ -529,7 +529,7 @@
             </w:tabs>
             <w:rPr/>
           </w:pPr>
-          <w:hyperlink w:anchor="__RefHeading___Toc4166_2457656124">
+          <w:hyperlink w:anchor="__RefHeading___Toc4166_1103273133">
             <w:r>
               <w:rPr>
                 <w:rStyle w:val="IndexLink"/>
@@ -549,7 +549,7 @@
             </w:tabs>
             <w:rPr/>
           </w:pPr>
-          <w:hyperlink w:anchor="__RefHeading___Toc4168_2457656124">
+          <w:hyperlink w:anchor="__RefHeading___Toc4168_1103273133">
             <w:r>
               <w:rPr>
                 <w:rStyle w:val="IndexLink"/>
@@ -569,7 +569,7 @@
             </w:tabs>
             <w:rPr/>
           </w:pPr>
-          <w:hyperlink w:anchor="__RefHeading___Toc4170_2457656124">
+          <w:hyperlink w:anchor="__RefHeading___Toc4170_1103273133">
             <w:r>
               <w:rPr>
                 <w:rStyle w:val="IndexLink"/>
@@ -589,7 +589,7 @@
             </w:tabs>
             <w:rPr/>
           </w:pPr>
-          <w:hyperlink w:anchor="__RefHeading___Toc4172_2457656124">
+          <w:hyperlink w:anchor="__RefHeading___Toc4172_1103273133">
             <w:r>
               <w:rPr>
                 <w:rStyle w:val="IndexLink"/>
@@ -609,7 +609,7 @@
             </w:tabs>
             <w:rPr/>
           </w:pPr>
-          <w:hyperlink w:anchor="__RefHeading___Toc4174_2457656124">
+          <w:hyperlink w:anchor="__RefHeading___Toc4174_1103273133">
             <w:r>
               <w:rPr>
                 <w:rStyle w:val="IndexLink"/>
@@ -629,7 +629,7 @@
             </w:tabs>
             <w:rPr/>
           </w:pPr>
-          <w:hyperlink w:anchor="__RefHeading___Toc4176_2457656124">
+          <w:hyperlink w:anchor="__RefHeading___Toc4176_1103273133">
             <w:r>
               <w:rPr>
                 <w:rStyle w:val="IndexLink"/>
@@ -649,7 +649,7 @@
             </w:tabs>
             <w:rPr/>
           </w:pPr>
-          <w:hyperlink w:anchor="__RefHeading___Toc4178_2457656124">
+          <w:hyperlink w:anchor="__RefHeading___Toc4178_1103273133">
             <w:r>
               <w:rPr>
                 <w:rStyle w:val="IndexLink"/>
@@ -669,7 +669,7 @@
             </w:tabs>
             <w:rPr/>
           </w:pPr>
-          <w:hyperlink w:anchor="__RefHeading___Toc4180_2457656124">
+          <w:hyperlink w:anchor="__RefHeading___Toc4180_1103273133">
             <w:r>
               <w:rPr>
                 <w:rStyle w:val="IndexLink"/>
@@ -689,7 +689,7 @@
             </w:tabs>
             <w:rPr/>
           </w:pPr>
-          <w:hyperlink w:anchor="__RefHeading___Toc4182_2457656124">
+          <w:hyperlink w:anchor="__RefHeading___Toc4182_1103273133">
             <w:r>
               <w:rPr>
                 <w:rStyle w:val="IndexLink"/>
@@ -709,7 +709,7 @@
             </w:tabs>
             <w:rPr/>
           </w:pPr>
-          <w:hyperlink w:anchor="__RefHeading___Toc4184_2457656124">
+          <w:hyperlink w:anchor="__RefHeading___Toc4184_1103273133">
             <w:r>
               <w:rPr>
                 <w:rStyle w:val="IndexLink"/>
@@ -729,7 +729,7 @@
             </w:tabs>
             <w:rPr/>
           </w:pPr>
-          <w:hyperlink w:anchor="__RefHeading___Toc4186_2457656124">
+          <w:hyperlink w:anchor="__RefHeading___Toc4186_1103273133">
             <w:r>
               <w:rPr>
                 <w:rStyle w:val="IndexLink"/>
@@ -749,7 +749,7 @@
             </w:tabs>
             <w:rPr/>
           </w:pPr>
-          <w:hyperlink w:anchor="__RefHeading___Toc4188_2457656124">
+          <w:hyperlink w:anchor="__RefHeading___Toc4188_1103273133">
             <w:r>
               <w:rPr>
                 <w:rStyle w:val="IndexLink"/>
@@ -769,7 +769,7 @@
             </w:tabs>
             <w:rPr/>
           </w:pPr>
-          <w:hyperlink w:anchor="__RefHeading___Toc4190_2457656124">
+          <w:hyperlink w:anchor="__RefHeading___Toc4190_1103273133">
             <w:r>
               <w:rPr>
                 <w:rStyle w:val="IndexLink"/>
@@ -789,7 +789,7 @@
             </w:tabs>
             <w:rPr/>
           </w:pPr>
-          <w:hyperlink w:anchor="__RefHeading___Toc4192_2457656124">
+          <w:hyperlink w:anchor="__RefHeading___Toc4192_1103273133">
             <w:r>
               <w:rPr>
                 <w:rStyle w:val="IndexLink"/>
@@ -829,7 +829,7 @@
         <w:spacing w:lineRule="exact" w:line="240" w:before="240" w:after="120"/>
         <w:rPr/>
       </w:pPr>
-      <w:bookmarkStart w:id="1" w:name="__RefHeading___Toc4152_2457656124"/>
+      <w:bookmarkStart w:id="1" w:name="__RefHeading___Toc4152_1103273133"/>
       <w:bookmarkEnd w:id="1"/>
       <w:r>
         <w:rPr>
@@ -903,7 +903,7 @@
         <w:spacing w:lineRule="exact" w:line="240" w:before="240" w:after="120"/>
         <w:rPr/>
       </w:pPr>
-      <w:bookmarkStart w:id="2" w:name="__RefHeading___Toc4154_2457656124"/>
+      <w:bookmarkStart w:id="2" w:name="__RefHeading___Toc4154_1103273133"/>
       <w:bookmarkEnd w:id="2"/>
       <w:r>
         <w:rPr>
@@ -959,7 +959,7 @@
         <w:spacing w:lineRule="exact" w:line="240" w:before="240" w:after="120"/>
         <w:rPr/>
       </w:pPr>
-      <w:bookmarkStart w:id="3" w:name="__RefHeading___Toc4156_2457656124"/>
+      <w:bookmarkStart w:id="3" w:name="__RefHeading___Toc4156_1103273133"/>
       <w:bookmarkEnd w:id="3"/>
       <w:r>
         <w:rPr>
@@ -2273,7 +2273,7 @@
         <w:spacing w:lineRule="exact" w:line="240" w:before="240" w:after="120"/>
         <w:rPr/>
       </w:pPr>
-      <w:bookmarkStart w:id="4" w:name="__RefHeading___Toc4158_2457656124"/>
+      <w:bookmarkStart w:id="4" w:name="__RefHeading___Toc4158_1103273133"/>
       <w:bookmarkEnd w:id="4"/>
       <w:r>
         <w:rPr>
@@ -2850,7 +2850,7 @@
         <w:spacing w:lineRule="exact" w:line="240" w:before="240" w:after="120"/>
         <w:rPr/>
       </w:pPr>
-      <w:bookmarkStart w:id="5" w:name="__RefHeading___Toc4160_2457656124"/>
+      <w:bookmarkStart w:id="5" w:name="__RefHeading___Toc4160_1103273133"/>
       <w:bookmarkEnd w:id="5"/>
       <w:r>
         <w:rPr>
@@ -2888,7 +2888,7 @@
         <w:spacing w:lineRule="exact" w:line="240" w:before="240" w:after="120"/>
         <w:rPr/>
       </w:pPr>
-      <w:bookmarkStart w:id="6" w:name="__RefHeading___Toc4162_2457656124"/>
+      <w:bookmarkStart w:id="6" w:name="__RefHeading___Toc4162_1103273133"/>
       <w:bookmarkEnd w:id="6"/>
       <w:r>
         <w:rPr>
@@ -2926,7 +2926,7 @@
         <w:spacing w:lineRule="exact" w:line="240" w:before="240" w:after="120"/>
         <w:rPr/>
       </w:pPr>
-      <w:bookmarkStart w:id="7" w:name="__RefHeading___Toc4164_2457656124"/>
+      <w:bookmarkStart w:id="7" w:name="__RefHeading___Toc4164_1103273133"/>
       <w:bookmarkEnd w:id="7"/>
       <w:r>
         <w:rPr>
@@ -2946,7 +2946,7 @@
         <w:spacing w:lineRule="exact" w:line="240" w:before="180" w:after="80"/>
         <w:rPr/>
       </w:pPr>
-      <w:bookmarkStart w:id="8" w:name="__RefHeading___Toc4166_2457656124"/>
+      <w:bookmarkStart w:id="8" w:name="__RefHeading___Toc4166_1103273133"/>
       <w:bookmarkEnd w:id="8"/>
       <w:r>
         <w:rPr>
@@ -3494,7 +3494,7 @@
         <w:spacing w:lineRule="exact" w:line="240" w:before="180" w:after="80"/>
         <w:rPr/>
       </w:pPr>
-      <w:bookmarkStart w:id="9" w:name="__RefHeading___Toc4168_2457656124"/>
+      <w:bookmarkStart w:id="9" w:name="__RefHeading___Toc4168_1103273133"/>
       <w:bookmarkEnd w:id="9"/>
       <w:r>
         <w:rPr>
@@ -3614,7 +3614,7 @@
         <w:spacing w:lineRule="exact" w:line="240" w:before="180" w:after="80"/>
         <w:rPr/>
       </w:pPr>
-      <w:bookmarkStart w:id="10" w:name="__RefHeading___Toc4170_2457656124"/>
+      <w:bookmarkStart w:id="10" w:name="__RefHeading___Toc4170_1103273133"/>
       <w:bookmarkEnd w:id="10"/>
       <w:r>
         <w:rPr>
@@ -4389,7 +4389,7 @@
         <w:spacing w:lineRule="exact" w:line="240" w:before="180" w:after="80"/>
         <w:rPr/>
       </w:pPr>
-      <w:bookmarkStart w:id="11" w:name="__RefHeading___Toc4172_2457656124"/>
+      <w:bookmarkStart w:id="11" w:name="__RefHeading___Toc4172_1103273133"/>
       <w:bookmarkEnd w:id="11"/>
       <w:r>
         <w:rPr>
@@ -4919,7 +4919,7 @@
         <w:spacing w:lineRule="exact" w:line="240" w:before="180" w:after="80"/>
         <w:rPr/>
       </w:pPr>
-      <w:bookmarkStart w:id="12" w:name="__RefHeading___Toc4174_2457656124"/>
+      <w:bookmarkStart w:id="12" w:name="__RefHeading___Toc4174_1103273133"/>
       <w:bookmarkEnd w:id="12"/>
       <w:r>
         <w:rPr>
@@ -5057,7 +5057,7 @@
         <w:spacing w:lineRule="exact" w:line="240" w:before="240" w:after="120"/>
         <w:rPr/>
       </w:pPr>
-      <w:bookmarkStart w:id="13" w:name="__RefHeading___Toc4176_2457656124"/>
+      <w:bookmarkStart w:id="13" w:name="__RefHeading___Toc4176_1103273133"/>
       <w:bookmarkEnd w:id="13"/>
       <w:r>
         <w:rPr>
@@ -5095,7 +5095,7 @@
         <w:spacing w:lineRule="exact" w:line="240" w:before="240" w:after="120"/>
         <w:rPr/>
       </w:pPr>
-      <w:bookmarkStart w:id="14" w:name="__RefHeading___Toc4178_2457656124"/>
+      <w:bookmarkStart w:id="14" w:name="__RefHeading___Toc4178_1103273133"/>
       <w:bookmarkEnd w:id="14"/>
       <w:r>
         <w:rPr>
@@ -5255,7 +5255,7 @@
         <w:spacing w:lineRule="auto" w:line="240" w:before="0" w:after="60"/>
         <w:rPr/>
       </w:pPr>
-      <w:bookmarkStart w:id="15" w:name="__RefHeading___Toc4180_2457656124"/>
+      <w:bookmarkStart w:id="15" w:name="__RefHeading___Toc4180_1103273133"/>
       <w:bookmarkEnd w:id="15"/>
       <w:r>
         <w:rPr>
@@ -5286,7 +5286,7 @@
         <w:spacing w:lineRule="auto" w:line="240" w:before="0" w:after="60"/>
         <w:rPr/>
       </w:pPr>
-      <w:bookmarkStart w:id="16" w:name="__RefHeading___Toc4182_2457656124"/>
+      <w:bookmarkStart w:id="16" w:name="__RefHeading___Toc4182_1103273133"/>
       <w:bookmarkEnd w:id="16"/>
       <w:r>
         <w:rPr>
@@ -5850,7 +5850,7 @@
         <w:spacing w:lineRule="auto" w:line="240" w:before="0" w:after="60"/>
         <w:rPr/>
       </w:pPr>
-      <w:bookmarkStart w:id="17" w:name="__RefHeading___Toc4184_2457656124"/>
+      <w:bookmarkStart w:id="17" w:name="__RefHeading___Toc4184_1103273133"/>
       <w:bookmarkEnd w:id="17"/>
       <w:r>
         <w:rPr>
@@ -5915,7 +5915,7 @@
         <w:spacing w:lineRule="auto" w:line="240" w:before="0" w:after="60"/>
         <w:rPr/>
       </w:pPr>
-      <w:bookmarkStart w:id="18" w:name="__RefHeading___Toc4186_2457656124"/>
+      <w:bookmarkStart w:id="18" w:name="__RefHeading___Toc4186_1103273133"/>
       <w:bookmarkEnd w:id="18"/>
       <w:r>
         <w:rPr>
@@ -5980,7 +5980,7 @@
         <w:spacing w:lineRule="auto" w:line="240" w:before="0" w:after="60"/>
         <w:rPr/>
       </w:pPr>
-      <w:bookmarkStart w:id="19" w:name="__RefHeading___Toc4188_2457656124"/>
+      <w:bookmarkStart w:id="19" w:name="__RefHeading___Toc4188_1103273133"/>
       <w:bookmarkEnd w:id="19"/>
       <w:r>
         <w:rPr>
@@ -6025,7 +6025,7 @@
         <w:spacing w:lineRule="auto" w:line="240" w:before="0" w:after="60"/>
         <w:rPr/>
       </w:pPr>
-      <w:bookmarkStart w:id="20" w:name="__RefHeading___Toc4190_2457656124"/>
+      <w:bookmarkStart w:id="20" w:name="__RefHeading___Toc4190_1103273133"/>
       <w:bookmarkEnd w:id="20"/>
       <w:r>
         <w:rPr>
@@ -6056,7 +6056,7 @@
         <w:spacing w:lineRule="exact" w:line="240" w:before="240" w:after="120"/>
         <w:rPr/>
       </w:pPr>
-      <w:bookmarkStart w:id="21" w:name="__RefHeading___Toc4192_2457656124"/>
+      <w:bookmarkStart w:id="21" w:name="__RefHeading___Toc4192_1103273133"/>
       <w:bookmarkEnd w:id="21"/>
       <w:r>
         <w:rPr>

--- a/reporte/productos_formales/Producto_07_Informe_Final.docx
+++ b/reporte/productos_formales/Producto_07_Informe_Final.docx
@@ -89,7 +89,7 @@
           <w:sz w:val="22"/>
           <w:szCs w:val="22"/>
         </w:rPr>
-        <w:t>Informe Final - Entrenamiento, Validación y Cierre Técnico</w:t>
+        <w:t>Informe Final de la Consultoría - Prototipo Independiente</w:t>
       </w:r>
     </w:p>
     <w:p>
@@ -262,7 +262,7 @@
         <w:spacing w:lineRule="exact" w:line="240" w:before="240" w:after="120"/>
         <w:rPr/>
       </w:pPr>
-      <w:bookmarkStart w:id="0" w:name="__RefHeading___Toc4150_1103273133"/>
+      <w:bookmarkStart w:id="0" w:name="__RefHeading___Toc4101_1096995856"/>
       <w:bookmarkEnd w:id="0"/>
       <w:r>
         <w:rPr>
@@ -291,7 +291,7 @@
           <w:sz w:val="22"/>
           <w:szCs w:val="22"/>
         </w:rPr>
-        <w:t>El cierre técnico del PoC integra validación de favoritismo y fraccionamiento, ejecución Spark MLlib, GraphFrames, Airflow, capas Bronce/Plata/Oro, trazabilidad y documentación automática. La reconstrucción OCDS vigente contiene 47,254 contratos analíticos válidos a partir de 47,510 contratos crudos. Las actividades que exigen ambientes CGR, certificación funcional, marcha blanca y transferencia efectiva se identifican expresamente como dependencias institucionales.</w:t>
+        <w:t>El prototipo integra datos mediante un esquema canónico, aplica quality gates, construye señales de posible favoritismo y fraccionamiento, ejecuta Random Forest y KMeans con Apache Spark MLlib, analiza vínculos con GraphFrames y separa evaluación, TRAIN, candidate, promoción, champion e INFERENCE. La documentación formal presenta como evidencia principal los modelos Spark servidos y conserva sklearn únicamente como benchmark/explicabilidad complementaria.</w:t>
       </w:r>
     </w:p>
     <w:p>
@@ -309,7 +309,7 @@
           <w:sz w:val="22"/>
           <w:szCs w:val="22"/>
         </w:rPr>
-        <w:t>Nota metodológica: las métricas del benchmark sintético evalúan la coherencia del PoC y no estiman desempeño productivo. Las salidas sobre datos públicos son señales de priorización para revisión humana y no constituyen hallazgos ni determinaciones automáticas de irregularidad.</w:t>
+        <w:t>Nota metodológica: Las métricas obtenidas con el benchmark sintético verifican coherencia metodológica y funcionamiento reproducible del pipeline; no estiman por sí solas desempeño productivo. Las salidas son señales de priorización para revisión humana y no constituyen hallazgos ni determinaciones automáticas de irregularidad.</w:t>
       </w:r>
     </w:p>
     <w:sdt>
@@ -369,7 +369,7 @@
             </w:rPr>
             <w:fldChar w:fldCharType="separate"/>
           </w:r>
-          <w:hyperlink w:anchor="__RefHeading___Toc4150_1103273133">
+          <w:hyperlink w:anchor="__RefHeading___Toc4101_1096995856">
             <w:r>
               <w:rPr>
                 <w:rStyle w:val="IndexLink"/>
@@ -389,7 +389,7 @@
             </w:tabs>
             <w:rPr/>
           </w:pPr>
-          <w:hyperlink w:anchor="__RefHeading___Toc4152_1103273133">
+          <w:hyperlink w:anchor="__RefHeading___Toc4103_1096995856">
             <w:r>
               <w:rPr>
                 <w:rStyle w:val="IndexLink"/>
@@ -409,7 +409,7 @@
             </w:tabs>
             <w:rPr/>
           </w:pPr>
-          <w:hyperlink w:anchor="__RefHeading___Toc4154_1103273133">
+          <w:hyperlink w:anchor="__RefHeading___Toc4105_1096995856">
             <w:r>
               <w:rPr>
                 <w:rStyle w:val="IndexLink"/>
@@ -429,7 +429,7 @@
             </w:tabs>
             <w:rPr/>
           </w:pPr>
-          <w:hyperlink w:anchor="__RefHeading___Toc4156_1103273133">
+          <w:hyperlink w:anchor="__RefHeading___Toc4107_1096995856">
             <w:r>
               <w:rPr>
                 <w:rStyle w:val="IndexLink"/>
@@ -449,7 +449,7 @@
             </w:tabs>
             <w:rPr/>
           </w:pPr>
-          <w:hyperlink w:anchor="__RefHeading___Toc4158_1103273133">
+          <w:hyperlink w:anchor="__RefHeading___Toc4109_1096995856">
             <w:r>
               <w:rPr>
                 <w:rStyle w:val="IndexLink"/>
@@ -469,7 +469,7 @@
             </w:tabs>
             <w:rPr/>
           </w:pPr>
-          <w:hyperlink w:anchor="__RefHeading___Toc4160_1103273133">
+          <w:hyperlink w:anchor="__RefHeading___Toc4111_1096995856">
             <w:r>
               <w:rPr>
                 <w:rStyle w:val="IndexLink"/>
@@ -489,14 +489,14 @@
             </w:tabs>
             <w:rPr/>
           </w:pPr>
-          <w:hyperlink w:anchor="__RefHeading___Toc4162_1103273133">
+          <w:hyperlink w:anchor="__RefHeading___Toc4113_1096995856">
             <w:r>
               <w:rPr>
                 <w:rStyle w:val="IndexLink"/>
               </w:rPr>
               <w:t>2. Objetivo de Consultoría</w:t>
               <w:tab/>
-              <w:t>3</w:t>
+              <w:t>4</w:t>
             </w:r>
           </w:hyperlink>
         </w:p>
@@ -509,7 +509,7 @@
             </w:tabs>
             <w:rPr/>
           </w:pPr>
-          <w:hyperlink w:anchor="__RefHeading___Toc4164_1103273133">
+          <w:hyperlink w:anchor="__RefHeading___Toc4115_1096995856">
             <w:r>
               <w:rPr>
                 <w:rStyle w:val="IndexLink"/>
@@ -529,12 +529,12 @@
             </w:tabs>
             <w:rPr/>
           </w:pPr>
-          <w:hyperlink w:anchor="__RefHeading___Toc4166_1103273133">
+          <w:hyperlink w:anchor="__RefHeading___Toc4117_1096995856">
             <w:r>
               <w:rPr>
                 <w:rStyle w:val="IndexLink"/>
               </w:rPr>
-              <w:t>3.1 Entrenamiento y validación del modelo de fraccionamiento</w:t>
+              <w:t>3.1 Arquitectura y modelos</w:t>
               <w:tab/>
               <w:t>4</w:t>
             </w:r>
@@ -549,12 +549,12 @@
             </w:tabs>
             <w:rPr/>
           </w:pPr>
-          <w:hyperlink w:anchor="__RefHeading___Toc4168_1103273133">
+          <w:hyperlink w:anchor="__RefHeading___Toc4119_1096995856">
             <w:r>
               <w:rPr>
                 <w:rStyle w:val="IndexLink"/>
               </w:rPr>
-              <w:t>3.2 Documentación técnica y manual de implementación/despliegue</w:t>
+              <w:t>3.2 Plan de monitoreo y mantenimiento</w:t>
               <w:tab/>
               <w:t>4</w:t>
             </w:r>
@@ -569,14 +569,14 @@
             </w:tabs>
             <w:rPr/>
           </w:pPr>
-          <w:hyperlink w:anchor="__RefHeading___Toc4170_1103273133">
+          <w:hyperlink w:anchor="__RefHeading___Toc4121_1096995856">
             <w:r>
               <w:rPr>
                 <w:rStyle w:val="IndexLink"/>
               </w:rPr>
-              <w:t>3.3 Pruebas de integración y validación del pipeline</w:t>
+              <w:t>3.3 Pruebas de integración y operación</w:t>
               <w:tab/>
-              <w:t>4</w:t>
+              <w:t>5</w:t>
             </w:r>
           </w:hyperlink>
         </w:p>
@@ -589,12 +589,12 @@
             </w:tabs>
             <w:rPr/>
           </w:pPr>
-          <w:hyperlink w:anchor="__RefHeading___Toc4172_1103273133">
+          <w:hyperlink w:anchor="__RefHeading___Toc4123_1096995856">
             <w:r>
               <w:rPr>
                 <w:rStyle w:val="IndexLink"/>
               </w:rPr>
-              <w:t>3.4 Plan de monitoreo y mantenimiento</w:t>
+              <w:t>3.4 Reporting y transferencia</w:t>
               <w:tab/>
               <w:t>5</w:t>
             </w:r>
@@ -609,12 +609,32 @@
             </w:tabs>
             <w:rPr/>
           </w:pPr>
-          <w:hyperlink w:anchor="__RefHeading___Toc4174_1103273133">
+          <w:hyperlink w:anchor="__RefHeading___Toc4125_1096995856">
             <w:r>
               <w:rPr>
                 <w:rStyle w:val="IndexLink"/>
               </w:rPr>
-              <w:t>3.5 Transferencia de conocimiento y mejoras</w:t>
+              <w:t>3.5 Certificación y marcha blanca</w:t>
+              <w:tab/>
+              <w:t>5</w:t>
+            </w:r>
+          </w:hyperlink>
+        </w:p>
+        <w:p>
+          <w:pPr>
+            <w:pStyle w:val="TOC2"/>
+            <w:tabs>
+              <w:tab w:val="clear" w:pos="8743"/>
+              <w:tab w:val="right" w:pos="9025" w:leader="dot"/>
+            </w:tabs>
+            <w:rPr/>
+          </w:pPr>
+          <w:hyperlink w:anchor="__RefHeading___Toc4127_1096995856">
+            <w:r>
+              <w:rPr>
+                <w:rStyle w:val="IndexLink"/>
+              </w:rPr>
+              <w:t>3.6 Dependencias institucionales</w:t>
               <w:tab/>
               <w:t>6</w:t>
             </w:r>
@@ -629,7 +649,7 @@
             </w:tabs>
             <w:rPr/>
           </w:pPr>
-          <w:hyperlink w:anchor="__RefHeading___Toc4176_1103273133">
+          <w:hyperlink w:anchor="__RefHeading___Toc4129_1096995856">
             <w:r>
               <w:rPr>
                 <w:rStyle w:val="IndexLink"/>
@@ -649,7 +669,7 @@
             </w:tabs>
             <w:rPr/>
           </w:pPr>
-          <w:hyperlink w:anchor="__RefHeading___Toc4178_1103273133">
+          <w:hyperlink w:anchor="__RefHeading___Toc4131_1096995856">
             <w:r>
               <w:rPr>
                 <w:rStyle w:val="IndexLink"/>
@@ -669,7 +689,7 @@
             </w:tabs>
             <w:rPr/>
           </w:pPr>
-          <w:hyperlink w:anchor="__RefHeading___Toc4180_1103273133">
+          <w:hyperlink w:anchor="__RefHeading___Toc4133_1096995856">
             <w:r>
               <w:rPr>
                 <w:rStyle w:val="IndexLink"/>
@@ -689,7 +709,7 @@
             </w:tabs>
             <w:rPr/>
           </w:pPr>
-          <w:hyperlink w:anchor="__RefHeading___Toc4182_1103273133">
+          <w:hyperlink w:anchor="__RefHeading___Toc4135_1096995856">
             <w:r>
               <w:rPr>
                 <w:rStyle w:val="IndexLink"/>
@@ -709,7 +729,7 @@
             </w:tabs>
             <w:rPr/>
           </w:pPr>
-          <w:hyperlink w:anchor="__RefHeading___Toc4184_1103273133">
+          <w:hyperlink w:anchor="__RefHeading___Toc4137_1096995856">
             <w:r>
               <w:rPr>
                 <w:rStyle w:val="IndexLink"/>
@@ -729,14 +749,14 @@
             </w:tabs>
             <w:rPr/>
           </w:pPr>
-          <w:hyperlink w:anchor="__RefHeading___Toc4186_1103273133">
+          <w:hyperlink w:anchor="__RefHeading___Toc4139_1096995856">
             <w:r>
               <w:rPr>
                 <w:rStyle w:val="IndexLink"/>
               </w:rPr>
               <w:t>Modalidades por régimen</w:t>
               <w:tab/>
-              <w:t>8</w:t>
+              <w:t>7</w:t>
             </w:r>
           </w:hyperlink>
         </w:p>
@@ -749,14 +769,14 @@
             </w:tabs>
             <w:rPr/>
           </w:pPr>
-          <w:hyperlink w:anchor="__RefHeading___Toc4188_1103273133">
+          <w:hyperlink w:anchor="__RefHeading___Toc4141_1096995856">
             <w:r>
               <w:rPr>
                 <w:rStyle w:val="IndexLink"/>
               </w:rPr>
               <w:t>Arquitectura operacional Spark-native</w:t>
               <w:tab/>
-              <w:t>8</w:t>
+              <w:t>7</w:t>
             </w:r>
           </w:hyperlink>
         </w:p>
@@ -769,7 +789,7 @@
             </w:tabs>
             <w:rPr/>
           </w:pPr>
-          <w:hyperlink w:anchor="__RefHeading___Toc4190_1103273133">
+          <w:hyperlink w:anchor="__RefHeading___Toc4143_1096995856">
             <w:r>
               <w:rPr>
                 <w:rStyle w:val="IndexLink"/>
@@ -789,7 +809,7 @@
             </w:tabs>
             <w:rPr/>
           </w:pPr>
-          <w:hyperlink w:anchor="__RefHeading___Toc4192_1103273133">
+          <w:hyperlink w:anchor="__RefHeading___Toc4145_1096995856">
             <w:r>
               <w:rPr>
                 <w:rStyle w:val="IndexLink"/>
@@ -829,7 +849,7 @@
         <w:spacing w:lineRule="exact" w:line="240" w:before="240" w:after="120"/>
         <w:rPr/>
       </w:pPr>
-      <w:bookmarkStart w:id="1" w:name="__RefHeading___Toc4152_1103273133"/>
+      <w:bookmarkStart w:id="1" w:name="__RefHeading___Toc4103_1096995856"/>
       <w:bookmarkEnd w:id="1"/>
       <w:r>
         <w:rPr>
@@ -858,7 +878,7 @@
           <w:sz w:val="22"/>
           <w:szCs w:val="22"/>
         </w:rPr>
-        <w:t>1. Métricas finales del benchmark de fraccionamiento</w:t>
+        <w:t>1. Resumen de modelos operacionales</w:t>
       </w:r>
     </w:p>
     <w:p>
@@ -876,7 +896,7 @@
           <w:sz w:val="22"/>
           <w:szCs w:val="22"/>
         </w:rPr>
-        <w:t>2. Estado de los componentes de cierre del Séptimo Producto</w:t>
+        <w:t>2. Plan de monitoreo y mantenimiento</w:t>
       </w:r>
     </w:p>
     <w:p>
@@ -894,7 +914,7 @@
           <w:sz w:val="22"/>
           <w:szCs w:val="22"/>
         </w:rPr>
-        <w:t>3. Plan de monitoreo y mantenimiento</w:t>
+        <w:t>3. Cierre frente a dependencias institucionales</w:t>
       </w:r>
     </w:p>
     <w:p>
@@ -903,7 +923,7 @@
         <w:spacing w:lineRule="exact" w:line="240" w:before="240" w:after="120"/>
         <w:rPr/>
       </w:pPr>
-      <w:bookmarkStart w:id="2" w:name="__RefHeading___Toc4154_1103273133"/>
+      <w:bookmarkStart w:id="2" w:name="__RefHeading___Toc4105_1096995856"/>
       <w:bookmarkEnd w:id="2"/>
       <w:r>
         <w:rPr>
@@ -932,7 +952,7 @@
           <w:sz w:val="22"/>
           <w:szCs w:val="22"/>
         </w:rPr>
-        <w:t>1. Red proveedor-funcionario del escenario sintético</w:t>
+        <w:t>1. Diagrama del modelo de datos</w:t>
       </w:r>
     </w:p>
     <w:p>
@@ -950,7 +970,7 @@
           <w:sz w:val="22"/>
           <w:szCs w:val="22"/>
         </w:rPr>
-        <w:t>2. DAG principal de orquestación del PoC</w:t>
+        <w:t>2. Red proveedor-funcionario sintética</w:t>
       </w:r>
     </w:p>
     <w:p>
@@ -959,7 +979,7 @@
         <w:spacing w:lineRule="exact" w:line="240" w:before="240" w:after="120"/>
         <w:rPr/>
       </w:pPr>
-      <w:bookmarkStart w:id="3" w:name="__RefHeading___Toc4156_1103273133"/>
+      <w:bookmarkStart w:id="3" w:name="__RefHeading___Toc4107_1096995856"/>
       <w:bookmarkEnd w:id="3"/>
       <w:r>
         <w:rPr>
@@ -2273,7 +2293,7 @@
         <w:spacing w:lineRule="exact" w:line="240" w:before="240" w:after="120"/>
         <w:rPr/>
       </w:pPr>
-      <w:bookmarkStart w:id="4" w:name="__RefHeading___Toc4158_1103273133"/>
+      <w:bookmarkStart w:id="4" w:name="__RefHeading___Toc4109_1096995856"/>
       <w:bookmarkEnd w:id="4"/>
       <w:r>
         <w:rPr>
@@ -2850,7 +2870,7 @@
         <w:spacing w:lineRule="exact" w:line="240" w:before="240" w:after="120"/>
         <w:rPr/>
       </w:pPr>
-      <w:bookmarkStart w:id="5" w:name="__RefHeading___Toc4160_1103273133"/>
+      <w:bookmarkStart w:id="5" w:name="__RefHeading___Toc4111_1096995856"/>
       <w:bookmarkEnd w:id="5"/>
       <w:r>
         <w:rPr>
@@ -2879,7 +2899,7 @@
           <w:sz w:val="22"/>
           <w:szCs w:val="22"/>
         </w:rPr>
-        <w:t>El Séptimo Producto consolida entrenamiento y validación del caso de fraccionamiento y los documentos técnicos de cierre: implementación/despliegue, integración, pipeline, monitoreo, repositorio y transferencia. El presente documento mantiene separados los componentes ejecutables del PoC y aquellos que solo pueden completarse dentro de CGR.</w:t>
+        <w:t>Este informe consolida el estado funcional de la herramienta y las decisiones técnicas que permiten reproducirla. La historia de correcciones se conserva en Git/PR y no forma parte de la descripción principal del sistema.</w:t>
       </w:r>
     </w:p>
     <w:p>
@@ -2888,7 +2908,7 @@
         <w:spacing w:lineRule="exact" w:line="240" w:before="240" w:after="120"/>
         <w:rPr/>
       </w:pPr>
-      <w:bookmarkStart w:id="6" w:name="__RefHeading___Toc4162_1103273133"/>
+      <w:bookmarkStart w:id="6" w:name="__RefHeading___Toc4113_1096995856"/>
       <w:bookmarkEnd w:id="6"/>
       <w:r>
         <w:rPr>
@@ -2917,7 +2937,7 @@
           <w:sz w:val="22"/>
           <w:szCs w:val="22"/>
         </w:rPr>
-        <w:t>Objetivo de consultoría tomado como referencia del TDR: disponer datos procesados y filtrados de fuentes externas e internas, y desarrollar modelos de Machine Learning que permitan identificar casos atípicos y patrones de riesgo relevantes para la labor del auditor. En este repositorio dicho objetivo se desarrolla únicamente como prototipo independiente.</w:t>
+        <w:t>El TDR tomado como referencia plantea disponer datos procesados y filtrados de fuentes externas e internas y desarrollar modelos de Machine Learning que permitan identificar casos atípicos y patrones de riesgo relevantes para la labor del auditor. Este repositorio demuestra ese objetivo como prototipo independiente y reproducible, sin atribuirse aprobación o despliegue institucional CGR.</w:t>
       </w:r>
     </w:p>
     <w:p>
@@ -2926,7 +2946,7 @@
         <w:spacing w:lineRule="exact" w:line="240" w:before="240" w:after="120"/>
         <w:rPr/>
       </w:pPr>
-      <w:bookmarkStart w:id="7" w:name="__RefHeading___Toc4164_1103273133"/>
+      <w:bookmarkStart w:id="7" w:name="__RefHeading___Toc4115_1096995856"/>
       <w:bookmarkEnd w:id="7"/>
       <w:r>
         <w:rPr>
@@ -2946,7 +2966,7 @@
         <w:spacing w:lineRule="exact" w:line="240" w:before="180" w:after="80"/>
         <w:rPr/>
       </w:pPr>
-      <w:bookmarkStart w:id="8" w:name="__RefHeading___Toc4166_1103273133"/>
+      <w:bookmarkStart w:id="8" w:name="__RefHeading___Toc4117_1096995856"/>
       <w:bookmarkEnd w:id="8"/>
       <w:r>
         <w:rPr>
@@ -2957,7 +2977,7 @@
           <w:sz w:val="22"/>
           <w:szCs w:val="22"/>
         </w:rPr>
-        <w:t>3.1 Entrenamiento y validación del modelo de fraccionamiento</w:t>
+        <w:t>3.1 Arquitectura y modelos</w:t>
       </w:r>
     </w:p>
     <w:p>
@@ -2977,7 +2997,7 @@
           <w:sz w:val="22"/>
           <w:szCs w:val="22"/>
         </w:rPr>
-        <w:t>Tabla 1. Métricas finales del benchmark de fraccionamiento</w:t>
+        <w:t>Tabla 1. Resumen de modelos operacionales</w:t>
       </w:r>
     </w:p>
     <w:tbl>
@@ -2994,8 +3014,9 @@
         </w:tblCellMar>
       </w:tblPr>
       <w:tblGrid>
-        <w:gridCol w:w="4400"/>
-        <w:gridCol w:w="4399"/>
+        <w:gridCol w:w="2200"/>
+        <w:gridCol w:w="3300"/>
+        <w:gridCol w:w="3300"/>
       </w:tblGrid>
       <w:tr>
         <w:trPr>
@@ -3004,7 +3025,7 @@
         </w:trPr>
         <w:tc>
           <w:tcPr>
-            <w:tcW w:w="4400" w:type="dxa"/>
+            <w:tcW w:w="2200" w:type="dxa"/>
             <w:tcBorders>
               <w:top w:val="single" w:sz="4" w:space="0" w:color="000000"/>
               <w:left w:val="single" w:sz="4" w:space="0" w:color="000000"/>
@@ -3030,13 +3051,13 @@
                 <w:sz w:val="22"/>
                 <w:szCs w:val="22"/>
               </w:rPr>
-              <w:t>Métrica</w:t>
-            </w:r>
-          </w:p>
-        </w:tc>
-        <w:tc>
-          <w:tcPr>
-            <w:tcW w:w="4399" w:type="dxa"/>
+              <w:t>Caso</w:t>
+            </w:r>
+          </w:p>
+        </w:tc>
+        <w:tc>
+          <w:tcPr>
+            <w:tcW w:w="3300" w:type="dxa"/>
             <w:tcBorders>
               <w:top w:val="single" w:sz="4" w:space="0" w:color="000000"/>
               <w:left w:val="single" w:sz="4" w:space="0" w:color="000000"/>
@@ -3062,7 +3083,39 @@
                 <w:sz w:val="22"/>
                 <w:szCs w:val="22"/>
               </w:rPr>
-              <w:t>Resultado</w:t>
+              <w:t>Modelo servido</w:t>
+            </w:r>
+          </w:p>
+        </w:tc>
+        <w:tc>
+          <w:tcPr>
+            <w:tcW w:w="3300" w:type="dxa"/>
+            <w:tcBorders>
+              <w:top w:val="single" w:sz="4" w:space="0" w:color="000000"/>
+              <w:left w:val="single" w:sz="4" w:space="0" w:color="000000"/>
+              <w:bottom w:val="single" w:sz="4" w:space="0" w:color="000000"/>
+              <w:right w:val="single" w:sz="4" w:space="0" w:color="000000"/>
+            </w:tcBorders>
+            <w:shd w:fill="E7E6E6" w:val="clear"/>
+            <w:vAlign w:val="center"/>
+          </w:tcPr>
+          <w:p>
+            <w:pPr>
+              <w:pStyle w:val="Normal"/>
+              <w:spacing w:lineRule="exact" w:line="240" w:before="0" w:after="0"/>
+              <w:jc w:val="left"/>
+              <w:rPr/>
+            </w:pPr>
+            <w:r>
+              <w:rPr>
+                <w:rFonts w:eastAsia="Arial" w:cs="Arial"/>
+                <w:b/>
+                <w:bCs/>
+                <w:color w:val="000000"/>
+                <w:sz w:val="22"/>
+                <w:szCs w:val="22"/>
+              </w:rPr>
+              <w:t>Evaluación principal</w:t>
             </w:r>
           </w:p>
         </w:tc>
@@ -3073,7 +3126,7 @@
         </w:trPr>
         <w:tc>
           <w:tcPr>
-            <w:tcW w:w="4400" w:type="dxa"/>
+            <w:tcW w:w="2200" w:type="dxa"/>
             <w:tcBorders>
               <w:top w:val="single" w:sz="4" w:space="0" w:color="000000"/>
               <w:left w:val="single" w:sz="4" w:space="0" w:color="000000"/>
@@ -3098,13 +3151,13 @@
                 <w:sz w:val="22"/>
                 <w:szCs w:val="22"/>
               </w:rPr>
-              <w:t>AUC-ROC holdout</w:t>
-            </w:r>
-          </w:p>
-        </w:tc>
-        <w:tc>
-          <w:tcPr>
-            <w:tcW w:w="4399" w:type="dxa"/>
+              <w:t>Favoritismo</w:t>
+            </w:r>
+          </w:p>
+        </w:tc>
+        <w:tc>
+          <w:tcPr>
+            <w:tcW w:w="3300" w:type="dxa"/>
             <w:tcBorders>
               <w:top w:val="single" w:sz="4" w:space="0" w:color="000000"/>
               <w:left w:val="single" w:sz="4" w:space="0" w:color="000000"/>
@@ -3129,7 +3182,38 @@
                 <w:sz w:val="22"/>
                 <w:szCs w:val="22"/>
               </w:rPr>
-              <w:t>0.659</w:t>
+              <w:t>RandomForestClassificationModel - Spark MLlib</w:t>
+            </w:r>
+          </w:p>
+        </w:tc>
+        <w:tc>
+          <w:tcPr>
+            <w:tcW w:w="3300" w:type="dxa"/>
+            <w:tcBorders>
+              <w:top w:val="single" w:sz="4" w:space="0" w:color="000000"/>
+              <w:left w:val="single" w:sz="4" w:space="0" w:color="000000"/>
+              <w:bottom w:val="single" w:sz="4" w:space="0" w:color="000000"/>
+              <w:right w:val="single" w:sz="4" w:space="0" w:color="000000"/>
+            </w:tcBorders>
+            <w:vAlign w:val="center"/>
+          </w:tcPr>
+          <w:p>
+            <w:pPr>
+              <w:pStyle w:val="Normal"/>
+              <w:spacing w:lineRule="exact" w:line="240" w:before="0" w:after="0"/>
+              <w:jc w:val="center"/>
+              <w:rPr/>
+            </w:pPr>
+            <w:r>
+              <w:rPr>
+                <w:rFonts w:eastAsia="Arial" w:cs="Arial"/>
+                <w:b w:val="false"/>
+                <w:bCs w:val="false"/>
+                <w:color w:val="000000"/>
+                <w:sz w:val="22"/>
+                <w:szCs w:val="22"/>
+              </w:rPr>
+              <w:t>AUC-PR holdout 1.000; recall@K 1.000</w:t>
             </w:r>
           </w:p>
         </w:tc>
@@ -3140,7 +3224,7 @@
         </w:trPr>
         <w:tc>
           <w:tcPr>
-            <w:tcW w:w="4400" w:type="dxa"/>
+            <w:tcW w:w="2200" w:type="dxa"/>
             <w:tcBorders>
               <w:top w:val="single" w:sz="4" w:space="0" w:color="000000"/>
               <w:left w:val="single" w:sz="4" w:space="0" w:color="000000"/>
@@ -3165,13 +3249,13 @@
                 <w:sz w:val="22"/>
                 <w:szCs w:val="22"/>
               </w:rPr>
-              <w:t>AUC-PR holdout</w:t>
-            </w:r>
-          </w:p>
-        </w:tc>
-        <w:tc>
-          <w:tcPr>
-            <w:tcW w:w="4399" w:type="dxa"/>
+              <w:t>Fraccionamiento</w:t>
+            </w:r>
+          </w:p>
+        </w:tc>
+        <w:tc>
+          <w:tcPr>
+            <w:tcW w:w="3300" w:type="dxa"/>
             <w:tcBorders>
               <w:top w:val="single" w:sz="4" w:space="0" w:color="000000"/>
               <w:left w:val="single" w:sz="4" w:space="0" w:color="000000"/>
@@ -3196,7 +3280,38 @@
                 <w:sz w:val="22"/>
                 <w:szCs w:val="22"/>
               </w:rPr>
-              <w:t>0.133</w:t>
+              <w:t>StandardScaler + KMeans (k=3) - Spark MLlib</w:t>
+            </w:r>
+          </w:p>
+        </w:tc>
+        <w:tc>
+          <w:tcPr>
+            <w:tcW w:w="3300" w:type="dxa"/>
+            <w:tcBorders>
+              <w:top w:val="single" w:sz="4" w:space="0" w:color="000000"/>
+              <w:left w:val="single" w:sz="4" w:space="0" w:color="000000"/>
+              <w:bottom w:val="single" w:sz="4" w:space="0" w:color="000000"/>
+              <w:right w:val="single" w:sz="4" w:space="0" w:color="000000"/>
+            </w:tcBorders>
+            <w:vAlign w:val="center"/>
+          </w:tcPr>
+          <w:p>
+            <w:pPr>
+              <w:pStyle w:val="Normal"/>
+              <w:spacing w:lineRule="exact" w:line="240" w:before="0" w:after="0"/>
+              <w:jc w:val="center"/>
+              <w:rPr/>
+            </w:pPr>
+            <w:r>
+              <w:rPr>
+                <w:rFonts w:eastAsia="Arial" w:cs="Arial"/>
+                <w:b w:val="false"/>
+                <w:bCs w:val="false"/>
+                <w:color w:val="000000"/>
+                <w:sz w:val="22"/>
+                <w:szCs w:val="22"/>
+              </w:rPr>
+              <w:t>AUC-PR holdout 0.323; recall@K 0.429</w:t>
             </w:r>
           </w:p>
         </w:tc>
@@ -3207,7 +3322,7 @@
         </w:trPr>
         <w:tc>
           <w:tcPr>
-            <w:tcW w:w="4400" w:type="dxa"/>
+            <w:tcW w:w="2200" w:type="dxa"/>
             <w:tcBorders>
               <w:top w:val="single" w:sz="4" w:space="0" w:color="000000"/>
               <w:left w:val="single" w:sz="4" w:space="0" w:color="000000"/>
@@ -3232,13 +3347,13 @@
                 <w:sz w:val="22"/>
                 <w:szCs w:val="22"/>
               </w:rPr>
-              <w:t>Precision holdout</w:t>
-            </w:r>
-          </w:p>
-        </w:tc>
-        <w:tc>
-          <w:tcPr>
-            <w:tcW w:w="4399" w:type="dxa"/>
+              <w:t>Grafos</w:t>
+            </w:r>
+          </w:p>
+        </w:tc>
+        <w:tc>
+          <w:tcPr>
+            <w:tcW w:w="3300" w:type="dxa"/>
             <w:tcBorders>
               <w:top w:val="single" w:sz="4" w:space="0" w:color="000000"/>
               <w:left w:val="single" w:sz="4" w:space="0" w:color="000000"/>
@@ -3263,49 +3378,13 @@
                 <w:sz w:val="22"/>
                 <w:szCs w:val="22"/>
               </w:rPr>
-              <w:t>0.0%</w:t>
-            </w:r>
-          </w:p>
-        </w:tc>
-      </w:tr>
-      <w:tr>
-        <w:trPr>
-          <w:cantSplit w:val="true"/>
-        </w:trPr>
-        <w:tc>
-          <w:tcPr>
-            <w:tcW w:w="4400" w:type="dxa"/>
-            <w:tcBorders>
-              <w:top w:val="single" w:sz="4" w:space="0" w:color="000000"/>
-              <w:left w:val="single" w:sz="4" w:space="0" w:color="000000"/>
-              <w:bottom w:val="single" w:sz="4" w:space="0" w:color="000000"/>
-              <w:right w:val="single" w:sz="4" w:space="0" w:color="000000"/>
-            </w:tcBorders>
-            <w:vAlign w:val="center"/>
-          </w:tcPr>
-          <w:p>
-            <w:pPr>
-              <w:pStyle w:val="Normal"/>
-              <w:spacing w:lineRule="exact" w:line="240" w:before="0" w:after="0"/>
-              <w:jc w:val="left"/>
-              <w:rPr/>
-            </w:pPr>
-            <w:r>
-              <w:rPr>
-                <w:rFonts w:eastAsia="Arial" w:cs="Arial"/>
-                <w:b w:val="false"/>
-                <w:bCs w:val="false"/>
-                <w:color w:val="000000"/>
-                <w:sz w:val="22"/>
-                <w:szCs w:val="22"/>
-              </w:rPr>
-              <w:t>Recall holdout</w:t>
-            </w:r>
-          </w:p>
-        </w:tc>
-        <w:tc>
-          <w:tcPr>
-            <w:tcW w:w="4399" w:type="dxa"/>
+              <w:t>GraphFrames / NetworkX</w:t>
+            </w:r>
+          </w:p>
+        </w:tc>
+        <w:tc>
+          <w:tcPr>
+            <w:tcW w:w="3300" w:type="dxa"/>
             <w:tcBorders>
               <w:top w:val="single" w:sz="4" w:space="0" w:color="000000"/>
               <w:left w:val="single" w:sz="4" w:space="0" w:color="000000"/>
@@ -3330,141 +3409,7 @@
                 <w:sz w:val="22"/>
                 <w:szCs w:val="22"/>
               </w:rPr>
-              <w:t>0.0%</w:t>
-            </w:r>
-          </w:p>
-        </w:tc>
-      </w:tr>
-      <w:tr>
-        <w:trPr>
-          <w:cantSplit w:val="true"/>
-        </w:trPr>
-        <w:tc>
-          <w:tcPr>
-            <w:tcW w:w="4400" w:type="dxa"/>
-            <w:tcBorders>
-              <w:top w:val="single" w:sz="4" w:space="0" w:color="000000"/>
-              <w:left w:val="single" w:sz="4" w:space="0" w:color="000000"/>
-              <w:bottom w:val="single" w:sz="4" w:space="0" w:color="000000"/>
-              <w:right w:val="single" w:sz="4" w:space="0" w:color="000000"/>
-            </w:tcBorders>
-            <w:vAlign w:val="center"/>
-          </w:tcPr>
-          <w:p>
-            <w:pPr>
-              <w:pStyle w:val="Normal"/>
-              <w:spacing w:lineRule="exact" w:line="240" w:before="0" w:after="0"/>
-              <w:jc w:val="left"/>
-              <w:rPr/>
-            </w:pPr>
-            <w:r>
-              <w:rPr>
-                <w:rFonts w:eastAsia="Arial" w:cs="Arial"/>
-                <w:b w:val="false"/>
-                <w:bCs w:val="false"/>
-                <w:color w:val="000000"/>
-                <w:sz w:val="22"/>
-                <w:szCs w:val="22"/>
-              </w:rPr>
-              <w:t>F1 holdout</w:t>
-            </w:r>
-          </w:p>
-        </w:tc>
-        <w:tc>
-          <w:tcPr>
-            <w:tcW w:w="4399" w:type="dxa"/>
-            <w:tcBorders>
-              <w:top w:val="single" w:sz="4" w:space="0" w:color="000000"/>
-              <w:left w:val="single" w:sz="4" w:space="0" w:color="000000"/>
-              <w:bottom w:val="single" w:sz="4" w:space="0" w:color="000000"/>
-              <w:right w:val="single" w:sz="4" w:space="0" w:color="000000"/>
-            </w:tcBorders>
-            <w:vAlign w:val="center"/>
-          </w:tcPr>
-          <w:p>
-            <w:pPr>
-              <w:pStyle w:val="Normal"/>
-              <w:spacing w:lineRule="exact" w:line="240" w:before="0" w:after="0"/>
-              <w:jc w:val="center"/>
-              <w:rPr/>
-            </w:pPr>
-            <w:r>
-              <w:rPr>
-                <w:rFonts w:eastAsia="Arial" w:cs="Arial"/>
-                <w:b w:val="false"/>
-                <w:bCs w:val="false"/>
-                <w:color w:val="000000"/>
-                <w:sz w:val="22"/>
-                <w:szCs w:val="22"/>
-              </w:rPr>
-              <w:t>0.000</w:t>
-            </w:r>
-          </w:p>
-        </w:tc>
-      </w:tr>
-      <w:tr>
-        <w:trPr>
-          <w:cantSplit w:val="true"/>
-        </w:trPr>
-        <w:tc>
-          <w:tcPr>
-            <w:tcW w:w="4400" w:type="dxa"/>
-            <w:tcBorders>
-              <w:top w:val="single" w:sz="4" w:space="0" w:color="000000"/>
-              <w:left w:val="single" w:sz="4" w:space="0" w:color="000000"/>
-              <w:bottom w:val="single" w:sz="4" w:space="0" w:color="000000"/>
-              <w:right w:val="single" w:sz="4" w:space="0" w:color="000000"/>
-            </w:tcBorders>
-            <w:vAlign w:val="center"/>
-          </w:tcPr>
-          <w:p>
-            <w:pPr>
-              <w:pStyle w:val="Normal"/>
-              <w:spacing w:lineRule="exact" w:line="240" w:before="0" w:after="0"/>
-              <w:jc w:val="left"/>
-              <w:rPr/>
-            </w:pPr>
-            <w:r>
-              <w:rPr>
-                <w:rFonts w:eastAsia="Arial" w:cs="Arial"/>
-                <w:b w:val="false"/>
-                <w:bCs w:val="false"/>
-                <w:color w:val="000000"/>
-                <w:sz w:val="22"/>
-                <w:szCs w:val="22"/>
-              </w:rPr>
-              <w:t>Recall@K holdout</w:t>
-            </w:r>
-          </w:p>
-        </w:tc>
-        <w:tc>
-          <w:tcPr>
-            <w:tcW w:w="4399" w:type="dxa"/>
-            <w:tcBorders>
-              <w:top w:val="single" w:sz="4" w:space="0" w:color="000000"/>
-              <w:left w:val="single" w:sz="4" w:space="0" w:color="000000"/>
-              <w:bottom w:val="single" w:sz="4" w:space="0" w:color="000000"/>
-              <w:right w:val="single" w:sz="4" w:space="0" w:color="000000"/>
-            </w:tcBorders>
-            <w:vAlign w:val="center"/>
-          </w:tcPr>
-          <w:p>
-            <w:pPr>
-              <w:pStyle w:val="Normal"/>
-              <w:spacing w:lineRule="exact" w:line="240" w:before="0" w:after="0"/>
-              <w:jc w:val="center"/>
-              <w:rPr/>
-            </w:pPr>
-            <w:r>
-              <w:rPr>
-                <w:rFonts w:eastAsia="Arial" w:cs="Arial"/>
-                <w:b w:val="false"/>
-                <w:bCs w:val="false"/>
-                <w:color w:val="000000"/>
-                <w:sz w:val="22"/>
-                <w:szCs w:val="22"/>
-              </w:rPr>
-              <w:t>0.000</w:t>
+              <w:t>Señales de vínculo para revisión humana.</w:t>
             </w:r>
           </w:p>
         </w:tc>
@@ -3485,154 +3430,14 @@
           <w:sz w:val="22"/>
           <w:szCs w:val="22"/>
         </w:rPr>
-        <w:t>La configuración seleccionada es n_estimators=100, max_samples=0.8, contamination=0.05. El modelo se persiste junto con su scaler en outputs/models/.</w:t>
-      </w:r>
-    </w:p>
-    <w:p>
-      <w:pPr>
-        <w:pStyle w:val="Heading2"/>
-        <w:spacing w:lineRule="exact" w:line="240" w:before="180" w:after="80"/>
-        <w:rPr/>
-      </w:pPr>
-      <w:bookmarkStart w:id="9" w:name="__RefHeading___Toc4168_1103273133"/>
-      <w:bookmarkEnd w:id="9"/>
-      <w:r>
-        <w:rPr>
-          <w:rFonts w:eastAsia="Arial" w:cs="Arial" w:ascii="Arial" w:hAnsi="Arial"/>
-          <w:b/>
-          <w:bCs/>
-          <w:color w:val="000000"/>
-          <w:sz w:val="22"/>
-          <w:szCs w:val="22"/>
-        </w:rPr>
-        <w:t>3.2 Documentación técnica y manual de implementación/despliegue</w:t>
-      </w:r>
-    </w:p>
-    <w:p>
-      <w:pPr>
-        <w:pStyle w:val="ListParagraph"/>
-        <w:numPr>
-          <w:ilvl w:val="0"/>
-          <w:numId w:val="3"/>
-        </w:numPr>
-        <w:spacing w:lineRule="exact" w:line="240" w:before="0" w:after="50"/>
-        <w:rPr/>
-      </w:pPr>
-      <w:r>
-        <w:rPr>
-          <w:rFonts w:eastAsia="Arial" w:cs="Arial"/>
-          <w:color w:val="000000"/>
-          <w:sz w:val="22"/>
-          <w:szCs w:val="22"/>
-        </w:rPr>
-        <w:t>Entorno Python reproducible mediante requirements.txt; Spark usa Java 17 y PySpark fijado por versión.</w:t>
-      </w:r>
-    </w:p>
-    <w:p>
-      <w:pPr>
-        <w:pStyle w:val="ListParagraph"/>
-        <w:numPr>
-          <w:ilvl w:val="0"/>
-          <w:numId w:val="1"/>
-        </w:numPr>
-        <w:spacing w:lineRule="exact" w:line="240" w:before="0" w:after="50"/>
-        <w:rPr/>
-      </w:pPr>
-      <w:r>
-        <w:rPr>
-          <w:rFonts w:eastAsia="Arial" w:cs="Arial"/>
-          <w:color w:val="000000"/>
-          <w:sz w:val="22"/>
-          <w:szCs w:val="22"/>
-        </w:rPr>
-        <w:t>Ejecución de regresión: pytest -q.</w:t>
-      </w:r>
-    </w:p>
-    <w:p>
-      <w:pPr>
-        <w:pStyle w:val="ListParagraph"/>
-        <w:numPr>
-          <w:ilvl w:val="0"/>
-          <w:numId w:val="1"/>
-        </w:numPr>
-        <w:spacing w:lineRule="exact" w:line="240" w:before="0" w:after="50"/>
-        <w:rPr/>
-      </w:pPr>
-      <w:r>
-        <w:rPr>
-          <w:rFonts w:eastAsia="Arial" w:cs="Arial"/>
-          <w:color w:val="000000"/>
-          <w:sz w:val="22"/>
-          <w:szCs w:val="22"/>
-        </w:rPr>
-        <w:t>Pipeline local: generación -&gt; Bronce -&gt; preprocesamiento -&gt; Plata -&gt; modelos sklearn/Spark/GraphFrames -&gt; Oro -&gt; manifiesto -&gt; documentación.</w:t>
-      </w:r>
-    </w:p>
-    <w:p>
-      <w:pPr>
-        <w:pStyle w:val="ListParagraph"/>
-        <w:numPr>
-          <w:ilvl w:val="0"/>
-          <w:numId w:val="1"/>
-        </w:numPr>
-        <w:spacing w:lineRule="exact" w:line="240" w:before="0" w:after="50"/>
-        <w:rPr/>
-      </w:pPr>
-      <w:r>
-        <w:rPr>
-          <w:rFonts w:eastAsia="Arial" w:cs="Arial"/>
-          <w:color w:val="000000"/>
-          <w:sz w:val="22"/>
-          <w:szCs w:val="22"/>
-        </w:rPr>
-        <w:t>Airflow usa CGR_PROJECT_PYTHON para separar el runtime del proyecto del entorno propio de Airflow.</w:t>
-      </w:r>
-    </w:p>
-    <w:p>
-      <w:pPr>
-        <w:pStyle w:val="ListParagraph"/>
-        <w:numPr>
-          <w:ilvl w:val="0"/>
-          <w:numId w:val="1"/>
-        </w:numPr>
-        <w:spacing w:lineRule="exact" w:line="240" w:before="0" w:after="50"/>
-        <w:rPr/>
-      </w:pPr>
-      <w:r>
-        <w:rPr>
-          <w:rFonts w:eastAsia="Arial" w:cs="Arial"/>
-          <w:color w:val="000000"/>
-          <w:sz w:val="22"/>
-          <w:szCs w:val="22"/>
-        </w:rPr>
-        <w:t>Los modelos candidatos no se promocionan automáticamente; la promoción requiere revisión humana.</w:t>
-      </w:r>
-    </w:p>
-    <w:p>
-      <w:pPr>
-        <w:pStyle w:val="Heading2"/>
-        <w:spacing w:lineRule="exact" w:line="240" w:before="180" w:after="80"/>
-        <w:rPr/>
-      </w:pPr>
-      <w:bookmarkStart w:id="10" w:name="__RefHeading___Toc4170_1103273133"/>
-      <w:bookmarkEnd w:id="10"/>
-      <w:r>
-        <w:rPr>
-          <w:rFonts w:eastAsia="Arial" w:cs="Arial" w:ascii="Arial" w:hAnsi="Arial"/>
-          <w:b/>
-          <w:bCs/>
-          <w:color w:val="000000"/>
-          <w:sz w:val="22"/>
-          <w:szCs w:val="22"/>
-        </w:rPr>
-        <w:t>3.3 Pruebas de integración y validación del pipeline</w:t>
+        <w:t>La ruta spark_sql mantiene DataFrames Spark en integración, validación, preprocesamiento, evaluación, TRAIN e INFERENCE y publica rankings distribuidos en Parquet.</w:t>
       </w:r>
     </w:p>
     <w:p>
       <w:pPr>
         <w:pStyle w:val="Normal"/>
         <w:keepNext w:val="true"/>
-        <w:spacing w:lineRule="exact" w:line="240" w:before="0" w:after="45"/>
+        <w:spacing w:lineRule="exact" w:line="240" w:before="0" w:after="35"/>
         <w:jc w:val="center"/>
         <w:rPr/>
       </w:pPr>
@@ -3645,584 +3450,7 @@
           <w:sz w:val="22"/>
           <w:szCs w:val="22"/>
         </w:rPr>
-        <w:t>Tabla 2. Estado de los componentes de cierre del Séptimo Producto</w:t>
-      </w:r>
-    </w:p>
-    <w:tbl>
-      <w:tblPr>
-        <w:tblW w:w="8800" w:type="dxa"/>
-        <w:jc w:val="left"/>
-        <w:tblInd w:w="0" w:type="dxa"/>
-        <w:tblLayout w:type="fixed"/>
-        <w:tblCellMar>
-          <w:top w:w="55" w:type="dxa"/>
-          <w:left w:w="80" w:type="dxa"/>
-          <w:bottom w:w="55" w:type="dxa"/>
-          <w:right w:w="80" w:type="dxa"/>
-        </w:tblCellMar>
-      </w:tblPr>
-      <w:tblGrid>
-        <w:gridCol w:w="3600"/>
-        <w:gridCol w:w="5199"/>
-      </w:tblGrid>
-      <w:tr>
-        <w:trPr>
-          <w:tblHeader w:val="true"/>
-          <w:cantSplit w:val="true"/>
-        </w:trPr>
-        <w:tc>
-          <w:tcPr>
-            <w:tcW w:w="3600" w:type="dxa"/>
-            <w:tcBorders>
-              <w:top w:val="single" w:sz="4" w:space="0" w:color="000000"/>
-              <w:left w:val="single" w:sz="4" w:space="0" w:color="000000"/>
-              <w:bottom w:val="single" w:sz="4" w:space="0" w:color="000000"/>
-              <w:right w:val="single" w:sz="4" w:space="0" w:color="000000"/>
-            </w:tcBorders>
-            <w:shd w:fill="E7E6E6" w:val="clear"/>
-            <w:vAlign w:val="center"/>
-          </w:tcPr>
-          <w:p>
-            <w:pPr>
-              <w:pStyle w:val="Normal"/>
-              <w:spacing w:lineRule="exact" w:line="240" w:before="0" w:after="0"/>
-              <w:jc w:val="left"/>
-              <w:rPr/>
-            </w:pPr>
-            <w:r>
-              <w:rPr>
-                <w:rFonts w:eastAsia="Arial" w:cs="Arial"/>
-                <w:b/>
-                <w:bCs/>
-                <w:color w:val="000000"/>
-                <w:sz w:val="22"/>
-                <w:szCs w:val="22"/>
-              </w:rPr>
-              <w:t>Componente solicitado</w:t>
-            </w:r>
-          </w:p>
-        </w:tc>
-        <w:tc>
-          <w:tcPr>
-            <w:tcW w:w="5199" w:type="dxa"/>
-            <w:tcBorders>
-              <w:top w:val="single" w:sz="4" w:space="0" w:color="000000"/>
-              <w:left w:val="single" w:sz="4" w:space="0" w:color="000000"/>
-              <w:bottom w:val="single" w:sz="4" w:space="0" w:color="000000"/>
-              <w:right w:val="single" w:sz="4" w:space="0" w:color="000000"/>
-            </w:tcBorders>
-            <w:shd w:fill="E7E6E6" w:val="clear"/>
-            <w:vAlign w:val="center"/>
-          </w:tcPr>
-          <w:p>
-            <w:pPr>
-              <w:pStyle w:val="Normal"/>
-              <w:spacing w:lineRule="exact" w:line="240" w:before="0" w:after="0"/>
-              <w:jc w:val="left"/>
-              <w:rPr/>
-            </w:pPr>
-            <w:r>
-              <w:rPr>
-                <w:rFonts w:eastAsia="Arial" w:cs="Arial"/>
-                <w:b/>
-                <w:bCs/>
-                <w:color w:val="000000"/>
-                <w:sz w:val="22"/>
-                <w:szCs w:val="22"/>
-              </w:rPr>
-              <w:t>Estado verificable del PoC</w:t>
-            </w:r>
-          </w:p>
-        </w:tc>
-      </w:tr>
-      <w:tr>
-        <w:trPr>
-          <w:cantSplit w:val="true"/>
-        </w:trPr>
-        <w:tc>
-          <w:tcPr>
-            <w:tcW w:w="3600" w:type="dxa"/>
-            <w:tcBorders>
-              <w:top w:val="single" w:sz="4" w:space="0" w:color="000000"/>
-              <w:left w:val="single" w:sz="4" w:space="0" w:color="000000"/>
-              <w:bottom w:val="single" w:sz="4" w:space="0" w:color="000000"/>
-              <w:right w:val="single" w:sz="4" w:space="0" w:color="000000"/>
-            </w:tcBorders>
-            <w:vAlign w:val="center"/>
-          </w:tcPr>
-          <w:p>
-            <w:pPr>
-              <w:pStyle w:val="Normal"/>
-              <w:spacing w:lineRule="exact" w:line="240" w:before="0" w:after="0"/>
-              <w:jc w:val="left"/>
-              <w:rPr/>
-            </w:pPr>
-            <w:r>
-              <w:rPr>
-                <w:rFonts w:eastAsia="Arial" w:cs="Arial"/>
-                <w:b w:val="false"/>
-                <w:bCs w:val="false"/>
-                <w:color w:val="000000"/>
-                <w:sz w:val="22"/>
-                <w:szCs w:val="22"/>
-              </w:rPr>
-              <w:t>Registro de pruebas de integración</w:t>
-            </w:r>
-          </w:p>
-        </w:tc>
-        <w:tc>
-          <w:tcPr>
-            <w:tcW w:w="5199" w:type="dxa"/>
-            <w:tcBorders>
-              <w:top w:val="single" w:sz="4" w:space="0" w:color="000000"/>
-              <w:left w:val="single" w:sz="4" w:space="0" w:color="000000"/>
-              <w:bottom w:val="single" w:sz="4" w:space="0" w:color="000000"/>
-              <w:right w:val="single" w:sz="4" w:space="0" w:color="000000"/>
-            </w:tcBorders>
-            <w:vAlign w:val="center"/>
-          </w:tcPr>
-          <w:p>
-            <w:pPr>
-              <w:pStyle w:val="Normal"/>
-              <w:spacing w:lineRule="exact" w:line="240" w:before="0" w:after="0"/>
-              <w:jc w:val="center"/>
-              <w:rPr/>
-            </w:pPr>
-            <w:r>
-              <w:rPr>
-                <w:rFonts w:eastAsia="Arial" w:cs="Arial"/>
-                <w:b w:val="false"/>
-                <w:bCs w:val="false"/>
-                <w:color w:val="000000"/>
-                <w:sz w:val="22"/>
-                <w:szCs w:val="22"/>
-              </w:rPr>
-              <w:t>GitHub Actions ejecuta pytest y smoke end-to-end en cada push/PR.</w:t>
-            </w:r>
-          </w:p>
-        </w:tc>
-      </w:tr>
-      <w:tr>
-        <w:trPr>
-          <w:cantSplit w:val="true"/>
-        </w:trPr>
-        <w:tc>
-          <w:tcPr>
-            <w:tcW w:w="3600" w:type="dxa"/>
-            <w:tcBorders>
-              <w:top w:val="single" w:sz="4" w:space="0" w:color="000000"/>
-              <w:left w:val="single" w:sz="4" w:space="0" w:color="000000"/>
-              <w:bottom w:val="single" w:sz="4" w:space="0" w:color="000000"/>
-              <w:right w:val="single" w:sz="4" w:space="0" w:color="000000"/>
-            </w:tcBorders>
-            <w:vAlign w:val="center"/>
-          </w:tcPr>
-          <w:p>
-            <w:pPr>
-              <w:pStyle w:val="Normal"/>
-              <w:spacing w:lineRule="exact" w:line="240" w:before="0" w:after="0"/>
-              <w:jc w:val="left"/>
-              <w:rPr/>
-            </w:pPr>
-            <w:r>
-              <w:rPr>
-                <w:rFonts w:eastAsia="Arial" w:cs="Arial"/>
-                <w:b w:val="false"/>
-                <w:bCs w:val="false"/>
-                <w:color w:val="000000"/>
-                <w:sz w:val="22"/>
-                <w:szCs w:val="22"/>
-              </w:rPr>
-              <w:t>Validación del pipeline completo</w:t>
-            </w:r>
-          </w:p>
-        </w:tc>
-        <w:tc>
-          <w:tcPr>
-            <w:tcW w:w="5199" w:type="dxa"/>
-            <w:tcBorders>
-              <w:top w:val="single" w:sz="4" w:space="0" w:color="000000"/>
-              <w:left w:val="single" w:sz="4" w:space="0" w:color="000000"/>
-              <w:bottom w:val="single" w:sz="4" w:space="0" w:color="000000"/>
-              <w:right w:val="single" w:sz="4" w:space="0" w:color="000000"/>
-            </w:tcBorders>
-            <w:vAlign w:val="center"/>
-          </w:tcPr>
-          <w:p>
-            <w:pPr>
-              <w:pStyle w:val="Normal"/>
-              <w:spacing w:lineRule="exact" w:line="240" w:before="0" w:after="0"/>
-              <w:jc w:val="center"/>
-              <w:rPr/>
-            </w:pPr>
-            <w:r>
-              <w:rPr>
-                <w:rFonts w:eastAsia="Arial" w:cs="Arial"/>
-                <w:b w:val="false"/>
-                <w:bCs w:val="false"/>
-                <w:color w:val="000000"/>
-                <w:sz w:val="22"/>
-                <w:szCs w:val="22"/>
-              </w:rPr>
-              <w:t>Ejecutado desde Bronce/Plata hasta Spark, Oro, linaje, manifiesto y DOCX.</w:t>
-            </w:r>
-          </w:p>
-        </w:tc>
-      </w:tr>
-      <w:tr>
-        <w:trPr>
-          <w:cantSplit w:val="true"/>
-        </w:trPr>
-        <w:tc>
-          <w:tcPr>
-            <w:tcW w:w="3600" w:type="dxa"/>
-            <w:tcBorders>
-              <w:top w:val="single" w:sz="4" w:space="0" w:color="000000"/>
-              <w:left w:val="single" w:sz="4" w:space="0" w:color="000000"/>
-              <w:bottom w:val="single" w:sz="4" w:space="0" w:color="000000"/>
-              <w:right w:val="single" w:sz="4" w:space="0" w:color="000000"/>
-            </w:tcBorders>
-            <w:vAlign w:val="center"/>
-          </w:tcPr>
-          <w:p>
-            <w:pPr>
-              <w:pStyle w:val="Normal"/>
-              <w:spacing w:lineRule="exact" w:line="240" w:before="0" w:after="0"/>
-              <w:jc w:val="left"/>
-              <w:rPr/>
-            </w:pPr>
-            <w:r>
-              <w:rPr>
-                <w:rFonts w:eastAsia="Arial" w:cs="Arial"/>
-                <w:b w:val="false"/>
-                <w:bCs w:val="false"/>
-                <w:color w:val="000000"/>
-                <w:sz w:val="22"/>
-                <w:szCs w:val="22"/>
-              </w:rPr>
-              <w:t>Documentación para certificación/producción</w:t>
-            </w:r>
-          </w:p>
-        </w:tc>
-        <w:tc>
-          <w:tcPr>
-            <w:tcW w:w="5199" w:type="dxa"/>
-            <w:tcBorders>
-              <w:top w:val="single" w:sz="4" w:space="0" w:color="000000"/>
-              <w:left w:val="single" w:sz="4" w:space="0" w:color="000000"/>
-              <w:bottom w:val="single" w:sz="4" w:space="0" w:color="000000"/>
-              <w:right w:val="single" w:sz="4" w:space="0" w:color="000000"/>
-            </w:tcBorders>
-            <w:vAlign w:val="center"/>
-          </w:tcPr>
-          <w:p>
-            <w:pPr>
-              <w:pStyle w:val="Normal"/>
-              <w:spacing w:lineRule="exact" w:line="240" w:before="0" w:after="0"/>
-              <w:jc w:val="center"/>
-              <w:rPr/>
-            </w:pPr>
-            <w:r>
-              <w:rPr>
-                <w:rFonts w:eastAsia="Arial" w:cs="Arial"/>
-                <w:b w:val="false"/>
-                <w:bCs w:val="false"/>
-                <w:color w:val="000000"/>
-                <w:sz w:val="22"/>
-                <w:szCs w:val="22"/>
-              </w:rPr>
-              <w:t>Generada como PoC; certificación institucional pendiente.</w:t>
-            </w:r>
-          </w:p>
-        </w:tc>
-      </w:tr>
-      <w:tr>
-        <w:trPr>
-          <w:cantSplit w:val="true"/>
-        </w:trPr>
-        <w:tc>
-          <w:tcPr>
-            <w:tcW w:w="3600" w:type="dxa"/>
-            <w:tcBorders>
-              <w:top w:val="single" w:sz="4" w:space="0" w:color="000000"/>
-              <w:left w:val="single" w:sz="4" w:space="0" w:color="000000"/>
-              <w:bottom w:val="single" w:sz="4" w:space="0" w:color="000000"/>
-              <w:right w:val="single" w:sz="4" w:space="0" w:color="000000"/>
-            </w:tcBorders>
-            <w:vAlign w:val="center"/>
-          </w:tcPr>
-          <w:p>
-            <w:pPr>
-              <w:pStyle w:val="Normal"/>
-              <w:spacing w:lineRule="exact" w:line="240" w:before="0" w:after="0"/>
-              <w:jc w:val="left"/>
-              <w:rPr/>
-            </w:pPr>
-            <w:r>
-              <w:rPr>
-                <w:rFonts w:eastAsia="Arial" w:cs="Arial"/>
-                <w:b w:val="false"/>
-                <w:bCs w:val="false"/>
-                <w:color w:val="000000"/>
-                <w:sz w:val="22"/>
-                <w:szCs w:val="22"/>
-              </w:rPr>
-              <w:t>Incidencias en certificación</w:t>
-            </w:r>
-          </w:p>
-        </w:tc>
-        <w:tc>
-          <w:tcPr>
-            <w:tcW w:w="5199" w:type="dxa"/>
-            <w:tcBorders>
-              <w:top w:val="single" w:sz="4" w:space="0" w:color="000000"/>
-              <w:left w:val="single" w:sz="4" w:space="0" w:color="000000"/>
-              <w:bottom w:val="single" w:sz="4" w:space="0" w:color="000000"/>
-              <w:right w:val="single" w:sz="4" w:space="0" w:color="000000"/>
-            </w:tcBorders>
-            <w:vAlign w:val="center"/>
-          </w:tcPr>
-          <w:p>
-            <w:pPr>
-              <w:pStyle w:val="Normal"/>
-              <w:spacing w:lineRule="exact" w:line="240" w:before="0" w:after="0"/>
-              <w:jc w:val="center"/>
-              <w:rPr/>
-            </w:pPr>
-            <w:r>
-              <w:rPr>
-                <w:rFonts w:eastAsia="Arial" w:cs="Arial"/>
-                <w:b w:val="false"/>
-                <w:bCs w:val="false"/>
-                <w:color w:val="000000"/>
-                <w:sz w:val="22"/>
-                <w:szCs w:val="22"/>
-              </w:rPr>
-              <w:t>No aplicable fuera de ambientes CGR; no se inventan incidencias.</w:t>
-            </w:r>
-          </w:p>
-        </w:tc>
-      </w:tr>
-      <w:tr>
-        <w:trPr>
-          <w:cantSplit w:val="true"/>
-        </w:trPr>
-        <w:tc>
-          <w:tcPr>
-            <w:tcW w:w="3600" w:type="dxa"/>
-            <w:tcBorders>
-              <w:top w:val="single" w:sz="4" w:space="0" w:color="000000"/>
-              <w:left w:val="single" w:sz="4" w:space="0" w:color="000000"/>
-              <w:bottom w:val="single" w:sz="4" w:space="0" w:color="000000"/>
-              <w:right w:val="single" w:sz="4" w:space="0" w:color="000000"/>
-            </w:tcBorders>
-            <w:vAlign w:val="center"/>
-          </w:tcPr>
-          <w:p>
-            <w:pPr>
-              <w:pStyle w:val="Normal"/>
-              <w:spacing w:lineRule="exact" w:line="240" w:before="0" w:after="0"/>
-              <w:jc w:val="left"/>
-              <w:rPr/>
-            </w:pPr>
-            <w:r>
-              <w:rPr>
-                <w:rFonts w:eastAsia="Arial" w:cs="Arial"/>
-                <w:b w:val="false"/>
-                <w:bCs w:val="false"/>
-                <w:color w:val="000000"/>
-                <w:sz w:val="22"/>
-                <w:szCs w:val="22"/>
-              </w:rPr>
-              <w:t>Transferencia a usuarios técnicos/funcionales</w:t>
-            </w:r>
-          </w:p>
-        </w:tc>
-        <w:tc>
-          <w:tcPr>
-            <w:tcW w:w="5199" w:type="dxa"/>
-            <w:tcBorders>
-              <w:top w:val="single" w:sz="4" w:space="0" w:color="000000"/>
-              <w:left w:val="single" w:sz="4" w:space="0" w:color="000000"/>
-              <w:bottom w:val="single" w:sz="4" w:space="0" w:color="000000"/>
-              <w:right w:val="single" w:sz="4" w:space="0" w:color="000000"/>
-            </w:tcBorders>
-            <w:vAlign w:val="center"/>
-          </w:tcPr>
-          <w:p>
-            <w:pPr>
-              <w:pStyle w:val="Normal"/>
-              <w:spacing w:lineRule="exact" w:line="240" w:before="0" w:after="0"/>
-              <w:jc w:val="center"/>
-              <w:rPr/>
-            </w:pPr>
-            <w:r>
-              <w:rPr>
-                <w:rFonts w:eastAsia="Arial" w:cs="Arial"/>
-                <w:b w:val="false"/>
-                <w:bCs w:val="false"/>
-                <w:color w:val="000000"/>
-                <w:sz w:val="22"/>
-                <w:szCs w:val="22"/>
-              </w:rPr>
-              <w:t>Material y estructura disponibles; sesión efectiva pendiente de usuarios CGR.</w:t>
-            </w:r>
-          </w:p>
-        </w:tc>
-      </w:tr>
-      <w:tr>
-        <w:trPr>
-          <w:cantSplit w:val="true"/>
-        </w:trPr>
-        <w:tc>
-          <w:tcPr>
-            <w:tcW w:w="3600" w:type="dxa"/>
-            <w:tcBorders>
-              <w:top w:val="single" w:sz="4" w:space="0" w:color="000000"/>
-              <w:left w:val="single" w:sz="4" w:space="0" w:color="000000"/>
-              <w:bottom w:val="single" w:sz="4" w:space="0" w:color="000000"/>
-              <w:right w:val="single" w:sz="4" w:space="0" w:color="000000"/>
-            </w:tcBorders>
-            <w:vAlign w:val="center"/>
-          </w:tcPr>
-          <w:p>
-            <w:pPr>
-              <w:pStyle w:val="Normal"/>
-              <w:spacing w:lineRule="exact" w:line="240" w:before="0" w:after="0"/>
-              <w:jc w:val="left"/>
-              <w:rPr/>
-            </w:pPr>
-            <w:r>
-              <w:rPr>
-                <w:rFonts w:eastAsia="Arial" w:cs="Arial"/>
-                <w:b w:val="false"/>
-                <w:bCs w:val="false"/>
-                <w:color w:val="000000"/>
-                <w:sz w:val="22"/>
-                <w:szCs w:val="22"/>
-              </w:rPr>
-              <w:t>Repositorio organizado</w:t>
-            </w:r>
-          </w:p>
-        </w:tc>
-        <w:tc>
-          <w:tcPr>
-            <w:tcW w:w="5199" w:type="dxa"/>
-            <w:tcBorders>
-              <w:top w:val="single" w:sz="4" w:space="0" w:color="000000"/>
-              <w:left w:val="single" w:sz="4" w:space="0" w:color="000000"/>
-              <w:bottom w:val="single" w:sz="4" w:space="0" w:color="000000"/>
-              <w:right w:val="single" w:sz="4" w:space="0" w:color="000000"/>
-            </w:tcBorders>
-            <w:vAlign w:val="center"/>
-          </w:tcPr>
-          <w:p>
-            <w:pPr>
-              <w:pStyle w:val="Normal"/>
-              <w:spacing w:lineRule="exact" w:line="240" w:before="0" w:after="0"/>
-              <w:jc w:val="center"/>
-              <w:rPr/>
-            </w:pPr>
-            <w:r>
-              <w:rPr>
-                <w:rFonts w:eastAsia="Arial" w:cs="Arial"/>
-                <w:b w:val="false"/>
-                <w:bCs w:val="false"/>
-                <w:color w:val="000000"/>
-                <w:sz w:val="22"/>
-                <w:szCs w:val="22"/>
-              </w:rPr>
-              <w:t>Código, datasets sintéticos, evidencias, reportes y CI versionados en GitHub.</w:t>
-            </w:r>
-          </w:p>
-        </w:tc>
-      </w:tr>
-      <w:tr>
-        <w:trPr>
-          <w:cantSplit w:val="true"/>
-        </w:trPr>
-        <w:tc>
-          <w:tcPr>
-            <w:tcW w:w="3600" w:type="dxa"/>
-            <w:tcBorders>
-              <w:top w:val="single" w:sz="4" w:space="0" w:color="000000"/>
-              <w:left w:val="single" w:sz="4" w:space="0" w:color="000000"/>
-              <w:bottom w:val="single" w:sz="4" w:space="0" w:color="000000"/>
-              <w:right w:val="single" w:sz="4" w:space="0" w:color="000000"/>
-            </w:tcBorders>
-            <w:vAlign w:val="center"/>
-          </w:tcPr>
-          <w:p>
-            <w:pPr>
-              <w:pStyle w:val="Normal"/>
-              <w:spacing w:lineRule="exact" w:line="240" w:before="0" w:after="0"/>
-              <w:jc w:val="left"/>
-              <w:rPr/>
-            </w:pPr>
-            <w:r>
-              <w:rPr>
-                <w:rFonts w:eastAsia="Arial" w:cs="Arial"/>
-                <w:b w:val="false"/>
-                <w:bCs w:val="false"/>
-                <w:color w:val="000000"/>
-                <w:sz w:val="22"/>
-                <w:szCs w:val="22"/>
-              </w:rPr>
-              <w:t>Mejoras de marcha blanca</w:t>
-            </w:r>
-          </w:p>
-        </w:tc>
-        <w:tc>
-          <w:tcPr>
-            <w:tcW w:w="5199" w:type="dxa"/>
-            <w:tcBorders>
-              <w:top w:val="single" w:sz="4" w:space="0" w:color="000000"/>
-              <w:left w:val="single" w:sz="4" w:space="0" w:color="000000"/>
-              <w:bottom w:val="single" w:sz="4" w:space="0" w:color="000000"/>
-              <w:right w:val="single" w:sz="4" w:space="0" w:color="000000"/>
-            </w:tcBorders>
-            <w:vAlign w:val="center"/>
-          </w:tcPr>
-          <w:p>
-            <w:pPr>
-              <w:pStyle w:val="Normal"/>
-              <w:spacing w:lineRule="exact" w:line="240" w:before="0" w:after="0"/>
-              <w:jc w:val="center"/>
-              <w:rPr/>
-            </w:pPr>
-            <w:r>
-              <w:rPr>
-                <w:rFonts w:eastAsia="Arial" w:cs="Arial"/>
-                <w:b w:val="false"/>
-                <w:bCs w:val="false"/>
-                <w:color w:val="000000"/>
-                <w:sz w:val="22"/>
-                <w:szCs w:val="22"/>
-              </w:rPr>
-              <w:t>No existe marcha blanca institucional; se documentan mejoras derivadas de auditorías técnicas del PoC.</w:t>
-            </w:r>
-          </w:p>
-        </w:tc>
-      </w:tr>
-    </w:tbl>
-    <w:p>
-      <w:pPr>
-        <w:pStyle w:val="Normal"/>
-        <w:keepNext w:val="true"/>
-        <w:spacing w:lineRule="exact" w:line="240" w:before="0" w:after="35"/>
-        <w:jc w:val="center"/>
-        <w:rPr/>
-      </w:pPr>
-      <w:r>
-        <w:rPr>
-          <w:rFonts w:eastAsia="Arial" w:cs="Arial"/>
-          <w:b/>
-          <w:bCs/>
-          <w:color w:val="000000"/>
-          <w:sz w:val="22"/>
-          <w:szCs w:val="22"/>
-        </w:rPr>
-        <w:t>Gráfico 1. Red proveedor-funcionario del escenario sintético</w:t>
+        <w:t>Gráfico 1. Diagrama del modelo de datos</w:t>
       </w:r>
     </w:p>
     <w:p>
@@ -4237,7 +3465,7 @@
         <w:rPr/>
         <w:drawing>
           <wp:inline distT="0" distB="0" distL="0" distR="0">
-            <wp:extent cx="5810250" cy="4000500"/>
+            <wp:extent cx="5810250" cy="3429000"/>
             <wp:effectExtent l="0" t="0" r="0" b="0"/>
             <wp:docPr id="1" name="Image1" descr=""/>
             <wp:cNvGraphicFramePr>
@@ -4261,7 +3489,7 @@
                   <pic:spPr bwMode="auto">
                     <a:xfrm>
                       <a:off x="0" y="0"/>
-                      <a:ext cx="5810250" cy="4000500"/>
+                      <a:ext cx="5810250" cy="3429000"/>
                     </a:xfrm>
                     <a:prstGeom prst="rect">
                       <a:avLst/>
@@ -4296,6 +3524,630 @@
     </w:p>
     <w:p>
       <w:pPr>
+        <w:pStyle w:val="Heading2"/>
+        <w:spacing w:lineRule="exact" w:line="240" w:before="180" w:after="80"/>
+        <w:rPr/>
+      </w:pPr>
+      <w:bookmarkStart w:id="9" w:name="__RefHeading___Toc4119_1096995856"/>
+      <w:bookmarkEnd w:id="9"/>
+      <w:r>
+        <w:rPr>
+          <w:rFonts w:eastAsia="Arial" w:cs="Arial" w:ascii="Arial" w:hAnsi="Arial"/>
+          <w:b/>
+          <w:bCs/>
+          <w:color w:val="000000"/>
+          <w:sz w:val="22"/>
+          <w:szCs w:val="22"/>
+        </w:rPr>
+        <w:t>3.2 Plan de monitoreo y mantenimiento</w:t>
+      </w:r>
+    </w:p>
+    <w:p>
+      <w:pPr>
+        <w:pStyle w:val="Normal"/>
+        <w:keepNext w:val="true"/>
+        <w:spacing w:lineRule="exact" w:line="240" w:before="0" w:after="45"/>
+        <w:jc w:val="center"/>
+        <w:rPr/>
+      </w:pPr>
+      <w:r>
+        <w:rPr>
+          <w:rFonts w:eastAsia="Arial" w:cs="Arial"/>
+          <w:b/>
+          <w:bCs/>
+          <w:color w:val="000000"/>
+          <w:sz w:val="22"/>
+          <w:szCs w:val="22"/>
+        </w:rPr>
+        <w:t>Tabla 2. Plan de monitoreo y mantenimiento</w:t>
+      </w:r>
+    </w:p>
+    <w:tbl>
+      <w:tblPr>
+        <w:tblW w:w="8800" w:type="dxa"/>
+        <w:jc w:val="left"/>
+        <w:tblInd w:w="0" w:type="dxa"/>
+        <w:tblLayout w:type="fixed"/>
+        <w:tblCellMar>
+          <w:top w:w="55" w:type="dxa"/>
+          <w:left w:w="80" w:type="dxa"/>
+          <w:bottom w:w="55" w:type="dxa"/>
+          <w:right w:w="80" w:type="dxa"/>
+        </w:tblCellMar>
+      </w:tblPr>
+      <w:tblGrid>
+        <w:gridCol w:w="2999"/>
+        <w:gridCol w:w="5800"/>
+      </w:tblGrid>
+      <w:tr>
+        <w:trPr>
+          <w:tblHeader w:val="true"/>
+          <w:cantSplit w:val="true"/>
+        </w:trPr>
+        <w:tc>
+          <w:tcPr>
+            <w:tcW w:w="2999" w:type="dxa"/>
+            <w:tcBorders>
+              <w:top w:val="single" w:sz="4" w:space="0" w:color="000000"/>
+              <w:left w:val="single" w:sz="4" w:space="0" w:color="000000"/>
+              <w:bottom w:val="single" w:sz="4" w:space="0" w:color="000000"/>
+              <w:right w:val="single" w:sz="4" w:space="0" w:color="000000"/>
+            </w:tcBorders>
+            <w:shd w:fill="E7E6E6" w:val="clear"/>
+            <w:vAlign w:val="center"/>
+          </w:tcPr>
+          <w:p>
+            <w:pPr>
+              <w:pStyle w:val="Normal"/>
+              <w:spacing w:lineRule="exact" w:line="240" w:before="0" w:after="0"/>
+              <w:jc w:val="left"/>
+              <w:rPr/>
+            </w:pPr>
+            <w:r>
+              <w:rPr>
+                <w:rFonts w:eastAsia="Arial" w:cs="Arial"/>
+                <w:b/>
+                <w:bCs/>
+                <w:color w:val="000000"/>
+                <w:sz w:val="22"/>
+                <w:szCs w:val="22"/>
+              </w:rPr>
+              <w:t>Control</w:t>
+            </w:r>
+          </w:p>
+        </w:tc>
+        <w:tc>
+          <w:tcPr>
+            <w:tcW w:w="5800" w:type="dxa"/>
+            <w:tcBorders>
+              <w:top w:val="single" w:sz="4" w:space="0" w:color="000000"/>
+              <w:left w:val="single" w:sz="4" w:space="0" w:color="000000"/>
+              <w:bottom w:val="single" w:sz="4" w:space="0" w:color="000000"/>
+              <w:right w:val="single" w:sz="4" w:space="0" w:color="000000"/>
+            </w:tcBorders>
+            <w:shd w:fill="E7E6E6" w:val="clear"/>
+            <w:vAlign w:val="center"/>
+          </w:tcPr>
+          <w:p>
+            <w:pPr>
+              <w:pStyle w:val="Normal"/>
+              <w:spacing w:lineRule="exact" w:line="240" w:before="0" w:after="0"/>
+              <w:jc w:val="left"/>
+              <w:rPr/>
+            </w:pPr>
+            <w:r>
+              <w:rPr>
+                <w:rFonts w:eastAsia="Arial" w:cs="Arial"/>
+                <w:b/>
+                <w:bCs/>
+                <w:color w:val="000000"/>
+                <w:sz w:val="22"/>
+                <w:szCs w:val="22"/>
+              </w:rPr>
+              <w:t>Tratamiento</w:t>
+            </w:r>
+          </w:p>
+        </w:tc>
+      </w:tr>
+      <w:tr>
+        <w:trPr>
+          <w:cantSplit w:val="true"/>
+        </w:trPr>
+        <w:tc>
+          <w:tcPr>
+            <w:tcW w:w="2999" w:type="dxa"/>
+            <w:tcBorders>
+              <w:top w:val="single" w:sz="4" w:space="0" w:color="000000"/>
+              <w:left w:val="single" w:sz="4" w:space="0" w:color="000000"/>
+              <w:bottom w:val="single" w:sz="4" w:space="0" w:color="000000"/>
+              <w:right w:val="single" w:sz="4" w:space="0" w:color="000000"/>
+            </w:tcBorders>
+            <w:vAlign w:val="center"/>
+          </w:tcPr>
+          <w:p>
+            <w:pPr>
+              <w:pStyle w:val="Normal"/>
+              <w:spacing w:lineRule="exact" w:line="240" w:before="0" w:after="0"/>
+              <w:jc w:val="left"/>
+              <w:rPr/>
+            </w:pPr>
+            <w:r>
+              <w:rPr>
+                <w:rFonts w:eastAsia="Arial" w:cs="Arial"/>
+                <w:b w:val="false"/>
+                <w:bCs w:val="false"/>
+                <w:color w:val="000000"/>
+                <w:sz w:val="22"/>
+                <w:szCs w:val="22"/>
+              </w:rPr>
+              <w:t>Calidad de datos</w:t>
+            </w:r>
+          </w:p>
+        </w:tc>
+        <w:tc>
+          <w:tcPr>
+            <w:tcW w:w="5800" w:type="dxa"/>
+            <w:tcBorders>
+              <w:top w:val="single" w:sz="4" w:space="0" w:color="000000"/>
+              <w:left w:val="single" w:sz="4" w:space="0" w:color="000000"/>
+              <w:bottom w:val="single" w:sz="4" w:space="0" w:color="000000"/>
+              <w:right w:val="single" w:sz="4" w:space="0" w:color="000000"/>
+            </w:tcBorders>
+            <w:vAlign w:val="center"/>
+          </w:tcPr>
+          <w:p>
+            <w:pPr>
+              <w:pStyle w:val="Normal"/>
+              <w:spacing w:lineRule="exact" w:line="240" w:before="0" w:after="0"/>
+              <w:jc w:val="center"/>
+              <w:rPr/>
+            </w:pPr>
+            <w:r>
+              <w:rPr>
+                <w:rFonts w:eastAsia="Arial" w:cs="Arial"/>
+                <w:b w:val="false"/>
+                <w:bCs w:val="false"/>
+                <w:color w:val="000000"/>
+                <w:sz w:val="22"/>
+                <w:szCs w:val="22"/>
+              </w:rPr>
+              <w:t>Quality gates de esquema, unicidad, integridad referencial y rangos estructurales.</w:t>
+            </w:r>
+          </w:p>
+        </w:tc>
+      </w:tr>
+      <w:tr>
+        <w:trPr>
+          <w:cantSplit w:val="true"/>
+        </w:trPr>
+        <w:tc>
+          <w:tcPr>
+            <w:tcW w:w="2999" w:type="dxa"/>
+            <w:tcBorders>
+              <w:top w:val="single" w:sz="4" w:space="0" w:color="000000"/>
+              <w:left w:val="single" w:sz="4" w:space="0" w:color="000000"/>
+              <w:bottom w:val="single" w:sz="4" w:space="0" w:color="000000"/>
+              <w:right w:val="single" w:sz="4" w:space="0" w:color="000000"/>
+            </w:tcBorders>
+            <w:vAlign w:val="center"/>
+          </w:tcPr>
+          <w:p>
+            <w:pPr>
+              <w:pStyle w:val="Normal"/>
+              <w:spacing w:lineRule="exact" w:line="240" w:before="0" w:after="0"/>
+              <w:jc w:val="left"/>
+              <w:rPr/>
+            </w:pPr>
+            <w:r>
+              <w:rPr>
+                <w:rFonts w:eastAsia="Arial" w:cs="Arial"/>
+                <w:b w:val="false"/>
+                <w:bCs w:val="false"/>
+                <w:color w:val="000000"/>
+                <w:sz w:val="22"/>
+                <w:szCs w:val="22"/>
+              </w:rPr>
+              <w:t>Drift</w:t>
+            </w:r>
+          </w:p>
+        </w:tc>
+        <w:tc>
+          <w:tcPr>
+            <w:tcW w:w="5800" w:type="dxa"/>
+            <w:tcBorders>
+              <w:top w:val="single" w:sz="4" w:space="0" w:color="000000"/>
+              <w:left w:val="single" w:sz="4" w:space="0" w:color="000000"/>
+              <w:bottom w:val="single" w:sz="4" w:space="0" w:color="000000"/>
+              <w:right w:val="single" w:sz="4" w:space="0" w:color="000000"/>
+            </w:tcBorders>
+            <w:vAlign w:val="center"/>
+          </w:tcPr>
+          <w:p>
+            <w:pPr>
+              <w:pStyle w:val="Normal"/>
+              <w:spacing w:lineRule="exact" w:line="240" w:before="0" w:after="0"/>
+              <w:jc w:val="center"/>
+              <w:rPr/>
+            </w:pPr>
+            <w:r>
+              <w:rPr>
+                <w:rFonts w:eastAsia="Arial" w:cs="Arial"/>
+                <w:b w:val="false"/>
+                <w:bCs w:val="false"/>
+                <w:color w:val="000000"/>
+                <w:sz w:val="22"/>
+                <w:szCs w:val="22"/>
+              </w:rPr>
+              <w:t>PSI sobre features y distribución de score de fraccionamiento.</w:t>
+            </w:r>
+          </w:p>
+        </w:tc>
+      </w:tr>
+      <w:tr>
+        <w:trPr>
+          <w:cantSplit w:val="true"/>
+        </w:trPr>
+        <w:tc>
+          <w:tcPr>
+            <w:tcW w:w="2999" w:type="dxa"/>
+            <w:tcBorders>
+              <w:top w:val="single" w:sz="4" w:space="0" w:color="000000"/>
+              <w:left w:val="single" w:sz="4" w:space="0" w:color="000000"/>
+              <w:bottom w:val="single" w:sz="4" w:space="0" w:color="000000"/>
+              <w:right w:val="single" w:sz="4" w:space="0" w:color="000000"/>
+            </w:tcBorders>
+            <w:vAlign w:val="center"/>
+          </w:tcPr>
+          <w:p>
+            <w:pPr>
+              <w:pStyle w:val="Normal"/>
+              <w:spacing w:lineRule="exact" w:line="240" w:before="0" w:after="0"/>
+              <w:jc w:val="left"/>
+              <w:rPr/>
+            </w:pPr>
+            <w:r>
+              <w:rPr>
+                <w:rFonts w:eastAsia="Arial" w:cs="Arial"/>
+                <w:b w:val="false"/>
+                <w:bCs w:val="false"/>
+                <w:color w:val="000000"/>
+                <w:sz w:val="22"/>
+                <w:szCs w:val="22"/>
+              </w:rPr>
+              <w:t>Desempeño</w:t>
+            </w:r>
+          </w:p>
+        </w:tc>
+        <w:tc>
+          <w:tcPr>
+            <w:tcW w:w="5800" w:type="dxa"/>
+            <w:tcBorders>
+              <w:top w:val="single" w:sz="4" w:space="0" w:color="000000"/>
+              <w:left w:val="single" w:sz="4" w:space="0" w:color="000000"/>
+              <w:bottom w:val="single" w:sz="4" w:space="0" w:color="000000"/>
+              <w:right w:val="single" w:sz="4" w:space="0" w:color="000000"/>
+            </w:tcBorders>
+            <w:vAlign w:val="center"/>
+          </w:tcPr>
+          <w:p>
+            <w:pPr>
+              <w:pStyle w:val="Normal"/>
+              <w:spacing w:lineRule="exact" w:line="240" w:before="0" w:after="0"/>
+              <w:jc w:val="center"/>
+              <w:rPr/>
+            </w:pPr>
+            <w:r>
+              <w:rPr>
+                <w:rFonts w:eastAsia="Arial" w:cs="Arial"/>
+                <w:b w:val="false"/>
+                <w:bCs w:val="false"/>
+                <w:color w:val="000000"/>
+                <w:sz w:val="22"/>
+                <w:szCs w:val="22"/>
+              </w:rPr>
+              <w:t>Recall@K cuando existe ground truth nuevo y validado.</w:t>
+            </w:r>
+          </w:p>
+        </w:tc>
+      </w:tr>
+      <w:tr>
+        <w:trPr>
+          <w:cantSplit w:val="true"/>
+        </w:trPr>
+        <w:tc>
+          <w:tcPr>
+            <w:tcW w:w="2999" w:type="dxa"/>
+            <w:tcBorders>
+              <w:top w:val="single" w:sz="4" w:space="0" w:color="000000"/>
+              <w:left w:val="single" w:sz="4" w:space="0" w:color="000000"/>
+              <w:bottom w:val="single" w:sz="4" w:space="0" w:color="000000"/>
+              <w:right w:val="single" w:sz="4" w:space="0" w:color="000000"/>
+            </w:tcBorders>
+            <w:vAlign w:val="center"/>
+          </w:tcPr>
+          <w:p>
+            <w:pPr>
+              <w:pStyle w:val="Normal"/>
+              <w:spacing w:lineRule="exact" w:line="240" w:before="0" w:after="0"/>
+              <w:jc w:val="left"/>
+              <w:rPr/>
+            </w:pPr>
+            <w:r>
+              <w:rPr>
+                <w:rFonts w:eastAsia="Arial" w:cs="Arial"/>
+                <w:b w:val="false"/>
+                <w:bCs w:val="false"/>
+                <w:color w:val="000000"/>
+                <w:sz w:val="22"/>
+                <w:szCs w:val="22"/>
+              </w:rPr>
+              <w:t>Reentrenamiento</w:t>
+            </w:r>
+          </w:p>
+        </w:tc>
+        <w:tc>
+          <w:tcPr>
+            <w:tcW w:w="5800" w:type="dxa"/>
+            <w:tcBorders>
+              <w:top w:val="single" w:sz="4" w:space="0" w:color="000000"/>
+              <w:left w:val="single" w:sz="4" w:space="0" w:color="000000"/>
+              <w:bottom w:val="single" w:sz="4" w:space="0" w:color="000000"/>
+              <w:right w:val="single" w:sz="4" w:space="0" w:color="000000"/>
+            </w:tcBorders>
+            <w:vAlign w:val="center"/>
+          </w:tcPr>
+          <w:p>
+            <w:pPr>
+              <w:pStyle w:val="Normal"/>
+              <w:spacing w:lineRule="exact" w:line="240" w:before="0" w:after="0"/>
+              <w:jc w:val="center"/>
+              <w:rPr/>
+            </w:pPr>
+            <w:r>
+              <w:rPr>
+                <w:rFonts w:eastAsia="Arial" w:cs="Arial"/>
+                <w:b w:val="false"/>
+                <w:bCs w:val="false"/>
+                <w:color w:val="000000"/>
+                <w:sz w:val="22"/>
+                <w:szCs w:val="22"/>
+              </w:rPr>
+              <w:t>Genera candidate; requiere evaluación y no se promueve automáticamente.</w:t>
+            </w:r>
+          </w:p>
+        </w:tc>
+      </w:tr>
+      <w:tr>
+        <w:trPr>
+          <w:cantSplit w:val="true"/>
+        </w:trPr>
+        <w:tc>
+          <w:tcPr>
+            <w:tcW w:w="2999" w:type="dxa"/>
+            <w:tcBorders>
+              <w:top w:val="single" w:sz="4" w:space="0" w:color="000000"/>
+              <w:left w:val="single" w:sz="4" w:space="0" w:color="000000"/>
+              <w:bottom w:val="single" w:sz="4" w:space="0" w:color="000000"/>
+              <w:right w:val="single" w:sz="4" w:space="0" w:color="000000"/>
+            </w:tcBorders>
+            <w:vAlign w:val="center"/>
+          </w:tcPr>
+          <w:p>
+            <w:pPr>
+              <w:pStyle w:val="Normal"/>
+              <w:spacing w:lineRule="exact" w:line="240" w:before="0" w:after="0"/>
+              <w:jc w:val="left"/>
+              <w:rPr/>
+            </w:pPr>
+            <w:r>
+              <w:rPr>
+                <w:rFonts w:eastAsia="Arial" w:cs="Arial"/>
+                <w:b w:val="false"/>
+                <w:bCs w:val="false"/>
+                <w:color w:val="000000"/>
+                <w:sz w:val="22"/>
+                <w:szCs w:val="22"/>
+              </w:rPr>
+              <w:t>Integridad</w:t>
+            </w:r>
+          </w:p>
+        </w:tc>
+        <w:tc>
+          <w:tcPr>
+            <w:tcW w:w="5800" w:type="dxa"/>
+            <w:tcBorders>
+              <w:top w:val="single" w:sz="4" w:space="0" w:color="000000"/>
+              <w:left w:val="single" w:sz="4" w:space="0" w:color="000000"/>
+              <w:bottom w:val="single" w:sz="4" w:space="0" w:color="000000"/>
+              <w:right w:val="single" w:sz="4" w:space="0" w:color="000000"/>
+            </w:tcBorders>
+            <w:vAlign w:val="center"/>
+          </w:tcPr>
+          <w:p>
+            <w:pPr>
+              <w:pStyle w:val="Normal"/>
+              <w:spacing w:lineRule="exact" w:line="240" w:before="0" w:after="0"/>
+              <w:jc w:val="center"/>
+              <w:rPr/>
+            </w:pPr>
+            <w:r>
+              <w:rPr>
+                <w:rFonts w:eastAsia="Arial" w:cs="Arial"/>
+                <w:b w:val="false"/>
+                <w:bCs w:val="false"/>
+                <w:color w:val="000000"/>
+                <w:sz w:val="22"/>
+                <w:szCs w:val="22"/>
+              </w:rPr>
+              <w:t>SHA-256 antes/después de INFERENCE y promoción versionada.</w:t>
+            </w:r>
+          </w:p>
+        </w:tc>
+      </w:tr>
+      <w:tr>
+        <w:trPr>
+          <w:cantSplit w:val="true"/>
+        </w:trPr>
+        <w:tc>
+          <w:tcPr>
+            <w:tcW w:w="2999" w:type="dxa"/>
+            <w:tcBorders>
+              <w:top w:val="single" w:sz="4" w:space="0" w:color="000000"/>
+              <w:left w:val="single" w:sz="4" w:space="0" w:color="000000"/>
+              <w:bottom w:val="single" w:sz="4" w:space="0" w:color="000000"/>
+              <w:right w:val="single" w:sz="4" w:space="0" w:color="000000"/>
+            </w:tcBorders>
+            <w:vAlign w:val="center"/>
+          </w:tcPr>
+          <w:p>
+            <w:pPr>
+              <w:pStyle w:val="Normal"/>
+              <w:spacing w:lineRule="exact" w:line="240" w:before="0" w:after="0"/>
+              <w:jc w:val="left"/>
+              <w:rPr/>
+            </w:pPr>
+            <w:r>
+              <w:rPr>
+                <w:rFonts w:eastAsia="Arial" w:cs="Arial"/>
+                <w:b w:val="false"/>
+                <w:bCs w:val="false"/>
+                <w:color w:val="000000"/>
+                <w:sz w:val="22"/>
+                <w:szCs w:val="22"/>
+              </w:rPr>
+              <w:t>Normativa</w:t>
+            </w:r>
+          </w:p>
+        </w:tc>
+        <w:tc>
+          <w:tcPr>
+            <w:tcW w:w="5800" w:type="dxa"/>
+            <w:tcBorders>
+              <w:top w:val="single" w:sz="4" w:space="0" w:color="000000"/>
+              <w:left w:val="single" w:sz="4" w:space="0" w:color="000000"/>
+              <w:bottom w:val="single" w:sz="4" w:space="0" w:color="000000"/>
+              <w:right w:val="single" w:sz="4" w:space="0" w:color="000000"/>
+            </w:tcBorders>
+            <w:vAlign w:val="center"/>
+          </w:tcPr>
+          <w:p>
+            <w:pPr>
+              <w:pStyle w:val="Normal"/>
+              <w:spacing w:lineRule="exact" w:line="240" w:before="0" w:after="0"/>
+              <w:jc w:val="center"/>
+              <w:rPr/>
+            </w:pPr>
+            <w:r>
+              <w:rPr>
+                <w:rFonts w:eastAsia="Arial" w:cs="Arial"/>
+                <w:b w:val="false"/>
+                <w:bCs w:val="false"/>
+                <w:color w:val="000000"/>
+                <w:sz w:val="22"/>
+                <w:szCs w:val="22"/>
+              </w:rPr>
+              <w:t>Cuantías versionadas por fecha/categoría y regresiones automáticas.</w:t>
+            </w:r>
+          </w:p>
+        </w:tc>
+      </w:tr>
+    </w:tbl>
+    <w:p>
+      <w:pPr>
+        <w:pStyle w:val="Normal"/>
+        <w:keepNext w:val="false"/>
+        <w:spacing w:lineRule="exact" w:line="240" w:before="0" w:after="80"/>
+        <w:jc w:val="both"/>
+        <w:rPr/>
+      </w:pPr>
+      <w:r>
+        <w:rPr>
+          <w:rFonts w:eastAsia="Arial" w:cs="Arial"/>
+          <w:color w:val="000000"/>
+          <w:sz w:val="22"/>
+          <w:szCs w:val="22"/>
+        </w:rPr>
+        <w:t>El monitor se liga al champion activo del registry. Promoción automática: deshabilitada.</w:t>
+      </w:r>
+    </w:p>
+    <w:p>
+      <w:pPr>
+        <w:pStyle w:val="Heading2"/>
+        <w:spacing w:lineRule="exact" w:line="240" w:before="180" w:after="80"/>
+        <w:rPr/>
+      </w:pPr>
+      <w:bookmarkStart w:id="10" w:name="__RefHeading___Toc4121_1096995856"/>
+      <w:bookmarkEnd w:id="10"/>
+      <w:r>
+        <w:rPr>
+          <w:rFonts w:eastAsia="Arial" w:cs="Arial" w:ascii="Arial" w:hAnsi="Arial"/>
+          <w:b/>
+          <w:bCs/>
+          <w:color w:val="000000"/>
+          <w:sz w:val="22"/>
+          <w:szCs w:val="22"/>
+        </w:rPr>
+        <w:t>3.3 Pruebas de integración y operación</w:t>
+      </w:r>
+    </w:p>
+    <w:p>
+      <w:pPr>
+        <w:pStyle w:val="Normal"/>
+        <w:keepNext w:val="false"/>
+        <w:spacing w:lineRule="exact" w:line="240" w:before="0" w:after="80"/>
+        <w:jc w:val="both"/>
+        <w:rPr/>
+      </w:pPr>
+      <w:r>
+        <w:rPr>
+          <w:rFonts w:eastAsia="Arial" w:cs="Arial"/>
+          <w:color w:val="000000"/>
+          <w:sz w:val="22"/>
+          <w:szCs w:val="22"/>
+        </w:rPr>
+        <w:t>Las pruebas de integración del repositorio cubren CI, Spark MLlib, GraphFrames, candidate/champion, inference, calidad de datos, generación documental y reporting local. Las pruebas de integración DEV/QA/PROD, carga, concurrencia, skew, seguridad y operación real requieren infraestructura institucional.</w:t>
+      </w:r>
+    </w:p>
+    <w:p>
+      <w:pPr>
+        <w:pStyle w:val="Heading2"/>
+        <w:spacing w:lineRule="exact" w:line="240" w:before="180" w:after="80"/>
+        <w:rPr/>
+      </w:pPr>
+      <w:bookmarkStart w:id="11" w:name="__RefHeading___Toc4123_1096995856"/>
+      <w:bookmarkEnd w:id="11"/>
+      <w:r>
+        <w:rPr>
+          <w:rFonts w:eastAsia="Arial" w:cs="Arial" w:ascii="Arial" w:hAnsi="Arial"/>
+          <w:b/>
+          <w:bCs/>
+          <w:color w:val="000000"/>
+          <w:sz w:val="22"/>
+          <w:szCs w:val="22"/>
+        </w:rPr>
+        <w:t>3.4 Reporting y transferencia</w:t>
+      </w:r>
+    </w:p>
+    <w:p>
+      <w:pPr>
+        <w:pStyle w:val="Normal"/>
+        <w:keepNext w:val="false"/>
+        <w:spacing w:lineRule="exact" w:line="240" w:before="0" w:after="80"/>
+        <w:jc w:val="both"/>
+        <w:rPr/>
+      </w:pPr>
+      <w:r>
+        <w:rPr>
+          <w:rFonts w:eastAsia="Arial" w:cs="Arial"/>
+          <w:color w:val="000000"/>
+          <w:sz w:val="22"/>
+          <w:szCs w:val="22"/>
+        </w:rPr>
+        <w:t>El contrato SQL Server/SSRS se entrega como DDL, vistas, roles de referencia y RDL con Shared Data Source. La Transferencia de conocimiento se apoya en README, documentación técnica, diccionario, linaje, manifests y Productos 1-7; las sesiones y actas formales requieren participantes CGR.</w:t>
+      </w:r>
+    </w:p>
+    <w:p>
+      <w:pPr>
         <w:pStyle w:val="Normal"/>
         <w:keepNext w:val="true"/>
         <w:spacing w:lineRule="exact" w:line="240" w:before="0" w:after="35"/>
@@ -4311,7 +4163,7 @@
           <w:sz w:val="22"/>
           <w:szCs w:val="22"/>
         </w:rPr>
-        <w:t>Gráfico 2. DAG principal de orquestación del PoC</w:t>
+        <w:t>Gráfico 2. Red proveedor-funcionario sintética</w:t>
       </w:r>
     </w:p>
     <w:p>
@@ -4326,7 +4178,7 @@
         <w:rPr/>
         <w:drawing>
           <wp:inline distT="0" distB="0" distL="0" distR="0">
-            <wp:extent cx="5810250" cy="2857500"/>
+            <wp:extent cx="5810250" cy="3905250"/>
             <wp:effectExtent l="0" t="0" r="0" b="0"/>
             <wp:docPr id="2" name="Image2" descr=""/>
             <wp:cNvGraphicFramePr>
@@ -4350,7 +4202,7 @@
                   <pic:spPr bwMode="auto">
                     <a:xfrm>
                       <a:off x="0" y="0"/>
-                      <a:ext cx="5810250" cy="2857500"/>
+                      <a:ext cx="5810250" cy="3905250"/>
                     </a:xfrm>
                     <a:prstGeom prst="rect">
                       <a:avLst/>
@@ -4389,8 +4241,8 @@
         <w:spacing w:lineRule="exact" w:line="240" w:before="180" w:after="80"/>
         <w:rPr/>
       </w:pPr>
-      <w:bookmarkStart w:id="11" w:name="__RefHeading___Toc4172_1103273133"/>
-      <w:bookmarkEnd w:id="11"/>
+      <w:bookmarkStart w:id="12" w:name="__RefHeading___Toc4125_1096995856"/>
+      <w:bookmarkEnd w:id="12"/>
       <w:r>
         <w:rPr>
           <w:rFonts w:eastAsia="Arial" w:cs="Arial" w:ascii="Arial" w:hAnsi="Arial"/>
@@ -4400,7 +4252,45 @@
           <w:sz w:val="22"/>
           <w:szCs w:val="22"/>
         </w:rPr>
-        <w:t>3.4 Plan de monitoreo y mantenimiento</w:t>
+        <w:t>3.5 Certificación y marcha blanca</w:t>
+      </w:r>
+    </w:p>
+    <w:p>
+      <w:pPr>
+        <w:pStyle w:val="Normal"/>
+        <w:keepNext w:val="false"/>
+        <w:spacing w:lineRule="exact" w:line="240" w:before="0" w:after="80"/>
+        <w:jc w:val="both"/>
+        <w:rPr/>
+      </w:pPr>
+      <w:r>
+        <w:rPr>
+          <w:rFonts w:eastAsia="Arial" w:cs="Arial"/>
+          <w:color w:val="000000"/>
+          <w:sz w:val="22"/>
+          <w:szCs w:val="22"/>
+        </w:rPr>
+        <w:t>La certificación funcional, levantamiento de incidencias y marcha blanca no pueden acreditarse desde el repositorio público. Requieren usuarios, ambientes, fuentes y criterios de aceptación institucionales.</w:t>
+      </w:r>
+    </w:p>
+    <w:p>
+      <w:pPr>
+        <w:pStyle w:val="Heading2"/>
+        <w:spacing w:lineRule="exact" w:line="240" w:before="180" w:after="80"/>
+        <w:rPr/>
+      </w:pPr>
+      <w:bookmarkStart w:id="13" w:name="__RefHeading___Toc4127_1096995856"/>
+      <w:bookmarkEnd w:id="13"/>
+      <w:r>
+        <w:rPr>
+          <w:rFonts w:eastAsia="Arial" w:cs="Arial" w:ascii="Arial" w:hAnsi="Arial"/>
+          <w:b/>
+          <w:bCs/>
+          <w:color w:val="000000"/>
+          <w:sz w:val="22"/>
+          <w:szCs w:val="22"/>
+        </w:rPr>
+        <w:t>3.6 Dependencias institucionales</w:t>
       </w:r>
     </w:p>
     <w:p>
@@ -4420,7 +4310,7 @@
           <w:sz w:val="22"/>
           <w:szCs w:val="22"/>
         </w:rPr>
-        <w:t>Tabla 3. Plan de monitoreo y mantenimiento</w:t>
+        <w:t>Tabla 3. Cierre frente a dependencias institucionales</w:t>
       </w:r>
     </w:p>
     <w:tbl>
@@ -4437,8 +4327,8 @@
         </w:tblCellMar>
       </w:tblPr>
       <w:tblGrid>
-        <w:gridCol w:w="2800"/>
-        <w:gridCol w:w="5999"/>
+        <w:gridCol w:w="3600"/>
+        <w:gridCol w:w="5199"/>
       </w:tblGrid>
       <w:tr>
         <w:trPr>
@@ -4447,7 +4337,7 @@
         </w:trPr>
         <w:tc>
           <w:tcPr>
-            <w:tcW w:w="2800" w:type="dxa"/>
+            <w:tcW w:w="3600" w:type="dxa"/>
             <w:tcBorders>
               <w:top w:val="single" w:sz="4" w:space="0" w:color="000000"/>
               <w:left w:val="single" w:sz="4" w:space="0" w:color="000000"/>
@@ -4473,13 +4363,13 @@
                 <w:sz w:val="22"/>
                 <w:szCs w:val="22"/>
               </w:rPr>
-              <w:t>Control</w:t>
-            </w:r>
-          </w:p>
-        </w:tc>
-        <w:tc>
-          <w:tcPr>
-            <w:tcW w:w="5999" w:type="dxa"/>
+              <w:t>Área</w:t>
+            </w:r>
+          </w:p>
+        </w:tc>
+        <w:tc>
+          <w:tcPr>
+            <w:tcW w:w="5199" w:type="dxa"/>
             <w:tcBorders>
               <w:top w:val="single" w:sz="4" w:space="0" w:color="000000"/>
               <w:left w:val="single" w:sz="4" w:space="0" w:color="000000"/>
@@ -4505,7 +4395,7 @@
                 <w:sz w:val="22"/>
                 <w:szCs w:val="22"/>
               </w:rPr>
-              <w:t>Acción propuesta</w:t>
+              <w:t>Estado</w:t>
             </w:r>
           </w:p>
         </w:tc>
@@ -4516,7 +4406,7 @@
         </w:trPr>
         <w:tc>
           <w:tcPr>
-            <w:tcW w:w="2800" w:type="dxa"/>
+            <w:tcW w:w="3600" w:type="dxa"/>
             <w:tcBorders>
               <w:top w:val="single" w:sz="4" w:space="0" w:color="000000"/>
               <w:left w:val="single" w:sz="4" w:space="0" w:color="000000"/>
@@ -4541,13 +4431,13 @@
                 <w:sz w:val="22"/>
                 <w:szCs w:val="22"/>
               </w:rPr>
-              <w:t>Calidad de datos</w:t>
-            </w:r>
-          </w:p>
-        </w:tc>
-        <w:tc>
-          <w:tcPr>
-            <w:tcW w:w="5999" w:type="dxa"/>
+              <w:t>Software reproducible</w:t>
+            </w:r>
+          </w:p>
+        </w:tc>
+        <w:tc>
+          <w:tcPr>
+            <w:tcW w:w="5199" w:type="dxa"/>
             <w:tcBorders>
               <w:top w:val="single" w:sz="4" w:space="0" w:color="000000"/>
               <w:left w:val="single" w:sz="4" w:space="0" w:color="000000"/>
@@ -4572,7 +4462,7 @@
                 <w:sz w:val="22"/>
                 <w:szCs w:val="22"/>
               </w:rPr>
-              <w:t>Validar esquema, nulos, rangos y conteos antes del scoring.</w:t>
+              <w:t>Implementado y validado por CI.</w:t>
             </w:r>
           </w:p>
         </w:tc>
@@ -4583,7 +4473,7 @@
         </w:trPr>
         <w:tc>
           <w:tcPr>
-            <w:tcW w:w="2800" w:type="dxa"/>
+            <w:tcW w:w="3600" w:type="dxa"/>
             <w:tcBorders>
               <w:top w:val="single" w:sz="4" w:space="0" w:color="000000"/>
               <w:left w:val="single" w:sz="4" w:space="0" w:color="000000"/>
@@ -4608,13 +4498,13 @@
                 <w:sz w:val="22"/>
                 <w:szCs w:val="22"/>
               </w:rPr>
-              <w:t>Drift</w:t>
-            </w:r>
-          </w:p>
-        </w:tc>
-        <w:tc>
-          <w:tcPr>
-            <w:tcW w:w="5999" w:type="dxa"/>
+              <w:t>Ground truth real</w:t>
+            </w:r>
+          </w:p>
+        </w:tc>
+        <w:tc>
+          <w:tcPr>
+            <w:tcW w:w="5199" w:type="dxa"/>
             <w:tcBorders>
               <w:top w:val="single" w:sz="4" w:space="0" w:color="000000"/>
               <w:left w:val="single" w:sz="4" w:space="0" w:color="000000"/>
@@ -4639,7 +4529,7 @@
                 <w:sz w:val="22"/>
                 <w:szCs w:val="22"/>
               </w:rPr>
-              <w:t>Calcular PSI sobre features clave y revisar cambios materiales.</w:t>
+              <w:t>Dependencia institucional.</w:t>
             </w:r>
           </w:p>
         </w:tc>
@@ -4650,7 +4540,7 @@
         </w:trPr>
         <w:tc>
           <w:tcPr>
-            <w:tcW w:w="2800" w:type="dxa"/>
+            <w:tcW w:w="3600" w:type="dxa"/>
             <w:tcBorders>
               <w:top w:val="single" w:sz="4" w:space="0" w:color="000000"/>
               <w:left w:val="single" w:sz="4" w:space="0" w:color="000000"/>
@@ -4675,13 +4565,13 @@
                 <w:sz w:val="22"/>
                 <w:szCs w:val="22"/>
               </w:rPr>
-              <w:t>Desempeño</w:t>
-            </w:r>
-          </w:p>
-        </w:tc>
-        <w:tc>
-          <w:tcPr>
-            <w:tcW w:w="5999" w:type="dxa"/>
+              <w:t>Spark/almacenamiento CGR</w:t>
+            </w:r>
+          </w:p>
+        </w:tc>
+        <w:tc>
+          <w:tcPr>
+            <w:tcW w:w="5199" w:type="dxa"/>
             <w:tcBorders>
               <w:top w:val="single" w:sz="4" w:space="0" w:color="000000"/>
               <w:left w:val="single" w:sz="4" w:space="0" w:color="000000"/>
@@ -4706,7 +4596,7 @@
                 <w:sz w:val="22"/>
                 <w:szCs w:val="22"/>
               </w:rPr>
-              <w:t>Medir AUC-PR/recall cuando exista ground truth nuevo y validado.</w:t>
+              <w:t>Dependencia institucional para performance y robustez.</w:t>
             </w:r>
           </w:p>
         </w:tc>
@@ -4717,7 +4607,7 @@
         </w:trPr>
         <w:tc>
           <w:tcPr>
-            <w:tcW w:w="2800" w:type="dxa"/>
+            <w:tcW w:w="3600" w:type="dxa"/>
             <w:tcBorders>
               <w:top w:val="single" w:sz="4" w:space="0" w:color="000000"/>
               <w:left w:val="single" w:sz="4" w:space="0" w:color="000000"/>
@@ -4742,13 +4632,13 @@
                 <w:sz w:val="22"/>
                 <w:szCs w:val="22"/>
               </w:rPr>
-              <w:t>Reentrenamiento</w:t>
-            </w:r>
-          </w:p>
-        </w:tc>
-        <w:tc>
-          <w:tcPr>
-            <w:tcW w:w="5999" w:type="dxa"/>
+              <w:t>DEV/QA/PROD</w:t>
+            </w:r>
+          </w:p>
+        </w:tc>
+        <w:tc>
+          <w:tcPr>
+            <w:tcW w:w="5199" w:type="dxa"/>
             <w:tcBorders>
               <w:top w:val="single" w:sz="4" w:space="0" w:color="000000"/>
               <w:left w:val="single" w:sz="4" w:space="0" w:color="000000"/>
@@ -4773,7 +4663,7 @@
                 <w:sz w:val="22"/>
                 <w:szCs w:val="22"/>
               </w:rPr>
-              <w:t>Generar modelo candidato; evaluar en holdout independiente; no promover automáticamente.</w:t>
+              <w:t>Dependencia institucional.</w:t>
             </w:r>
           </w:p>
         </w:tc>
@@ -4784,7 +4674,7 @@
         </w:trPr>
         <w:tc>
           <w:tcPr>
-            <w:tcW w:w="2800" w:type="dxa"/>
+            <w:tcW w:w="3600" w:type="dxa"/>
             <w:tcBorders>
               <w:top w:val="single" w:sz="4" w:space="0" w:color="000000"/>
               <w:left w:val="single" w:sz="4" w:space="0" w:color="000000"/>
@@ -4809,13 +4699,13 @@
                 <w:sz w:val="22"/>
                 <w:szCs w:val="22"/>
               </w:rPr>
-              <w:t>Trazabilidad</w:t>
-            </w:r>
-          </w:p>
-        </w:tc>
-        <w:tc>
-          <w:tcPr>
-            <w:tcW w:w="5999" w:type="dxa"/>
+              <w:t>SQL Server/SSRS institucional</w:t>
+            </w:r>
+          </w:p>
+        </w:tc>
+        <w:tc>
+          <w:tcPr>
+            <w:tcW w:w="5199" w:type="dxa"/>
             <w:tcBorders>
               <w:top w:val="single" w:sz="4" w:space="0" w:color="000000"/>
               <w:left w:val="single" w:sz="4" w:space="0" w:color="000000"/>
@@ -4840,7 +4730,7 @@
                 <w:sz w:val="22"/>
                 <w:szCs w:val="22"/>
               </w:rPr>
-              <w:t>Registrar commit, versiones, hashes, parámetros y artefactos en run_manifest.json.</w:t>
+              <w:t>Contrato preparado; ejecución institucional pendiente.</w:t>
             </w:r>
           </w:p>
         </w:tc>
@@ -4851,7 +4741,7 @@
         </w:trPr>
         <w:tc>
           <w:tcPr>
-            <w:tcW w:w="2800" w:type="dxa"/>
+            <w:tcW w:w="3600" w:type="dxa"/>
             <w:tcBorders>
               <w:top w:val="single" w:sz="4" w:space="0" w:color="000000"/>
               <w:left w:val="single" w:sz="4" w:space="0" w:color="000000"/>
@@ -4876,13 +4766,13 @@
                 <w:sz w:val="22"/>
                 <w:szCs w:val="22"/>
               </w:rPr>
-              <w:t>Normativa</w:t>
-            </w:r>
-          </w:p>
-        </w:tc>
-        <w:tc>
-          <w:tcPr>
-            <w:tcW w:w="5999" w:type="dxa"/>
+              <w:t>Certificación / marcha blanca</w:t>
+            </w:r>
+          </w:p>
+        </w:tc>
+        <w:tc>
+          <w:tcPr>
+            <w:tcW w:w="5199" w:type="dxa"/>
             <w:tcBorders>
               <w:top w:val="single" w:sz="4" w:space="0" w:color="000000"/>
               <w:left w:val="single" w:sz="4" w:space="0" w:color="000000"/>
@@ -4907,7 +4797,7 @@
                 <w:sz w:val="22"/>
                 <w:szCs w:val="22"/>
               </w:rPr>
-              <w:t>Versionar cuantías y vigencias; ejecutar pruebas unitarias ante cada cambio.</w:t>
+              <w:t>Dependencia institucional.</w:t>
             </w:r>
           </w:p>
         </w:tc>
@@ -4915,12 +4805,12 @@
     </w:tbl>
     <w:p>
       <w:pPr>
-        <w:pStyle w:val="Heading2"/>
-        <w:spacing w:lineRule="exact" w:line="240" w:before="180" w:after="80"/>
-        <w:rPr/>
-      </w:pPr>
-      <w:bookmarkStart w:id="12" w:name="__RefHeading___Toc4174_1103273133"/>
-      <w:bookmarkEnd w:id="12"/>
+        <w:pStyle w:val="Heading1"/>
+        <w:spacing w:lineRule="exact" w:line="240" w:before="240" w:after="120"/>
+        <w:rPr/>
+      </w:pPr>
+      <w:bookmarkStart w:id="14" w:name="__RefHeading___Toc4129_1096995856"/>
+      <w:bookmarkEnd w:id="14"/>
       <w:r>
         <w:rPr>
           <w:rFonts w:eastAsia="Arial" w:cs="Arial" w:ascii="Arial" w:hAnsi="Arial"/>
@@ -4930,7 +4820,7 @@
           <w:sz w:val="22"/>
           <w:szCs w:val="22"/>
         </w:rPr>
-        <w:t>3.5 Transferencia de conocimiento y mejoras</w:t>
+        <w:t>4. Conclusiones y Recomendaciones</w:t>
       </w:r>
     </w:p>
     <w:p>
@@ -4948,7 +4838,47 @@
           <w:sz w:val="22"/>
           <w:szCs w:val="22"/>
         </w:rPr>
-        <w:t>La documentación, README, diccionario, linaje, manifiesto, código comentado y productos formales constituyen material base para transferencia. La realización y acta de sesiones con usuarios técnicos/funcionales requiere coordinación y participantes CGR.</w:t>
+        <w:t>La herramienta queda documentada como un sistema de priorización reproducible: esquema canónico, preprocesador congelado, modelos Spark con evaluación propia, registry versionado, promoción explícita, inference sin retraining y monitoreo ligado al champion. El siguiente nivel de evidencia requiere ground truth, infraestructura y validación funcional CGR; no debe inferirse producción certificada a partir de los resultados sintéticos.</w:t>
+      </w:r>
+    </w:p>
+    <w:p>
+      <w:pPr>
+        <w:pStyle w:val="Heading1"/>
+        <w:spacing w:lineRule="exact" w:line="240" w:before="240" w:after="120"/>
+        <w:rPr/>
+      </w:pPr>
+      <w:bookmarkStart w:id="15" w:name="__RefHeading___Toc4131_1096995856"/>
+      <w:bookmarkEnd w:id="15"/>
+      <w:r>
+        <w:rPr>
+          <w:rFonts w:eastAsia="Arial" w:cs="Arial" w:ascii="Arial" w:hAnsi="Arial"/>
+          <w:b/>
+          <w:bCs/>
+          <w:color w:val="000000"/>
+          <w:sz w:val="22"/>
+          <w:szCs w:val="22"/>
+        </w:rPr>
+        <w:t>5. Anexos</w:t>
+      </w:r>
+    </w:p>
+    <w:p>
+      <w:pPr>
+        <w:pStyle w:val="ListParagraph"/>
+        <w:numPr>
+          <w:ilvl w:val="0"/>
+          <w:numId w:val="3"/>
+        </w:numPr>
+        <w:spacing w:lineRule="exact" w:line="240" w:before="0" w:after="50"/>
+        <w:rPr/>
+      </w:pPr>
+      <w:r>
+        <w:rPr>
+          <w:rFonts w:eastAsia="Arial" w:cs="Arial"/>
+          <w:color w:val="000000"/>
+          <w:sz w:val="22"/>
+          <w:szCs w:val="22"/>
+        </w:rPr>
+        <w:t>Repositorio, código y documentación técnica: https://github.com/NoeCalle/cgr-analisis-datos</w:t>
       </w:r>
     </w:p>
     <w:p>
@@ -4968,7 +4898,7 @@
           <w:sz w:val="22"/>
           <w:szCs w:val="22"/>
         </w:rPr>
-        <w:t>Mejora aplicada: corrección de integridad OCDS Contract -&gt; Award -&gt; Supplier.</w:t>
+        <w:t>Fuente machine-readable de cifras documentales: outputs/evidencia_documental.json.</w:t>
       </w:r>
     </w:p>
     <w:p>
@@ -4988,7 +4918,7 @@
           <w:sz w:val="22"/>
           <w:szCs w:val="22"/>
         </w:rPr>
-        <w:t>Mejora aplicada: separación de Contratación Directa y Comparación de Precios.</w:t>
+        <w:t>Trazabilidad: outputs/run_manifest.json, outputs/linaje_datos.csv y outputs/model_registry.json.</w:t>
       </w:r>
     </w:p>
     <w:p>
@@ -5008,7 +4938,7 @@
           <w:sz w:val="22"/>
           <w:szCs w:val="22"/>
         </w:rPr>
-        <w:t>Mejora aplicada: holdout independiente para fraccionamiento y eliminación de leakage de tuning.</w:t>
+        <w:t>Arquitectura MLOps: docs/Arquitectura_MLOps.md.</w:t>
       </w:r>
     </w:p>
     <w:p>
@@ -5028,7 +4958,7 @@
           <w:sz w:val="22"/>
           <w:szCs w:val="22"/>
         </w:rPr>
-        <w:t>Mejora aplicada: Spark MLlib y GraphFrames incorporados al pipeline canónico y al CI.</w:t>
+        <w:t>Evaluación Spark y performance: docs/Evaluacion_Spark_y_Performance.md.</w:t>
       </w:r>
     </w:p>
     <w:p>
@@ -5048,65 +4978,7 @@
           <w:sz w:val="22"/>
           <w:szCs w:val="22"/>
         </w:rPr>
-        <w:t>Mejora aplicada: documentación regenerada automáticamente desde evidencia versionada.</w:t>
-      </w:r>
-    </w:p>
-    <w:p>
-      <w:pPr>
-        <w:pStyle w:val="Heading1"/>
-        <w:spacing w:lineRule="exact" w:line="240" w:before="240" w:after="120"/>
-        <w:rPr/>
-      </w:pPr>
-      <w:bookmarkStart w:id="13" w:name="__RefHeading___Toc4176_1103273133"/>
-      <w:bookmarkEnd w:id="13"/>
-      <w:r>
-        <w:rPr>
-          <w:rFonts w:eastAsia="Arial" w:cs="Arial" w:ascii="Arial" w:hAnsi="Arial"/>
-          <w:b/>
-          <w:bCs/>
-          <w:color w:val="000000"/>
-          <w:sz w:val="22"/>
-          <w:szCs w:val="22"/>
-        </w:rPr>
-        <w:t>4. Conclusiones y Recomendaciones</w:t>
-      </w:r>
-    </w:p>
-    <w:p>
-      <w:pPr>
-        <w:pStyle w:val="Normal"/>
-        <w:keepNext w:val="false"/>
-        <w:spacing w:lineRule="exact" w:line="240" w:before="0" w:after="80"/>
-        <w:jc w:val="both"/>
-        <w:rPr/>
-      </w:pPr>
-      <w:r>
-        <w:rPr>
-          <w:rFonts w:eastAsia="Arial" w:cs="Arial"/>
-          <w:color w:val="000000"/>
-          <w:sz w:val="22"/>
-          <w:szCs w:val="22"/>
-        </w:rPr>
-        <w:t>El PoC queda técnicamente reproducible y con las principales brechas de integridad, modelado, Spark y trazabilidad cerradas. Random Forest es el candidato principal del benchmark de favoritismo; en fraccionamiento la baja AUC-PR del holdout obliga a mantener una interpretación prudente y revisión humana. Como siguiente paso institucional se recomienda validar ground truth con auditores, desplegar en DEV/QA, medir rendimiento distribuido y ejecutar certificación, marcha blanca y transferencia formal.</w:t>
-      </w:r>
-    </w:p>
-    <w:p>
-      <w:pPr>
-        <w:pStyle w:val="Heading1"/>
-        <w:spacing w:lineRule="exact" w:line="240" w:before="240" w:after="120"/>
-        <w:rPr/>
-      </w:pPr>
-      <w:bookmarkStart w:id="14" w:name="__RefHeading___Toc4178_1103273133"/>
-      <w:bookmarkEnd w:id="14"/>
-      <w:r>
-        <w:rPr>
-          <w:rFonts w:eastAsia="Arial" w:cs="Arial" w:ascii="Arial" w:hAnsi="Arial"/>
-          <w:b/>
-          <w:bCs/>
-          <w:color w:val="000000"/>
-          <w:sz w:val="22"/>
-          <w:szCs w:val="22"/>
-        </w:rPr>
-        <w:t>5. Anexos</w:t>
+        <w:t>Validación OCDS: 47,254 contratos analíticos con award/supplier resoluble.</w:t>
       </w:r>
     </w:p>
     <w:p>
@@ -5126,7 +4998,7 @@
           <w:sz w:val="22"/>
           <w:szCs w:val="22"/>
         </w:rPr>
-        <w:t>Repositorio organizado con código, datasets sintéticos, evidencia reproducible y documentación: https://github.com/NoeCalle/cgr-analisis-datos</w:t>
+        <w:t>GraphFrames: 280 vértices y 3130 aristas en evidencia sintética.</w:t>
       </w:r>
     </w:p>
     <w:p>
@@ -5146,107 +5018,7 @@
           <w:sz w:val="22"/>
           <w:szCs w:val="22"/>
         </w:rPr>
-        <w:t>Fuente única de cifras documentales: outputs/evidencia_documental.json.</w:t>
-      </w:r>
-    </w:p>
-    <w:p>
-      <w:pPr>
-        <w:pStyle w:val="ListParagraph"/>
-        <w:numPr>
-          <w:ilvl w:val="0"/>
-          <w:numId w:val="1"/>
-        </w:numPr>
-        <w:spacing w:lineRule="exact" w:line="240" w:before="0" w:after="50"/>
-        <w:rPr/>
-      </w:pPr>
-      <w:r>
-        <w:rPr>
-          <w:rFonts w:eastAsia="Arial" w:cs="Arial"/>
-          <w:color w:val="000000"/>
-          <w:sz w:val="22"/>
-          <w:szCs w:val="22"/>
-        </w:rPr>
-        <w:t>Trazabilidad de ejecución: outputs/run_manifest.json y outputs/linaje_datos.csv.</w:t>
-      </w:r>
-    </w:p>
-    <w:p>
-      <w:pPr>
-        <w:pStyle w:val="ListParagraph"/>
-        <w:numPr>
-          <w:ilvl w:val="0"/>
-          <w:numId w:val="1"/>
-        </w:numPr>
-        <w:spacing w:lineRule="exact" w:line="240" w:before="0" w:after="50"/>
-        <w:rPr/>
-      </w:pPr>
-      <w:r>
-        <w:rPr>
-          <w:rFonts w:eastAsia="Arial" w:cs="Arial"/>
-          <w:color w:val="000000"/>
-          <w:sz w:val="22"/>
-          <w:szCs w:val="22"/>
-        </w:rPr>
-        <w:t>GraphFrames ejecutado: 280 vértices y 3130 aristas en escenario sintético.</w:t>
-      </w:r>
-    </w:p>
-    <w:p>
-      <w:pPr>
-        <w:pStyle w:val="ListParagraph"/>
-        <w:numPr>
-          <w:ilvl w:val="0"/>
-          <w:numId w:val="1"/>
-        </w:numPr>
-        <w:spacing w:lineRule="exact" w:line="240" w:before="0" w:after="50"/>
-        <w:rPr/>
-      </w:pPr>
-      <w:r>
-        <w:rPr>
-          <w:rFonts w:eastAsia="Arial" w:cs="Arial"/>
-          <w:color w:val="000000"/>
-          <w:sz w:val="22"/>
-          <w:szCs w:val="22"/>
-        </w:rPr>
-        <w:t>Diccionario de datos: data/diccionario_datos.csv.</w:t>
-      </w:r>
-    </w:p>
-    <w:p>
-      <w:pPr>
-        <w:pStyle w:val="ListParagraph"/>
-        <w:numPr>
-          <w:ilvl w:val="0"/>
-          <w:numId w:val="1"/>
-        </w:numPr>
-        <w:spacing w:lineRule="exact" w:line="240" w:before="0" w:after="50"/>
-        <w:rPr/>
-      </w:pPr>
-      <w:r>
-        <w:rPr>
-          <w:rFonts w:eastAsia="Arial" w:cs="Arial"/>
-          <w:color w:val="000000"/>
-          <w:sz w:val="22"/>
-          <w:szCs w:val="22"/>
-        </w:rPr>
-        <w:t>Diagrama del modelo: outputs/charts/09_diagrama_modelo_datos.png.</w:t>
-      </w:r>
-    </w:p>
-    <w:p>
-      <w:pPr>
-        <w:pStyle w:val="ListParagraph"/>
-        <w:numPr>
-          <w:ilvl w:val="0"/>
-          <w:numId w:val="1"/>
-        </w:numPr>
-        <w:spacing w:lineRule="exact" w:line="240" w:before="0" w:after="50"/>
-        <w:rPr/>
-      </w:pPr>
-      <w:r>
-        <w:rPr>
-          <w:rFonts w:eastAsia="Arial" w:cs="Arial"/>
-          <w:color w:val="000000"/>
-          <w:sz w:val="22"/>
-          <w:szCs w:val="22"/>
-        </w:rPr>
-        <w:t>Artefactos SSRS PoC: directorio ssrs/.</w:t>
+        <w:t>Dependencias institucionales: docs/Dependencias_Institucionales_CGR.md.</w:t>
       </w:r>
     </w:p>
     <w:p>
@@ -5255,8 +5027,8 @@
         <w:spacing w:lineRule="auto" w:line="240" w:before="0" w:after="60"/>
         <w:rPr/>
       </w:pPr>
-      <w:bookmarkStart w:id="15" w:name="__RefHeading___Toc4180_1103273133"/>
-      <w:bookmarkEnd w:id="15"/>
+      <w:bookmarkStart w:id="16" w:name="__RefHeading___Toc4133_1096995856"/>
+      <w:bookmarkEnd w:id="16"/>
       <w:r>
         <w:rPr>
           <w:rFonts w:ascii="Arial" w:hAnsi="Arial"/>
@@ -5277,7 +5049,7 @@
         <w:rPr>
           <w:sz w:val="22"/>
         </w:rPr>
-        <w:t>Este anexo cubre el análisis estadístico/exploratorio de pagos, montos contractuales y modalidades y actualiza la descripción de la arquitectura operacional. La evidencia de pagos usa datos sintéticos vinculados a contratos sintéticos; no representa información SIAF real ni determina la legalidad de una modalidad.</w:t>
+        <w:t>Este anexo cubre el análisis estadístico/exploratorio de pagos, montos contractuales y modalidades y documenta la arquitectura operacional asociada. La evidencia de pagos usa datos sintéticos vinculados a contratos sintéticos; no representa información SIAF real ni determina la legalidad de una modalidad.</w:t>
       </w:r>
     </w:p>
     <w:p>
@@ -5286,8 +5058,8 @@
         <w:spacing w:lineRule="auto" w:line="240" w:before="0" w:after="60"/>
         <w:rPr/>
       </w:pPr>
-      <w:bookmarkStart w:id="16" w:name="__RefHeading___Toc4182_1103273133"/>
-      <w:bookmarkEnd w:id="16"/>
+      <w:bookmarkStart w:id="17" w:name="__RefHeading___Toc4135_1096995856"/>
+      <w:bookmarkEnd w:id="17"/>
       <w:r>
         <w:rPr>
           <w:rFonts w:ascii="Arial" w:hAnsi="Arial"/>
@@ -5850,8 +5622,8 @@
         <w:spacing w:lineRule="auto" w:line="240" w:before="0" w:after="60"/>
         <w:rPr/>
       </w:pPr>
-      <w:bookmarkStart w:id="17" w:name="__RefHeading___Toc4184_1103273133"/>
-      <w:bookmarkEnd w:id="17"/>
+      <w:bookmarkStart w:id="18" w:name="__RefHeading___Toc4137_1096995856"/>
+      <w:bookmarkEnd w:id="18"/>
       <w:r>
         <w:rPr>
           <w:rFonts w:ascii="Arial" w:hAnsi="Arial"/>
@@ -5915,8 +5687,8 @@
         <w:spacing w:lineRule="auto" w:line="240" w:before="0" w:after="60"/>
         <w:rPr/>
       </w:pPr>
-      <w:bookmarkStart w:id="18" w:name="__RefHeading___Toc4186_1103273133"/>
-      <w:bookmarkEnd w:id="18"/>
+      <w:bookmarkStart w:id="19" w:name="__RefHeading___Toc4139_1096995856"/>
+      <w:bookmarkEnd w:id="19"/>
       <w:r>
         <w:rPr>
           <w:rFonts w:ascii="Arial" w:hAnsi="Arial"/>
@@ -5980,8 +5752,8 @@
         <w:spacing w:lineRule="auto" w:line="240" w:before="0" w:after="60"/>
         <w:rPr/>
       </w:pPr>
-      <w:bookmarkStart w:id="19" w:name="__RefHeading___Toc4188_1103273133"/>
-      <w:bookmarkEnd w:id="19"/>
+      <w:bookmarkStart w:id="20" w:name="__RefHeading___Toc4141_1096995856"/>
+      <w:bookmarkEnd w:id="20"/>
       <w:r>
         <w:rPr>
           <w:rFonts w:ascii="Arial" w:hAnsi="Arial"/>
@@ -6002,7 +5774,7 @@
         <w:rPr>
           <w:sz w:val="22"/>
         </w:rPr>
-        <w:t>La evidencia histórica de modelado Spark se conserva en modo local[*] para reproducibilidad. En paralelo, la ruta operacional TRAIN/INFERENCE admite un master Spark configurable. Cuando source.type=spark_sql, el conector devuelve un Spark DataFrame y el mapping, validación, preprocesamiento, feature engineering y MLlib permanecen en Spark sin toPandas(). Las medianas por objeto aprendidas en TRAIN se persisten como Parquet distribuido y los rankings de INFERENCE se escriben también como Parquet distribuido.</w:t>
+        <w:t>TRAIN/INFERENCE admiten un master Spark configurable. Cuando source.type=spark_sql, el conector devuelve un Spark DataFrame y el mapping, validación, preprocesamiento, feature engineering y MLlib permanecen en Spark sin toPandas(). Las medianas por objeto aprendidas en TRAIN se persisten como Parquet distribuido y los rankings de INFERENCE se escriben también como Parquet distribuido.</w:t>
       </w:r>
     </w:p>
     <w:p>
@@ -6016,7 +5788,7 @@
         <w:rPr>
           <w:sz w:val="22"/>
         </w:rPr>
-        <w:t>Esta capacidad elimina el cuello de botella pandas del adaptador Spark anterior, pero no sustituye las pruebas de carga, particionamiento, seguridad, rendimiento y robustez que deben ejecutarse con el clúster y volumen institucionales reales.</w:t>
+        <w:t>Esta frontera mantiene el corpus contractual distribuido y evita materializarlo en pandas o en la memoria del driver. No sustituye las pruebas de carga, particionamiento, seguridad, rendimiento y robustez que deben ejecutarse con el clúster y volumen institucionales reales.</w:t>
       </w:r>
     </w:p>
     <w:p>
@@ -6025,8 +5797,8 @@
         <w:spacing w:lineRule="auto" w:line="240" w:before="0" w:after="60"/>
         <w:rPr/>
       </w:pPr>
-      <w:bookmarkStart w:id="20" w:name="__RefHeading___Toc4190_1103273133"/>
-      <w:bookmarkEnd w:id="20"/>
+      <w:bookmarkStart w:id="21" w:name="__RefHeading___Toc4143_1096995856"/>
+      <w:bookmarkEnd w:id="21"/>
       <w:r>
         <w:rPr>
           <w:rFonts w:ascii="Arial" w:hAnsi="Arial"/>
@@ -6056,8 +5828,8 @@
         <w:spacing w:lineRule="exact" w:line="240" w:before="240" w:after="120"/>
         <w:rPr/>
       </w:pPr>
-      <w:bookmarkStart w:id="21" w:name="__RefHeading___Toc4192_1103273133"/>
-      <w:bookmarkEnd w:id="21"/>
+      <w:bookmarkStart w:id="22" w:name="__RefHeading___Toc4145_1096995856"/>
+      <w:bookmarkEnd w:id="22"/>
       <w:r>
         <w:rPr>
           <w:rFonts w:eastAsia="Arial" w:cs="Arial" w:ascii="Arial" w:hAnsi="Arial"/>
@@ -6368,7 +6140,7 @@
         <w:sz w:val="22"/>
         <w:szCs w:val="22"/>
       </w:rPr>
-      <w:t>Informe Final - Entrenamiento, Validación y Cierre Técnico</w:t>
+      <w:t>Informe Final</w:t>
     </w:r>
   </w:p>
 </w:hdr>

--- a/reporte/productos_formales/Producto_07_Informe_Final.docx
+++ b/reporte/productos_formales/Producto_07_Informe_Final.docx
@@ -262,7 +262,7 @@
         <w:spacing w:lineRule="exact" w:line="240" w:before="240" w:after="120"/>
         <w:rPr/>
       </w:pPr>
-      <w:bookmarkStart w:id="0" w:name="__RefHeading___Toc4101_1096995856"/>
+      <w:bookmarkStart w:id="0" w:name="__RefHeading___Toc4101_4075509268"/>
       <w:bookmarkEnd w:id="0"/>
       <w:r>
         <w:rPr>
@@ -369,7 +369,7 @@
             </w:rPr>
             <w:fldChar w:fldCharType="separate"/>
           </w:r>
-          <w:hyperlink w:anchor="__RefHeading___Toc4101_1096995856">
+          <w:hyperlink w:anchor="__RefHeading___Toc4101_4075509268">
             <w:r>
               <w:rPr>
                 <w:rStyle w:val="IndexLink"/>
@@ -389,7 +389,7 @@
             </w:tabs>
             <w:rPr/>
           </w:pPr>
-          <w:hyperlink w:anchor="__RefHeading___Toc4103_1096995856">
+          <w:hyperlink w:anchor="__RefHeading___Toc4103_4075509268">
             <w:r>
               <w:rPr>
                 <w:rStyle w:val="IndexLink"/>
@@ -409,7 +409,7 @@
             </w:tabs>
             <w:rPr/>
           </w:pPr>
-          <w:hyperlink w:anchor="__RefHeading___Toc4105_1096995856">
+          <w:hyperlink w:anchor="__RefHeading___Toc4105_4075509268">
             <w:r>
               <w:rPr>
                 <w:rStyle w:val="IndexLink"/>
@@ -429,7 +429,7 @@
             </w:tabs>
             <w:rPr/>
           </w:pPr>
-          <w:hyperlink w:anchor="__RefHeading___Toc4107_1096995856">
+          <w:hyperlink w:anchor="__RefHeading___Toc4107_4075509268">
             <w:r>
               <w:rPr>
                 <w:rStyle w:val="IndexLink"/>
@@ -449,7 +449,7 @@
             </w:tabs>
             <w:rPr/>
           </w:pPr>
-          <w:hyperlink w:anchor="__RefHeading___Toc4109_1096995856">
+          <w:hyperlink w:anchor="__RefHeading___Toc4109_4075509268">
             <w:r>
               <w:rPr>
                 <w:rStyle w:val="IndexLink"/>
@@ -469,7 +469,7 @@
             </w:tabs>
             <w:rPr/>
           </w:pPr>
-          <w:hyperlink w:anchor="__RefHeading___Toc4111_1096995856">
+          <w:hyperlink w:anchor="__RefHeading___Toc4111_4075509268">
             <w:r>
               <w:rPr>
                 <w:rStyle w:val="IndexLink"/>
@@ -489,7 +489,7 @@
             </w:tabs>
             <w:rPr/>
           </w:pPr>
-          <w:hyperlink w:anchor="__RefHeading___Toc4113_1096995856">
+          <w:hyperlink w:anchor="__RefHeading___Toc4113_4075509268">
             <w:r>
               <w:rPr>
                 <w:rStyle w:val="IndexLink"/>
@@ -509,7 +509,7 @@
             </w:tabs>
             <w:rPr/>
           </w:pPr>
-          <w:hyperlink w:anchor="__RefHeading___Toc4115_1096995856">
+          <w:hyperlink w:anchor="__RefHeading___Toc4115_4075509268">
             <w:r>
               <w:rPr>
                 <w:rStyle w:val="IndexLink"/>
@@ -529,7 +529,7 @@
             </w:tabs>
             <w:rPr/>
           </w:pPr>
-          <w:hyperlink w:anchor="__RefHeading___Toc4117_1096995856">
+          <w:hyperlink w:anchor="__RefHeading___Toc4117_4075509268">
             <w:r>
               <w:rPr>
                 <w:rStyle w:val="IndexLink"/>
@@ -549,7 +549,7 @@
             </w:tabs>
             <w:rPr/>
           </w:pPr>
-          <w:hyperlink w:anchor="__RefHeading___Toc4119_1096995856">
+          <w:hyperlink w:anchor="__RefHeading___Toc4119_4075509268">
             <w:r>
               <w:rPr>
                 <w:rStyle w:val="IndexLink"/>
@@ -569,7 +569,7 @@
             </w:tabs>
             <w:rPr/>
           </w:pPr>
-          <w:hyperlink w:anchor="__RefHeading___Toc4121_1096995856">
+          <w:hyperlink w:anchor="__RefHeading___Toc4121_4075509268">
             <w:r>
               <w:rPr>
                 <w:rStyle w:val="IndexLink"/>
@@ -589,7 +589,7 @@
             </w:tabs>
             <w:rPr/>
           </w:pPr>
-          <w:hyperlink w:anchor="__RefHeading___Toc4123_1096995856">
+          <w:hyperlink w:anchor="__RefHeading___Toc4123_4075509268">
             <w:r>
               <w:rPr>
                 <w:rStyle w:val="IndexLink"/>
@@ -609,7 +609,7 @@
             </w:tabs>
             <w:rPr/>
           </w:pPr>
-          <w:hyperlink w:anchor="__RefHeading___Toc4125_1096995856">
+          <w:hyperlink w:anchor="__RefHeading___Toc4125_4075509268">
             <w:r>
               <w:rPr>
                 <w:rStyle w:val="IndexLink"/>
@@ -629,7 +629,7 @@
             </w:tabs>
             <w:rPr/>
           </w:pPr>
-          <w:hyperlink w:anchor="__RefHeading___Toc4127_1096995856">
+          <w:hyperlink w:anchor="__RefHeading___Toc4127_4075509268">
             <w:r>
               <w:rPr>
                 <w:rStyle w:val="IndexLink"/>
@@ -649,7 +649,7 @@
             </w:tabs>
             <w:rPr/>
           </w:pPr>
-          <w:hyperlink w:anchor="__RefHeading___Toc4129_1096995856">
+          <w:hyperlink w:anchor="__RefHeading___Toc4129_4075509268">
             <w:r>
               <w:rPr>
                 <w:rStyle w:val="IndexLink"/>
@@ -669,7 +669,7 @@
             </w:tabs>
             <w:rPr/>
           </w:pPr>
-          <w:hyperlink w:anchor="__RefHeading___Toc4131_1096995856">
+          <w:hyperlink w:anchor="__RefHeading___Toc4131_4075509268">
             <w:r>
               <w:rPr>
                 <w:rStyle w:val="IndexLink"/>
@@ -689,7 +689,7 @@
             </w:tabs>
             <w:rPr/>
           </w:pPr>
-          <w:hyperlink w:anchor="__RefHeading___Toc4133_1096995856">
+          <w:hyperlink w:anchor="__RefHeading___Toc4133_4075509268">
             <w:r>
               <w:rPr>
                 <w:rStyle w:val="IndexLink"/>
@@ -709,7 +709,7 @@
             </w:tabs>
             <w:rPr/>
           </w:pPr>
-          <w:hyperlink w:anchor="__RefHeading___Toc4135_1096995856">
+          <w:hyperlink w:anchor="__RefHeading___Toc4135_4075509268">
             <w:r>
               <w:rPr>
                 <w:rStyle w:val="IndexLink"/>
@@ -729,7 +729,7 @@
             </w:tabs>
             <w:rPr/>
           </w:pPr>
-          <w:hyperlink w:anchor="__RefHeading___Toc4137_1096995856">
+          <w:hyperlink w:anchor="__RefHeading___Toc4137_4075509268">
             <w:r>
               <w:rPr>
                 <w:rStyle w:val="IndexLink"/>
@@ -749,7 +749,7 @@
             </w:tabs>
             <w:rPr/>
           </w:pPr>
-          <w:hyperlink w:anchor="__RefHeading___Toc4139_1096995856">
+          <w:hyperlink w:anchor="__RefHeading___Toc4139_4075509268">
             <w:r>
               <w:rPr>
                 <w:rStyle w:val="IndexLink"/>
@@ -769,7 +769,7 @@
             </w:tabs>
             <w:rPr/>
           </w:pPr>
-          <w:hyperlink w:anchor="__RefHeading___Toc4141_1096995856">
+          <w:hyperlink w:anchor="__RefHeading___Toc4141_4075509268">
             <w:r>
               <w:rPr>
                 <w:rStyle w:val="IndexLink"/>
@@ -789,7 +789,7 @@
             </w:tabs>
             <w:rPr/>
           </w:pPr>
-          <w:hyperlink w:anchor="__RefHeading___Toc4143_1096995856">
+          <w:hyperlink w:anchor="__RefHeading___Toc4143_4075509268">
             <w:r>
               <w:rPr>
                 <w:rStyle w:val="IndexLink"/>
@@ -809,7 +809,7 @@
             </w:tabs>
             <w:rPr/>
           </w:pPr>
-          <w:hyperlink w:anchor="__RefHeading___Toc4145_1096995856">
+          <w:hyperlink w:anchor="__RefHeading___Toc4145_4075509268">
             <w:r>
               <w:rPr>
                 <w:rStyle w:val="IndexLink"/>
@@ -849,7 +849,7 @@
         <w:spacing w:lineRule="exact" w:line="240" w:before="240" w:after="120"/>
         <w:rPr/>
       </w:pPr>
-      <w:bookmarkStart w:id="1" w:name="__RefHeading___Toc4103_1096995856"/>
+      <w:bookmarkStart w:id="1" w:name="__RefHeading___Toc4103_4075509268"/>
       <w:bookmarkEnd w:id="1"/>
       <w:r>
         <w:rPr>
@@ -923,7 +923,7 @@
         <w:spacing w:lineRule="exact" w:line="240" w:before="240" w:after="120"/>
         <w:rPr/>
       </w:pPr>
-      <w:bookmarkStart w:id="2" w:name="__RefHeading___Toc4105_1096995856"/>
+      <w:bookmarkStart w:id="2" w:name="__RefHeading___Toc4105_4075509268"/>
       <w:bookmarkEnd w:id="2"/>
       <w:r>
         <w:rPr>
@@ -979,7 +979,7 @@
         <w:spacing w:lineRule="exact" w:line="240" w:before="240" w:after="120"/>
         <w:rPr/>
       </w:pPr>
-      <w:bookmarkStart w:id="3" w:name="__RefHeading___Toc4107_1096995856"/>
+      <w:bookmarkStart w:id="3" w:name="__RefHeading___Toc4107_4075509268"/>
       <w:bookmarkEnd w:id="3"/>
       <w:r>
         <w:rPr>
@@ -2293,7 +2293,7 @@
         <w:spacing w:lineRule="exact" w:line="240" w:before="240" w:after="120"/>
         <w:rPr/>
       </w:pPr>
-      <w:bookmarkStart w:id="4" w:name="__RefHeading___Toc4109_1096995856"/>
+      <w:bookmarkStart w:id="4" w:name="__RefHeading___Toc4109_4075509268"/>
       <w:bookmarkEnd w:id="4"/>
       <w:r>
         <w:rPr>
@@ -2870,7 +2870,7 @@
         <w:spacing w:lineRule="exact" w:line="240" w:before="240" w:after="120"/>
         <w:rPr/>
       </w:pPr>
-      <w:bookmarkStart w:id="5" w:name="__RefHeading___Toc4111_1096995856"/>
+      <w:bookmarkStart w:id="5" w:name="__RefHeading___Toc4111_4075509268"/>
       <w:bookmarkEnd w:id="5"/>
       <w:r>
         <w:rPr>
@@ -2908,7 +2908,7 @@
         <w:spacing w:lineRule="exact" w:line="240" w:before="240" w:after="120"/>
         <w:rPr/>
       </w:pPr>
-      <w:bookmarkStart w:id="6" w:name="__RefHeading___Toc4113_1096995856"/>
+      <w:bookmarkStart w:id="6" w:name="__RefHeading___Toc4113_4075509268"/>
       <w:bookmarkEnd w:id="6"/>
       <w:r>
         <w:rPr>
@@ -2946,7 +2946,7 @@
         <w:spacing w:lineRule="exact" w:line="240" w:before="240" w:after="120"/>
         <w:rPr/>
       </w:pPr>
-      <w:bookmarkStart w:id="7" w:name="__RefHeading___Toc4115_1096995856"/>
+      <w:bookmarkStart w:id="7" w:name="__RefHeading___Toc4115_4075509268"/>
       <w:bookmarkEnd w:id="7"/>
       <w:r>
         <w:rPr>
@@ -2966,7 +2966,7 @@
         <w:spacing w:lineRule="exact" w:line="240" w:before="180" w:after="80"/>
         <w:rPr/>
       </w:pPr>
-      <w:bookmarkStart w:id="8" w:name="__RefHeading___Toc4117_1096995856"/>
+      <w:bookmarkStart w:id="8" w:name="__RefHeading___Toc4117_4075509268"/>
       <w:bookmarkEnd w:id="8"/>
       <w:r>
         <w:rPr>
@@ -3528,7 +3528,7 @@
         <w:spacing w:lineRule="exact" w:line="240" w:before="180" w:after="80"/>
         <w:rPr/>
       </w:pPr>
-      <w:bookmarkStart w:id="9" w:name="__RefHeading___Toc4119_1096995856"/>
+      <w:bookmarkStart w:id="9" w:name="__RefHeading___Toc4119_4075509268"/>
       <w:bookmarkEnd w:id="9"/>
       <w:r>
         <w:rPr>
@@ -4076,7 +4076,7 @@
         <w:spacing w:lineRule="exact" w:line="240" w:before="180" w:after="80"/>
         <w:rPr/>
       </w:pPr>
-      <w:bookmarkStart w:id="10" w:name="__RefHeading___Toc4121_1096995856"/>
+      <w:bookmarkStart w:id="10" w:name="__RefHeading___Toc4121_4075509268"/>
       <w:bookmarkEnd w:id="10"/>
       <w:r>
         <w:rPr>
@@ -4114,7 +4114,7 @@
         <w:spacing w:lineRule="exact" w:line="240" w:before="180" w:after="80"/>
         <w:rPr/>
       </w:pPr>
-      <w:bookmarkStart w:id="11" w:name="__RefHeading___Toc4123_1096995856"/>
+      <w:bookmarkStart w:id="11" w:name="__RefHeading___Toc4123_4075509268"/>
       <w:bookmarkEnd w:id="11"/>
       <w:r>
         <w:rPr>
@@ -4241,7 +4241,7 @@
         <w:spacing w:lineRule="exact" w:line="240" w:before="180" w:after="80"/>
         <w:rPr/>
       </w:pPr>
-      <w:bookmarkStart w:id="12" w:name="__RefHeading___Toc4125_1096995856"/>
+      <w:bookmarkStart w:id="12" w:name="__RefHeading___Toc4125_4075509268"/>
       <w:bookmarkEnd w:id="12"/>
       <w:r>
         <w:rPr>
@@ -4279,7 +4279,7 @@
         <w:spacing w:lineRule="exact" w:line="240" w:before="180" w:after="80"/>
         <w:rPr/>
       </w:pPr>
-      <w:bookmarkStart w:id="13" w:name="__RefHeading___Toc4127_1096995856"/>
+      <w:bookmarkStart w:id="13" w:name="__RefHeading___Toc4127_4075509268"/>
       <w:bookmarkEnd w:id="13"/>
       <w:r>
         <w:rPr>
@@ -4809,7 +4809,7 @@
         <w:spacing w:lineRule="exact" w:line="240" w:before="240" w:after="120"/>
         <w:rPr/>
       </w:pPr>
-      <w:bookmarkStart w:id="14" w:name="__RefHeading___Toc4129_1096995856"/>
+      <w:bookmarkStart w:id="14" w:name="__RefHeading___Toc4129_4075509268"/>
       <w:bookmarkEnd w:id="14"/>
       <w:r>
         <w:rPr>
@@ -4847,7 +4847,7 @@
         <w:spacing w:lineRule="exact" w:line="240" w:before="240" w:after="120"/>
         <w:rPr/>
       </w:pPr>
-      <w:bookmarkStart w:id="15" w:name="__RefHeading___Toc4131_1096995856"/>
+      <w:bookmarkStart w:id="15" w:name="__RefHeading___Toc4131_4075509268"/>
       <w:bookmarkEnd w:id="15"/>
       <w:r>
         <w:rPr>
@@ -5027,7 +5027,7 @@
         <w:spacing w:lineRule="auto" w:line="240" w:before="0" w:after="60"/>
         <w:rPr/>
       </w:pPr>
-      <w:bookmarkStart w:id="16" w:name="__RefHeading___Toc4133_1096995856"/>
+      <w:bookmarkStart w:id="16" w:name="__RefHeading___Toc4133_4075509268"/>
       <w:bookmarkEnd w:id="16"/>
       <w:r>
         <w:rPr>
@@ -5058,7 +5058,7 @@
         <w:spacing w:lineRule="auto" w:line="240" w:before="0" w:after="60"/>
         <w:rPr/>
       </w:pPr>
-      <w:bookmarkStart w:id="17" w:name="__RefHeading___Toc4135_1096995856"/>
+      <w:bookmarkStart w:id="17" w:name="__RefHeading___Toc4135_4075509268"/>
       <w:bookmarkEnd w:id="17"/>
       <w:r>
         <w:rPr>
@@ -5622,7 +5622,7 @@
         <w:spacing w:lineRule="auto" w:line="240" w:before="0" w:after="60"/>
         <w:rPr/>
       </w:pPr>
-      <w:bookmarkStart w:id="18" w:name="__RefHeading___Toc4137_1096995856"/>
+      <w:bookmarkStart w:id="18" w:name="__RefHeading___Toc4137_4075509268"/>
       <w:bookmarkEnd w:id="18"/>
       <w:r>
         <w:rPr>
@@ -5687,7 +5687,7 @@
         <w:spacing w:lineRule="auto" w:line="240" w:before="0" w:after="60"/>
         <w:rPr/>
       </w:pPr>
-      <w:bookmarkStart w:id="19" w:name="__RefHeading___Toc4139_1096995856"/>
+      <w:bookmarkStart w:id="19" w:name="__RefHeading___Toc4139_4075509268"/>
       <w:bookmarkEnd w:id="19"/>
       <w:r>
         <w:rPr>
@@ -5752,7 +5752,7 @@
         <w:spacing w:lineRule="auto" w:line="240" w:before="0" w:after="60"/>
         <w:rPr/>
       </w:pPr>
-      <w:bookmarkStart w:id="20" w:name="__RefHeading___Toc4141_1096995856"/>
+      <w:bookmarkStart w:id="20" w:name="__RefHeading___Toc4141_4075509268"/>
       <w:bookmarkEnd w:id="20"/>
       <w:r>
         <w:rPr>
@@ -5797,7 +5797,7 @@
         <w:spacing w:lineRule="auto" w:line="240" w:before="0" w:after="60"/>
         <w:rPr/>
       </w:pPr>
-      <w:bookmarkStart w:id="21" w:name="__RefHeading___Toc4143_1096995856"/>
+      <w:bookmarkStart w:id="21" w:name="__RefHeading___Toc4143_4075509268"/>
       <w:bookmarkEnd w:id="21"/>
       <w:r>
         <w:rPr>
@@ -5828,7 +5828,7 @@
         <w:spacing w:lineRule="exact" w:line="240" w:before="240" w:after="120"/>
         <w:rPr/>
       </w:pPr>
-      <w:bookmarkStart w:id="22" w:name="__RefHeading___Toc4145_1096995856"/>
+      <w:bookmarkStart w:id="22" w:name="__RefHeading___Toc4145_4075509268"/>
       <w:bookmarkEnd w:id="22"/>
       <w:r>
         <w:rPr>

--- a/reporte/productos_formales/Producto_07_Informe_Final.docx
+++ b/reporte/productos_formales/Producto_07_Informe_Final.docx
@@ -262,7 +262,7 @@
         <w:spacing w:lineRule="exact" w:line="240" w:before="240" w:after="120"/>
         <w:rPr/>
       </w:pPr>
-      <w:bookmarkStart w:id="0" w:name="__RefHeading___Toc4101_4075509268"/>
+      <w:bookmarkStart w:id="0" w:name="__RefHeading___Toc4101_4038105535"/>
       <w:bookmarkEnd w:id="0"/>
       <w:r>
         <w:rPr>
@@ -369,7 +369,7 @@
             </w:rPr>
             <w:fldChar w:fldCharType="separate"/>
           </w:r>
-          <w:hyperlink w:anchor="__RefHeading___Toc4101_4075509268">
+          <w:hyperlink w:anchor="__RefHeading___Toc4101_4038105535">
             <w:r>
               <w:rPr>
                 <w:rStyle w:val="IndexLink"/>
@@ -389,7 +389,7 @@
             </w:tabs>
             <w:rPr/>
           </w:pPr>
-          <w:hyperlink w:anchor="__RefHeading___Toc4103_4075509268">
+          <w:hyperlink w:anchor="__RefHeading___Toc4103_4038105535">
             <w:r>
               <w:rPr>
                 <w:rStyle w:val="IndexLink"/>
@@ -409,7 +409,7 @@
             </w:tabs>
             <w:rPr/>
           </w:pPr>
-          <w:hyperlink w:anchor="__RefHeading___Toc4105_4075509268">
+          <w:hyperlink w:anchor="__RefHeading___Toc4105_4038105535">
             <w:r>
               <w:rPr>
                 <w:rStyle w:val="IndexLink"/>
@@ -429,7 +429,7 @@
             </w:tabs>
             <w:rPr/>
           </w:pPr>
-          <w:hyperlink w:anchor="__RefHeading___Toc4107_4075509268">
+          <w:hyperlink w:anchor="__RefHeading___Toc4107_4038105535">
             <w:r>
               <w:rPr>
                 <w:rStyle w:val="IndexLink"/>
@@ -449,7 +449,7 @@
             </w:tabs>
             <w:rPr/>
           </w:pPr>
-          <w:hyperlink w:anchor="__RefHeading___Toc4109_4075509268">
+          <w:hyperlink w:anchor="__RefHeading___Toc4109_4038105535">
             <w:r>
               <w:rPr>
                 <w:rStyle w:val="IndexLink"/>
@@ -469,7 +469,7 @@
             </w:tabs>
             <w:rPr/>
           </w:pPr>
-          <w:hyperlink w:anchor="__RefHeading___Toc4111_4075509268">
+          <w:hyperlink w:anchor="__RefHeading___Toc4111_4038105535">
             <w:r>
               <w:rPr>
                 <w:rStyle w:val="IndexLink"/>
@@ -489,7 +489,7 @@
             </w:tabs>
             <w:rPr/>
           </w:pPr>
-          <w:hyperlink w:anchor="__RefHeading___Toc4113_4075509268">
+          <w:hyperlink w:anchor="__RefHeading___Toc4113_4038105535">
             <w:r>
               <w:rPr>
                 <w:rStyle w:val="IndexLink"/>
@@ -509,7 +509,7 @@
             </w:tabs>
             <w:rPr/>
           </w:pPr>
-          <w:hyperlink w:anchor="__RefHeading___Toc4115_4075509268">
+          <w:hyperlink w:anchor="__RefHeading___Toc4115_4038105535">
             <w:r>
               <w:rPr>
                 <w:rStyle w:val="IndexLink"/>
@@ -529,7 +529,7 @@
             </w:tabs>
             <w:rPr/>
           </w:pPr>
-          <w:hyperlink w:anchor="__RefHeading___Toc4117_4075509268">
+          <w:hyperlink w:anchor="__RefHeading___Toc4117_4038105535">
             <w:r>
               <w:rPr>
                 <w:rStyle w:val="IndexLink"/>
@@ -549,7 +549,7 @@
             </w:tabs>
             <w:rPr/>
           </w:pPr>
-          <w:hyperlink w:anchor="__RefHeading___Toc4119_4075509268">
+          <w:hyperlink w:anchor="__RefHeading___Toc4119_4038105535">
             <w:r>
               <w:rPr>
                 <w:rStyle w:val="IndexLink"/>
@@ -569,7 +569,7 @@
             </w:tabs>
             <w:rPr/>
           </w:pPr>
-          <w:hyperlink w:anchor="__RefHeading___Toc4121_4075509268">
+          <w:hyperlink w:anchor="__RefHeading___Toc4121_4038105535">
             <w:r>
               <w:rPr>
                 <w:rStyle w:val="IndexLink"/>
@@ -589,7 +589,7 @@
             </w:tabs>
             <w:rPr/>
           </w:pPr>
-          <w:hyperlink w:anchor="__RefHeading___Toc4123_4075509268">
+          <w:hyperlink w:anchor="__RefHeading___Toc4123_4038105535">
             <w:r>
               <w:rPr>
                 <w:rStyle w:val="IndexLink"/>
@@ -609,7 +609,7 @@
             </w:tabs>
             <w:rPr/>
           </w:pPr>
-          <w:hyperlink w:anchor="__RefHeading___Toc4125_4075509268">
+          <w:hyperlink w:anchor="__RefHeading___Toc4125_4038105535">
             <w:r>
               <w:rPr>
                 <w:rStyle w:val="IndexLink"/>
@@ -629,7 +629,7 @@
             </w:tabs>
             <w:rPr/>
           </w:pPr>
-          <w:hyperlink w:anchor="__RefHeading___Toc4127_4075509268">
+          <w:hyperlink w:anchor="__RefHeading___Toc4127_4038105535">
             <w:r>
               <w:rPr>
                 <w:rStyle w:val="IndexLink"/>
@@ -649,7 +649,7 @@
             </w:tabs>
             <w:rPr/>
           </w:pPr>
-          <w:hyperlink w:anchor="__RefHeading___Toc4129_4075509268">
+          <w:hyperlink w:anchor="__RefHeading___Toc4129_4038105535">
             <w:r>
               <w:rPr>
                 <w:rStyle w:val="IndexLink"/>
@@ -669,7 +669,7 @@
             </w:tabs>
             <w:rPr/>
           </w:pPr>
-          <w:hyperlink w:anchor="__RefHeading___Toc4131_4075509268">
+          <w:hyperlink w:anchor="__RefHeading___Toc4131_4038105535">
             <w:r>
               <w:rPr>
                 <w:rStyle w:val="IndexLink"/>
@@ -689,7 +689,7 @@
             </w:tabs>
             <w:rPr/>
           </w:pPr>
-          <w:hyperlink w:anchor="__RefHeading___Toc4133_4075509268">
+          <w:hyperlink w:anchor="__RefHeading___Toc4133_4038105535">
             <w:r>
               <w:rPr>
                 <w:rStyle w:val="IndexLink"/>
@@ -709,7 +709,7 @@
             </w:tabs>
             <w:rPr/>
           </w:pPr>
-          <w:hyperlink w:anchor="__RefHeading___Toc4135_4075509268">
+          <w:hyperlink w:anchor="__RefHeading___Toc4135_4038105535">
             <w:r>
               <w:rPr>
                 <w:rStyle w:val="IndexLink"/>
@@ -729,7 +729,7 @@
             </w:tabs>
             <w:rPr/>
           </w:pPr>
-          <w:hyperlink w:anchor="__RefHeading___Toc4137_4075509268">
+          <w:hyperlink w:anchor="__RefHeading___Toc4137_4038105535">
             <w:r>
               <w:rPr>
                 <w:rStyle w:val="IndexLink"/>
@@ -749,7 +749,7 @@
             </w:tabs>
             <w:rPr/>
           </w:pPr>
-          <w:hyperlink w:anchor="__RefHeading___Toc4139_4075509268">
+          <w:hyperlink w:anchor="__RefHeading___Toc4139_4038105535">
             <w:r>
               <w:rPr>
                 <w:rStyle w:val="IndexLink"/>
@@ -769,7 +769,7 @@
             </w:tabs>
             <w:rPr/>
           </w:pPr>
-          <w:hyperlink w:anchor="__RefHeading___Toc4141_4075509268">
+          <w:hyperlink w:anchor="__RefHeading___Toc4141_4038105535">
             <w:r>
               <w:rPr>
                 <w:rStyle w:val="IndexLink"/>
@@ -789,7 +789,7 @@
             </w:tabs>
             <w:rPr/>
           </w:pPr>
-          <w:hyperlink w:anchor="__RefHeading___Toc4143_4075509268">
+          <w:hyperlink w:anchor="__RefHeading___Toc4143_4038105535">
             <w:r>
               <w:rPr>
                 <w:rStyle w:val="IndexLink"/>
@@ -809,7 +809,7 @@
             </w:tabs>
             <w:rPr/>
           </w:pPr>
-          <w:hyperlink w:anchor="__RefHeading___Toc4145_4075509268">
+          <w:hyperlink w:anchor="__RefHeading___Toc4145_4038105535">
             <w:r>
               <w:rPr>
                 <w:rStyle w:val="IndexLink"/>
@@ -849,7 +849,7 @@
         <w:spacing w:lineRule="exact" w:line="240" w:before="240" w:after="120"/>
         <w:rPr/>
       </w:pPr>
-      <w:bookmarkStart w:id="1" w:name="__RefHeading___Toc4103_4075509268"/>
+      <w:bookmarkStart w:id="1" w:name="__RefHeading___Toc4103_4038105535"/>
       <w:bookmarkEnd w:id="1"/>
       <w:r>
         <w:rPr>
@@ -923,7 +923,7 @@
         <w:spacing w:lineRule="exact" w:line="240" w:before="240" w:after="120"/>
         <w:rPr/>
       </w:pPr>
-      <w:bookmarkStart w:id="2" w:name="__RefHeading___Toc4105_4075509268"/>
+      <w:bookmarkStart w:id="2" w:name="__RefHeading___Toc4105_4038105535"/>
       <w:bookmarkEnd w:id="2"/>
       <w:r>
         <w:rPr>
@@ -979,7 +979,7 @@
         <w:spacing w:lineRule="exact" w:line="240" w:before="240" w:after="120"/>
         <w:rPr/>
       </w:pPr>
-      <w:bookmarkStart w:id="3" w:name="__RefHeading___Toc4107_4075509268"/>
+      <w:bookmarkStart w:id="3" w:name="__RefHeading___Toc4107_4038105535"/>
       <w:bookmarkEnd w:id="3"/>
       <w:r>
         <w:rPr>
@@ -2293,7 +2293,7 @@
         <w:spacing w:lineRule="exact" w:line="240" w:before="240" w:after="120"/>
         <w:rPr/>
       </w:pPr>
-      <w:bookmarkStart w:id="4" w:name="__RefHeading___Toc4109_4075509268"/>
+      <w:bookmarkStart w:id="4" w:name="__RefHeading___Toc4109_4038105535"/>
       <w:bookmarkEnd w:id="4"/>
       <w:r>
         <w:rPr>
@@ -2870,7 +2870,7 @@
         <w:spacing w:lineRule="exact" w:line="240" w:before="240" w:after="120"/>
         <w:rPr/>
       </w:pPr>
-      <w:bookmarkStart w:id="5" w:name="__RefHeading___Toc4111_4075509268"/>
+      <w:bookmarkStart w:id="5" w:name="__RefHeading___Toc4111_4038105535"/>
       <w:bookmarkEnd w:id="5"/>
       <w:r>
         <w:rPr>
@@ -2908,7 +2908,7 @@
         <w:spacing w:lineRule="exact" w:line="240" w:before="240" w:after="120"/>
         <w:rPr/>
       </w:pPr>
-      <w:bookmarkStart w:id="6" w:name="__RefHeading___Toc4113_4075509268"/>
+      <w:bookmarkStart w:id="6" w:name="__RefHeading___Toc4113_4038105535"/>
       <w:bookmarkEnd w:id="6"/>
       <w:r>
         <w:rPr>
@@ -2946,7 +2946,7 @@
         <w:spacing w:lineRule="exact" w:line="240" w:before="240" w:after="120"/>
         <w:rPr/>
       </w:pPr>
-      <w:bookmarkStart w:id="7" w:name="__RefHeading___Toc4115_4075509268"/>
+      <w:bookmarkStart w:id="7" w:name="__RefHeading___Toc4115_4038105535"/>
       <w:bookmarkEnd w:id="7"/>
       <w:r>
         <w:rPr>
@@ -2966,7 +2966,7 @@
         <w:spacing w:lineRule="exact" w:line="240" w:before="180" w:after="80"/>
         <w:rPr/>
       </w:pPr>
-      <w:bookmarkStart w:id="8" w:name="__RefHeading___Toc4117_4075509268"/>
+      <w:bookmarkStart w:id="8" w:name="__RefHeading___Toc4117_4038105535"/>
       <w:bookmarkEnd w:id="8"/>
       <w:r>
         <w:rPr>
@@ -3528,7 +3528,7 @@
         <w:spacing w:lineRule="exact" w:line="240" w:before="180" w:after="80"/>
         <w:rPr/>
       </w:pPr>
-      <w:bookmarkStart w:id="9" w:name="__RefHeading___Toc4119_4075509268"/>
+      <w:bookmarkStart w:id="9" w:name="__RefHeading___Toc4119_4038105535"/>
       <w:bookmarkEnd w:id="9"/>
       <w:r>
         <w:rPr>
@@ -4076,7 +4076,7 @@
         <w:spacing w:lineRule="exact" w:line="240" w:before="180" w:after="80"/>
         <w:rPr/>
       </w:pPr>
-      <w:bookmarkStart w:id="10" w:name="__RefHeading___Toc4121_4075509268"/>
+      <w:bookmarkStart w:id="10" w:name="__RefHeading___Toc4121_4038105535"/>
       <w:bookmarkEnd w:id="10"/>
       <w:r>
         <w:rPr>
@@ -4114,7 +4114,7 @@
         <w:spacing w:lineRule="exact" w:line="240" w:before="180" w:after="80"/>
         <w:rPr/>
       </w:pPr>
-      <w:bookmarkStart w:id="11" w:name="__RefHeading___Toc4123_4075509268"/>
+      <w:bookmarkStart w:id="11" w:name="__RefHeading___Toc4123_4038105535"/>
       <w:bookmarkEnd w:id="11"/>
       <w:r>
         <w:rPr>
@@ -4241,7 +4241,7 @@
         <w:spacing w:lineRule="exact" w:line="240" w:before="180" w:after="80"/>
         <w:rPr/>
       </w:pPr>
-      <w:bookmarkStart w:id="12" w:name="__RefHeading___Toc4125_4075509268"/>
+      <w:bookmarkStart w:id="12" w:name="__RefHeading___Toc4125_4038105535"/>
       <w:bookmarkEnd w:id="12"/>
       <w:r>
         <w:rPr>
@@ -4279,7 +4279,7 @@
         <w:spacing w:lineRule="exact" w:line="240" w:before="180" w:after="80"/>
         <w:rPr/>
       </w:pPr>
-      <w:bookmarkStart w:id="13" w:name="__RefHeading___Toc4127_4075509268"/>
+      <w:bookmarkStart w:id="13" w:name="__RefHeading___Toc4127_4038105535"/>
       <w:bookmarkEnd w:id="13"/>
       <w:r>
         <w:rPr>
@@ -4809,7 +4809,7 @@
         <w:spacing w:lineRule="exact" w:line="240" w:before="240" w:after="120"/>
         <w:rPr/>
       </w:pPr>
-      <w:bookmarkStart w:id="14" w:name="__RefHeading___Toc4129_4075509268"/>
+      <w:bookmarkStart w:id="14" w:name="__RefHeading___Toc4129_4038105535"/>
       <w:bookmarkEnd w:id="14"/>
       <w:r>
         <w:rPr>
@@ -4847,7 +4847,7 @@
         <w:spacing w:lineRule="exact" w:line="240" w:before="240" w:after="120"/>
         <w:rPr/>
       </w:pPr>
-      <w:bookmarkStart w:id="15" w:name="__RefHeading___Toc4131_4075509268"/>
+      <w:bookmarkStart w:id="15" w:name="__RefHeading___Toc4131_4038105535"/>
       <w:bookmarkEnd w:id="15"/>
       <w:r>
         <w:rPr>
@@ -5027,7 +5027,7 @@
         <w:spacing w:lineRule="auto" w:line="240" w:before="0" w:after="60"/>
         <w:rPr/>
       </w:pPr>
-      <w:bookmarkStart w:id="16" w:name="__RefHeading___Toc4133_4075509268"/>
+      <w:bookmarkStart w:id="16" w:name="__RefHeading___Toc4133_4038105535"/>
       <w:bookmarkEnd w:id="16"/>
       <w:r>
         <w:rPr>
@@ -5058,7 +5058,7 @@
         <w:spacing w:lineRule="auto" w:line="240" w:before="0" w:after="60"/>
         <w:rPr/>
       </w:pPr>
-      <w:bookmarkStart w:id="17" w:name="__RefHeading___Toc4135_4075509268"/>
+      <w:bookmarkStart w:id="17" w:name="__RefHeading___Toc4135_4038105535"/>
       <w:bookmarkEnd w:id="17"/>
       <w:r>
         <w:rPr>
@@ -5622,7 +5622,7 @@
         <w:spacing w:lineRule="auto" w:line="240" w:before="0" w:after="60"/>
         <w:rPr/>
       </w:pPr>
-      <w:bookmarkStart w:id="18" w:name="__RefHeading___Toc4137_4075509268"/>
+      <w:bookmarkStart w:id="18" w:name="__RefHeading___Toc4137_4038105535"/>
       <w:bookmarkEnd w:id="18"/>
       <w:r>
         <w:rPr>
@@ -5687,7 +5687,7 @@
         <w:spacing w:lineRule="auto" w:line="240" w:before="0" w:after="60"/>
         <w:rPr/>
       </w:pPr>
-      <w:bookmarkStart w:id="19" w:name="__RefHeading___Toc4139_4075509268"/>
+      <w:bookmarkStart w:id="19" w:name="__RefHeading___Toc4139_4038105535"/>
       <w:bookmarkEnd w:id="19"/>
       <w:r>
         <w:rPr>
@@ -5752,7 +5752,7 @@
         <w:spacing w:lineRule="auto" w:line="240" w:before="0" w:after="60"/>
         <w:rPr/>
       </w:pPr>
-      <w:bookmarkStart w:id="20" w:name="__RefHeading___Toc4141_4075509268"/>
+      <w:bookmarkStart w:id="20" w:name="__RefHeading___Toc4141_4038105535"/>
       <w:bookmarkEnd w:id="20"/>
       <w:r>
         <w:rPr>
@@ -5797,7 +5797,7 @@
         <w:spacing w:lineRule="auto" w:line="240" w:before="0" w:after="60"/>
         <w:rPr/>
       </w:pPr>
-      <w:bookmarkStart w:id="21" w:name="__RefHeading___Toc4143_4075509268"/>
+      <w:bookmarkStart w:id="21" w:name="__RefHeading___Toc4143_4038105535"/>
       <w:bookmarkEnd w:id="21"/>
       <w:r>
         <w:rPr>
@@ -5828,7 +5828,7 @@
         <w:spacing w:lineRule="exact" w:line="240" w:before="240" w:after="120"/>
         <w:rPr/>
       </w:pPr>
-      <w:bookmarkStart w:id="22" w:name="__RefHeading___Toc4145_4075509268"/>
+      <w:bookmarkStart w:id="22" w:name="__RefHeading___Toc4145_4038105535"/>
       <w:bookmarkEnd w:id="22"/>
       <w:r>
         <w:rPr>

--- a/reporte/productos_formales/Producto_07_Informe_Final.docx
+++ b/reporte/productos_formales/Producto_07_Informe_Final.docx
@@ -262,7 +262,7 @@
         <w:spacing w:lineRule="exact" w:line="240" w:before="240" w:after="120"/>
         <w:rPr/>
       </w:pPr>
-      <w:bookmarkStart w:id="0" w:name="__RefHeading___Toc4101_4038105535"/>
+      <w:bookmarkStart w:id="0" w:name="__RefHeading___Toc4101_1005444171"/>
       <w:bookmarkEnd w:id="0"/>
       <w:r>
         <w:rPr>
@@ -369,7 +369,7 @@
             </w:rPr>
             <w:fldChar w:fldCharType="separate"/>
           </w:r>
-          <w:hyperlink w:anchor="__RefHeading___Toc4101_4038105535">
+          <w:hyperlink w:anchor="__RefHeading___Toc4101_1005444171">
             <w:r>
               <w:rPr>
                 <w:rStyle w:val="IndexLink"/>
@@ -389,7 +389,7 @@
             </w:tabs>
             <w:rPr/>
           </w:pPr>
-          <w:hyperlink w:anchor="__RefHeading___Toc4103_4038105535">
+          <w:hyperlink w:anchor="__RefHeading___Toc4103_1005444171">
             <w:r>
               <w:rPr>
                 <w:rStyle w:val="IndexLink"/>
@@ -409,7 +409,7 @@
             </w:tabs>
             <w:rPr/>
           </w:pPr>
-          <w:hyperlink w:anchor="__RefHeading___Toc4105_4038105535">
+          <w:hyperlink w:anchor="__RefHeading___Toc4105_1005444171">
             <w:r>
               <w:rPr>
                 <w:rStyle w:val="IndexLink"/>
@@ -429,7 +429,7 @@
             </w:tabs>
             <w:rPr/>
           </w:pPr>
-          <w:hyperlink w:anchor="__RefHeading___Toc4107_4038105535">
+          <w:hyperlink w:anchor="__RefHeading___Toc4107_1005444171">
             <w:r>
               <w:rPr>
                 <w:rStyle w:val="IndexLink"/>
@@ -449,7 +449,7 @@
             </w:tabs>
             <w:rPr/>
           </w:pPr>
-          <w:hyperlink w:anchor="__RefHeading___Toc4109_4038105535">
+          <w:hyperlink w:anchor="__RefHeading___Toc4109_1005444171">
             <w:r>
               <w:rPr>
                 <w:rStyle w:val="IndexLink"/>
@@ -469,7 +469,7 @@
             </w:tabs>
             <w:rPr/>
           </w:pPr>
-          <w:hyperlink w:anchor="__RefHeading___Toc4111_4038105535">
+          <w:hyperlink w:anchor="__RefHeading___Toc4111_1005444171">
             <w:r>
               <w:rPr>
                 <w:rStyle w:val="IndexLink"/>
@@ -489,7 +489,7 @@
             </w:tabs>
             <w:rPr/>
           </w:pPr>
-          <w:hyperlink w:anchor="__RefHeading___Toc4113_4038105535">
+          <w:hyperlink w:anchor="__RefHeading___Toc4113_1005444171">
             <w:r>
               <w:rPr>
                 <w:rStyle w:val="IndexLink"/>
@@ -509,7 +509,7 @@
             </w:tabs>
             <w:rPr/>
           </w:pPr>
-          <w:hyperlink w:anchor="__RefHeading___Toc4115_4038105535">
+          <w:hyperlink w:anchor="__RefHeading___Toc4115_1005444171">
             <w:r>
               <w:rPr>
                 <w:rStyle w:val="IndexLink"/>
@@ -529,7 +529,7 @@
             </w:tabs>
             <w:rPr/>
           </w:pPr>
-          <w:hyperlink w:anchor="__RefHeading___Toc4117_4038105535">
+          <w:hyperlink w:anchor="__RefHeading___Toc4117_1005444171">
             <w:r>
               <w:rPr>
                 <w:rStyle w:val="IndexLink"/>
@@ -549,7 +549,7 @@
             </w:tabs>
             <w:rPr/>
           </w:pPr>
-          <w:hyperlink w:anchor="__RefHeading___Toc4119_4038105535">
+          <w:hyperlink w:anchor="__RefHeading___Toc4119_1005444171">
             <w:r>
               <w:rPr>
                 <w:rStyle w:val="IndexLink"/>
@@ -569,7 +569,7 @@
             </w:tabs>
             <w:rPr/>
           </w:pPr>
-          <w:hyperlink w:anchor="__RefHeading___Toc4121_4038105535">
+          <w:hyperlink w:anchor="__RefHeading___Toc4121_1005444171">
             <w:r>
               <w:rPr>
                 <w:rStyle w:val="IndexLink"/>
@@ -589,7 +589,7 @@
             </w:tabs>
             <w:rPr/>
           </w:pPr>
-          <w:hyperlink w:anchor="__RefHeading___Toc4123_4038105535">
+          <w:hyperlink w:anchor="__RefHeading___Toc4123_1005444171">
             <w:r>
               <w:rPr>
                 <w:rStyle w:val="IndexLink"/>
@@ -609,7 +609,7 @@
             </w:tabs>
             <w:rPr/>
           </w:pPr>
-          <w:hyperlink w:anchor="__RefHeading___Toc4125_4038105535">
+          <w:hyperlink w:anchor="__RefHeading___Toc4125_1005444171">
             <w:r>
               <w:rPr>
                 <w:rStyle w:val="IndexLink"/>
@@ -629,7 +629,7 @@
             </w:tabs>
             <w:rPr/>
           </w:pPr>
-          <w:hyperlink w:anchor="__RefHeading___Toc4127_4038105535">
+          <w:hyperlink w:anchor="__RefHeading___Toc4127_1005444171">
             <w:r>
               <w:rPr>
                 <w:rStyle w:val="IndexLink"/>
@@ -649,7 +649,7 @@
             </w:tabs>
             <w:rPr/>
           </w:pPr>
-          <w:hyperlink w:anchor="__RefHeading___Toc4129_4038105535">
+          <w:hyperlink w:anchor="__RefHeading___Toc4129_1005444171">
             <w:r>
               <w:rPr>
                 <w:rStyle w:val="IndexLink"/>
@@ -669,7 +669,7 @@
             </w:tabs>
             <w:rPr/>
           </w:pPr>
-          <w:hyperlink w:anchor="__RefHeading___Toc4131_4038105535">
+          <w:hyperlink w:anchor="__RefHeading___Toc4131_1005444171">
             <w:r>
               <w:rPr>
                 <w:rStyle w:val="IndexLink"/>
@@ -689,7 +689,7 @@
             </w:tabs>
             <w:rPr/>
           </w:pPr>
-          <w:hyperlink w:anchor="__RefHeading___Toc4133_4038105535">
+          <w:hyperlink w:anchor="__RefHeading___Toc4133_1005444171">
             <w:r>
               <w:rPr>
                 <w:rStyle w:val="IndexLink"/>
@@ -709,7 +709,7 @@
             </w:tabs>
             <w:rPr/>
           </w:pPr>
-          <w:hyperlink w:anchor="__RefHeading___Toc4135_4038105535">
+          <w:hyperlink w:anchor="__RefHeading___Toc4135_1005444171">
             <w:r>
               <w:rPr>
                 <w:rStyle w:val="IndexLink"/>
@@ -729,7 +729,7 @@
             </w:tabs>
             <w:rPr/>
           </w:pPr>
-          <w:hyperlink w:anchor="__RefHeading___Toc4137_4038105535">
+          <w:hyperlink w:anchor="__RefHeading___Toc4137_1005444171">
             <w:r>
               <w:rPr>
                 <w:rStyle w:val="IndexLink"/>
@@ -749,7 +749,7 @@
             </w:tabs>
             <w:rPr/>
           </w:pPr>
-          <w:hyperlink w:anchor="__RefHeading___Toc4139_4038105535">
+          <w:hyperlink w:anchor="__RefHeading___Toc4139_1005444171">
             <w:r>
               <w:rPr>
                 <w:rStyle w:val="IndexLink"/>
@@ -769,7 +769,7 @@
             </w:tabs>
             <w:rPr/>
           </w:pPr>
-          <w:hyperlink w:anchor="__RefHeading___Toc4141_4038105535">
+          <w:hyperlink w:anchor="__RefHeading___Toc4141_1005444171">
             <w:r>
               <w:rPr>
                 <w:rStyle w:val="IndexLink"/>
@@ -789,7 +789,7 @@
             </w:tabs>
             <w:rPr/>
           </w:pPr>
-          <w:hyperlink w:anchor="__RefHeading___Toc4143_4038105535">
+          <w:hyperlink w:anchor="__RefHeading___Toc4143_1005444171">
             <w:r>
               <w:rPr>
                 <w:rStyle w:val="IndexLink"/>
@@ -809,7 +809,7 @@
             </w:tabs>
             <w:rPr/>
           </w:pPr>
-          <w:hyperlink w:anchor="__RefHeading___Toc4145_4038105535">
+          <w:hyperlink w:anchor="__RefHeading___Toc4145_1005444171">
             <w:r>
               <w:rPr>
                 <w:rStyle w:val="IndexLink"/>
@@ -849,7 +849,7 @@
         <w:spacing w:lineRule="exact" w:line="240" w:before="240" w:after="120"/>
         <w:rPr/>
       </w:pPr>
-      <w:bookmarkStart w:id="1" w:name="__RefHeading___Toc4103_4038105535"/>
+      <w:bookmarkStart w:id="1" w:name="__RefHeading___Toc4103_1005444171"/>
       <w:bookmarkEnd w:id="1"/>
       <w:r>
         <w:rPr>
@@ -923,7 +923,7 @@
         <w:spacing w:lineRule="exact" w:line="240" w:before="240" w:after="120"/>
         <w:rPr/>
       </w:pPr>
-      <w:bookmarkStart w:id="2" w:name="__RefHeading___Toc4105_4038105535"/>
+      <w:bookmarkStart w:id="2" w:name="__RefHeading___Toc4105_1005444171"/>
       <w:bookmarkEnd w:id="2"/>
       <w:r>
         <w:rPr>
@@ -979,7 +979,7 @@
         <w:spacing w:lineRule="exact" w:line="240" w:before="240" w:after="120"/>
         <w:rPr/>
       </w:pPr>
-      <w:bookmarkStart w:id="3" w:name="__RefHeading___Toc4107_4038105535"/>
+      <w:bookmarkStart w:id="3" w:name="__RefHeading___Toc4107_1005444171"/>
       <w:bookmarkEnd w:id="3"/>
       <w:r>
         <w:rPr>
@@ -2293,7 +2293,7 @@
         <w:spacing w:lineRule="exact" w:line="240" w:before="240" w:after="120"/>
         <w:rPr/>
       </w:pPr>
-      <w:bookmarkStart w:id="4" w:name="__RefHeading___Toc4109_4038105535"/>
+      <w:bookmarkStart w:id="4" w:name="__RefHeading___Toc4109_1005444171"/>
       <w:bookmarkEnd w:id="4"/>
       <w:r>
         <w:rPr>
@@ -2870,7 +2870,7 @@
         <w:spacing w:lineRule="exact" w:line="240" w:before="240" w:after="120"/>
         <w:rPr/>
       </w:pPr>
-      <w:bookmarkStart w:id="5" w:name="__RefHeading___Toc4111_4038105535"/>
+      <w:bookmarkStart w:id="5" w:name="__RefHeading___Toc4111_1005444171"/>
       <w:bookmarkEnd w:id="5"/>
       <w:r>
         <w:rPr>
@@ -2908,7 +2908,7 @@
         <w:spacing w:lineRule="exact" w:line="240" w:before="240" w:after="120"/>
         <w:rPr/>
       </w:pPr>
-      <w:bookmarkStart w:id="6" w:name="__RefHeading___Toc4113_4038105535"/>
+      <w:bookmarkStart w:id="6" w:name="__RefHeading___Toc4113_1005444171"/>
       <w:bookmarkEnd w:id="6"/>
       <w:r>
         <w:rPr>
@@ -2946,7 +2946,7 @@
         <w:spacing w:lineRule="exact" w:line="240" w:before="240" w:after="120"/>
         <w:rPr/>
       </w:pPr>
-      <w:bookmarkStart w:id="7" w:name="__RefHeading___Toc4115_4038105535"/>
+      <w:bookmarkStart w:id="7" w:name="__RefHeading___Toc4115_1005444171"/>
       <w:bookmarkEnd w:id="7"/>
       <w:r>
         <w:rPr>
@@ -2966,7 +2966,7 @@
         <w:spacing w:lineRule="exact" w:line="240" w:before="180" w:after="80"/>
         <w:rPr/>
       </w:pPr>
-      <w:bookmarkStart w:id="8" w:name="__RefHeading___Toc4117_4038105535"/>
+      <w:bookmarkStart w:id="8" w:name="__RefHeading___Toc4117_1005444171"/>
       <w:bookmarkEnd w:id="8"/>
       <w:r>
         <w:rPr>
@@ -3528,7 +3528,7 @@
         <w:spacing w:lineRule="exact" w:line="240" w:before="180" w:after="80"/>
         <w:rPr/>
       </w:pPr>
-      <w:bookmarkStart w:id="9" w:name="__RefHeading___Toc4119_4038105535"/>
+      <w:bookmarkStart w:id="9" w:name="__RefHeading___Toc4119_1005444171"/>
       <w:bookmarkEnd w:id="9"/>
       <w:r>
         <w:rPr>
@@ -4076,7 +4076,7 @@
         <w:spacing w:lineRule="exact" w:line="240" w:before="180" w:after="80"/>
         <w:rPr/>
       </w:pPr>
-      <w:bookmarkStart w:id="10" w:name="__RefHeading___Toc4121_4038105535"/>
+      <w:bookmarkStart w:id="10" w:name="__RefHeading___Toc4121_1005444171"/>
       <w:bookmarkEnd w:id="10"/>
       <w:r>
         <w:rPr>
@@ -4114,7 +4114,7 @@
         <w:spacing w:lineRule="exact" w:line="240" w:before="180" w:after="80"/>
         <w:rPr/>
       </w:pPr>
-      <w:bookmarkStart w:id="11" w:name="__RefHeading___Toc4123_4038105535"/>
+      <w:bookmarkStart w:id="11" w:name="__RefHeading___Toc4123_1005444171"/>
       <w:bookmarkEnd w:id="11"/>
       <w:r>
         <w:rPr>
@@ -4241,7 +4241,7 @@
         <w:spacing w:lineRule="exact" w:line="240" w:before="180" w:after="80"/>
         <w:rPr/>
       </w:pPr>
-      <w:bookmarkStart w:id="12" w:name="__RefHeading___Toc4125_4038105535"/>
+      <w:bookmarkStart w:id="12" w:name="__RefHeading___Toc4125_1005444171"/>
       <w:bookmarkEnd w:id="12"/>
       <w:r>
         <w:rPr>
@@ -4279,7 +4279,7 @@
         <w:spacing w:lineRule="exact" w:line="240" w:before="180" w:after="80"/>
         <w:rPr/>
       </w:pPr>
-      <w:bookmarkStart w:id="13" w:name="__RefHeading___Toc4127_4038105535"/>
+      <w:bookmarkStart w:id="13" w:name="__RefHeading___Toc4127_1005444171"/>
       <w:bookmarkEnd w:id="13"/>
       <w:r>
         <w:rPr>
@@ -4809,7 +4809,7 @@
         <w:spacing w:lineRule="exact" w:line="240" w:before="240" w:after="120"/>
         <w:rPr/>
       </w:pPr>
-      <w:bookmarkStart w:id="14" w:name="__RefHeading___Toc4129_4038105535"/>
+      <w:bookmarkStart w:id="14" w:name="__RefHeading___Toc4129_1005444171"/>
       <w:bookmarkEnd w:id="14"/>
       <w:r>
         <w:rPr>
@@ -4847,7 +4847,7 @@
         <w:spacing w:lineRule="exact" w:line="240" w:before="240" w:after="120"/>
         <w:rPr/>
       </w:pPr>
-      <w:bookmarkStart w:id="15" w:name="__RefHeading___Toc4131_4038105535"/>
+      <w:bookmarkStart w:id="15" w:name="__RefHeading___Toc4131_1005444171"/>
       <w:bookmarkEnd w:id="15"/>
       <w:r>
         <w:rPr>
@@ -5027,7 +5027,7 @@
         <w:spacing w:lineRule="auto" w:line="240" w:before="0" w:after="60"/>
         <w:rPr/>
       </w:pPr>
-      <w:bookmarkStart w:id="16" w:name="__RefHeading___Toc4133_4038105535"/>
+      <w:bookmarkStart w:id="16" w:name="__RefHeading___Toc4133_1005444171"/>
       <w:bookmarkEnd w:id="16"/>
       <w:r>
         <w:rPr>
@@ -5058,7 +5058,7 @@
         <w:spacing w:lineRule="auto" w:line="240" w:before="0" w:after="60"/>
         <w:rPr/>
       </w:pPr>
-      <w:bookmarkStart w:id="17" w:name="__RefHeading___Toc4135_4038105535"/>
+      <w:bookmarkStart w:id="17" w:name="__RefHeading___Toc4135_1005444171"/>
       <w:bookmarkEnd w:id="17"/>
       <w:r>
         <w:rPr>
@@ -5622,7 +5622,7 @@
         <w:spacing w:lineRule="auto" w:line="240" w:before="0" w:after="60"/>
         <w:rPr/>
       </w:pPr>
-      <w:bookmarkStart w:id="18" w:name="__RefHeading___Toc4137_4038105535"/>
+      <w:bookmarkStart w:id="18" w:name="__RefHeading___Toc4137_1005444171"/>
       <w:bookmarkEnd w:id="18"/>
       <w:r>
         <w:rPr>
@@ -5687,7 +5687,7 @@
         <w:spacing w:lineRule="auto" w:line="240" w:before="0" w:after="60"/>
         <w:rPr/>
       </w:pPr>
-      <w:bookmarkStart w:id="19" w:name="__RefHeading___Toc4139_4038105535"/>
+      <w:bookmarkStart w:id="19" w:name="__RefHeading___Toc4139_1005444171"/>
       <w:bookmarkEnd w:id="19"/>
       <w:r>
         <w:rPr>
@@ -5752,7 +5752,7 @@
         <w:spacing w:lineRule="auto" w:line="240" w:before="0" w:after="60"/>
         <w:rPr/>
       </w:pPr>
-      <w:bookmarkStart w:id="20" w:name="__RefHeading___Toc4141_4038105535"/>
+      <w:bookmarkStart w:id="20" w:name="__RefHeading___Toc4141_1005444171"/>
       <w:bookmarkEnd w:id="20"/>
       <w:r>
         <w:rPr>
@@ -5797,7 +5797,7 @@
         <w:spacing w:lineRule="auto" w:line="240" w:before="0" w:after="60"/>
         <w:rPr/>
       </w:pPr>
-      <w:bookmarkStart w:id="21" w:name="__RefHeading___Toc4143_4038105535"/>
+      <w:bookmarkStart w:id="21" w:name="__RefHeading___Toc4143_1005444171"/>
       <w:bookmarkEnd w:id="21"/>
       <w:r>
         <w:rPr>
@@ -5828,7 +5828,7 @@
         <w:spacing w:lineRule="exact" w:line="240" w:before="240" w:after="120"/>
         <w:rPr/>
       </w:pPr>
-      <w:bookmarkStart w:id="22" w:name="__RefHeading___Toc4145_4038105535"/>
+      <w:bookmarkStart w:id="22" w:name="__RefHeading___Toc4145_1005444171"/>
       <w:bookmarkEnd w:id="22"/>
       <w:r>
         <w:rPr>

--- a/reporte/productos_formales/Producto_07_Informe_Final.docx
+++ b/reporte/productos_formales/Producto_07_Informe_Final.docx
@@ -262,7 +262,7 @@
         <w:spacing w:lineRule="exact" w:line="240" w:before="240" w:after="120"/>
         <w:rPr/>
       </w:pPr>
-      <w:bookmarkStart w:id="0" w:name="__RefHeading___Toc4101_1005444171"/>
+      <w:bookmarkStart w:id="0" w:name="__RefHeading___Toc4101_2401388243"/>
       <w:bookmarkEnd w:id="0"/>
       <w:r>
         <w:rPr>
@@ -369,7 +369,7 @@
             </w:rPr>
             <w:fldChar w:fldCharType="separate"/>
           </w:r>
-          <w:hyperlink w:anchor="__RefHeading___Toc4101_1005444171">
+          <w:hyperlink w:anchor="__RefHeading___Toc4101_2401388243">
             <w:r>
               <w:rPr>
                 <w:rStyle w:val="IndexLink"/>
@@ -389,7 +389,7 @@
             </w:tabs>
             <w:rPr/>
           </w:pPr>
-          <w:hyperlink w:anchor="__RefHeading___Toc4103_1005444171">
+          <w:hyperlink w:anchor="__RefHeading___Toc4103_2401388243">
             <w:r>
               <w:rPr>
                 <w:rStyle w:val="IndexLink"/>
@@ -409,7 +409,7 @@
             </w:tabs>
             <w:rPr/>
           </w:pPr>
-          <w:hyperlink w:anchor="__RefHeading___Toc4105_1005444171">
+          <w:hyperlink w:anchor="__RefHeading___Toc4105_2401388243">
             <w:r>
               <w:rPr>
                 <w:rStyle w:val="IndexLink"/>
@@ -429,7 +429,7 @@
             </w:tabs>
             <w:rPr/>
           </w:pPr>
-          <w:hyperlink w:anchor="__RefHeading___Toc4107_1005444171">
+          <w:hyperlink w:anchor="__RefHeading___Toc4107_2401388243">
             <w:r>
               <w:rPr>
                 <w:rStyle w:val="IndexLink"/>
@@ -449,7 +449,7 @@
             </w:tabs>
             <w:rPr/>
           </w:pPr>
-          <w:hyperlink w:anchor="__RefHeading___Toc4109_1005444171">
+          <w:hyperlink w:anchor="__RefHeading___Toc4109_2401388243">
             <w:r>
               <w:rPr>
                 <w:rStyle w:val="IndexLink"/>
@@ -469,7 +469,7 @@
             </w:tabs>
             <w:rPr/>
           </w:pPr>
-          <w:hyperlink w:anchor="__RefHeading___Toc4111_1005444171">
+          <w:hyperlink w:anchor="__RefHeading___Toc4111_2401388243">
             <w:r>
               <w:rPr>
                 <w:rStyle w:val="IndexLink"/>
@@ -489,7 +489,7 @@
             </w:tabs>
             <w:rPr/>
           </w:pPr>
-          <w:hyperlink w:anchor="__RefHeading___Toc4113_1005444171">
+          <w:hyperlink w:anchor="__RefHeading___Toc4113_2401388243">
             <w:r>
               <w:rPr>
                 <w:rStyle w:val="IndexLink"/>
@@ -509,7 +509,7 @@
             </w:tabs>
             <w:rPr/>
           </w:pPr>
-          <w:hyperlink w:anchor="__RefHeading___Toc4115_1005444171">
+          <w:hyperlink w:anchor="__RefHeading___Toc4115_2401388243">
             <w:r>
               <w:rPr>
                 <w:rStyle w:val="IndexLink"/>
@@ -529,7 +529,7 @@
             </w:tabs>
             <w:rPr/>
           </w:pPr>
-          <w:hyperlink w:anchor="__RefHeading___Toc4117_1005444171">
+          <w:hyperlink w:anchor="__RefHeading___Toc4117_2401388243">
             <w:r>
               <w:rPr>
                 <w:rStyle w:val="IndexLink"/>
@@ -549,7 +549,7 @@
             </w:tabs>
             <w:rPr/>
           </w:pPr>
-          <w:hyperlink w:anchor="__RefHeading___Toc4119_1005444171">
+          <w:hyperlink w:anchor="__RefHeading___Toc4119_2401388243">
             <w:r>
               <w:rPr>
                 <w:rStyle w:val="IndexLink"/>
@@ -569,7 +569,7 @@
             </w:tabs>
             <w:rPr/>
           </w:pPr>
-          <w:hyperlink w:anchor="__RefHeading___Toc4121_1005444171">
+          <w:hyperlink w:anchor="__RefHeading___Toc4121_2401388243">
             <w:r>
               <w:rPr>
                 <w:rStyle w:val="IndexLink"/>
@@ -589,7 +589,7 @@
             </w:tabs>
             <w:rPr/>
           </w:pPr>
-          <w:hyperlink w:anchor="__RefHeading___Toc4123_1005444171">
+          <w:hyperlink w:anchor="__RefHeading___Toc4123_2401388243">
             <w:r>
               <w:rPr>
                 <w:rStyle w:val="IndexLink"/>
@@ -609,7 +609,7 @@
             </w:tabs>
             <w:rPr/>
           </w:pPr>
-          <w:hyperlink w:anchor="__RefHeading___Toc4125_1005444171">
+          <w:hyperlink w:anchor="__RefHeading___Toc4125_2401388243">
             <w:r>
               <w:rPr>
                 <w:rStyle w:val="IndexLink"/>
@@ -629,7 +629,7 @@
             </w:tabs>
             <w:rPr/>
           </w:pPr>
-          <w:hyperlink w:anchor="__RefHeading___Toc4127_1005444171">
+          <w:hyperlink w:anchor="__RefHeading___Toc4127_2401388243">
             <w:r>
               <w:rPr>
                 <w:rStyle w:val="IndexLink"/>
@@ -649,7 +649,7 @@
             </w:tabs>
             <w:rPr/>
           </w:pPr>
-          <w:hyperlink w:anchor="__RefHeading___Toc4129_1005444171">
+          <w:hyperlink w:anchor="__RefHeading___Toc4129_2401388243">
             <w:r>
               <w:rPr>
                 <w:rStyle w:val="IndexLink"/>
@@ -669,7 +669,7 @@
             </w:tabs>
             <w:rPr/>
           </w:pPr>
-          <w:hyperlink w:anchor="__RefHeading___Toc4131_1005444171">
+          <w:hyperlink w:anchor="__RefHeading___Toc4131_2401388243">
             <w:r>
               <w:rPr>
                 <w:rStyle w:val="IndexLink"/>
@@ -689,7 +689,7 @@
             </w:tabs>
             <w:rPr/>
           </w:pPr>
-          <w:hyperlink w:anchor="__RefHeading___Toc4133_1005444171">
+          <w:hyperlink w:anchor="__RefHeading___Toc4133_2401388243">
             <w:r>
               <w:rPr>
                 <w:rStyle w:val="IndexLink"/>
@@ -709,7 +709,7 @@
             </w:tabs>
             <w:rPr/>
           </w:pPr>
-          <w:hyperlink w:anchor="__RefHeading___Toc4135_1005444171">
+          <w:hyperlink w:anchor="__RefHeading___Toc4135_2401388243">
             <w:r>
               <w:rPr>
                 <w:rStyle w:val="IndexLink"/>
@@ -729,7 +729,7 @@
             </w:tabs>
             <w:rPr/>
           </w:pPr>
-          <w:hyperlink w:anchor="__RefHeading___Toc4137_1005444171">
+          <w:hyperlink w:anchor="__RefHeading___Toc4137_2401388243">
             <w:r>
               <w:rPr>
                 <w:rStyle w:val="IndexLink"/>
@@ -749,7 +749,7 @@
             </w:tabs>
             <w:rPr/>
           </w:pPr>
-          <w:hyperlink w:anchor="__RefHeading___Toc4139_1005444171">
+          <w:hyperlink w:anchor="__RefHeading___Toc4139_2401388243">
             <w:r>
               <w:rPr>
                 <w:rStyle w:val="IndexLink"/>
@@ -769,7 +769,7 @@
             </w:tabs>
             <w:rPr/>
           </w:pPr>
-          <w:hyperlink w:anchor="__RefHeading___Toc4141_1005444171">
+          <w:hyperlink w:anchor="__RefHeading___Toc4141_2401388243">
             <w:r>
               <w:rPr>
                 <w:rStyle w:val="IndexLink"/>
@@ -789,7 +789,7 @@
             </w:tabs>
             <w:rPr/>
           </w:pPr>
-          <w:hyperlink w:anchor="__RefHeading___Toc4143_1005444171">
+          <w:hyperlink w:anchor="__RefHeading___Toc4143_2401388243">
             <w:r>
               <w:rPr>
                 <w:rStyle w:val="IndexLink"/>
@@ -809,7 +809,7 @@
             </w:tabs>
             <w:rPr/>
           </w:pPr>
-          <w:hyperlink w:anchor="__RefHeading___Toc4145_1005444171">
+          <w:hyperlink w:anchor="__RefHeading___Toc4145_2401388243">
             <w:r>
               <w:rPr>
                 <w:rStyle w:val="IndexLink"/>
@@ -849,7 +849,7 @@
         <w:spacing w:lineRule="exact" w:line="240" w:before="240" w:after="120"/>
         <w:rPr/>
       </w:pPr>
-      <w:bookmarkStart w:id="1" w:name="__RefHeading___Toc4103_1005444171"/>
+      <w:bookmarkStart w:id="1" w:name="__RefHeading___Toc4103_2401388243"/>
       <w:bookmarkEnd w:id="1"/>
       <w:r>
         <w:rPr>
@@ -923,7 +923,7 @@
         <w:spacing w:lineRule="exact" w:line="240" w:before="240" w:after="120"/>
         <w:rPr/>
       </w:pPr>
-      <w:bookmarkStart w:id="2" w:name="__RefHeading___Toc4105_1005444171"/>
+      <w:bookmarkStart w:id="2" w:name="__RefHeading___Toc4105_2401388243"/>
       <w:bookmarkEnd w:id="2"/>
       <w:r>
         <w:rPr>
@@ -979,7 +979,7 @@
         <w:spacing w:lineRule="exact" w:line="240" w:before="240" w:after="120"/>
         <w:rPr/>
       </w:pPr>
-      <w:bookmarkStart w:id="3" w:name="__RefHeading___Toc4107_1005444171"/>
+      <w:bookmarkStart w:id="3" w:name="__RefHeading___Toc4107_2401388243"/>
       <w:bookmarkEnd w:id="3"/>
       <w:r>
         <w:rPr>
@@ -2293,7 +2293,7 @@
         <w:spacing w:lineRule="exact" w:line="240" w:before="240" w:after="120"/>
         <w:rPr/>
       </w:pPr>
-      <w:bookmarkStart w:id="4" w:name="__RefHeading___Toc4109_1005444171"/>
+      <w:bookmarkStart w:id="4" w:name="__RefHeading___Toc4109_2401388243"/>
       <w:bookmarkEnd w:id="4"/>
       <w:r>
         <w:rPr>
@@ -2870,7 +2870,7 @@
         <w:spacing w:lineRule="exact" w:line="240" w:before="240" w:after="120"/>
         <w:rPr/>
       </w:pPr>
-      <w:bookmarkStart w:id="5" w:name="__RefHeading___Toc4111_1005444171"/>
+      <w:bookmarkStart w:id="5" w:name="__RefHeading___Toc4111_2401388243"/>
       <w:bookmarkEnd w:id="5"/>
       <w:r>
         <w:rPr>
@@ -2908,7 +2908,7 @@
         <w:spacing w:lineRule="exact" w:line="240" w:before="240" w:after="120"/>
         <w:rPr/>
       </w:pPr>
-      <w:bookmarkStart w:id="6" w:name="__RefHeading___Toc4113_1005444171"/>
+      <w:bookmarkStart w:id="6" w:name="__RefHeading___Toc4113_2401388243"/>
       <w:bookmarkEnd w:id="6"/>
       <w:r>
         <w:rPr>
@@ -2946,7 +2946,7 @@
         <w:spacing w:lineRule="exact" w:line="240" w:before="240" w:after="120"/>
         <w:rPr/>
       </w:pPr>
-      <w:bookmarkStart w:id="7" w:name="__RefHeading___Toc4115_1005444171"/>
+      <w:bookmarkStart w:id="7" w:name="__RefHeading___Toc4115_2401388243"/>
       <w:bookmarkEnd w:id="7"/>
       <w:r>
         <w:rPr>
@@ -2966,7 +2966,7 @@
         <w:spacing w:lineRule="exact" w:line="240" w:before="180" w:after="80"/>
         <w:rPr/>
       </w:pPr>
-      <w:bookmarkStart w:id="8" w:name="__RefHeading___Toc4117_1005444171"/>
+      <w:bookmarkStart w:id="8" w:name="__RefHeading___Toc4117_2401388243"/>
       <w:bookmarkEnd w:id="8"/>
       <w:r>
         <w:rPr>
@@ -3528,7 +3528,7 @@
         <w:spacing w:lineRule="exact" w:line="240" w:before="180" w:after="80"/>
         <w:rPr/>
       </w:pPr>
-      <w:bookmarkStart w:id="9" w:name="__RefHeading___Toc4119_1005444171"/>
+      <w:bookmarkStart w:id="9" w:name="__RefHeading___Toc4119_2401388243"/>
       <w:bookmarkEnd w:id="9"/>
       <w:r>
         <w:rPr>
@@ -4076,7 +4076,7 @@
         <w:spacing w:lineRule="exact" w:line="240" w:before="180" w:after="80"/>
         <w:rPr/>
       </w:pPr>
-      <w:bookmarkStart w:id="10" w:name="__RefHeading___Toc4121_1005444171"/>
+      <w:bookmarkStart w:id="10" w:name="__RefHeading___Toc4121_2401388243"/>
       <w:bookmarkEnd w:id="10"/>
       <w:r>
         <w:rPr>
@@ -4114,7 +4114,7 @@
         <w:spacing w:lineRule="exact" w:line="240" w:before="180" w:after="80"/>
         <w:rPr/>
       </w:pPr>
-      <w:bookmarkStart w:id="11" w:name="__RefHeading___Toc4123_1005444171"/>
+      <w:bookmarkStart w:id="11" w:name="__RefHeading___Toc4123_2401388243"/>
       <w:bookmarkEnd w:id="11"/>
       <w:r>
         <w:rPr>
@@ -4241,7 +4241,7 @@
         <w:spacing w:lineRule="exact" w:line="240" w:before="180" w:after="80"/>
         <w:rPr/>
       </w:pPr>
-      <w:bookmarkStart w:id="12" w:name="__RefHeading___Toc4125_1005444171"/>
+      <w:bookmarkStart w:id="12" w:name="__RefHeading___Toc4125_2401388243"/>
       <w:bookmarkEnd w:id="12"/>
       <w:r>
         <w:rPr>
@@ -4279,7 +4279,7 @@
         <w:spacing w:lineRule="exact" w:line="240" w:before="180" w:after="80"/>
         <w:rPr/>
       </w:pPr>
-      <w:bookmarkStart w:id="13" w:name="__RefHeading___Toc4127_1005444171"/>
+      <w:bookmarkStart w:id="13" w:name="__RefHeading___Toc4127_2401388243"/>
       <w:bookmarkEnd w:id="13"/>
       <w:r>
         <w:rPr>
@@ -4809,7 +4809,7 @@
         <w:spacing w:lineRule="exact" w:line="240" w:before="240" w:after="120"/>
         <w:rPr/>
       </w:pPr>
-      <w:bookmarkStart w:id="14" w:name="__RefHeading___Toc4129_1005444171"/>
+      <w:bookmarkStart w:id="14" w:name="__RefHeading___Toc4129_2401388243"/>
       <w:bookmarkEnd w:id="14"/>
       <w:r>
         <w:rPr>
@@ -4847,7 +4847,7 @@
         <w:spacing w:lineRule="exact" w:line="240" w:before="240" w:after="120"/>
         <w:rPr/>
       </w:pPr>
-      <w:bookmarkStart w:id="15" w:name="__RefHeading___Toc4131_1005444171"/>
+      <w:bookmarkStart w:id="15" w:name="__RefHeading___Toc4131_2401388243"/>
       <w:bookmarkEnd w:id="15"/>
       <w:r>
         <w:rPr>
@@ -5027,7 +5027,7 @@
         <w:spacing w:lineRule="auto" w:line="240" w:before="0" w:after="60"/>
         <w:rPr/>
       </w:pPr>
-      <w:bookmarkStart w:id="16" w:name="__RefHeading___Toc4133_1005444171"/>
+      <w:bookmarkStart w:id="16" w:name="__RefHeading___Toc4133_2401388243"/>
       <w:bookmarkEnd w:id="16"/>
       <w:r>
         <w:rPr>
@@ -5058,7 +5058,7 @@
         <w:spacing w:lineRule="auto" w:line="240" w:before="0" w:after="60"/>
         <w:rPr/>
       </w:pPr>
-      <w:bookmarkStart w:id="17" w:name="__RefHeading___Toc4135_1005444171"/>
+      <w:bookmarkStart w:id="17" w:name="__RefHeading___Toc4135_2401388243"/>
       <w:bookmarkEnd w:id="17"/>
       <w:r>
         <w:rPr>
@@ -5622,7 +5622,7 @@
         <w:spacing w:lineRule="auto" w:line="240" w:before="0" w:after="60"/>
         <w:rPr/>
       </w:pPr>
-      <w:bookmarkStart w:id="18" w:name="__RefHeading___Toc4137_1005444171"/>
+      <w:bookmarkStart w:id="18" w:name="__RefHeading___Toc4137_2401388243"/>
       <w:bookmarkEnd w:id="18"/>
       <w:r>
         <w:rPr>
@@ -5687,7 +5687,7 @@
         <w:spacing w:lineRule="auto" w:line="240" w:before="0" w:after="60"/>
         <w:rPr/>
       </w:pPr>
-      <w:bookmarkStart w:id="19" w:name="__RefHeading___Toc4139_1005444171"/>
+      <w:bookmarkStart w:id="19" w:name="__RefHeading___Toc4139_2401388243"/>
       <w:bookmarkEnd w:id="19"/>
       <w:r>
         <w:rPr>
@@ -5752,7 +5752,7 @@
         <w:spacing w:lineRule="auto" w:line="240" w:before="0" w:after="60"/>
         <w:rPr/>
       </w:pPr>
-      <w:bookmarkStart w:id="20" w:name="__RefHeading___Toc4141_1005444171"/>
+      <w:bookmarkStart w:id="20" w:name="__RefHeading___Toc4141_2401388243"/>
       <w:bookmarkEnd w:id="20"/>
       <w:r>
         <w:rPr>
@@ -5797,7 +5797,7 @@
         <w:spacing w:lineRule="auto" w:line="240" w:before="0" w:after="60"/>
         <w:rPr/>
       </w:pPr>
-      <w:bookmarkStart w:id="21" w:name="__RefHeading___Toc4143_1005444171"/>
+      <w:bookmarkStart w:id="21" w:name="__RefHeading___Toc4143_2401388243"/>
       <w:bookmarkEnd w:id="21"/>
       <w:r>
         <w:rPr>
@@ -5828,7 +5828,7 @@
         <w:spacing w:lineRule="exact" w:line="240" w:before="240" w:after="120"/>
         <w:rPr/>
       </w:pPr>
-      <w:bookmarkStart w:id="22" w:name="__RefHeading___Toc4145_1005444171"/>
+      <w:bookmarkStart w:id="22" w:name="__RefHeading___Toc4145_2401388243"/>
       <w:bookmarkEnd w:id="22"/>
       <w:r>
         <w:rPr>
